--- a/Thesis.docx
+++ b/Thesis.docx
@@ -14,8 +14,8 @@
           <w:lang w:val="en-US"/>
         </w:rPr>
       </w:pPr>
-      <w:bookmarkStart w:id="0" w:name="_Hlk209962373"/>
-      <w:bookmarkStart w:id="1" w:name="_Hlk210486224"/>
+      <w:bookmarkStart w:id="0" w:name="_Hlk210486224"/>
+      <w:bookmarkStart w:id="1" w:name="_Hlk209962373"/>
     </w:p>
     <w:p>
       <w:pPr>
@@ -770,14 +770,14 @@
           <w:rFonts w:ascii="Arial" w:hAnsi="Arial" w:cs="Arial"/>
           <w:color w:val="000000" w:themeColor="text1"/>
         </w:rPr>
-        <w:t xml:space="preserve"> </w:t>
-      </w:r>
-      <w:r>
-        <w:rPr>
-          <w:rFonts w:ascii="Arial" w:hAnsi="Arial" w:cs="Arial"/>
-          <w:color w:val="000000" w:themeColor="text1"/>
-        </w:rPr>
-        <w:t>And the</w:t>
+        <w:t xml:space="preserve"> T</w:t>
+      </w:r>
+      <w:r>
+        <w:rPr>
+          <w:rFonts w:ascii="Arial" w:hAnsi="Arial" w:cs="Arial"/>
+          <w:color w:val="000000" w:themeColor="text1"/>
+        </w:rPr>
+        <w:t>he</w:t>
       </w:r>
       <w:r>
         <w:rPr>
@@ -863,7 +863,21 @@
           <w:rFonts w:ascii="Arial" w:hAnsi="Arial" w:cs="Arial"/>
           <w:color w:val="000000" w:themeColor="text1"/>
         </w:rPr>
-        <w:t xml:space="preserve"> In the data preprocessing pipelinethere are data quality checks that verify for missing values and outliers . Also there is feature encoding and normalization. The models are comapred and evaluated using </w:t>
+        <w:t xml:space="preserve"> In the data preprocessing pipeline</w:t>
+      </w:r>
+      <w:r>
+        <w:rPr>
+          <w:rFonts w:ascii="Arial" w:hAnsi="Arial" w:cs="Arial"/>
+          <w:color w:val="000000" w:themeColor="text1"/>
+        </w:rPr>
+        <w:t xml:space="preserve"> </w:t>
+      </w:r>
+      <w:r>
+        <w:rPr>
+          <w:rFonts w:ascii="Arial" w:hAnsi="Arial" w:cs="Arial"/>
+          <w:color w:val="000000" w:themeColor="text1"/>
+        </w:rPr>
+        <w:t xml:space="preserve">there are data quality checks that verify for missing values and outliers. Also there is feature encoding and normalization. The models are comapred and evaluated using </w:t>
       </w:r>
       <w:r>
         <w:rPr>
@@ -5449,8 +5463,8 @@
           <w:rFonts w:cs="Arial"/>
         </w:rPr>
       </w:pPr>
-      <w:bookmarkStart w:id="5" w:name="_Hlk209402229"/>
-      <w:bookmarkStart w:id="6" w:name="_Toc214718910"/>
+      <w:bookmarkStart w:id="5" w:name="_Toc214718910"/>
+      <w:bookmarkStart w:id="6" w:name="_Hlk209402229"/>
       <w:r>
         <w:rPr>
           <w:rFonts w:cs="Arial"/>
@@ -5458,7 +5472,7 @@
         <w:lastRenderedPageBreak/>
         <w:t>1. Introduction</w:t>
       </w:r>
-      <w:bookmarkEnd w:id="6"/>
+      <w:bookmarkEnd w:id="5"/>
     </w:p>
     <w:p/>
     <w:p>
@@ -5970,6 +5984,7 @@
           <w:lang w:val="en-US"/>
         </w:rPr>
       </w:pPr>
+      <w:bookmarkStart w:id="9" w:name="_Hlk215311155"/>
     </w:p>
     <w:p>
       <w:pPr>
@@ -5992,9 +6007,36 @@
           <w:rFonts w:ascii="Arial" w:hAnsi="Arial" w:cs="Arial"/>
           <w:color w:val="000000" w:themeColor="text1"/>
         </w:rPr>
-        <w:t>he project is a data-driven web application for predicting used-car prices. The backend is implemented in ASP.NET Core (C#) and exposes RESTful controllers; the frontend is a React + TypeScript single-page application that calls these endpoints. The system trains and serves four algorithms: Linear Regression, Ridge Regression, Random Forest, and Gradient Boosting.</w:t>
-      </w:r>
-    </w:p>
+        <w:t>he project is a data-driven web application for predicting used-car prices.</w:t>
+      </w:r>
+      <w:r>
+        <w:rPr>
+          <w:rFonts w:ascii=".AppleSystemUIFont" w:eastAsia="Times New Roman" w:hAnsi=".AppleSystemUIFont" w:cs="Times New Roman"/>
+          <w:color w:val="0E0E0E"/>
+          <w:kern w:val="0"/>
+          <w:sz w:val="21"/>
+          <w:szCs w:val="21"/>
+          <w:lang w:eastAsia="en-GB"/>
+          <w14:ligatures w14:val="none"/>
+        </w:rPr>
+        <w:t xml:space="preserve"> </w:t>
+      </w:r>
+      <w:r>
+        <w:rPr>
+          <w:rFonts w:ascii="Arial" w:hAnsi="Arial" w:cs="Arial"/>
+          <w:color w:val="000000" w:themeColor="text1"/>
+        </w:rPr>
+        <w:t>The backend is implemented in ASP.NET Core using MVC controllers that expose RESTful Web API endpoints</w:t>
+      </w:r>
+      <w:r>
+        <w:rPr>
+          <w:rFonts w:ascii="Arial" w:hAnsi="Arial" w:cs="Arial"/>
+          <w:color w:val="000000" w:themeColor="text1"/>
+        </w:rPr>
+        <w:t>; the frontend is a React + TypeScript single-page application that calls these endpoints. The system trains and serves four algorithms: Linear Regression, Ridge Regression, Random Forest, and Gradient Boosting.</w:t>
+      </w:r>
+    </w:p>
+    <w:bookmarkEnd w:id="9"/>
     <w:p>
       <w:pPr>
         <w:spacing w:line="360" w:lineRule="auto"/>
@@ -6228,8 +6270,9 @@
           <w:lang w:val="bg-BG"/>
         </w:rPr>
       </w:pPr>
-      <w:bookmarkStart w:id="9" w:name="_Hlk210560913"/>
       <w:bookmarkStart w:id="10" w:name="_Toc214718913"/>
+      <w:bookmarkStart w:id="11" w:name="_Hlk210560913"/>
+      <w:bookmarkStart w:id="12" w:name="_Hlk215311468"/>
       <w:r>
         <w:rPr>
           <w:rFonts w:cs="Arial"/>
@@ -6239,7 +6282,7 @@
       </w:r>
       <w:bookmarkEnd w:id="10"/>
     </w:p>
-    <w:bookmarkEnd w:id="9"/>
+    <w:bookmarkEnd w:id="11"/>
     <w:p>
       <w:pPr>
         <w:spacing w:line="360" w:lineRule="auto"/>
@@ -6263,7 +6306,7 @@
           <w:lang w:val="en-US"/>
         </w:rPr>
       </w:pPr>
-      <w:bookmarkStart w:id="11" w:name="_Toc214718914"/>
+      <w:bookmarkStart w:id="13" w:name="_Toc214718914"/>
       <w:r>
         <w:rPr>
           <w:rFonts w:cs="Arial"/>
@@ -6278,409 +6321,185 @@
         </w:rPr>
         <w:t>Functional requirements</w:t>
       </w:r>
-      <w:bookmarkEnd w:id="11"/>
-    </w:p>
-    <w:p>
-      <w:pPr>
-        <w:spacing w:line="360" w:lineRule="auto"/>
-        <w:jc w:val="both"/>
-        <w:rPr>
-          <w:rFonts w:ascii="Arial" w:hAnsi="Arial" w:cs="Arial"/>
-          <w:color w:val="000000" w:themeColor="text1"/>
-          <w:sz w:val="28"/>
-          <w:szCs w:val="28"/>
-          <w:lang w:val="en-US"/>
-        </w:rPr>
-      </w:pPr>
-    </w:p>
-    <w:bookmarkEnd w:id="5"/>
+      <w:bookmarkEnd w:id="13"/>
+    </w:p>
     <w:p>
       <w:pPr>
         <w:numPr>
           <w:ilvl w:val="0"/>
-          <w:numId w:val="5"/>
+          <w:numId w:val="58"/>
         </w:numPr>
         <w:tabs>
-          <w:tab w:val="num" w:pos="360"/>
-          <w:tab w:val="left" w:pos="3704"/>
-        </w:tabs>
-        <w:spacing w:line="360" w:lineRule="auto"/>
-        <w:ind w:left="360"/>
-        <w:jc w:val="both"/>
-        <w:rPr>
-          <w:rFonts w:ascii="Arial" w:hAnsi="Arial" w:cs="Arial"/>
-          <w:color w:val="000000" w:themeColor="text1"/>
-        </w:rPr>
-      </w:pPr>
-      <w:r>
-        <w:rPr>
-          <w:rFonts w:ascii="Arial" w:hAnsi="Arial" w:cs="Arial"/>
-          <w:color w:val="000000" w:themeColor="text1"/>
-        </w:rPr>
-        <w:lastRenderedPageBreak/>
-        <w:t>Algorithms: Train and serve predictions from Linear Regression, Ridge, Random Forest, and Gradient Boosting.</w:t>
+          <w:tab w:val="num" w:pos="720"/>
+        </w:tabs>
+        <w:spacing w:line="360" w:lineRule="auto"/>
+      </w:pPr>
+      <w:r>
+        <w:rPr>
+          <w:b/>
+          <w:bCs/>
+        </w:rPr>
+        <w:t>Algorithms</w:t>
+      </w:r>
+      <w:r>
+        <w:rPr>
+          <w:b/>
+          <w:bCs/>
+        </w:rPr>
+        <w:t>:</w:t>
+      </w:r>
+      <w:r>
+        <w:rPr>
+          <w:b/>
+          <w:bCs/>
+        </w:rPr>
+        <w:t xml:space="preserve"> </w:t>
+      </w:r>
+      <w:r>
+        <w:t>The system must train and serve price predictions using Linear Regression, Ridge Regression, Random Forest, and Gradient Boosting. All models are trained offline using the CLI trainer and exported as JSON bundles.</w:t>
       </w:r>
     </w:p>
     <w:p>
       <w:pPr>
         <w:numPr>
           <w:ilvl w:val="0"/>
-          <w:numId w:val="5"/>
+          <w:numId w:val="58"/>
         </w:numPr>
         <w:tabs>
-          <w:tab w:val="num" w:pos="360"/>
-          <w:tab w:val="left" w:pos="3704"/>
-        </w:tabs>
-        <w:spacing w:line="360" w:lineRule="auto"/>
-        <w:ind w:left="360"/>
-        <w:jc w:val="both"/>
-        <w:rPr>
-          <w:rFonts w:ascii="Arial" w:hAnsi="Arial" w:cs="Arial"/>
-          <w:color w:val="000000" w:themeColor="text1"/>
-        </w:rPr>
-      </w:pPr>
-      <w:r>
-        <w:rPr>
-          <w:rFonts w:ascii="Arial" w:hAnsi="Arial" w:cs="Arial"/>
-          <w:color w:val="000000" w:themeColor="text1"/>
-        </w:rPr>
-        <w:t>Single-car query</w:t>
-      </w:r>
-      <w:r>
-        <w:rPr>
-          <w:rFonts w:ascii="Arial" w:hAnsi="Arial" w:cs="Arial"/>
-          <w:color w:val="000000" w:themeColor="text1"/>
-        </w:rPr>
-        <w:t>:</w:t>
-      </w:r>
-      <w:r>
-        <w:rPr>
-          <w:rFonts w:ascii="Arial" w:hAnsi="Arial" w:cs="Arial"/>
-          <w:color w:val="000000" w:themeColor="text1"/>
+          <w:tab w:val="num" w:pos="720"/>
+        </w:tabs>
+        <w:spacing w:line="360" w:lineRule="auto"/>
+      </w:pPr>
+      <w:r>
+        <w:rPr>
+          <w:b/>
+          <w:bCs/>
+        </w:rPr>
+        <w:lastRenderedPageBreak/>
+        <w:t>Single-car prediction:</w:t>
+      </w:r>
+      <w:r>
+        <w:rPr>
+          <w:b/>
+          <w:bCs/>
         </w:rPr>
         <w:t xml:space="preserve"> </w:t>
       </w:r>
       <w:r>
-        <w:rPr>
-          <w:rFonts w:ascii="Arial" w:hAnsi="Arial" w:cs="Arial"/>
-          <w:color w:val="000000" w:themeColor="text1"/>
-        </w:rPr>
-        <w:t>User selects odometer, year, manufacturer, model, fuel, transmission, and planned purchase year; the app returns a predicted price from each algorithm.</w:t>
-      </w:r>
-      <w:bookmarkStart w:id="12" w:name="_Hlk212736243"/>
+        <w:t>The user selects manufacturer, model, year of production, mileage, fuel type, transmission, and target year.</w:t>
+      </w:r>
+      <w:r>
+        <w:t xml:space="preserve"> </w:t>
+      </w:r>
+      <w:r>
+        <w:t>The system returns a price prediction from each algorithm, including evaluation metrics and model metadata.</w:t>
+      </w:r>
     </w:p>
     <w:p>
       <w:pPr>
         <w:numPr>
           <w:ilvl w:val="0"/>
-          <w:numId w:val="5"/>
+          <w:numId w:val="58"/>
         </w:numPr>
         <w:tabs>
-          <w:tab w:val="num" w:pos="360"/>
-          <w:tab w:val="left" w:pos="3704"/>
-        </w:tabs>
-        <w:spacing w:line="360" w:lineRule="auto"/>
-        <w:ind w:left="360"/>
-        <w:jc w:val="both"/>
-        <w:rPr>
-          <w:rFonts w:ascii="Arial" w:hAnsi="Arial" w:cs="Arial"/>
-          <w:color w:val="000000" w:themeColor="text1"/>
-        </w:rPr>
-      </w:pPr>
-      <w:r>
-        <w:rPr>
-          <w:rFonts w:ascii="Arial" w:hAnsi="Arial" w:cs="Arial"/>
-          <w:color w:val="000000" w:themeColor="text1"/>
-        </w:rPr>
-        <w:t>Multi-year projection</w:t>
-      </w:r>
-      <w:r>
-        <w:rPr>
-          <w:rFonts w:ascii="Arial" w:hAnsi="Arial" w:cs="Arial"/>
-          <w:color w:val="000000" w:themeColor="text1"/>
-        </w:rPr>
-        <w:t>:</w:t>
-      </w:r>
-      <w:r>
-        <w:rPr>
-          <w:rFonts w:ascii="Arial" w:hAnsi="Arial" w:cs="Arial"/>
-          <w:color w:val="000000" w:themeColor="text1"/>
+          <w:tab w:val="num" w:pos="720"/>
+        </w:tabs>
+        <w:spacing w:line="360" w:lineRule="auto"/>
+      </w:pPr>
+      <w:r>
+        <w:rPr>
+          <w:b/>
+          <w:bCs/>
+        </w:rPr>
+        <w:t>Single-car range prediction:</w:t>
+      </w:r>
+      <w:r>
+        <w:rPr>
+          <w:b/>
+          <w:bCs/>
         </w:rPr>
         <w:t xml:space="preserve"> </w:t>
       </w:r>
       <w:r>
-        <w:rPr>
-          <w:rFonts w:ascii="Arial" w:hAnsi="Arial" w:cs="Arial"/>
-          <w:color w:val="000000" w:themeColor="text1"/>
-        </w:rPr>
-        <w:t>For a configured car, the app produces a year-by-year projection for a user-selected horizon and renders a line chart.</w:t>
-      </w:r>
-    </w:p>
-    <w:bookmarkEnd w:id="12"/>
+        <w:t>For a selected car, the system must provide a year-by-year projection over a chosen range (e.g. 2025–2030).</w:t>
+      </w:r>
+      <w:r>
+        <w:t xml:space="preserve"> </w:t>
+      </w:r>
+      <w:r>
+        <w:t xml:space="preserve">Ridge Regression is used to generate the trend curve because Random Forest and Gradient Boosting do not reliably extrapolate outside the training </w:t>
+      </w:r>
+      <w:r>
+        <w:t>year</w:t>
+      </w:r>
+      <w:r>
+        <w:t>.</w:t>
+      </w:r>
+    </w:p>
     <w:p>
       <w:pPr>
         <w:numPr>
           <w:ilvl w:val="0"/>
-          <w:numId w:val="5"/>
+          <w:numId w:val="58"/>
         </w:numPr>
         <w:tabs>
-          <w:tab w:val="num" w:pos="360"/>
-          <w:tab w:val="left" w:pos="3704"/>
-        </w:tabs>
-        <w:spacing w:line="360" w:lineRule="auto"/>
-        <w:ind w:left="360"/>
-        <w:jc w:val="both"/>
-        <w:rPr>
-          <w:rFonts w:ascii="Arial" w:hAnsi="Arial" w:cs="Arial"/>
-          <w:color w:val="000000" w:themeColor="text1"/>
-        </w:rPr>
-      </w:pPr>
-      <w:r>
-        <w:rPr>
-          <w:rFonts w:ascii="Arial" w:hAnsi="Arial" w:cs="Arial"/>
-          <w:color w:val="000000" w:themeColor="text1"/>
-        </w:rPr>
-        <w:t>Batch predictions</w:t>
-      </w:r>
-      <w:r>
-        <w:rPr>
-          <w:rFonts w:ascii="Arial" w:hAnsi="Arial" w:cs="Arial"/>
-          <w:color w:val="000000" w:themeColor="text1"/>
-        </w:rPr>
-        <w:t>:</w:t>
-      </w:r>
-      <w:r>
-        <w:rPr>
-          <w:rFonts w:ascii="Arial" w:hAnsi="Arial" w:cs="Arial"/>
-          <w:color w:val="000000" w:themeColor="text1"/>
-        </w:rPr>
-        <w:t xml:space="preserve"> Users can upload a CSV to obtain per-row predictions from all algorithms.</w:t>
+          <w:tab w:val="num" w:pos="720"/>
+        </w:tabs>
+        <w:spacing w:line="360" w:lineRule="auto"/>
+      </w:pPr>
+      <w:r>
+        <w:rPr>
+          <w:b/>
+          <w:bCs/>
+        </w:rPr>
+        <w:t>Two-car prediction:</w:t>
+      </w:r>
+      <w:r>
+        <w:rPr>
+          <w:b/>
+          <w:bCs/>
+        </w:rPr>
+        <w:t xml:space="preserve"> </w:t>
+      </w:r>
+      <w:r>
+        <w:t>Users can configure two different vehicles and request single-year predictions.</w:t>
+      </w:r>
+      <w:r>
+        <w:t xml:space="preserve"> </w:t>
+      </w:r>
+      <w:r>
+        <w:t>The backend returns predictions from all algorithms for both vehicles, enabling direct side-by-side comparison.</w:t>
       </w:r>
     </w:p>
     <w:p>
       <w:pPr>
         <w:numPr>
           <w:ilvl w:val="0"/>
-          <w:numId w:val="5"/>
+          <w:numId w:val="58"/>
         </w:numPr>
         <w:tabs>
-          <w:tab w:val="num" w:pos="360"/>
-          <w:tab w:val="left" w:pos="3704"/>
-        </w:tabs>
-        <w:spacing w:line="360" w:lineRule="auto"/>
-        <w:ind w:left="360"/>
-        <w:jc w:val="both"/>
-        <w:rPr>
-          <w:rFonts w:ascii="Arial" w:hAnsi="Arial" w:cs="Arial"/>
-          <w:color w:val="000000" w:themeColor="text1"/>
-        </w:rPr>
-      </w:pPr>
-      <w:r>
-        <w:rPr>
-          <w:rFonts w:ascii="Arial" w:hAnsi="Arial" w:cs="Arial"/>
-          <w:color w:val="000000" w:themeColor="text1"/>
-        </w:rPr>
-        <w:t>Data preprocessing</w:t>
-      </w:r>
-      <w:r>
-        <w:rPr>
-          <w:rFonts w:ascii="Arial" w:hAnsi="Arial" w:cs="Arial"/>
-          <w:color w:val="000000" w:themeColor="text1"/>
-        </w:rPr>
-        <w:t xml:space="preserve"> p</w:t>
-      </w:r>
-      <w:r>
-        <w:rPr>
-          <w:rFonts w:ascii="Arial" w:hAnsi="Arial" w:cs="Arial"/>
-          <w:color w:val="000000" w:themeColor="text1"/>
-        </w:rPr>
-        <w:t>ipeline:</w:t>
-      </w:r>
-    </w:p>
-    <w:p>
-      <w:pPr>
-        <w:numPr>
-          <w:ilvl w:val="1"/>
-          <w:numId w:val="11"/>
-        </w:numPr>
-        <w:tabs>
-          <w:tab w:val="left" w:pos="3704"/>
-        </w:tabs>
-        <w:spacing w:line="360" w:lineRule="auto"/>
-        <w:jc w:val="both"/>
-        <w:rPr>
-          <w:rFonts w:ascii="Arial" w:hAnsi="Arial" w:cs="Arial"/>
-          <w:color w:val="000000" w:themeColor="text1"/>
-        </w:rPr>
-      </w:pPr>
-      <w:r>
-        <w:rPr>
-          <w:rFonts w:ascii="Arial" w:hAnsi="Arial" w:cs="Arial"/>
-          <w:color w:val="000000" w:themeColor="text1"/>
-        </w:rPr>
-        <w:t>handles missing values (impute/drop with a summary report),</w:t>
-      </w:r>
-    </w:p>
-    <w:p>
-      <w:pPr>
-        <w:numPr>
-          <w:ilvl w:val="1"/>
-          <w:numId w:val="11"/>
-        </w:numPr>
-        <w:tabs>
-          <w:tab w:val="left" w:pos="3704"/>
-        </w:tabs>
-        <w:spacing w:line="360" w:lineRule="auto"/>
-        <w:jc w:val="both"/>
-        <w:rPr>
-          <w:rFonts w:ascii="Arial" w:hAnsi="Arial" w:cs="Arial"/>
-          <w:color w:val="000000" w:themeColor="text1"/>
-        </w:rPr>
-      </w:pPr>
-      <w:r>
-        <w:rPr>
-          <w:rStyle w:val="Strong"/>
-          <w:rFonts w:ascii="Arial" w:hAnsi="Arial" w:cs="Arial"/>
-          <w:b w:val="0"/>
-          <w:bCs w:val="0"/>
-          <w:color w:val="000000" w:themeColor="text1"/>
-        </w:rPr>
-        <w:t>Outlier handling.</w:t>
-      </w:r>
-      <w:r>
-        <w:rPr>
-          <w:rFonts w:ascii="Arial" w:hAnsi="Arial" w:cs="Arial"/>
-          <w:color w:val="000000" w:themeColor="text1"/>
-        </w:rPr>
-        <w:t xml:space="preserve"> Outliers are detected </w:t>
-      </w:r>
-      <w:r>
-        <w:rPr>
-          <w:rStyle w:val="Strong"/>
-          <w:rFonts w:ascii="Arial" w:hAnsi="Arial" w:cs="Arial"/>
-          <w:b w:val="0"/>
-          <w:bCs w:val="0"/>
-          <w:color w:val="000000" w:themeColor="text1"/>
-        </w:rPr>
-        <w:t>per numeric feature</w:t>
-      </w:r>
-      <w:r>
-        <w:rPr>
-          <w:rFonts w:ascii="Arial" w:hAnsi="Arial" w:cs="Arial"/>
-          <w:color w:val="000000" w:themeColor="text1"/>
-        </w:rPr>
-        <w:t xml:space="preserve"> using </w:t>
-      </w:r>
-      <w:r>
-        <w:rPr>
-          <w:rStyle w:val="Strong"/>
-          <w:rFonts w:ascii="Arial" w:hAnsi="Arial" w:cs="Arial"/>
-          <w:b w:val="0"/>
-          <w:bCs w:val="0"/>
-          <w:color w:val="000000" w:themeColor="text1"/>
-        </w:rPr>
-        <w:t>Tukey’s IQR rule</w:t>
-      </w:r>
-      <w:r>
-        <w:rPr>
-          <w:rFonts w:ascii="Arial" w:hAnsi="Arial" w:cs="Arial"/>
-          <w:color w:val="000000" w:themeColor="text1"/>
-        </w:rPr>
-        <w:t xml:space="preserve"> on the </w:t>
-      </w:r>
-      <w:r>
-        <w:rPr>
-          <w:rStyle w:val="Strong"/>
-          <w:rFonts w:ascii="Arial" w:hAnsi="Arial" w:cs="Arial"/>
-          <w:b w:val="0"/>
-          <w:bCs w:val="0"/>
-          <w:color w:val="000000" w:themeColor="text1"/>
-        </w:rPr>
-        <w:t>training split</w:t>
-      </w:r>
-      <w:r>
-        <w:rPr>
-          <w:rFonts w:ascii="Arial" w:hAnsi="Arial" w:cs="Arial"/>
-          <w:color w:val="000000" w:themeColor="text1"/>
-        </w:rPr>
-        <w:t xml:space="preserve"> only. </w:t>
-      </w:r>
-    </w:p>
-    <w:p>
-      <w:pPr>
-        <w:numPr>
-          <w:ilvl w:val="1"/>
-          <w:numId w:val="11"/>
-        </w:numPr>
-        <w:tabs>
-          <w:tab w:val="left" w:pos="3704"/>
-        </w:tabs>
-        <w:spacing w:line="360" w:lineRule="auto"/>
-        <w:jc w:val="both"/>
-        <w:rPr>
-          <w:rFonts w:ascii="Arial" w:hAnsi="Arial" w:cs="Arial"/>
-          <w:color w:val="000000" w:themeColor="text1"/>
-        </w:rPr>
-      </w:pPr>
-      <w:r>
-        <w:rPr>
-          <w:rFonts w:ascii="Arial" w:hAnsi="Arial" w:cs="Arial"/>
-          <w:color w:val="000000" w:themeColor="text1"/>
-        </w:rPr>
-        <w:t>encodes categorical features,</w:t>
-      </w:r>
-    </w:p>
-    <w:p>
-      <w:pPr>
-        <w:numPr>
-          <w:ilvl w:val="1"/>
-          <w:numId w:val="11"/>
-        </w:numPr>
-        <w:tabs>
-          <w:tab w:val="left" w:pos="3704"/>
-        </w:tabs>
-        <w:spacing w:line="360" w:lineRule="auto"/>
-        <w:jc w:val="both"/>
-        <w:rPr>
-          <w:rFonts w:ascii="Arial" w:hAnsi="Arial" w:cs="Arial"/>
-          <w:color w:val="000000" w:themeColor="text1"/>
-        </w:rPr>
-      </w:pPr>
-      <w:r>
-        <w:rPr>
-          <w:rFonts w:ascii="Arial" w:hAnsi="Arial" w:cs="Arial"/>
-          <w:color w:val="000000" w:themeColor="text1"/>
-        </w:rPr>
-        <w:t>scales numeric features where needed (z-score for linear models; trees receive the same columns),</w:t>
-      </w:r>
-    </w:p>
-    <w:p>
-      <w:pPr>
-        <w:numPr>
-          <w:ilvl w:val="1"/>
-          <w:numId w:val="5"/>
-        </w:numPr>
-        <w:tabs>
-          <w:tab w:val="left" w:pos="3704"/>
-        </w:tabs>
-        <w:spacing w:line="360" w:lineRule="auto"/>
-        <w:jc w:val="both"/>
-        <w:rPr>
-          <w:rFonts w:ascii="Arial" w:hAnsi="Arial" w:cs="Arial"/>
-          <w:color w:val="000000" w:themeColor="text1"/>
-        </w:rPr>
-      </w:pPr>
-      <w:r>
-        <w:rPr>
-          <w:rFonts w:ascii="Arial" w:hAnsi="Arial" w:cs="Arial"/>
-        </w:rPr>
-        <w:t>enforces a rare-category policy to remove categories with insufficient data representation in the training set, ensuring model consistency across all dataset splits.</w:t>
-      </w:r>
-      <w:r>
-        <w:rPr>
-          <w:rFonts w:ascii="Arial" w:hAnsi="Arial" w:cs="Arial"/>
-          <w:color w:val="000000" w:themeColor="text1"/>
-        </w:rPr>
+          <w:tab w:val="num" w:pos="720"/>
+        </w:tabs>
+        <w:spacing w:line="360" w:lineRule="auto"/>
+      </w:pPr>
+      <w:r>
+        <w:rPr>
+          <w:b/>
+          <w:bCs/>
+        </w:rPr>
+        <w:t>Two-car range comparison:</w:t>
+      </w:r>
+      <w:r>
+        <w:rPr>
+          <w:b/>
+          <w:bCs/>
+        </w:rPr>
+        <w:t xml:space="preserve"> </w:t>
+      </w:r>
+      <w:r>
+        <w:t>The application must support range-based comparison between two vehicles, producing two depreciation curves over the selected horizon.</w:t>
+      </w:r>
+      <w:r>
         <w:t xml:space="preserve"> </w:t>
       </w:r>
     </w:p>
@@ -6688,413 +6507,227 @@
       <w:pPr>
         <w:numPr>
           <w:ilvl w:val="0"/>
-          <w:numId w:val="5"/>
+          <w:numId w:val="58"/>
         </w:numPr>
         <w:tabs>
-          <w:tab w:val="num" w:pos="360"/>
-          <w:tab w:val="left" w:pos="3704"/>
-        </w:tabs>
-        <w:spacing w:line="360" w:lineRule="auto"/>
-        <w:ind w:left="360"/>
-        <w:jc w:val="both"/>
-        <w:rPr>
-          <w:rFonts w:ascii="Arial" w:hAnsi="Arial" w:cs="Arial"/>
-          <w:color w:val="000000" w:themeColor="text1"/>
-        </w:rPr>
-      </w:pPr>
-      <w:r>
-        <w:rPr>
-          <w:rFonts w:ascii="Arial" w:hAnsi="Arial" w:cs="Arial"/>
-          <w:color w:val="000000" w:themeColor="text1"/>
-        </w:rPr>
-        <w:t>Dataset ingestion</w:t>
-      </w:r>
-      <w:r>
-        <w:rPr>
-          <w:rFonts w:ascii="Arial" w:hAnsi="Arial" w:cs="Arial"/>
-          <w:color w:val="000000" w:themeColor="text1"/>
-        </w:rPr>
-        <w:t>:</w:t>
-      </w:r>
-      <w:r>
-        <w:rPr>
-          <w:rFonts w:ascii="Arial" w:hAnsi="Arial" w:cs="Arial"/>
-          <w:color w:val="000000" w:themeColor="text1"/>
+          <w:tab w:val="num" w:pos="720"/>
+        </w:tabs>
+        <w:spacing w:line="360" w:lineRule="auto"/>
+      </w:pPr>
+      <w:r>
+        <w:rPr>
+          <w:b/>
+          <w:bCs/>
+        </w:rPr>
+        <w:t>Manufacturer and model catalog:</w:t>
+      </w:r>
+      <w:r>
+        <w:rPr>
+          <w:b/>
+          <w:bCs/>
         </w:rPr>
         <w:t xml:space="preserve"> </w:t>
       </w:r>
       <w:r>
-        <w:rPr>
-          <w:rFonts w:ascii="Arial" w:hAnsi="Arial" w:cs="Arial"/>
-          <w:color w:val="000000" w:themeColor="text1"/>
-        </w:rPr>
-        <w:t>Load historical listings from CSV with columns: price, odometer, year, manufacturer, model, fuel, transmission.</w:t>
+        <w:t>The backend inspects available trained bundles and returns a list of manufacturers and a list of models for each manufacturer.</w:t>
+      </w:r>
+      <w:r>
+        <w:t xml:space="preserve"> </w:t>
+      </w:r>
+      <w:r>
+        <w:t>Model names must be normalized consistently using canonical bundle identifiers.</w:t>
       </w:r>
     </w:p>
     <w:p>
       <w:pPr>
         <w:numPr>
           <w:ilvl w:val="0"/>
-          <w:numId w:val="5"/>
+          <w:numId w:val="58"/>
         </w:numPr>
         <w:tabs>
-          <w:tab w:val="num" w:pos="360"/>
-          <w:tab w:val="left" w:pos="3704"/>
-        </w:tabs>
-        <w:spacing w:line="360" w:lineRule="auto"/>
-        <w:ind w:left="360"/>
-        <w:jc w:val="both"/>
-        <w:rPr>
-          <w:rFonts w:ascii="Arial" w:hAnsi="Arial" w:cs="Arial"/>
-          <w:color w:val="000000" w:themeColor="text1"/>
-        </w:rPr>
-      </w:pPr>
-      <w:r>
-        <w:rPr>
-          <w:rFonts w:ascii="Arial" w:hAnsi="Arial" w:cs="Arial"/>
-          <w:color w:val="000000" w:themeColor="text1"/>
-        </w:rPr>
-        <w:t>Training &amp; validation: Support k-fold cross-validation and hold-out evaluation (default 80/20). Fit all preprocessing on the training split only and apply on the validation/test to avoid leakage.</w:t>
+          <w:tab w:val="num" w:pos="720"/>
+        </w:tabs>
+        <w:spacing w:line="360" w:lineRule="auto"/>
+      </w:pPr>
+      <w:r>
+        <w:rPr>
+          <w:b/>
+          <w:bCs/>
+        </w:rPr>
+        <w:t>Model details endpoint:</w:t>
+      </w:r>
+      <w:r>
+        <w:rPr>
+          <w:b/>
+          <w:bCs/>
+        </w:rPr>
+        <w:t xml:space="preserve"> </w:t>
+      </w:r>
+      <w:r>
+        <w:t>For each model bundle, the system must provide fuel types, transmission types, min/max production years, and the anchor target year used during training.</w:t>
       </w:r>
     </w:p>
     <w:p>
       <w:pPr>
         <w:numPr>
           <w:ilvl w:val="0"/>
-          <w:numId w:val="5"/>
+          <w:numId w:val="58"/>
         </w:numPr>
         <w:tabs>
-          <w:tab w:val="num" w:pos="360"/>
-          <w:tab w:val="left" w:pos="3704"/>
-        </w:tabs>
-        <w:spacing w:line="360" w:lineRule="auto"/>
-        <w:ind w:left="360"/>
-        <w:jc w:val="both"/>
-        <w:rPr>
-          <w:rFonts w:ascii="Arial" w:hAnsi="Arial" w:cs="Arial"/>
-          <w:color w:val="000000" w:themeColor="text1"/>
-        </w:rPr>
-      </w:pPr>
-      <w:bookmarkStart w:id="13" w:name="_Hlk212736343"/>
-      <w:r>
-        <w:rPr>
-          <w:rFonts w:ascii="Arial" w:hAnsi="Arial" w:cs="Arial"/>
-          <w:color w:val="000000" w:themeColor="text1"/>
-        </w:rPr>
-        <w:t>Evaluation: Report MAE, RMSE, and R² for each algorithm; show a compact metrics table and predicted-vs-actual visuals in the UI.</w:t>
-      </w:r>
-      <w:bookmarkEnd w:id="13"/>
+          <w:tab w:val="num" w:pos="720"/>
+        </w:tabs>
+        <w:spacing w:line="360" w:lineRule="auto"/>
+      </w:pPr>
+      <w:r>
+        <w:rPr>
+          <w:b/>
+          <w:bCs/>
+        </w:rPr>
+        <w:t>Categorical validation:</w:t>
+      </w:r>
+      <w:r>
+        <w:rPr>
+          <w:b/>
+          <w:bCs/>
+        </w:rPr>
+        <w:t xml:space="preserve"> </w:t>
+      </w:r>
+      <w:r>
+        <w:t>All prediction requests must validate fuel and transmission values against a static allow-list and the bundle’s own categorical vocabularies.</w:t>
+      </w:r>
+      <w:r>
+        <w:t xml:space="preserve"> </w:t>
+      </w:r>
+      <w:r>
+        <w:t>Invalid requests must return a structured 400 error.</w:t>
+      </w:r>
     </w:p>
     <w:p>
       <w:pPr>
         <w:numPr>
           <w:ilvl w:val="0"/>
-          <w:numId w:val="5"/>
+          <w:numId w:val="58"/>
         </w:numPr>
         <w:tabs>
-          <w:tab w:val="num" w:pos="360"/>
-          <w:tab w:val="left" w:pos="3704"/>
-        </w:tabs>
-        <w:spacing w:line="360" w:lineRule="auto"/>
-        <w:ind w:left="360"/>
-        <w:jc w:val="both"/>
-        <w:rPr>
-          <w:rFonts w:ascii="Arial" w:hAnsi="Arial" w:cs="Arial"/>
-          <w:color w:val="000000" w:themeColor="text1"/>
-        </w:rPr>
-      </w:pPr>
-      <w:r>
-        <w:rPr>
-          <w:rFonts w:ascii="Arial" w:hAnsi="Arial" w:cs="Arial"/>
-          <w:color w:val="000000" w:themeColor="text1"/>
-        </w:rPr>
-        <w:t xml:space="preserve">Web UI: React SPA that calls ASP.NET Core controllers to obtain predictions and render charts/tables.  </w:t>
+          <w:tab w:val="num" w:pos="720"/>
+        </w:tabs>
+        <w:spacing w:line="360" w:lineRule="auto"/>
+      </w:pPr>
+      <w:r>
+        <w:rPr>
+          <w:b/>
+          <w:bCs/>
+        </w:rPr>
+        <w:t>Training pipeline (CLI):</w:t>
+      </w:r>
+      <w:r>
+        <w:rPr>
+          <w:b/>
+          <w:bCs/>
+        </w:rPr>
+        <w:t xml:space="preserve"> </w:t>
+      </w:r>
+      <w:r>
+        <w:t>The CLI trainer must preprocess the dataset, encode categorical features, compute engineered features (age and year offset), scale numeric features, and train all four algorithms.</w:t>
+      </w:r>
+      <w:r>
+        <w:t xml:space="preserve"> </w:t>
+      </w:r>
+      <w:r>
+        <w:t>It must enforce quality gates, skipping models with insufficient data or poor performance metrics.</w:t>
       </w:r>
     </w:p>
     <w:p>
       <w:pPr>
         <w:numPr>
           <w:ilvl w:val="0"/>
-          <w:numId w:val="5"/>
+          <w:numId w:val="58"/>
         </w:numPr>
         <w:tabs>
-          <w:tab w:val="num" w:pos="360"/>
-          <w:tab w:val="left" w:pos="3704"/>
-        </w:tabs>
-        <w:spacing w:line="360" w:lineRule="auto"/>
-        <w:ind w:left="360"/>
-        <w:jc w:val="both"/>
-        <w:rPr>
-          <w:rFonts w:ascii="Arial" w:hAnsi="Arial" w:cs="Arial"/>
-          <w:color w:val="000000" w:themeColor="text1"/>
-        </w:rPr>
-      </w:pPr>
-      <w:r>
-        <w:rPr>
-          <w:rFonts w:ascii="Arial" w:hAnsi="Arial" w:cs="Arial"/>
-          <w:color w:val="000000" w:themeColor="text1"/>
-        </w:rPr>
-        <w:lastRenderedPageBreak/>
-        <w:t>Model comaprison UI:</w:t>
-      </w:r>
-    </w:p>
-    <w:p>
-      <w:pPr>
-        <w:numPr>
-          <w:ilvl w:val="1"/>
-          <w:numId w:val="17"/>
-        </w:numPr>
-        <w:tabs>
-          <w:tab w:val="left" w:pos="3704"/>
-        </w:tabs>
-        <w:spacing w:line="360" w:lineRule="auto"/>
-        <w:jc w:val="both"/>
-        <w:rPr>
-          <w:rFonts w:ascii="Arial" w:hAnsi="Arial" w:cs="Arial"/>
-          <w:color w:val="000000" w:themeColor="text1"/>
-        </w:rPr>
-      </w:pPr>
-      <w:r>
-        <w:rPr>
-          <w:rFonts w:ascii="Arial" w:hAnsi="Arial" w:cs="Arial"/>
-          <w:color w:val="000000" w:themeColor="text1"/>
-        </w:rPr>
-        <w:t xml:space="preserve">User view: for a configured vehicle, show each algorithm’s predicted price and (if the user specifies a horizon </w:t>
-      </w:r>
-      <w:r>
-        <w:rPr>
-          <w:rFonts w:ascii="Arial" w:hAnsi="Arial" w:cs="Arial"/>
-          <w:i/>
-          <w:iCs/>
-          <w:color w:val="000000" w:themeColor="text1"/>
-        </w:rPr>
-        <w:t>n</w:t>
-      </w:r>
-      <w:r>
-        <w:rPr>
-          <w:rFonts w:ascii="Arial" w:hAnsi="Arial" w:cs="Arial"/>
-          <w:color w:val="000000" w:themeColor="text1"/>
-        </w:rPr>
-        <w:t xml:space="preserve"> years) render a multi-year projection chart of predicted prices for the next </w:t>
-      </w:r>
-      <w:r>
-        <w:rPr>
-          <w:rFonts w:ascii="Arial" w:hAnsi="Arial" w:cs="Arial"/>
-          <w:i/>
-          <w:iCs/>
-          <w:color w:val="000000" w:themeColor="text1"/>
-        </w:rPr>
-        <w:t>n</w:t>
-      </w:r>
-      <w:r>
-        <w:rPr>
-          <w:rFonts w:ascii="Arial" w:hAnsi="Arial" w:cs="Arial"/>
-          <w:color w:val="000000" w:themeColor="text1"/>
-        </w:rPr>
-        <w:t xml:space="preserve"> years. Allow overlaying projections from multiple algorithms, toggling prediction intervals, and exporting the chart.</w:t>
-      </w:r>
-    </w:p>
-    <w:p>
-      <w:pPr>
-        <w:numPr>
-          <w:ilvl w:val="1"/>
-          <w:numId w:val="17"/>
-        </w:numPr>
-        <w:tabs>
-          <w:tab w:val="left" w:pos="3704"/>
-        </w:tabs>
-        <w:spacing w:line="360" w:lineRule="auto"/>
-        <w:jc w:val="both"/>
-        <w:rPr>
-          <w:rFonts w:ascii="Arial" w:hAnsi="Arial" w:cs="Arial"/>
-          <w:color w:val="000000" w:themeColor="text1"/>
-        </w:rPr>
-      </w:pPr>
-      <w:r>
-        <w:rPr>
-          <w:rFonts w:ascii="Arial" w:hAnsi="Arial" w:cs="Arial"/>
-          <w:color w:val="000000" w:themeColor="text1"/>
-        </w:rPr>
-        <w:t>Evaluation view (internal/reporting): show diagnostic plots (predicted vs. held-out targets and residuals) and a metrics table with MAE, RMSE, R² reported as mean ± stdev across cross-validation folds.</w:t>
+          <w:tab w:val="num" w:pos="720"/>
+        </w:tabs>
+        <w:spacing w:line="360" w:lineRule="auto"/>
+      </w:pPr>
+      <w:r>
+        <w:rPr>
+          <w:b/>
+          <w:bCs/>
+        </w:rPr>
+        <w:t>Evaluation:</w:t>
+      </w:r>
+      <w:r>
+        <w:rPr>
+          <w:b/>
+          <w:bCs/>
+        </w:rPr>
+        <w:t xml:space="preserve"> </w:t>
+      </w:r>
+      <w:r>
+        <w:t>During training, the system must compute MAE, RMSE, and R² for each algorithm and store these metrics in the output bundle.</w:t>
+      </w:r>
+      <w:r>
+        <w:t xml:space="preserve"> </w:t>
+      </w:r>
+      <w:r>
+        <w:t>The backend must return these metrics in all prediction responses.</w:t>
       </w:r>
     </w:p>
     <w:p>
       <w:pPr>
         <w:numPr>
           <w:ilvl w:val="0"/>
-          <w:numId w:val="5"/>
+          <w:numId w:val="58"/>
         </w:numPr>
         <w:tabs>
-          <w:tab w:val="num" w:pos="360"/>
-          <w:tab w:val="left" w:pos="3704"/>
-        </w:tabs>
-        <w:spacing w:line="360" w:lineRule="auto"/>
-        <w:ind w:left="360"/>
+          <w:tab w:val="num" w:pos="720"/>
+        </w:tabs>
+        <w:spacing w:line="360" w:lineRule="auto"/>
+      </w:pPr>
+      <w:r>
+        <w:rPr>
+          <w:b/>
+          <w:bCs/>
+        </w:rPr>
+        <w:lastRenderedPageBreak/>
+        <w:t>Web interface:</w:t>
+      </w:r>
+      <w:r>
+        <w:rPr>
+          <w:b/>
+          <w:bCs/>
+        </w:rPr>
+        <w:t xml:space="preserve"> </w:t>
+      </w:r>
+      <w:r>
+        <w:t>The frontend must be implemented as a React single-page application that communicates with the ASP.NET Core backend via JSON REST APIs.</w:t>
+      </w:r>
+      <w:r>
+        <w:t xml:space="preserve"> </w:t>
+      </w:r>
+      <w:r>
+        <w:t>The UI must display predictions, algorithm metrics, comparison tables, and range-based charts for both single-car and two-car scenarios.</w:t>
+      </w:r>
+    </w:p>
+    <w:p>
+      <w:pPr>
+        <w:rPr>
+          <w:lang w:val="en-US"/>
+        </w:rPr>
+      </w:pPr>
+    </w:p>
+    <w:p>
+      <w:pPr>
+        <w:pStyle w:val="Heading2"/>
+        <w:spacing w:line="360" w:lineRule="auto"/>
         <w:jc w:val="both"/>
         <w:rPr>
-          <w:rFonts w:ascii="Arial" w:hAnsi="Arial" w:cs="Arial"/>
-          <w:color w:val="000000" w:themeColor="text1"/>
-        </w:rPr>
-      </w:pPr>
-      <w:r>
-        <w:rPr>
-          <w:rStyle w:val="Strong"/>
-          <w:rFonts w:ascii="Arial" w:hAnsi="Arial" w:cs="Arial"/>
-          <w:b w:val="0"/>
-          <w:bCs w:val="0"/>
-          <w:color w:val="000000" w:themeColor="text1"/>
-        </w:rPr>
-        <w:t xml:space="preserve">Two-vehicle comparison UI (same algorithm): </w:t>
-      </w:r>
-      <w:r>
-        <w:rPr>
-          <w:rFonts w:ascii="Arial" w:hAnsi="Arial" w:cs="Arial"/>
-          <w:color w:val="000000" w:themeColor="text1"/>
-        </w:rPr>
-        <w:t xml:space="preserve">Enable a </w:t>
-      </w:r>
-      <w:r>
-        <w:rPr>
-          <w:rStyle w:val="Strong"/>
-          <w:rFonts w:ascii="Arial" w:hAnsi="Arial" w:cs="Arial"/>
-          <w:b w:val="0"/>
-          <w:bCs w:val="0"/>
-          <w:color w:val="000000" w:themeColor="text1"/>
-        </w:rPr>
-        <w:t>comparison mode</w:t>
-      </w:r>
-      <w:r>
-        <w:rPr>
-          <w:rFonts w:ascii="Arial" w:hAnsi="Arial" w:cs="Arial"/>
-          <w:color w:val="000000" w:themeColor="text1"/>
-        </w:rPr>
-        <w:t xml:space="preserve"> where the user selects </w:t>
-      </w:r>
-      <w:r>
-        <w:rPr>
-          <w:rStyle w:val="Strong"/>
-          <w:rFonts w:ascii="Arial" w:hAnsi="Arial" w:cs="Arial"/>
-          <w:b w:val="0"/>
-          <w:bCs w:val="0"/>
-          <w:color w:val="000000" w:themeColor="text1"/>
-        </w:rPr>
-        <w:t>one algorithm</w:t>
-      </w:r>
-      <w:r>
-        <w:rPr>
-          <w:rFonts w:ascii="Arial" w:hAnsi="Arial" w:cs="Arial"/>
-          <w:color w:val="000000" w:themeColor="text1"/>
-        </w:rPr>
-        <w:t xml:space="preserve"> and </w:t>
-      </w:r>
-      <w:r>
-        <w:rPr>
-          <w:rStyle w:val="Strong"/>
-          <w:rFonts w:ascii="Arial" w:hAnsi="Arial" w:cs="Arial"/>
-          <w:b w:val="0"/>
-          <w:bCs w:val="0"/>
-          <w:color w:val="000000" w:themeColor="text1"/>
-        </w:rPr>
-        <w:t>two vehicle configurations</w:t>
-      </w:r>
-      <w:r>
-        <w:rPr>
-          <w:rFonts w:ascii="Arial" w:hAnsi="Arial" w:cs="Arial"/>
-          <w:color w:val="000000" w:themeColor="text1"/>
-        </w:rPr>
-        <w:t xml:space="preserve"> (price, odometer, year, manufacturer, model, fuel, transmission, purchase year/horizon </w:t>
-      </w:r>
-      <w:r>
-        <w:rPr>
-          <w:rStyle w:val="Emphasis"/>
-          <w:rFonts w:ascii="Arial" w:hAnsi="Arial" w:cs="Arial"/>
-          <w:color w:val="000000" w:themeColor="text1"/>
-        </w:rPr>
-        <w:t>n</w:t>
-      </w:r>
-      <w:r>
-        <w:rPr>
-          <w:rFonts w:ascii="Arial" w:hAnsi="Arial" w:cs="Arial"/>
-          <w:color w:val="000000" w:themeColor="text1"/>
-        </w:rPr>
-        <w:t xml:space="preserve">). The app renders an </w:t>
-      </w:r>
-      <w:r>
-        <w:rPr>
-          <w:rStyle w:val="Strong"/>
-          <w:rFonts w:ascii="Arial" w:hAnsi="Arial" w:cs="Arial"/>
-          <w:b w:val="0"/>
-          <w:bCs w:val="0"/>
-          <w:color w:val="000000" w:themeColor="text1"/>
-        </w:rPr>
-        <w:t>overlay chart</w:t>
-      </w:r>
-      <w:r>
-        <w:rPr>
-          <w:rFonts w:ascii="Arial" w:hAnsi="Arial" w:cs="Arial"/>
-          <w:color w:val="000000" w:themeColor="text1"/>
-        </w:rPr>
-        <w:t xml:space="preserve"> of the two </w:t>
-      </w:r>
-      <w:r>
-        <w:rPr>
-          <w:rStyle w:val="Strong"/>
-          <w:rFonts w:ascii="Arial" w:hAnsi="Arial" w:cs="Arial"/>
-          <w:b w:val="0"/>
-          <w:bCs w:val="0"/>
-          <w:color w:val="000000" w:themeColor="text1"/>
-        </w:rPr>
-        <w:t>multi-year price projections</w:t>
-      </w:r>
-      <w:r>
-        <w:rPr>
-          <w:rFonts w:ascii="Arial" w:hAnsi="Arial" w:cs="Arial"/>
-          <w:color w:val="000000" w:themeColor="text1"/>
-        </w:rPr>
-        <w:t xml:space="preserve"> (same horizon, same y-axis), with a legend and tooltips, and provides a </w:t>
-      </w:r>
-      <w:r>
-        <w:rPr>
-          <w:rStyle w:val="Strong"/>
-          <w:rFonts w:ascii="Arial" w:hAnsi="Arial" w:cs="Arial"/>
-          <w:b w:val="0"/>
-          <w:bCs w:val="0"/>
-          <w:color w:val="000000" w:themeColor="text1"/>
-        </w:rPr>
-        <w:t>diff table</w:t>
-      </w:r>
-      <w:r>
-        <w:rPr>
-          <w:rFonts w:ascii="Arial" w:hAnsi="Arial" w:cs="Arial"/>
-          <w:color w:val="000000" w:themeColor="text1"/>
-        </w:rPr>
-        <w:t xml:space="preserve"> (per-year Δ and average Δ over the horizon).</w:t>
-      </w:r>
-      <w:bookmarkEnd w:id="0"/>
-    </w:p>
-    <w:p>
-      <w:pPr>
-        <w:tabs>
-          <w:tab w:val="left" w:pos="3704"/>
-        </w:tabs>
-        <w:spacing w:line="360" w:lineRule="auto"/>
-        <w:jc w:val="both"/>
-        <w:rPr>
-          <w:rFonts w:ascii="Arial" w:hAnsi="Arial" w:cs="Arial"/>
-          <w:color w:val="000000" w:themeColor="text1"/>
-        </w:rPr>
-      </w:pPr>
-    </w:p>
-    <w:p>
-      <w:pPr>
-        <w:pStyle w:val="Heading2"/>
-        <w:spacing w:line="360" w:lineRule="auto"/>
-        <w:jc w:val="both"/>
-        <w:rPr>
           <w:rFonts w:cs="Arial"/>
         </w:rPr>
       </w:pPr>
       <w:bookmarkStart w:id="14" w:name="_Toc214718915"/>
+      <w:bookmarkEnd w:id="1"/>
+      <w:bookmarkEnd w:id="6"/>
+      <w:bookmarkEnd w:id="12"/>
       <w:r>
         <w:rPr>
           <w:rFonts w:cs="Arial"/>
@@ -7306,25 +6939,169 @@
         <w:rPr>
           <w:rFonts w:cs="Arial"/>
         </w:rPr>
+        <w:t>2.3</w:t>
+      </w:r>
+      <w:r>
+        <w:rPr>
+          <w:rFonts w:cs="Arial"/>
+        </w:rPr>
+        <w:t>.</w:t>
+      </w:r>
+      <w:r>
+        <w:rPr>
+          <w:rFonts w:cs="Arial"/>
+        </w:rPr>
+        <w:t xml:space="preserve"> Requirements Analysis</w:t>
+      </w:r>
+      <w:bookmarkEnd w:id="15"/>
+    </w:p>
+    <w:p>
+      <w:pPr>
+        <w:spacing w:line="360" w:lineRule="auto"/>
+        <w:jc w:val="both"/>
+        <w:rPr>
+          <w:rFonts w:ascii="Arial" w:hAnsi="Arial" w:cs="Arial"/>
+        </w:rPr>
+      </w:pPr>
+    </w:p>
+    <w:p>
+      <w:pPr>
+        <w:pStyle w:val="Heading3"/>
+        <w:spacing w:line="360" w:lineRule="auto"/>
+        <w:jc w:val="both"/>
+        <w:rPr>
+          <w:rFonts w:cs="Arial"/>
+        </w:rPr>
+      </w:pPr>
+      <w:bookmarkStart w:id="16" w:name="_Toc214718917"/>
+      <w:bookmarkStart w:id="17" w:name="_Hlk212736917"/>
+      <w:r>
+        <w:rPr>
+          <w:rFonts w:cs="Arial"/>
+        </w:rPr>
+        <w:t>2.3.1. Analysis of Functional Requriements</w:t>
+      </w:r>
+      <w:bookmarkEnd w:id="16"/>
+    </w:p>
+    <w:p>
+      <w:pPr>
+        <w:tabs>
+          <w:tab w:val="left" w:pos="3704"/>
+        </w:tabs>
+        <w:spacing w:line="360" w:lineRule="auto"/>
+        <w:jc w:val="both"/>
+        <w:rPr>
+          <w:rFonts w:ascii="Arial" w:hAnsi="Arial" w:cs="Arial"/>
+          <w:color w:val="000000" w:themeColor="text1"/>
+        </w:rPr>
+      </w:pPr>
+    </w:p>
+    <w:p>
+      <w:pPr>
+        <w:tabs>
+          <w:tab w:val="left" w:pos="3704"/>
+        </w:tabs>
+        <w:spacing w:line="360" w:lineRule="auto"/>
+        <w:jc w:val="both"/>
+        <w:rPr>
+          <w:rFonts w:ascii="Arial" w:hAnsi="Arial" w:cs="Arial"/>
+          <w:color w:val="000000" w:themeColor="text1"/>
+        </w:rPr>
+      </w:pPr>
+      <w:r>
+        <w:rPr>
+          <w:rFonts w:ascii="Arial" w:hAnsi="Arial" w:cs="Arial"/>
+          <w:color w:val="000000" w:themeColor="text1"/>
+        </w:rPr>
+        <w:t>The core of the application lies in its machine learning algorithms. These were selected to provide a balance between interpretability, accuracy, and computational efficiency.</w:t>
+      </w:r>
+    </w:p>
+    <w:p>
+      <w:pPr>
+        <w:tabs>
+          <w:tab w:val="left" w:pos="3704"/>
+        </w:tabs>
+        <w:spacing w:line="360" w:lineRule="auto"/>
+        <w:jc w:val="both"/>
+        <w:rPr>
+          <w:rFonts w:ascii="Arial" w:hAnsi="Arial" w:cs="Arial"/>
+          <w:color w:val="000000" w:themeColor="text1"/>
+        </w:rPr>
+      </w:pPr>
+    </w:p>
+    <w:p>
+      <w:pPr>
+        <w:tabs>
+          <w:tab w:val="left" w:pos="3704"/>
+        </w:tabs>
+        <w:spacing w:line="360" w:lineRule="auto"/>
+        <w:jc w:val="both"/>
+        <w:rPr>
+          <w:rFonts w:ascii="Arial" w:hAnsi="Arial" w:cs="Arial"/>
+        </w:rPr>
+      </w:pPr>
+      <w:r>
+        <w:rPr>
+          <w:rFonts w:ascii="Arial" w:hAnsi="Arial" w:cs="Arial"/>
+        </w:rPr>
+        <w:t xml:space="preserve">Linear Regression was included because of its simplicity and transparency. It provides an interpretable baseline against which more advanced models can be compared. However, linear regression is often insufficient for capturing the nonlinear relationships </w:t>
+      </w:r>
+      <w:r>
+        <w:rPr>
+          <w:rFonts w:ascii="Arial" w:hAnsi="Arial" w:cs="Arial"/>
+        </w:rPr>
         <w:lastRenderedPageBreak/>
-        <w:t>2.3</w:t>
-      </w:r>
-      <w:r>
-        <w:rPr>
-          <w:rFonts w:cs="Arial"/>
+        <w:t>that exist in car price data, such as the interaction between mileage and production year</w:t>
+      </w:r>
+      <w:r>
+        <w:rPr>
+          <w:rFonts w:ascii="Arial" w:hAnsi="Arial" w:cs="Arial"/>
+        </w:rPr>
+        <w:t xml:space="preserve"> </w:t>
+      </w:r>
+      <w:r>
+        <w:rPr>
+          <w:rFonts w:ascii="Arial" w:hAnsi="Arial" w:cs="Arial"/>
+        </w:rPr>
+        <w:fldChar w:fldCharType="begin"/>
+      </w:r>
+      <w:r>
+        <w:rPr>
+          <w:rFonts w:ascii="Arial" w:hAnsi="Arial" w:cs="Arial"/>
+        </w:rPr>
+        <w:instrText xml:space="preserve"> ADDIN ZOTERO_ITEM CSL_CITATION {"citationID":"FYO76U7q","properties":{"formattedCitation":"(J. I. Kang et al.)","plainCitation":"(J. I. Kang et al.)","noteIndex":0},"citationItems":[{"id":8,"uris":["http://zotero.org/users/local/eHIbDEoZ/items/99IRXWV5"],"itemData":{"id":8,"type":"paper-conference","container-title":"2022 IEEE International Conference on Consumer Electronics-Asia (ICCE-Asia)","DOI":"10.1109/ICCE-Asia57006.2022.9954633","event-title":"2022 IEEE International Conference on Consumer Electronics-Asia (ICCE-Asia)","note":"journalAbbreviation: 2022 IEEE International Conference on Consumer Electronics-Asia (ICCE-Asia)","page":"01-04","title":"Comparing Regression Models Predicting the Price of Used Cars in Big Data","author":[{"literal":"J. I. Kang"},{"literal":"H. Parekh"},{"literal":"P. Ramdas"},{"literal":"S. Lee"},{"literal":"J. Woo"}],"issued":{"date-parts":[["2022",10,26]]}}}],"schema":"https://github.com/citation-style-language/schema/raw/master/csl-citation.json"} </w:instrText>
+      </w:r>
+      <w:r>
+        <w:rPr>
+          <w:rFonts w:ascii="Arial" w:hAnsi="Arial" w:cs="Arial"/>
+        </w:rPr>
+        <w:fldChar w:fldCharType="separate"/>
+      </w:r>
+      <w:r>
+        <w:rPr>
+          <w:rFonts w:ascii="Arial" w:hAnsi="Arial" w:cs="Arial"/>
+          <w:noProof/>
+        </w:rPr>
+        <w:t>(J. I. Kang et al.)</w:t>
+      </w:r>
+      <w:r>
+        <w:rPr>
+          <w:rFonts w:ascii="Arial" w:hAnsi="Arial" w:cs="Arial"/>
+        </w:rPr>
+        <w:fldChar w:fldCharType="end"/>
+      </w:r>
+      <w:r>
+        <w:rPr>
+          <w:rFonts w:ascii="Arial" w:hAnsi="Arial" w:cs="Arial"/>
         </w:rPr>
         <w:t>.</w:t>
       </w:r>
-      <w:r>
-        <w:rPr>
-          <w:rFonts w:cs="Arial"/>
-        </w:rPr>
-        <w:t xml:space="preserve"> Requirements Analysis</w:t>
-      </w:r>
-      <w:bookmarkEnd w:id="15"/>
-    </w:p>
-    <w:p>
-      <w:pPr>
+    </w:p>
+    <w:p>
+      <w:pPr>
+        <w:tabs>
+          <w:tab w:val="left" w:pos="3704"/>
+        </w:tabs>
         <w:spacing w:line="360" w:lineRule="auto"/>
         <w:jc w:val="both"/>
         <w:rPr>
@@ -7334,22 +7111,82 @@
     </w:p>
     <w:p>
       <w:pPr>
-        <w:pStyle w:val="Heading3"/>
+        <w:tabs>
+          <w:tab w:val="left" w:pos="3704"/>
+        </w:tabs>
         <w:spacing w:line="360" w:lineRule="auto"/>
         <w:jc w:val="both"/>
         <w:rPr>
-          <w:rFonts w:cs="Arial"/>
-        </w:rPr>
-      </w:pPr>
-      <w:bookmarkStart w:id="16" w:name="_Hlk212736917"/>
-      <w:bookmarkStart w:id="17" w:name="_Toc214718917"/>
-      <w:r>
-        <w:rPr>
-          <w:rFonts w:cs="Arial"/>
-        </w:rPr>
-        <w:t>2.3.1. Analysis of Functional Requriements</w:t>
-      </w:r>
-      <w:bookmarkEnd w:id="17"/>
+          <w:rFonts w:ascii="Arial" w:hAnsi="Arial" w:cs="Arial"/>
+        </w:rPr>
+      </w:pPr>
+      <w:r>
+        <w:rPr>
+          <w:rFonts w:ascii="Arial" w:hAnsi="Arial" w:cs="Arial"/>
+        </w:rPr>
+        <w:t>Ridge</w:t>
+      </w:r>
+      <w:r>
+        <w:rPr>
+          <w:rFonts w:ascii="Arial" w:hAnsi="Arial" w:cs="Arial"/>
+        </w:rPr>
+        <w:t xml:space="preserve"> </w:t>
+      </w:r>
+      <w:r>
+        <w:rPr>
+          <w:rFonts w:ascii="Arial" w:hAnsi="Arial" w:cs="Arial"/>
+        </w:rPr>
+        <w:t>Regression extend</w:t>
+      </w:r>
+      <w:r>
+        <w:rPr>
+          <w:rFonts w:ascii="Arial" w:hAnsi="Arial" w:cs="Arial"/>
+        </w:rPr>
+        <w:t>s</w:t>
+      </w:r>
+      <w:r>
+        <w:rPr>
+          <w:rFonts w:ascii="Arial" w:hAnsi="Arial" w:cs="Arial"/>
+        </w:rPr>
+        <w:t xml:space="preserve"> linear regression by introducing regularization, which penalizes overly complex models and reduces the risk of overfitting. This makes them more stable for datasets that include correlated variables, a common situation in real-world car listings </w:t>
+      </w:r>
+      <w:r>
+        <w:rPr>
+          <w:rFonts w:ascii="Arial" w:hAnsi="Arial" w:cs="Arial"/>
+        </w:rPr>
+        <w:fldChar w:fldCharType="begin"/>
+      </w:r>
+      <w:r>
+        <w:rPr>
+          <w:rFonts w:ascii="Arial" w:hAnsi="Arial" w:cs="Arial"/>
+        </w:rPr>
+        <w:instrText xml:space="preserve"> ADDIN ZOTERO_ITEM CSL_CITATION {"citationID":"Mung8PHC","properties":{"formattedCitation":"(Ting Tin Tin et al.)","plainCitation":"(Ting Tin Tin et al.)","noteIndex":0},"citationItems":[{"id":7,"uris":["http://zotero.org/users/local/eHIbDEoZ/items/BZKRI7MQ"],"itemData":{"id":7,"type":"article-journal","abstract":"The main objective of this paper is to build a predictive model to estimate car depreciation by comparing different types of machine learning algorithms. The research analyses a dataset of used car prices and related variables, including age, mileage, make and model, and region. The study finds that age and mileage are the most significant factors that affect used car prices, with newer and lower mileage cars commanding higher prices. The make and model of the car, as well as the region where it is being sold, also have a significant impact on prices. Based on these findings, the study develops a predictive model using machine learning algorithms, including linear regression, MLP regression, Ridge, support vector regression, and Random Forest model. The models are trained on the dataset and evaluated using different metrics namely Root Mean Square Error (RMSE), Coefficient of determination (R2), and Mean Square Error (MSE). The results of this study showed that the Random Forest Model had the best accuracy out of the other models. This study provides insight into pricing strategies, inventory management, and decision-making in the related industry, especially in the used car market that encourages vehicle reuse. Furthermore, the model developed in this study can be used to make more accurate predictions of used car prices, helping buyers and sellers make more informed decisions.","archive":"Academic Search Ultimate","archive_location":"185141745","container-title":"Pakistan Journal of Life &amp; Social Sciences","DOI":"10.57239/PJLSS-2024-22.2.001411","ISSN":"1727-4915","issue":"2","journalAbbreviation":"Pakistan Journal of Life &amp; Social Sciences","language":"eng","note":"publisher: Elite Scientific Forum","page":"19239-19251","source":"EBSCOhost","title":"Car Depreciation Price Prediction Using Multiple Machine Learning Algorithms.","volume":"22","author":[{"literal":"Ting Tin Tin"},{"family":"Kwoh Lik Xun","given":"Joel"},{"family":"Bruse","given":"Gan"},{"family":"Pong Soon Hui","given":"Jason"},{"literal":"Low Weng Chee"},{"literal":"Chai Kian Hun"},{"family":"Aitizaz","given":"Ali"},{"family":"Khattak","given":"Umar Farooq"},{"family":"Salau","given":"Ayodeji Olalekan"}],"issued":{"date-parts":[["2024",7,1]]}}}],"schema":"https://github.com/citation-style-language/schema/raw/master/csl-citation.json"} </w:instrText>
+      </w:r>
+      <w:r>
+        <w:rPr>
+          <w:rFonts w:ascii="Arial" w:hAnsi="Arial" w:cs="Arial"/>
+        </w:rPr>
+        <w:fldChar w:fldCharType="separate"/>
+      </w:r>
+      <w:r>
+        <w:rPr>
+          <w:rFonts w:ascii="Arial" w:hAnsi="Arial" w:cs="Arial"/>
+          <w:noProof/>
+        </w:rPr>
+        <w:t>(Ting Tin Tin et al.)</w:t>
+      </w:r>
+      <w:r>
+        <w:rPr>
+          <w:rFonts w:ascii="Arial" w:hAnsi="Arial" w:cs="Arial"/>
+        </w:rPr>
+        <w:fldChar w:fldCharType="end"/>
+      </w:r>
+      <w:r>
+        <w:rPr>
+          <w:rFonts w:ascii="Arial" w:hAnsi="Arial" w:cs="Arial"/>
+        </w:rPr>
+        <w:t>.</w:t>
+      </w:r>
     </w:p>
     <w:p>
       <w:pPr>
@@ -7360,7 +7197,6 @@
         <w:jc w:val="both"/>
         <w:rPr>
           <w:rFonts w:ascii="Arial" w:hAnsi="Arial" w:cs="Arial"/>
-          <w:color w:val="000000" w:themeColor="text1"/>
         </w:rPr>
       </w:pPr>
     </w:p>
@@ -7373,15 +7209,50 @@
         <w:jc w:val="both"/>
         <w:rPr>
           <w:rFonts w:ascii="Arial" w:hAnsi="Arial" w:cs="Arial"/>
-          <w:color w:val="000000" w:themeColor="text1"/>
-        </w:rPr>
-      </w:pPr>
-      <w:r>
-        <w:rPr>
-          <w:rFonts w:ascii="Arial" w:hAnsi="Arial" w:cs="Arial"/>
-          <w:color w:val="000000" w:themeColor="text1"/>
-        </w:rPr>
-        <w:t>The core of the application lies in its machine learning algorithms. These were selected to provide a balance between interpretability, accuracy, and computational efficiency.</w:t>
+        </w:rPr>
+      </w:pPr>
+      <w:r>
+        <w:rPr>
+          <w:rFonts w:ascii="Arial" w:hAnsi="Arial" w:cs="Arial"/>
+        </w:rPr>
+        <w:t xml:space="preserve">Random Forest Regression was chosen due to its ability to handle nonlinear interactions and its robustness to noisy features. Research consistently reports that Random Forest achieves strong performance in car price prediction tasks </w:t>
+      </w:r>
+      <w:r>
+        <w:rPr>
+          <w:rFonts w:ascii="Arial" w:hAnsi="Arial" w:cs="Arial"/>
+        </w:rPr>
+        <w:fldChar w:fldCharType="begin"/>
+      </w:r>
+      <w:r>
+        <w:rPr>
+          <w:rFonts w:ascii="Arial" w:hAnsi="Arial" w:cs="Arial"/>
+        </w:rPr>
+        <w:instrText xml:space="preserve"> ADDIN ZOTERO_ITEM CSL_CITATION {"citationID":"r77PxiVS","properties":{"formattedCitation":"(J. I. Kang et al.; Gegic et al.)","plainCitation":"(J. I. Kang et al.; Gegic et al.)","noteIndex":0},"citationItems":[{"id":8,"uris":["http://zotero.org/users/local/eHIbDEoZ/items/99IRXWV5"],"itemData":{"id":8,"type":"paper-conference","container-title":"2022 IEEE International Conference on Consumer Electronics-Asia (ICCE-Asia)","DOI":"10.1109/ICCE-Asia57006.2022.9954633","event-title":"2022 IEEE International Conference on Consumer Electronics-Asia (ICCE-Asia)","note":"journalAbbreviation: 2022 IEEE International Conference on Consumer Electronics-Asia (ICCE-Asia)","page":"01-04","title":"Comparing Regression Models Predicting the Price of Used Cars in Big Data","author":[{"literal":"J. I. Kang"},{"literal":"H. Parekh"},{"literal":"P. Ramdas"},{"literal":"S. Lee"},{"literal":"J. Woo"}],"issued":{"date-parts":[["2022",10,26]]}},"label":"page"},{"id":6,"uris":["http://zotero.org/users/local/eHIbDEoZ/items/MTWYRGSN"],"itemData":{"id":6,"type":"article-journal","abstract":"A car price prediction has been a highinterest research area, as it requires noticeable effort and knowledge of the field expert. Considerable number of distinct attributes are examined for the reliable and accurate prediction. To build a model for predicting the price of used cars in Bosnia and Herzegovina, we applied three machine learning techniques (Artificial Neural Network, Support Vector Machine and Random Forest). However, the mentioned techniques were applied to work as an ensemble. The data used for the prediction was collected from the web portal autopijaca.ba using web scraper that was written in PHP programming language. Respective performances of different algorithms were then compared to find one that best suits the available data set. The final prediction model was integrated into Java application. Furthermore, the model was evaluated using test data and the accuracy of 87.38% was obtained.","archive":"Academic Search Ultimate","archive_location":"135048125","container-title":"TEM Journal","DOI":"10.18421/TEM81-16","ISSN":"2217-8309","issue":"1","journalAbbreviation":"TEM Journal","language":"eng","note":"publisher: UIKTEN-Association for Information Communication Technology Education &amp; Science","page":"113-118","source":"EBSCOhost","title":"Car Price Prediction using Machine Learning Techniques.","volume":"8","author":[{"family":"Gegic","given":"Enis"},{"family":"Isakovic","given":"Becir"},{"family":"Keco","given":"Dino"},{"family":"Masetic","given":"Zerina"},{"family":"Kevric","given":"Jasmin"}],"issued":{"date-parts":[["2019",2,1]]}},"label":"page"}],"schema":"https://github.com/citation-style-language/schema/raw/master/csl-citation.json"} </w:instrText>
+      </w:r>
+      <w:r>
+        <w:rPr>
+          <w:rFonts w:ascii="Arial" w:hAnsi="Arial" w:cs="Arial"/>
+        </w:rPr>
+        <w:fldChar w:fldCharType="separate"/>
+      </w:r>
+      <w:r>
+        <w:rPr>
+          <w:rFonts w:ascii="Arial" w:hAnsi="Arial" w:cs="Arial"/>
+          <w:noProof/>
+        </w:rPr>
+        <w:t>(J. I. Kang et al.; Gegic et al.)</w:t>
+      </w:r>
+      <w:r>
+        <w:rPr>
+          <w:rFonts w:ascii="Arial" w:hAnsi="Arial" w:cs="Arial"/>
+        </w:rPr>
+        <w:fldChar w:fldCharType="end"/>
+      </w:r>
+      <w:r>
+        <w:rPr>
+          <w:rFonts w:ascii="Arial" w:hAnsi="Arial" w:cs="Arial"/>
+        </w:rPr>
+        <w:t>.</w:t>
       </w:r>
     </w:p>
     <w:p>
@@ -7393,7 +7264,6 @@
         <w:jc w:val="both"/>
         <w:rPr>
           <w:rFonts w:ascii="Arial" w:hAnsi="Arial" w:cs="Arial"/>
-          <w:color w:val="000000" w:themeColor="text1"/>
         </w:rPr>
       </w:pPr>
     </w:p>
@@ -7412,13 +7282,7 @@
         <w:rPr>
           <w:rFonts w:ascii="Arial" w:hAnsi="Arial" w:cs="Arial"/>
         </w:rPr>
-        <w:t>Linear Regression was included because of its simplicity and transparency. It provides an interpretable baseline against which more advanced models can be compared. However, linear regression is often insufficient for capturing the nonlinear relationships that exist in car price data, such as the interaction between mileage and production year</w:t>
-      </w:r>
-      <w:r>
-        <w:rPr>
-          <w:rFonts w:ascii="Arial" w:hAnsi="Arial" w:cs="Arial"/>
-        </w:rPr>
-        <w:t xml:space="preserve"> </w:t>
+        <w:t xml:space="preserve">Gradient Boosting was selected because it incrementally corrects errors of weaker learners, often producing the most accurate results. While it requires more computation and careful tuning, boosting methods are reported to achieve state-of-the-art performance in car price prediction tasks </w:t>
       </w:r>
       <w:r>
         <w:rPr>
@@ -7430,7 +7294,7 @@
         <w:rPr>
           <w:rFonts w:ascii="Arial" w:hAnsi="Arial" w:cs="Arial"/>
         </w:rPr>
-        <w:instrText xml:space="preserve"> ADDIN ZOTERO_ITEM CSL_CITATION {"citationID":"FYO76U7q","properties":{"formattedCitation":"(J. I. Kang et al.)","plainCitation":"(J. I. Kang et al.)","noteIndex":0},"citationItems":[{"id":8,"uris":["http://zotero.org/users/local/eHIbDEoZ/items/99IRXWV5"],"itemData":{"id":8,"type":"paper-conference","container-title":"2022 IEEE International Conference on Consumer Electronics-Asia (ICCE-Asia)","DOI":"10.1109/ICCE-Asia57006.2022.9954633","event-title":"2022 IEEE International Conference on Consumer Electronics-Asia (ICCE-Asia)","note":"journalAbbreviation: 2022 IEEE International Conference on Consumer Electronics-Asia (ICCE-Asia)","page":"01-04","title":"Comparing Regression Models Predicting the Price of Used Cars in Big Data","author":[{"literal":"J. I. Kang"},{"literal":"H. Parekh"},{"literal":"P. Ramdas"},{"literal":"S. Lee"},{"literal":"J. Woo"}],"issued":{"date-parts":[["2022",10,26]]}}}],"schema":"https://github.com/citation-style-language/schema/raw/master/csl-citation.json"} </w:instrText>
+        <w:instrText xml:space="preserve"> ADDIN ZOTERO_ITEM CSL_CITATION {"citationID":"0zev3RVj","properties":{"formattedCitation":"(J. I. Kang et al.)","plainCitation":"(J. I. Kang et al.)","noteIndex":0},"citationItems":[{"id":8,"uris":["http://zotero.org/users/local/eHIbDEoZ/items/99IRXWV5"],"itemData":{"id":8,"type":"paper-conference","container-title":"2022 IEEE International Conference on Consumer Electronics-Asia (ICCE-Asia)","DOI":"10.1109/ICCE-Asia57006.2022.9954633","event-title":"2022 IEEE International Conference on Consumer Electronics-Asia (ICCE-Asia)","note":"journalAbbreviation: 2022 IEEE International Conference on Consumer Electronics-Asia (ICCE-Asia)","page":"01-04","title":"Comparing Regression Models Predicting the Price of Used Cars in Big Data","author":[{"literal":"J. I. Kang"},{"literal":"H. Parekh"},{"literal":"P. Ramdas"},{"literal":"S. Lee"},{"literal":"J. Woo"}],"issued":{"date-parts":[["2022",10,26]]}}}],"schema":"https://github.com/citation-style-language/schema/raw/master/csl-citation.json"} </w:instrText>
       </w:r>
       <w:r>
         <w:rPr>
@@ -7479,257 +7343,18 @@
         <w:jc w:val="both"/>
         <w:rPr>
           <w:rFonts w:ascii="Arial" w:hAnsi="Arial" w:cs="Arial"/>
-        </w:rPr>
-      </w:pPr>
-      <w:r>
-        <w:rPr>
-          <w:rFonts w:ascii="Arial" w:hAnsi="Arial" w:cs="Arial"/>
-        </w:rPr>
-        <w:t>Ridge</w:t>
-      </w:r>
-      <w:r>
-        <w:rPr>
-          <w:rFonts w:ascii="Arial" w:hAnsi="Arial" w:cs="Arial"/>
-        </w:rPr>
-        <w:t xml:space="preserve"> </w:t>
-      </w:r>
-      <w:r>
-        <w:rPr>
-          <w:rFonts w:ascii="Arial" w:hAnsi="Arial" w:cs="Arial"/>
-        </w:rPr>
-        <w:t>Regression extend</w:t>
-      </w:r>
-      <w:r>
-        <w:rPr>
-          <w:rFonts w:ascii="Arial" w:hAnsi="Arial" w:cs="Arial"/>
-        </w:rPr>
-        <w:t>s</w:t>
-      </w:r>
-      <w:r>
-        <w:rPr>
-          <w:rFonts w:ascii="Arial" w:hAnsi="Arial" w:cs="Arial"/>
-        </w:rPr>
-        <w:t xml:space="preserve"> linear regression by introducing regularization, which penalizes overly complex models and reduces the risk of overfitting. This makes them more stable for datasets that include correlated variables, a common situation in real-world car listings </w:t>
-      </w:r>
-      <w:r>
-        <w:rPr>
-          <w:rFonts w:ascii="Arial" w:hAnsi="Arial" w:cs="Arial"/>
-        </w:rPr>
-        <w:fldChar w:fldCharType="begin"/>
-      </w:r>
-      <w:r>
-        <w:rPr>
-          <w:rFonts w:ascii="Arial" w:hAnsi="Arial" w:cs="Arial"/>
-        </w:rPr>
-        <w:instrText xml:space="preserve"> ADDIN ZOTERO_ITEM CSL_CITATION {"citationID":"Mung8PHC","properties":{"formattedCitation":"(Ting Tin Tin et al.)","plainCitation":"(Ting Tin Tin et al.)","noteIndex":0},"citationItems":[{"id":7,"uris":["http://zotero.org/users/local/eHIbDEoZ/items/BZKRI7MQ"],"itemData":{"id":7,"type":"article-journal","abstract":"The main objective of this paper is to build a predictive model to estimate car depreciation by comparing different types of machine learning algorithms. The research analyses a dataset of used car prices and related variables, including age, mileage, make and model, and region. The study finds that age and mileage are the most significant factors that affect used car prices, with newer and lower mileage cars commanding higher prices. The make and model of the car, as well as the region where it is being sold, also have a significant impact on prices. Based on these findings, the study develops a predictive model using machine learning algorithms, including linear regression, MLP regression, Ridge, support vector regression, and Random Forest model. The models are trained on the dataset and evaluated using different metrics namely Root Mean Square Error (RMSE), Coefficient of determination (R2), and Mean Square Error (MSE). The results of this study showed that the Random Forest Model had the best accuracy out of the other models. This study provides insight into pricing strategies, inventory management, and decision-making in the related industry, especially in the used car market that encourages vehicle reuse. Furthermore, the model developed in this study can be used to make more accurate predictions of used car prices, helping buyers and sellers make more informed decisions.","archive":"Academic Search Ultimate","archive_location":"185141745","container-title":"Pakistan Journal of Life &amp; Social Sciences","DOI":"10.57239/PJLSS-2024-22.2.001411","ISSN":"1727-4915","issue":"2","journalAbbreviation":"Pakistan Journal of Life &amp; Social Sciences","language":"eng","note":"publisher: Elite Scientific Forum","page":"19239-19251","source":"EBSCOhost","title":"Car Depreciation Price Prediction Using Multiple Machine Learning Algorithms.","volume":"22","author":[{"literal":"Ting Tin Tin"},{"family":"Kwoh Lik Xun","given":"Joel"},{"family":"Bruse","given":"Gan"},{"family":"Pong Soon Hui","given":"Jason"},{"literal":"Low Weng Chee"},{"literal":"Chai Kian Hun"},{"family":"Aitizaz","given":"Ali"},{"family":"Khattak","given":"Umar Farooq"},{"family":"Salau","given":"Ayodeji Olalekan"}],"issued":{"date-parts":[["2024",7,1]]}}}],"schema":"https://github.com/citation-style-language/schema/raw/master/csl-citation.json"} </w:instrText>
-      </w:r>
-      <w:r>
-        <w:rPr>
-          <w:rFonts w:ascii="Arial" w:hAnsi="Arial" w:cs="Arial"/>
-        </w:rPr>
-        <w:fldChar w:fldCharType="separate"/>
-      </w:r>
-      <w:r>
-        <w:rPr>
-          <w:rFonts w:ascii="Arial" w:hAnsi="Arial" w:cs="Arial"/>
-          <w:noProof/>
-        </w:rPr>
-        <w:t>(Ting Tin Tin et al.)</w:t>
-      </w:r>
-      <w:r>
-        <w:rPr>
-          <w:rFonts w:ascii="Arial" w:hAnsi="Arial" w:cs="Arial"/>
-        </w:rPr>
-        <w:fldChar w:fldCharType="end"/>
-      </w:r>
-      <w:r>
-        <w:rPr>
-          <w:rFonts w:ascii="Arial" w:hAnsi="Arial" w:cs="Arial"/>
-        </w:rPr>
-        <w:t>.</w:t>
-      </w:r>
-    </w:p>
-    <w:p>
-      <w:pPr>
-        <w:tabs>
-          <w:tab w:val="left" w:pos="3704"/>
-        </w:tabs>
-        <w:spacing w:line="360" w:lineRule="auto"/>
-        <w:jc w:val="both"/>
-        <w:rPr>
-          <w:rFonts w:ascii="Arial" w:hAnsi="Arial" w:cs="Arial"/>
-        </w:rPr>
-      </w:pPr>
-    </w:p>
-    <w:p>
-      <w:pPr>
-        <w:tabs>
-          <w:tab w:val="left" w:pos="3704"/>
-        </w:tabs>
-        <w:spacing w:line="360" w:lineRule="auto"/>
-        <w:jc w:val="both"/>
-        <w:rPr>
-          <w:rFonts w:ascii="Arial" w:hAnsi="Arial" w:cs="Arial"/>
-        </w:rPr>
-      </w:pPr>
-      <w:r>
-        <w:rPr>
-          <w:rFonts w:ascii="Arial" w:hAnsi="Arial" w:cs="Arial"/>
-        </w:rPr>
-        <w:t xml:space="preserve">Random Forest Regression was chosen due to its ability to handle nonlinear interactions and its robustness to noisy features. Research consistently reports that Random Forest achieves strong performance in car price prediction tasks </w:t>
-      </w:r>
-      <w:r>
-        <w:rPr>
-          <w:rFonts w:ascii="Arial" w:hAnsi="Arial" w:cs="Arial"/>
-        </w:rPr>
-        <w:fldChar w:fldCharType="begin"/>
-      </w:r>
-      <w:r>
-        <w:rPr>
-          <w:rFonts w:ascii="Arial" w:hAnsi="Arial" w:cs="Arial"/>
-        </w:rPr>
-        <w:instrText xml:space="preserve"> ADDIN ZOTERO_ITEM CSL_CITATION {"citationID":"r77PxiVS","properties":{"formattedCitation":"(J. I. Kang et al.; Gegic et al.)","plainCitation":"(J. I. Kang et al.; Gegic et al.)","noteIndex":0},"citationItems":[{"id":8,"uris":["http://zotero.org/users/local/eHIbDEoZ/items/99IRXWV5"],"itemData":{"id":8,"type":"paper-conference","container-title":"2022 IEEE International Conference on Consumer Electronics-Asia (ICCE-Asia)","DOI":"10.1109/ICCE-Asia57006.2022.9954633","event-title":"2022 IEEE International Conference on Consumer Electronics-Asia (ICCE-Asia)","note":"journalAbbreviation: 2022 IEEE International Conference on Consumer Electronics-Asia (ICCE-Asia)","page":"01-04","title":"Comparing Regression Models Predicting the Price of Used Cars in Big Data","author":[{"literal":"J. I. Kang"},{"literal":"H. Parekh"},{"literal":"P. Ramdas"},{"literal":"S. Lee"},{"literal":"J. Woo"}],"issued":{"date-parts":[["2022",10,26]]}},"label":"page"},{"id":6,"uris":["http://zotero.org/users/local/eHIbDEoZ/items/MTWYRGSN"],"itemData":{"id":6,"type":"article-journal","abstract":"A car price prediction has been a highinterest research area, as it requires noticeable effort and knowledge of the field expert. Considerable number of distinct attributes are examined for the reliable and accurate prediction. To build a model for predicting the price of used cars in Bosnia and Herzegovina, we applied three machine learning techniques (Artificial Neural Network, Support Vector Machine and Random Forest). However, the mentioned techniques were applied to work as an ensemble. The data used for the prediction was collected from the web portal autopijaca.ba using web scraper that was written in PHP programming language. Respective performances of different algorithms were then compared to find one that best suits the available data set. The final prediction model was integrated into Java application. Furthermore, the model was evaluated using test data and the accuracy of 87.38% was obtained.","archive":"Academic Search Ultimate","archive_location":"135048125","container-title":"TEM Journal","DOI":"10.18421/TEM81-16","ISSN":"2217-8309","issue":"1","journalAbbreviation":"TEM Journal","language":"eng","note":"publisher: UIKTEN-Association for Information Communication Technology Education &amp; Science","page":"113-118","source":"EBSCOhost","title":"Car Price Prediction using Machine Learning Techniques.","volume":"8","author":[{"family":"Gegic","given":"Enis"},{"family":"Isakovic","given":"Becir"},{"family":"Keco","given":"Dino"},{"family":"Masetic","given":"Zerina"},{"family":"Kevric","given":"Jasmin"}],"issued":{"date-parts":[["2019",2,1]]}},"label":"page"}],"schema":"https://github.com/citation-style-language/schema/raw/master/csl-citation.json"} </w:instrText>
-      </w:r>
-      <w:r>
-        <w:rPr>
-          <w:rFonts w:ascii="Arial" w:hAnsi="Arial" w:cs="Arial"/>
-        </w:rPr>
-        <w:fldChar w:fldCharType="separate"/>
-      </w:r>
-      <w:r>
-        <w:rPr>
-          <w:rFonts w:ascii="Arial" w:hAnsi="Arial" w:cs="Arial"/>
-          <w:noProof/>
-        </w:rPr>
-        <w:t>(J. I. Kang et al.; Gegic et al.)</w:t>
-      </w:r>
-      <w:r>
-        <w:rPr>
-          <w:rFonts w:ascii="Arial" w:hAnsi="Arial" w:cs="Arial"/>
-        </w:rPr>
-        <w:fldChar w:fldCharType="end"/>
-      </w:r>
-      <w:r>
-        <w:rPr>
-          <w:rFonts w:ascii="Arial" w:hAnsi="Arial" w:cs="Arial"/>
-        </w:rPr>
-        <w:t>.</w:t>
-      </w:r>
-    </w:p>
-    <w:p>
-      <w:pPr>
-        <w:tabs>
-          <w:tab w:val="left" w:pos="3704"/>
-        </w:tabs>
-        <w:spacing w:line="360" w:lineRule="auto"/>
-        <w:jc w:val="both"/>
-        <w:rPr>
-          <w:rFonts w:ascii="Arial" w:hAnsi="Arial" w:cs="Arial"/>
-        </w:rPr>
-      </w:pPr>
-    </w:p>
-    <w:p>
-      <w:pPr>
-        <w:tabs>
-          <w:tab w:val="left" w:pos="3704"/>
-        </w:tabs>
-        <w:spacing w:line="360" w:lineRule="auto"/>
-        <w:jc w:val="both"/>
-        <w:rPr>
-          <w:rFonts w:ascii="Arial" w:hAnsi="Arial" w:cs="Arial"/>
-        </w:rPr>
-      </w:pPr>
-      <w:r>
-        <w:rPr>
-          <w:rFonts w:ascii="Arial" w:hAnsi="Arial" w:cs="Arial"/>
-        </w:rPr>
-        <w:t xml:space="preserve">Gradient Boosting was selected because it incrementally corrects errors of weaker learners, often producing the most accurate results. While it requires more computation and careful tuning, boosting methods are reported to achieve state-of-the-art performance in car price prediction tasks </w:t>
-      </w:r>
-      <w:r>
-        <w:rPr>
-          <w:rFonts w:ascii="Arial" w:hAnsi="Arial" w:cs="Arial"/>
-        </w:rPr>
-        <w:fldChar w:fldCharType="begin"/>
-      </w:r>
-      <w:r>
-        <w:rPr>
-          <w:rFonts w:ascii="Arial" w:hAnsi="Arial" w:cs="Arial"/>
-        </w:rPr>
-        <w:instrText xml:space="preserve"> ADDIN ZOTERO_ITEM CSL_CITATION {"citationID":"0zev3RVj","properties":{"formattedCitation":"(J. I. Kang et al.)","plainCitation":"(J. I. Kang et al.)","noteIndex":0},"citationItems":[{"id":8,"uris":["http://zotero.org/users/local/eHIbDEoZ/items/99IRXWV5"],"itemData":{"id":8,"type":"paper-conference","container-title":"2022 IEEE International Conference on Consumer Electronics-Asia (ICCE-Asia)","DOI":"10.1109/ICCE-Asia57006.2022.9954633","event-title":"2022 IEEE International Conference on Consumer Electronics-Asia (ICCE-Asia)","note":"journalAbbreviation: 2022 IEEE International Conference on Consumer Electronics-Asia (ICCE-Asia)","page":"01-04","title":"Comparing Regression Models Predicting the Price of Used Cars in Big Data","author":[{"literal":"J. I. Kang"},{"literal":"H. Parekh"},{"literal":"P. Ramdas"},{"literal":"S. Lee"},{"literal":"J. Woo"}],"issued":{"date-parts":[["2022",10,26]]}}}],"schema":"https://github.com/citation-style-language/schema/raw/master/csl-citation.json"} </w:instrText>
-      </w:r>
-      <w:r>
-        <w:rPr>
-          <w:rFonts w:ascii="Arial" w:hAnsi="Arial" w:cs="Arial"/>
-        </w:rPr>
-        <w:fldChar w:fldCharType="separate"/>
-      </w:r>
-      <w:r>
-        <w:rPr>
-          <w:rFonts w:ascii="Arial" w:hAnsi="Arial" w:cs="Arial"/>
-          <w:noProof/>
-        </w:rPr>
-        <w:t>(J. I. Kang et al.)</w:t>
-      </w:r>
-      <w:r>
-        <w:rPr>
-          <w:rFonts w:ascii="Arial" w:hAnsi="Arial" w:cs="Arial"/>
-        </w:rPr>
-        <w:fldChar w:fldCharType="end"/>
-      </w:r>
-      <w:r>
-        <w:rPr>
-          <w:rFonts w:ascii="Arial" w:hAnsi="Arial" w:cs="Arial"/>
-        </w:rPr>
-        <w:t>.</w:t>
-      </w:r>
-    </w:p>
-    <w:p>
-      <w:pPr>
-        <w:tabs>
-          <w:tab w:val="left" w:pos="3704"/>
-        </w:tabs>
-        <w:spacing w:line="360" w:lineRule="auto"/>
-        <w:jc w:val="both"/>
-        <w:rPr>
-          <w:rFonts w:ascii="Arial" w:hAnsi="Arial" w:cs="Arial"/>
-        </w:rPr>
-      </w:pPr>
-    </w:p>
-    <w:p>
-      <w:pPr>
-        <w:tabs>
-          <w:tab w:val="left" w:pos="3704"/>
-        </w:tabs>
-        <w:spacing w:line="360" w:lineRule="auto"/>
-        <w:jc w:val="both"/>
-        <w:rPr>
-          <w:rFonts w:ascii="Arial" w:hAnsi="Arial" w:cs="Arial"/>
-          <w:color w:val="000000" w:themeColor="text1"/>
-        </w:rPr>
-      </w:pPr>
-      <w:r>
-        <w:rPr>
-          <w:rFonts w:ascii="Arial" w:hAnsi="Arial" w:cs="Arial"/>
-          <w:color w:val="000000" w:themeColor="text1"/>
-        </w:rPr>
-        <w:lastRenderedPageBreak/>
+          <w:color w:val="000000" w:themeColor="text1"/>
+        </w:rPr>
+      </w:pPr>
+      <w:r>
+        <w:rPr>
+          <w:rFonts w:ascii="Arial" w:hAnsi="Arial" w:cs="Arial"/>
+          <w:color w:val="000000" w:themeColor="text1"/>
+        </w:rPr>
         <w:t xml:space="preserve">To demonstrate the implementation requirements, the algorithms can be summarized in pseudocode: </w:t>
       </w:r>
     </w:p>
-    <w:p>
-      <w:pPr>
-        <w:tabs>
-          <w:tab w:val="left" w:pos="3704"/>
-        </w:tabs>
-        <w:spacing w:line="360" w:lineRule="auto"/>
-        <w:jc w:val="both"/>
-        <w:rPr>
-          <w:rFonts w:ascii="Arial" w:hAnsi="Arial" w:cs="Arial"/>
-          <w:color w:val="000000" w:themeColor="text1"/>
-        </w:rPr>
-      </w:pPr>
-    </w:p>
-    <w:bookmarkEnd w:id="16"/>
+    <w:bookmarkEnd w:id="17"/>
     <w:p>
       <w:pPr>
         <w:pStyle w:val="NormalWeb"/>
@@ -9170,6 +8795,7 @@
           <w:sz w:val="18"/>
           <w:szCs w:val="18"/>
         </w:rPr>
+        <w:lastRenderedPageBreak/>
         <w:t xml:space="preserve">14. </w:t>
       </w:r>
       <w:r>
@@ -12124,7 +11750,6 @@
           <w:sz w:val="18"/>
           <w:szCs w:val="18"/>
         </w:rPr>
-        <w:lastRenderedPageBreak/>
         <w:t xml:space="preserve">39. </w:t>
       </w:r>
       <w:r>
@@ -13961,6 +13586,7 @@
           <w:sz w:val="18"/>
           <w:szCs w:val="18"/>
         </w:rPr>
+        <w:lastRenderedPageBreak/>
         <w:t xml:space="preserve">57. </w:t>
       </w:r>
       <w:r>
@@ -15963,7 +15589,6 @@
           <w:rFonts w:ascii="Arial" w:hAnsi="Arial" w:cs="Arial"/>
           <w:color w:val="000000" w:themeColor="text1"/>
         </w:rPr>
-        <w:lastRenderedPageBreak/>
         <w:t>Handling missing values (forward fill or row removal when thresholds are exceeded).</w:t>
       </w:r>
     </w:p>
@@ -16183,6 +15808,7 @@
           <w:noProof/>
           <w:color w:val="000000" w:themeColor="text1"/>
         </w:rPr>
+        <w:lastRenderedPageBreak/>
         <w:drawing>
           <wp:inline distT="0" distB="0" distL="0" distR="0" wp14:anchorId="3BF24587" wp14:editId="1583D269">
             <wp:extent cx="4190857" cy="3832411"/>
@@ -16275,15 +15901,7 @@
           <w:rFonts w:ascii="Arial" w:hAnsi="Arial" w:cs="Arial"/>
           <w:color w:val="000000" w:themeColor="text1"/>
         </w:rPr>
-        <w:t xml:space="preserve">A well-designed user interface is what distinguishes a good software package from an average one. A simple, intuitive, and comprehensive dashboard drastically improves user experience and accessibility. The dashboard in this application is designed to hide the complexities of the underlying machine learning algorithms, allowing the user </w:t>
-      </w:r>
-      <w:r>
-        <w:rPr>
-          <w:rFonts w:ascii="Arial" w:hAnsi="Arial" w:cs="Arial"/>
-          <w:color w:val="000000" w:themeColor="text1"/>
-        </w:rPr>
-        <w:lastRenderedPageBreak/>
-        <w:t>to obtain predictions and comparisons without needing to understand the technical implementation details.</w:t>
+        <w:t>A well-designed user interface is what distinguishes a good software package from an average one. A simple, intuitive, and comprehensive dashboard drastically improves user experience and accessibility. The dashboard in this application is designed to hide the complexities of the underlying machine learning algorithms, allowing the user to obtain predictions and comparisons without needing to understand the technical implementation details.</w:t>
       </w:r>
     </w:p>
     <w:p>
@@ -16390,6 +16008,7 @@
           <w:rFonts w:ascii="Arial" w:hAnsi="Arial" w:cs="Arial"/>
           <w:color w:val="000000" w:themeColor="text1"/>
         </w:rPr>
+        <w:lastRenderedPageBreak/>
         <w:t>Simultaneous algorithm evaluation, where all implemented models (Linear, Ridge, Random Forest, Gradient Boosting) are executed automatically for a given input.</w:t>
       </w:r>
     </w:p>
@@ -16586,10 +16205,9 @@
           <w:noProof/>
           <w:color w:val="000000" w:themeColor="text1"/>
         </w:rPr>
-        <w:lastRenderedPageBreak/>
         <w:drawing>
-          <wp:inline distT="0" distB="0" distL="0" distR="0" wp14:anchorId="21CFDCC3" wp14:editId="3E126482">
-            <wp:extent cx="5068684" cy="3978687"/>
+          <wp:inline distT="0" distB="0" distL="0" distR="0" wp14:anchorId="21CFDCC3" wp14:editId="349BDD11">
+            <wp:extent cx="4842164" cy="3800879"/>
             <wp:effectExtent l="0" t="0" r="0" b="0"/>
             <wp:docPr id="2118216240" name="Picture 1" descr="A diagram of a process&#10;&#10;AI-generated content may be incorrect."/>
             <wp:cNvGraphicFramePr>
@@ -16611,7 +16229,7 @@
                   <pic:spPr>
                     <a:xfrm>
                       <a:off x="0" y="0"/>
-                      <a:ext cx="5084218" cy="3990880"/>
+                      <a:ext cx="4856124" cy="3811837"/>
                     </a:xfrm>
                     <a:prstGeom prst="rect">
                       <a:avLst/>
@@ -16630,6 +16248,7 @@
           <w:tab w:val="left" w:pos="3704"/>
         </w:tabs>
         <w:spacing w:line="360" w:lineRule="auto"/>
+        <w:ind w:left="3704" w:hanging="3704"/>
         <w:jc w:val="center"/>
         <w:rPr>
           <w:rFonts w:ascii="Arial" w:hAnsi="Arial" w:cs="Arial"/>
@@ -16890,7 +16509,6 @@
           <w:noProof/>
           <w:color w:val="000000" w:themeColor="text1"/>
         </w:rPr>
-        <w:lastRenderedPageBreak/>
         <w:drawing>
           <wp:inline distT="0" distB="0" distL="0" distR="0" wp14:anchorId="556B46B0" wp14:editId="64B95FAD">
             <wp:extent cx="5731510" cy="5501005"/>
@@ -17073,7 +16691,6 @@
           <w:rFonts w:ascii="Arial" w:hAnsi="Arial" w:cs="Arial"/>
           <w:color w:val="000000" w:themeColor="text1"/>
         </w:rPr>
-        <w:lastRenderedPageBreak/>
         <w:t xml:space="preserve">Based on prior research in car price prediction, ensemble models such as Random Forest and Gradient Boosting are expected to achieve the highest R² values, typically above 0.8 on large datasets </w:t>
       </w:r>
       <w:r>
@@ -17467,6 +17084,7 @@
           <w:rFonts w:ascii="Arial" w:hAnsi="Arial" w:cs="Arial"/>
           <w:color w:val="000000" w:themeColor="text1"/>
         </w:rPr>
+        <w:lastRenderedPageBreak/>
         <w:t>The result screen displays numeric predictions along with performance metrics.</w:t>
       </w:r>
     </w:p>
@@ -17573,7 +17191,6 @@
           <w:rFonts w:ascii="Arial" w:hAnsi="Arial" w:cs="Arial"/>
           <w:color w:val="000000" w:themeColor="text1"/>
         </w:rPr>
-        <w:lastRenderedPageBreak/>
         <w:t>ii. Name: Single Ranged Prediction</w:t>
       </w:r>
     </w:p>
@@ -17896,6 +17513,7 @@
           <w:rFonts w:ascii="Arial" w:hAnsi="Arial" w:cs="Arial"/>
           <w:color w:val="000000" w:themeColor="text1"/>
         </w:rPr>
+        <w:lastRenderedPageBreak/>
         <w:t>Entry Condition: The application is running and pre-trained models are loaded.</w:t>
       </w:r>
     </w:p>
@@ -18040,7 +17658,6 @@
           <w:rFonts w:ascii="Arial" w:hAnsi="Arial" w:cs="Arial"/>
           <w:color w:val="000000" w:themeColor="text1"/>
         </w:rPr>
-        <w:lastRenderedPageBreak/>
         <w:t>Result Screen: A bar chart showing predicted prices for each algorithm per car, with MAE, MSE, R², and timing metrics.</w:t>
       </w:r>
     </w:p>
@@ -18338,6 +17955,7 @@
           <w:rFonts w:ascii="Arial" w:hAnsi="Arial" w:cs="Arial"/>
           <w:color w:val="000000" w:themeColor="text1"/>
         </w:rPr>
+        <w:lastRenderedPageBreak/>
         <w:t>Result Screen: A two-line chart (year vs. predicted price) comparing both cars using the chosen algorithm, with corresponding MAE, MSE, R², and timing information.</w:t>
       </w:r>
     </w:p>
@@ -18467,7 +18085,6 @@
           <w:rFonts w:ascii="Arial" w:hAnsi="Arial" w:cs="Arial"/>
           <w:color w:val="000000" w:themeColor="text1"/>
         </w:rPr>
-        <w:lastRenderedPageBreak/>
         <w:t>Predicted price(s)</w:t>
       </w:r>
     </w:p>
@@ -18750,43 +18367,14 @@
         <w:rPr>
           <w:rFonts w:ascii="Arial" w:hAnsi="Arial" w:cs="Arial"/>
         </w:rPr>
-        <w:t xml:space="preserve">Configurability is achieved </w:t>
-      </w:r>
-      <w:r>
-        <w:rPr>
-          <w:rFonts w:ascii="Arial" w:hAnsi="Arial" w:cs="Arial"/>
-        </w:rPr>
-        <w:t>by</w:t>
-      </w:r>
-      <w:r>
-        <w:rPr>
-          <w:rFonts w:ascii="Arial" w:hAnsi="Arial" w:cs="Arial"/>
-        </w:rPr>
-        <w:t xml:space="preserve"> command-line arguments that control parameters like anchor year, dataset size, and search configurations. This design </w:t>
-      </w:r>
-      <w:r>
-        <w:rPr>
-          <w:rFonts w:ascii="Arial" w:hAnsi="Arial" w:cs="Arial"/>
-        </w:rPr>
-        <w:t>gives the</w:t>
-      </w:r>
-      <w:r>
-        <w:rPr>
-          <w:rFonts w:ascii="Arial" w:hAnsi="Arial" w:cs="Arial"/>
-        </w:rPr>
-        <w:t xml:space="preserve"> users</w:t>
-      </w:r>
-      <w:r>
-        <w:rPr>
-          <w:rFonts w:ascii="Arial" w:hAnsi="Arial" w:cs="Arial"/>
-        </w:rPr>
-        <w:t xml:space="preserve"> ability</w:t>
-      </w:r>
-      <w:r>
-        <w:rPr>
-          <w:rFonts w:ascii="Arial" w:hAnsi="Arial" w:cs="Arial"/>
-        </w:rPr>
-        <w:t xml:space="preserve"> to tune training duration to match their specific need.</w:t>
+        <w:t xml:space="preserve">Configurability is achieved through a set of command-line arguments that control key aspects of the training process, including the anchor year, maximum number of hyperparameter search configurations, maximum dataset size, and quality-gate </w:t>
+      </w:r>
+      <w:r>
+        <w:rPr>
+          <w:rFonts w:ascii="Arial" w:hAnsi="Arial" w:cs="Arial"/>
+        </w:rPr>
+        <w:lastRenderedPageBreak/>
+        <w:t>thresholds (minimum R², maximum MAE, maximum RMSE). These flags allow users to fully customize training duration, model quality requirements, and computational workload according to their specific needs.</w:t>
       </w:r>
     </w:p>
     <w:p>
@@ -18848,12 +18436,24 @@
         <w:rPr>
           <w:rFonts w:ascii="Arial" w:hAnsi="Arial" w:cs="Arial"/>
         </w:rPr>
+        <w:t xml:space="preserve"> </w:t>
+      </w:r>
+      <w:r>
+        <w:rPr>
+          <w:rFonts w:ascii="Arial" w:hAnsi="Arial" w:cs="Arial"/>
+        </w:rPr>
         <w:t>-</w:t>
       </w:r>
       <w:r>
         <w:rPr>
           <w:rFonts w:ascii="Arial" w:hAnsi="Arial" w:cs="Arial"/>
         </w:rPr>
+        <w:t xml:space="preserve"> </w:t>
+      </w:r>
+      <w:r>
+        <w:rPr>
+          <w:rFonts w:ascii="Arial" w:hAnsi="Arial" w:cs="Arial"/>
+        </w:rPr>
         <w:t xml:space="preserve">Single, Single Ranged, Compare, and Compare Ranged. Each mode offers </w:t>
       </w:r>
       <w:r>
@@ -18952,23 +18552,7 @@
         </w:rPr>
         <w:t>.</w:t>
       </w:r>
-    </w:p>
-    <w:bookmarkEnd w:id="25"/>
-    <w:p>
-      <w:pPr>
-        <w:spacing w:line="360" w:lineRule="auto"/>
-        <w:jc w:val="both"/>
-        <w:rPr>
-          <w:rFonts w:ascii="Arial" w:hAnsi="Arial" w:cs="Arial"/>
-        </w:rPr>
-      </w:pPr>
-    </w:p>
-    <w:p>
-      <w:pPr>
-        <w:rPr>
-          <w:rFonts w:ascii="Arial" w:hAnsi="Arial" w:cs="Arial"/>
-        </w:rPr>
-      </w:pPr>
+      <w:bookmarkEnd w:id="25"/>
     </w:p>
     <w:p>
       <w:pPr>
@@ -18993,8 +18577,8 @@
           <w:lang w:val="en-US"/>
         </w:rPr>
       </w:pPr>
-      <w:bookmarkStart w:id="26" w:name="_Hlk211777613"/>
-      <w:bookmarkStart w:id="27" w:name="_Toc214718919"/>
+      <w:bookmarkStart w:id="26" w:name="_Toc214718919"/>
+      <w:bookmarkStart w:id="27" w:name="_Hlk211777613"/>
       <w:r>
         <w:rPr>
           <w:rFonts w:cs="Arial"/>
@@ -19009,7 +18593,7 @@
         </w:rPr>
         <w:t>Design of Software Solution</w:t>
       </w:r>
-      <w:bookmarkEnd w:id="27"/>
+      <w:bookmarkEnd w:id="26"/>
     </w:p>
     <w:p>
       <w:pPr>
@@ -19033,8 +18617,8 @@
           <w:lang w:val="en-US"/>
         </w:rPr>
       </w:pPr>
-      <w:bookmarkStart w:id="28" w:name="_Hlk211686529"/>
-      <w:bookmarkStart w:id="29" w:name="_Toc214718920"/>
+      <w:bookmarkStart w:id="28" w:name="_Toc214718920"/>
+      <w:bookmarkStart w:id="29" w:name="_Hlk211686529"/>
       <w:r>
         <w:rPr>
           <w:rFonts w:cs="Arial"/>
@@ -19042,9 +18626,9 @@
         </w:rPr>
         <w:t>3.1. Main algorithms</w:t>
       </w:r>
-      <w:bookmarkEnd w:id="29"/>
-    </w:p>
-    <w:bookmarkEnd w:id="28"/>
+      <w:bookmarkEnd w:id="28"/>
+    </w:p>
+    <w:bookmarkEnd w:id="29"/>
     <w:p>
       <w:pPr>
         <w:pStyle w:val="ListParagraph"/>
@@ -19067,8 +18651,8 @@
           <w:lang w:val="en-US"/>
         </w:rPr>
       </w:pPr>
-      <w:bookmarkStart w:id="30" w:name="_Hlk211776610"/>
-      <w:bookmarkStart w:id="31" w:name="_Toc214718921"/>
+      <w:bookmarkStart w:id="30" w:name="_Toc214718921"/>
+      <w:bookmarkStart w:id="31" w:name="_Hlk211776610"/>
       <w:r>
         <w:rPr>
           <w:rFonts w:cs="Arial"/>
@@ -19076,7 +18660,7 @@
         </w:rPr>
         <w:t>3.1.1. Linear regression</w:t>
       </w:r>
-      <w:bookmarkEnd w:id="31"/>
+      <w:bookmarkEnd w:id="30"/>
     </w:p>
     <w:p>
       <w:pPr>
@@ -19182,7 +18766,15 @@
           <w:rFonts w:ascii="Arial" w:hAnsi="Arial" w:cs="Arial"/>
           <w:color w:val="000000" w:themeColor="text1"/>
         </w:rPr>
-        <w:t xml:space="preserve">However, the strict assumption of linear relationships is often unrealistic in the used car domain. Real-world depreciation curves tend to be nonlinear: for instance, mileage might reduce value steeply initially, but the marginal effect slows as the car ages. Some researchers have proposed S-curve or logistic models precisely because linear fits lead to increasing errors at extreme values </w:t>
+        <w:t xml:space="preserve">However, the strict assumption of linear relationships is often unrealistic in the used car domain. Real-world depreciation curves tend to be nonlinear: for instance, mileage </w:t>
+      </w:r>
+      <w:r>
+        <w:rPr>
+          <w:rFonts w:ascii="Arial" w:hAnsi="Arial" w:cs="Arial"/>
+          <w:color w:val="000000" w:themeColor="text1"/>
+        </w:rPr>
+        <w:lastRenderedPageBreak/>
+        <w:t xml:space="preserve">might reduce value steeply initially, but the marginal effect slows as the car ages. Some researchers have proposed S-curve or logistic models precisely because linear fits lead to increasing errors at extreme values </w:t>
       </w:r>
       <w:r>
         <w:rPr>
@@ -19377,7 +18969,6 @@
           <w:rFonts w:ascii="Arial" w:hAnsi="Arial" w:cs="Arial"/>
           <w:color w:val="000000" w:themeColor="text1"/>
         </w:rPr>
-        <w:lastRenderedPageBreak/>
         <w:t>Despite these limitations, linear regression is still very valuable as a baseline model. In comparative studies, it often achieves very good error rates around 80</w:t>
       </w:r>
       <w:r>
@@ -19416,8 +19007,8 @@
           <w:lang w:val="en-US"/>
         </w:rPr>
       </w:pPr>
-      <w:bookmarkStart w:id="32" w:name="_Hlk211687397"/>
-      <w:bookmarkStart w:id="33" w:name="_Toc214718922"/>
+      <w:bookmarkStart w:id="32" w:name="_Toc214718922"/>
+      <w:bookmarkStart w:id="33" w:name="_Hlk211687397"/>
       <w:r>
         <w:rPr>
           <w:rFonts w:cs="Arial"/>
@@ -19425,9 +19016,9 @@
         </w:rPr>
         <w:t>3.1.2. Ridge Regression</w:t>
       </w:r>
-      <w:bookmarkEnd w:id="33"/>
-    </w:p>
-    <w:bookmarkEnd w:id="32"/>
+      <w:bookmarkEnd w:id="32"/>
+    </w:p>
+    <w:bookmarkEnd w:id="33"/>
     <w:p>
       <w:pPr>
         <w:tabs>
@@ -19567,6 +19158,7 @@
           <w:rFonts w:ascii="Arial" w:hAnsi="Arial" w:cs="Arial"/>
           <w:color w:val="000000" w:themeColor="text1"/>
         </w:rPr>
+        <w:lastRenderedPageBreak/>
         <w:t xml:space="preserve">In used car price prediction, Ridge Regression has demonstrated greater consistency than standard linear regression, particularly in the presence of multicollinearity and noisy features </w:t>
       </w:r>
       <w:r>
@@ -19636,8 +19228,8 @@
           <w:lang w:val="en-US"/>
         </w:rPr>
       </w:pPr>
-      <w:bookmarkStart w:id="34" w:name="_Hlk211687414"/>
-      <w:bookmarkStart w:id="35" w:name="_Toc214718923"/>
+      <w:bookmarkStart w:id="34" w:name="_Toc214718923"/>
+      <w:bookmarkStart w:id="35" w:name="_Hlk211687414"/>
       <w:r>
         <w:rPr>
           <w:rFonts w:cs="Arial"/>
@@ -19645,9 +19237,9 @@
         </w:rPr>
         <w:t>3.1.3. Random Forest Regression</w:t>
       </w:r>
-      <w:bookmarkEnd w:id="35"/>
-    </w:p>
-    <w:bookmarkEnd w:id="34"/>
+      <w:bookmarkEnd w:id="34"/>
+    </w:p>
+    <w:bookmarkEnd w:id="35"/>
     <w:p>
       <w:pPr>
         <w:tabs>
@@ -19678,7 +19270,6 @@
           <w:rFonts w:ascii="Arial" w:hAnsi="Arial" w:cs="Arial"/>
           <w:color w:val="000000" w:themeColor="text1"/>
         </w:rPr>
-        <w:lastRenderedPageBreak/>
         <w:t xml:space="preserve">Random Forest Regression builds a large number of decision trees, each trained on a different sample of the data, and then combines their outputs to generate consistent and accurate predictions </w:t>
       </w:r>
       <w:r>
@@ -20022,7 +19613,14 @@
         <w:rPr>
           <w:rFonts w:ascii="Arial" w:hAnsi="Arial" w:cs="Arial"/>
         </w:rPr>
-        <w:t xml:space="preserve">. Another important feature is the algorithm’s ability to estimate feature importance, which helps determine which variables most strongly influence the predicted price. Studies commonly find that mileage and model year have the highest importance scores, while other attributes like fuel type or number of doors play smaller roles </w:t>
+        <w:t xml:space="preserve">. Another important feature is the algorithm’s ability to estimate feature importance, which helps determine which variables most strongly influence the predicted price. Studies commonly find that </w:t>
+      </w:r>
+      <w:r>
+        <w:rPr>
+          <w:rFonts w:ascii="Arial" w:hAnsi="Arial" w:cs="Arial"/>
+        </w:rPr>
+        <w:lastRenderedPageBreak/>
+        <w:t xml:space="preserve">mileage and model year have the highest importance scores, while other attributes like fuel type or number of doors play smaller roles </w:t>
       </w:r>
       <w:r>
         <w:rPr>
@@ -20174,8 +19772,8 @@
           <w:lang w:val="en-US"/>
         </w:rPr>
       </w:pPr>
-      <w:bookmarkStart w:id="38" w:name="_Hlk211776082"/>
-      <w:bookmarkStart w:id="39" w:name="_Toc214718924"/>
+      <w:bookmarkStart w:id="38" w:name="_Toc214718924"/>
+      <w:bookmarkStart w:id="39" w:name="_Hlk211776082"/>
       <w:r>
         <w:rPr>
           <w:rFonts w:cs="Arial"/>
@@ -20183,7 +19781,7 @@
         </w:rPr>
         <w:t>3.1.4. Gradient Boosting Regression</w:t>
       </w:r>
-      <w:bookmarkEnd w:id="39"/>
+      <w:bookmarkEnd w:id="38"/>
     </w:p>
     <w:p>
       <w:pPr>
@@ -20535,6 +20133,7 @@
           <w:rFonts w:ascii="Arial" w:hAnsi="Arial" w:cs="Arial"/>
           <w:color w:val="000000" w:themeColor="text1"/>
         </w:rPr>
+        <w:lastRenderedPageBreak/>
         <w:t>algorithms</w:t>
       </w:r>
       <w:r>
@@ -20846,9 +20445,9 @@
           <w:lang w:val="en-US"/>
         </w:rPr>
       </w:pPr>
-      <w:bookmarkStart w:id="40" w:name="_Hlk211699754"/>
-      <w:bookmarkStart w:id="41" w:name="_Hlk211776537"/>
-      <w:bookmarkStart w:id="42" w:name="_Toc214718925"/>
+      <w:bookmarkStart w:id="40" w:name="_Toc214718925"/>
+      <w:bookmarkStart w:id="41" w:name="_Hlk211699754"/>
+      <w:bookmarkStart w:id="42" w:name="_Hlk211776537"/>
       <w:r>
         <w:rPr>
           <w:rFonts w:cs="Arial"/>
@@ -20856,7 +20455,7 @@
         </w:rPr>
         <w:t>3.2. Algorithm Complexity</w:t>
       </w:r>
-      <w:bookmarkEnd w:id="42"/>
+      <w:bookmarkEnd w:id="40"/>
     </w:p>
     <w:p>
       <w:pPr>
@@ -20868,7 +20467,7 @@
         </w:rPr>
       </w:pPr>
     </w:p>
-    <w:bookmarkEnd w:id="40"/>
+    <w:bookmarkEnd w:id="41"/>
     <w:p>
       <w:pPr>
         <w:spacing w:line="360" w:lineRule="auto"/>
@@ -20903,8 +20502,8 @@
           <w:lang w:val="en-US"/>
         </w:rPr>
       </w:pPr>
-      <w:bookmarkStart w:id="43" w:name="_Hlk211699945"/>
-      <w:bookmarkStart w:id="44" w:name="_Toc214718926"/>
+      <w:bookmarkStart w:id="43" w:name="_Toc214718926"/>
+      <w:bookmarkStart w:id="44" w:name="_Hlk211699945"/>
       <w:r>
         <w:rPr>
           <w:rFonts w:cs="Arial"/>
@@ -20912,9 +20511,9 @@
         </w:rPr>
         <w:t>3.2.1. Linear Regression Complexity</w:t>
       </w:r>
-      <w:bookmarkEnd w:id="44"/>
-    </w:p>
-    <w:bookmarkEnd w:id="43"/>
+      <w:bookmarkEnd w:id="43"/>
+    </w:p>
+    <w:bookmarkEnd w:id="44"/>
     <w:p>
       <w:pPr>
         <w:spacing w:line="360" w:lineRule="auto"/>
@@ -20994,6 +20593,7 @@
         <w:rPr>
           <w:rFonts w:ascii="Arial" w:hAnsi="Arial" w:cs="Arial"/>
         </w:rPr>
+        <w:lastRenderedPageBreak/>
         <w:t xml:space="preserve">features requires solving the normal equation </w:t>
       </w:r>
       <m:oMath>
@@ -22871,14 +22471,7 @@
         <w:rPr>
           <w:rFonts w:ascii="Arial" w:hAnsi="Arial" w:cs="Arial"/>
         </w:rPr>
-        <w:t xml:space="preserve">(which is a more complex </w:t>
-      </w:r>
-      <w:r>
-        <w:rPr>
-          <w:rFonts w:ascii="Arial" w:hAnsi="Arial" w:cs="Arial"/>
-        </w:rPr>
-        <w:lastRenderedPageBreak/>
-        <w:t>expansion on gradient boosting)</w:t>
+        <w:t>(which is a more complex expansion on gradient boosting)</w:t>
       </w:r>
       <w:r>
         <w:rPr>
@@ -22947,8 +22540,8 @@
           <w:lang w:val="en-US"/>
         </w:rPr>
       </w:pPr>
-      <w:bookmarkStart w:id="49" w:name="_Hlk211778975"/>
-      <w:bookmarkStart w:id="50" w:name="_Toc214718930"/>
+      <w:bookmarkStart w:id="49" w:name="_Toc214718930"/>
+      <w:bookmarkStart w:id="50" w:name="_Hlk211778975"/>
       <w:r>
         <w:rPr>
           <w:rFonts w:cs="Arial"/>
@@ -22963,9 +22556,9 @@
         </w:rPr>
         <w:t>Software Architecture</w:t>
       </w:r>
-      <w:bookmarkEnd w:id="50"/>
-    </w:p>
-    <w:bookmarkEnd w:id="49"/>
+      <w:bookmarkEnd w:id="49"/>
+    </w:p>
+    <w:bookmarkEnd w:id="50"/>
     <w:p>
       <w:pPr>
         <w:tabs>
@@ -23477,14 +23070,7 @@
         <w:rPr>
           <w:rFonts w:ascii="Arial" w:hAnsi="Arial" w:cs="Arial"/>
         </w:rPr>
-        <w:t xml:space="preserve"> component is implemented as a React-based web interface. It provides a user-friendly UI where users can and visualize prediction results, compare the performance of different algorithms and comapre different car prices throughout the </w:t>
-      </w:r>
-      <w:r>
-        <w:rPr>
-          <w:rFonts w:ascii="Arial" w:hAnsi="Arial" w:cs="Arial"/>
-        </w:rPr>
-        <w:lastRenderedPageBreak/>
-        <w:t>years. The React application communicates asynchronously with the backend through HTTP requests</w:t>
+        <w:t xml:space="preserve"> component is implemented as a React-based web interface. It provides a user-friendly UI where users can and visualize prediction results, compare the performance of different algorithms and comapre different car prices throughout the years. The React application communicates asynchronously with the backend through HTTP requests</w:t>
       </w:r>
       <w:r>
         <w:rPr>
@@ -23547,18 +23133,6 @@
           <w:tab w:val="left" w:pos="3704"/>
         </w:tabs>
         <w:spacing w:line="360" w:lineRule="auto"/>
-        <w:jc w:val="both"/>
-        <w:rPr>
-          <w:rFonts w:ascii="Arial" w:hAnsi="Arial" w:cs="Arial"/>
-        </w:rPr>
-      </w:pPr>
-    </w:p>
-    <w:p>
-      <w:pPr>
-        <w:tabs>
-          <w:tab w:val="left" w:pos="3704"/>
-        </w:tabs>
-        <w:spacing w:line="360" w:lineRule="auto"/>
         <w:jc w:val="center"/>
         <w:rPr>
           <w:rFonts w:ascii="Arial" w:hAnsi="Arial" w:cs="Arial"/>
@@ -23570,9 +23144,9 @@
           <w:noProof/>
         </w:rPr>
         <w:drawing>
-          <wp:inline distT="0" distB="0" distL="0" distR="0" wp14:anchorId="799521B6" wp14:editId="786F2587">
-            <wp:extent cx="3804248" cy="4465122"/>
-            <wp:effectExtent l="0" t="0" r="6350" b="5715"/>
+          <wp:inline distT="0" distB="0" distL="0" distR="0" wp14:anchorId="799521B6" wp14:editId="0D87D1A6">
+            <wp:extent cx="2499167" cy="2933322"/>
+            <wp:effectExtent l="0" t="0" r="3175" b="635"/>
             <wp:docPr id="1756058652" name="Picture 1" descr="A diagram of a software development process&#10;&#10;AI-generated content may be incorrect."/>
             <wp:cNvGraphicFramePr>
               <a:graphicFrameLocks xmlns:a="http://schemas.openxmlformats.org/drawingml/2006/main" noChangeAspect="1"/>
@@ -23593,7 +23167,7 @@
                   <pic:spPr>
                     <a:xfrm>
                       <a:off x="0" y="0"/>
-                      <a:ext cx="3822739" cy="4486825"/>
+                      <a:ext cx="2531840" cy="2971671"/>
                     </a:xfrm>
                     <a:prstGeom prst="rect">
                       <a:avLst/>
@@ -23679,14 +23253,7 @@
         <w:rPr>
           <w:rFonts w:ascii="Arial" w:hAnsi="Arial" w:cs="Arial"/>
         </w:rPr>
-        <w:t xml:space="preserve">Another way this can be developed </w:t>
-      </w:r>
-      <w:r>
-        <w:rPr>
-          <w:rFonts w:ascii="Arial" w:hAnsi="Arial" w:cs="Arial"/>
-        </w:rPr>
-        <w:lastRenderedPageBreak/>
-        <w:t xml:space="preserve">is with monolithic designs but in this </w:t>
+        <w:t xml:space="preserve">Another way this can be developed is with monolithic designs but in this </w:t>
       </w:r>
       <w:r>
         <w:rPr>
@@ -23788,8 +23355,8 @@
           <w:lang w:val="en-US"/>
         </w:rPr>
       </w:pPr>
-      <w:bookmarkStart w:id="51" w:name="_Hlk211784084"/>
-      <w:bookmarkStart w:id="52" w:name="_Toc214718931"/>
+      <w:bookmarkStart w:id="51" w:name="_Toc214718931"/>
+      <w:bookmarkStart w:id="52" w:name="_Hlk211784084"/>
       <w:r>
         <w:rPr>
           <w:rFonts w:cs="Arial"/>
@@ -23797,9 +23364,9 @@
         </w:rPr>
         <w:t>3.3.1. Model(s)</w:t>
       </w:r>
-      <w:bookmarkEnd w:id="52"/>
-    </w:p>
-    <w:bookmarkEnd w:id="51"/>
+      <w:bookmarkEnd w:id="51"/>
+    </w:p>
+    <w:bookmarkEnd w:id="52"/>
     <w:p>
       <w:pPr>
         <w:spacing w:line="360" w:lineRule="auto"/>
@@ -23812,6 +23379,7 @@
     <w:p>
       <w:pPr>
         <w:spacing w:line="360" w:lineRule="auto"/>
+        <w:jc w:val="both"/>
         <w:rPr>
           <w:rFonts w:ascii="Arial" w:hAnsi="Arial" w:cs="Arial"/>
         </w:rPr>
@@ -23826,14 +23394,16 @@
     <w:p>
       <w:pPr>
         <w:spacing w:line="360" w:lineRule="auto"/>
-        <w:rPr>
-          <w:rFonts w:ascii="Arial" w:hAnsi="Arial" w:cs="Arial"/>
-        </w:rPr>
-      </w:pPr>
-    </w:p>
-    <w:p>
-      <w:pPr>
-        <w:spacing w:line="360" w:lineRule="auto"/>
+        <w:jc w:val="both"/>
+        <w:rPr>
+          <w:rFonts w:ascii="Arial" w:hAnsi="Arial" w:cs="Arial"/>
+        </w:rPr>
+      </w:pPr>
+    </w:p>
+    <w:p>
+      <w:pPr>
+        <w:spacing w:line="360" w:lineRule="auto"/>
+        <w:jc w:val="both"/>
         <w:rPr>
           <w:rFonts w:ascii="Arial" w:hAnsi="Arial" w:cs="Arial"/>
         </w:rPr>
@@ -23887,14 +23457,16 @@
     <w:p>
       <w:pPr>
         <w:spacing w:line="360" w:lineRule="auto"/>
-        <w:rPr>
-          <w:rFonts w:ascii="Arial" w:hAnsi="Arial" w:cs="Arial"/>
-        </w:rPr>
-      </w:pPr>
-    </w:p>
-    <w:p>
-      <w:pPr>
-        <w:spacing w:line="360" w:lineRule="auto"/>
+        <w:jc w:val="both"/>
+        <w:rPr>
+          <w:rFonts w:ascii="Arial" w:hAnsi="Arial" w:cs="Arial"/>
+        </w:rPr>
+      </w:pPr>
+    </w:p>
+    <w:p>
+      <w:pPr>
+        <w:spacing w:line="360" w:lineRule="auto"/>
+        <w:jc w:val="both"/>
         <w:rPr>
           <w:rFonts w:ascii="Arial" w:hAnsi="Arial" w:cs="Arial"/>
           <w:lang w:val="en-GB"/>
@@ -23918,7 +23490,14 @@
         <w:rPr>
           <w:rFonts w:ascii="Arial" w:hAnsi="Arial" w:cs="Arial"/>
         </w:rPr>
-        <w:t xml:space="preserve"> and overrides the training logic by adding regularization to the weight updates. </w:t>
+        <w:t xml:space="preserve"> and overrides the training logic by adding regularization to the </w:t>
+      </w:r>
+      <w:r>
+        <w:rPr>
+          <w:rFonts w:ascii="Arial" w:hAnsi="Arial" w:cs="Arial"/>
+        </w:rPr>
+        <w:lastRenderedPageBreak/>
+        <w:t xml:space="preserve">weight updates. </w:t>
       </w:r>
       <w:r>
         <w:rPr>
@@ -23926,81 +23505,35 @@
         </w:rPr>
         <w:t xml:space="preserve">The </w:t>
       </w:r>
-      <w:proofErr w:type="spellStart"/>
-      <w:r>
-        <w:rPr>
-          <w:rFonts w:ascii="Arial" w:hAnsi="Arial" w:cs="Arial"/>
-          <w:b/>
-          <w:bCs/>
+      <w:r>
+        <w:rPr>
+          <w:rFonts w:ascii="Arial" w:hAnsi="Arial" w:cs="Arial"/>
           <w:lang w:val="en-GB"/>
         </w:rPr>
-        <w:t>DecisionTreeRegressor</w:t>
-      </w:r>
-      <w:proofErr w:type="spellEnd"/>
-      <w:r>
-        <w:rPr>
-          <w:rFonts w:ascii="Arial" w:hAnsi="Arial" w:cs="Arial"/>
-          <w:lang w:val="en-GB"/>
-        </w:rPr>
-        <w:t xml:space="preserve"> class serves as a reusable component for </w:t>
-      </w:r>
-      <w:proofErr w:type="spellStart"/>
-      <w:r>
-        <w:rPr>
-          <w:rFonts w:ascii="Arial" w:hAnsi="Arial" w:cs="Arial"/>
-          <w:b/>
-          <w:bCs/>
-          <w:lang w:val="en-GB"/>
-        </w:rPr>
-        <w:t>RandomForestRegressor</w:t>
-      </w:r>
-      <w:proofErr w:type="spellEnd"/>
-      <w:r>
-        <w:rPr>
-          <w:rFonts w:ascii="Arial" w:hAnsi="Arial" w:cs="Arial"/>
-          <w:lang w:val="en-GB"/>
-        </w:rPr>
-        <w:t xml:space="preserve"> and </w:t>
-      </w:r>
-      <w:proofErr w:type="spellStart"/>
-      <w:r>
-        <w:rPr>
-          <w:rFonts w:ascii="Arial" w:hAnsi="Arial" w:cs="Arial"/>
-          <w:b/>
-          <w:bCs/>
-          <w:lang w:val="en-GB"/>
-        </w:rPr>
-        <w:t>GradientBoostingRegressor</w:t>
-      </w:r>
-      <w:proofErr w:type="spellEnd"/>
-      <w:r>
-        <w:rPr>
-          <w:rFonts w:ascii="Arial" w:hAnsi="Arial" w:cs="Arial"/>
-          <w:lang w:val="en-GB"/>
-        </w:rPr>
-        <w:t>.</w:t>
-      </w:r>
-    </w:p>
-    <w:p>
-      <w:pPr>
-        <w:spacing w:line="360" w:lineRule="auto"/>
-        <w:rPr>
-          <w:rFonts w:ascii="Arial" w:hAnsi="Arial" w:cs="Arial"/>
-        </w:rPr>
-      </w:pPr>
-    </w:p>
-    <w:p>
-      <w:pPr>
-        <w:spacing w:line="360" w:lineRule="auto"/>
-        <w:rPr>
-          <w:rFonts w:ascii="Arial" w:hAnsi="Arial" w:cs="Arial"/>
-        </w:rPr>
-      </w:pPr>
-      <w:r>
-        <w:rPr>
-          <w:rFonts w:ascii="Arial" w:hAnsi="Arial" w:cs="Arial"/>
-        </w:rPr>
-        <w:lastRenderedPageBreak/>
+        <w:t>DecisionTreeRegressor class serves as a reusable component for RandomForestRegressor and GradientBoostingRegressor.</w:t>
+      </w:r>
+    </w:p>
+    <w:p>
+      <w:pPr>
+        <w:spacing w:line="360" w:lineRule="auto"/>
+        <w:jc w:val="both"/>
+        <w:rPr>
+          <w:rFonts w:ascii="Arial" w:hAnsi="Arial" w:cs="Arial"/>
+        </w:rPr>
+      </w:pPr>
+    </w:p>
+    <w:p>
+      <w:pPr>
+        <w:spacing w:line="360" w:lineRule="auto"/>
+        <w:jc w:val="both"/>
+        <w:rPr>
+          <w:rFonts w:ascii="Arial" w:hAnsi="Arial" w:cs="Arial"/>
+        </w:rPr>
+      </w:pPr>
+      <w:r>
+        <w:rPr>
+          <w:rFonts w:ascii="Arial" w:hAnsi="Arial" w:cs="Arial"/>
+        </w:rPr>
         <w:t xml:space="preserve">The DecisionTreeRegressor class serves as a reusable component rather than a standalone predictive model. It defines the logic for recursive tree construction, which is reused by more complex ensemble algorithms. Both the RandomForestRegressor and GradientBoostingRegressor classes </w:t>
       </w:r>
       <w:r>
@@ -24059,6 +23592,16 @@
     <w:p>
       <w:pPr>
         <w:spacing w:line="360" w:lineRule="auto"/>
+        <w:jc w:val="both"/>
+        <w:rPr>
+          <w:rFonts w:ascii="Arial" w:hAnsi="Arial" w:cs="Arial"/>
+        </w:rPr>
+      </w:pPr>
+    </w:p>
+    <w:p>
+      <w:pPr>
+        <w:spacing w:line="360" w:lineRule="auto"/>
+        <w:jc w:val="both"/>
         <w:rPr>
           <w:rFonts w:ascii="Arial" w:hAnsi="Arial" w:cs="Arial"/>
         </w:rPr>
@@ -24141,14 +23684,16 @@
     <w:p>
       <w:pPr>
         <w:spacing w:line="360" w:lineRule="auto"/>
-        <w:rPr>
-          <w:rFonts w:ascii="Arial" w:hAnsi="Arial" w:cs="Arial"/>
-        </w:rPr>
-      </w:pPr>
-    </w:p>
-    <w:p>
-      <w:pPr>
-        <w:spacing w:line="360" w:lineRule="auto"/>
+        <w:jc w:val="both"/>
+        <w:rPr>
+          <w:rFonts w:ascii="Arial" w:hAnsi="Arial" w:cs="Arial"/>
+        </w:rPr>
+      </w:pPr>
+    </w:p>
+    <w:p>
+      <w:pPr>
+        <w:spacing w:line="360" w:lineRule="auto"/>
+        <w:jc w:val="both"/>
         <w:rPr>
           <w:rFonts w:ascii="Arial" w:hAnsi="Arial" w:cs="Arial"/>
         </w:rPr>
@@ -24177,14 +23722,6 @@
         </w:rPr>
         <w:t>.</w:t>
       </w:r>
-    </w:p>
-    <w:p>
-      <w:pPr>
-        <w:spacing w:line="360" w:lineRule="auto"/>
-        <w:rPr>
-          <w:rFonts w:ascii="Arial" w:hAnsi="Arial" w:cs="Arial"/>
-        </w:rPr>
-      </w:pPr>
     </w:p>
     <w:p>
       <w:pPr>
@@ -24202,9 +23739,9 @@
           <w:lang w:val="en-US"/>
         </w:rPr>
         <w:drawing>
-          <wp:inline distT="0" distB="0" distL="0" distR="0" wp14:anchorId="7E0BB312" wp14:editId="033E7327">
-            <wp:extent cx="3286745" cy="3738282"/>
-            <wp:effectExtent l="0" t="0" r="3175" b="0"/>
+          <wp:inline distT="0" distB="0" distL="0" distR="0" wp14:anchorId="7E0BB312" wp14:editId="713E0D02">
+            <wp:extent cx="2548551" cy="2898674"/>
+            <wp:effectExtent l="0" t="0" r="4445" b="0"/>
             <wp:docPr id="146232952" name="Picture 1" descr="A diagram of a computer program&#10;&#10;AI-generated content may be incorrect."/>
             <wp:cNvGraphicFramePr>
               <a:graphicFrameLocks xmlns:a="http://schemas.openxmlformats.org/drawingml/2006/main" noChangeAspect="1"/>
@@ -24225,7 +23762,7 @@
                   <pic:spPr>
                     <a:xfrm>
                       <a:off x="0" y="0"/>
-                      <a:ext cx="3398977" cy="3865933"/>
+                      <a:ext cx="2649696" cy="3013714"/>
                     </a:xfrm>
                     <a:prstGeom prst="rect">
                       <a:avLst/>
@@ -24307,10 +23844,10 @@
           <w:lang w:val="en-US"/>
         </w:rPr>
       </w:pPr>
-      <w:bookmarkStart w:id="53" w:name="_Hlk212811265"/>
-      <w:bookmarkStart w:id="54" w:name="_Hlk211784097"/>
-      <w:bookmarkStart w:id="55" w:name="_Hlk212815480"/>
-      <w:bookmarkStart w:id="56" w:name="_Toc214718932"/>
+      <w:bookmarkStart w:id="53" w:name="_Toc214718932"/>
+      <w:bookmarkStart w:id="54" w:name="_Hlk212811265"/>
+      <w:bookmarkStart w:id="55" w:name="_Hlk211784097"/>
+      <w:bookmarkStart w:id="56" w:name="_Hlk212815480"/>
       <w:r>
         <w:rPr>
           <w:rFonts w:cs="Arial"/>
@@ -24318,9 +23855,9 @@
         </w:rPr>
         <w:t>3.3.2. View(s)</w:t>
       </w:r>
-      <w:bookmarkEnd w:id="56"/>
-    </w:p>
-    <w:bookmarkEnd w:id="53"/>
+      <w:bookmarkEnd w:id="53"/>
+    </w:p>
+    <w:bookmarkEnd w:id="54"/>
     <w:p>
       <w:pPr>
         <w:rPr>
@@ -24331,6 +23868,7 @@
     <w:p>
       <w:pPr>
         <w:spacing w:line="360" w:lineRule="auto"/>
+        <w:jc w:val="both"/>
       </w:pPr>
       <w:r>
         <w:t xml:space="preserve">The view layer represents the </w:t>
@@ -24374,6 +23912,7 @@
     <w:p>
       <w:pPr>
         <w:spacing w:line="360" w:lineRule="auto"/>
+        <w:jc w:val="both"/>
       </w:pPr>
       <w:r>
         <w:t xml:space="preserve">The entry point to the SPA is the </w:t>
@@ -24407,6 +23946,7 @@
           <w:numId w:val="42"/>
         </w:numPr>
         <w:spacing w:line="360" w:lineRule="auto"/>
+        <w:jc w:val="both"/>
       </w:pPr>
       <w:r>
         <w:rPr>
@@ -24435,6 +23975,7 @@
           <w:numId w:val="42"/>
         </w:numPr>
         <w:spacing w:line="360" w:lineRule="auto"/>
+        <w:jc w:val="both"/>
       </w:pPr>
       <w:r>
         <w:rPr>
@@ -24469,6 +24010,7 @@
           <w:numId w:val="42"/>
         </w:numPr>
         <w:spacing w:line="360" w:lineRule="auto"/>
+        <w:jc w:val="both"/>
       </w:pPr>
       <w:r>
         <w:rPr>
@@ -24506,6 +24048,7 @@
           <w:numId w:val="42"/>
         </w:numPr>
         <w:spacing w:line="360" w:lineRule="auto"/>
+        <w:jc w:val="both"/>
       </w:pPr>
       <w:r>
         <w:rPr>
@@ -24528,11 +24071,13 @@
       <w:pPr>
         <w:spacing w:line="360" w:lineRule="auto"/>
         <w:ind w:left="720"/>
-      </w:pPr>
-    </w:p>
-    <w:p>
-      <w:pPr>
-        <w:spacing w:line="360" w:lineRule="auto"/>
+        <w:jc w:val="both"/>
+      </w:pPr>
+    </w:p>
+    <w:p>
+      <w:pPr>
+        <w:spacing w:line="360" w:lineRule="auto"/>
+        <w:jc w:val="both"/>
       </w:pPr>
       <w:r>
         <w:t xml:space="preserve">The UI makes a </w:t>
@@ -24549,7 +24094,7 @@
         <w:spacing w:line="360" w:lineRule="auto"/>
       </w:pPr>
     </w:p>
-    <w:bookmarkEnd w:id="54"/>
+    <w:bookmarkEnd w:id="55"/>
     <w:p>
       <w:pPr>
         <w:pStyle w:val="Heading4"/>
@@ -24572,6 +24117,7 @@
     <w:p>
       <w:pPr>
         <w:spacing w:line="360" w:lineRule="auto"/>
+        <w:jc w:val="both"/>
         <w:rPr>
           <w:rFonts w:ascii="Arial" w:hAnsi="Arial" w:cs="Arial"/>
         </w:rPr>
@@ -24648,6 +24194,7 @@
     <w:p>
       <w:pPr>
         <w:spacing w:line="360" w:lineRule="auto"/>
+        <w:jc w:val="both"/>
         <w:rPr>
           <w:rFonts w:ascii="Arial" w:hAnsi="Arial" w:cs="Arial"/>
         </w:rPr>
@@ -24868,6 +24415,7 @@
     <w:p>
       <w:pPr>
         <w:spacing w:line="360" w:lineRule="auto"/>
+        <w:jc w:val="both"/>
         <w:rPr>
           <w:rFonts w:ascii="Arial" w:hAnsi="Arial" w:cs="Arial"/>
         </w:rPr>
@@ -24890,6 +24438,7 @@
     <w:p>
       <w:pPr>
         <w:spacing w:line="360" w:lineRule="auto"/>
+        <w:jc w:val="both"/>
         <w:rPr>
           <w:rFonts w:ascii="Arial" w:hAnsi="Arial" w:cs="Arial"/>
         </w:rPr>
@@ -24974,6 +24523,7 @@
     <w:p>
       <w:pPr>
         <w:spacing w:line="360" w:lineRule="auto"/>
+        <w:jc w:val="both"/>
         <w:rPr>
           <w:rFonts w:ascii="Arial" w:hAnsi="Arial" w:cs="Arial"/>
         </w:rPr>
@@ -25048,14 +24598,16 @@
     <w:p>
       <w:pPr>
         <w:spacing w:line="360" w:lineRule="auto"/>
-        <w:rPr>
-          <w:rFonts w:ascii="Arial" w:hAnsi="Arial" w:cs="Arial"/>
-        </w:rPr>
-      </w:pPr>
-    </w:p>
-    <w:p>
-      <w:pPr>
-        <w:spacing w:line="360" w:lineRule="auto"/>
+        <w:jc w:val="both"/>
+        <w:rPr>
+          <w:rFonts w:ascii="Arial" w:hAnsi="Arial" w:cs="Arial"/>
+        </w:rPr>
+      </w:pPr>
+    </w:p>
+    <w:p>
+      <w:pPr>
+        <w:spacing w:line="360" w:lineRule="auto"/>
+        <w:jc w:val="both"/>
         <w:rPr>
           <w:rFonts w:ascii="Arial" w:hAnsi="Arial" w:cs="Arial"/>
         </w:rPr>
@@ -25112,14 +24664,16 @@
     <w:p>
       <w:pPr>
         <w:spacing w:line="360" w:lineRule="auto"/>
-        <w:rPr>
-          <w:rFonts w:ascii="Arial" w:hAnsi="Arial" w:cs="Arial"/>
-        </w:rPr>
-      </w:pPr>
-    </w:p>
-    <w:p>
-      <w:pPr>
-        <w:spacing w:line="360" w:lineRule="auto"/>
+        <w:jc w:val="both"/>
+        <w:rPr>
+          <w:rFonts w:ascii="Arial" w:hAnsi="Arial" w:cs="Arial"/>
+        </w:rPr>
+      </w:pPr>
+    </w:p>
+    <w:p>
+      <w:pPr>
+        <w:spacing w:line="360" w:lineRule="auto"/>
+        <w:jc w:val="both"/>
         <w:rPr>
           <w:rFonts w:ascii="Arial" w:hAnsi="Arial" w:cs="Arial"/>
         </w:rPr>
@@ -25194,6 +24748,7 @@
     <w:p>
       <w:pPr>
         <w:spacing w:line="360" w:lineRule="auto"/>
+        <w:jc w:val="both"/>
         <w:rPr>
           <w:rFonts w:ascii="Arial" w:hAnsi="Arial" w:cs="Arial"/>
         </w:rPr>
@@ -25226,14 +24781,16 @@
     <w:p>
       <w:pPr>
         <w:spacing w:line="360" w:lineRule="auto"/>
-        <w:rPr>
-          <w:rFonts w:ascii="Arial" w:hAnsi="Arial" w:cs="Arial"/>
-        </w:rPr>
-      </w:pPr>
-    </w:p>
-    <w:p>
-      <w:pPr>
-        <w:spacing w:line="360" w:lineRule="auto"/>
+        <w:jc w:val="both"/>
+        <w:rPr>
+          <w:rFonts w:ascii="Arial" w:hAnsi="Arial" w:cs="Arial"/>
+        </w:rPr>
+      </w:pPr>
+    </w:p>
+    <w:p>
+      <w:pPr>
+        <w:spacing w:line="360" w:lineRule="auto"/>
+        <w:jc w:val="both"/>
         <w:rPr>
           <w:rFonts w:ascii="Arial" w:hAnsi="Arial" w:cs="Arial"/>
         </w:rPr>
@@ -25326,6 +24883,7 @@
     <w:p>
       <w:pPr>
         <w:spacing w:line="360" w:lineRule="auto"/>
+        <w:jc w:val="both"/>
         <w:rPr>
           <w:rFonts w:ascii="Arial" w:hAnsi="Arial" w:cs="Arial"/>
         </w:rPr>
@@ -25364,14 +24922,16 @@
     <w:p>
       <w:pPr>
         <w:spacing w:line="360" w:lineRule="auto"/>
-        <w:rPr>
-          <w:rFonts w:ascii="Arial" w:hAnsi="Arial" w:cs="Arial"/>
-        </w:rPr>
-      </w:pPr>
-    </w:p>
-    <w:p>
-      <w:pPr>
-        <w:spacing w:line="360" w:lineRule="auto"/>
+        <w:jc w:val="both"/>
+        <w:rPr>
+          <w:rFonts w:ascii="Arial" w:hAnsi="Arial" w:cs="Arial"/>
+        </w:rPr>
+      </w:pPr>
+    </w:p>
+    <w:p>
+      <w:pPr>
+        <w:spacing w:line="360" w:lineRule="auto"/>
+        <w:jc w:val="both"/>
         <w:rPr>
           <w:rFonts w:ascii="Arial" w:hAnsi="Arial" w:cs="Arial"/>
         </w:rPr>
@@ -25407,7 +24967,7 @@
         <w:t>.</w:t>
       </w:r>
     </w:p>
-    <w:bookmarkEnd w:id="55"/>
+    <w:bookmarkEnd w:id="56"/>
     <w:p>
       <w:pPr>
         <w:spacing w:line="360" w:lineRule="auto"/>
@@ -25426,8 +24986,8 @@
           <w:lang w:val="en-US"/>
         </w:rPr>
       </w:pPr>
-      <w:bookmarkStart w:id="57" w:name="_Hlk211784116"/>
-      <w:bookmarkStart w:id="58" w:name="_Toc214718933"/>
+      <w:bookmarkStart w:id="57" w:name="_Toc214718933"/>
+      <w:bookmarkStart w:id="58" w:name="_Hlk211784116"/>
       <w:r>
         <w:rPr>
           <w:rFonts w:cs="Arial"/>
@@ -25435,19 +24995,21 @@
         </w:rPr>
         <w:t>3.3.3. Controller(s)</w:t>
       </w:r>
-      <w:bookmarkEnd w:id="58"/>
-    </w:p>
-    <w:p>
-      <w:pPr>
+      <w:bookmarkEnd w:id="57"/>
+    </w:p>
+    <w:p>
+      <w:pPr>
+        <w:jc w:val="both"/>
         <w:rPr>
           <w:lang w:val="en-US"/>
         </w:rPr>
       </w:pPr>
     </w:p>
-    <w:bookmarkEnd w:id="57"/>
-    <w:p>
-      <w:pPr>
-        <w:spacing w:line="360" w:lineRule="auto"/>
+    <w:bookmarkEnd w:id="58"/>
+    <w:p>
+      <w:pPr>
+        <w:spacing w:line="360" w:lineRule="auto"/>
+        <w:jc w:val="both"/>
         <w:rPr>
           <w:rFonts w:ascii="Arial" w:hAnsi="Arial" w:cs="Arial"/>
         </w:rPr>
@@ -25516,14 +25078,16 @@
     <w:p>
       <w:pPr>
         <w:spacing w:line="360" w:lineRule="auto"/>
-        <w:rPr>
-          <w:rFonts w:ascii="Arial" w:hAnsi="Arial" w:cs="Arial"/>
-        </w:rPr>
-      </w:pPr>
-    </w:p>
-    <w:p>
-      <w:pPr>
-        <w:spacing w:line="360" w:lineRule="auto"/>
+        <w:jc w:val="both"/>
+        <w:rPr>
+          <w:rFonts w:ascii="Arial" w:hAnsi="Arial" w:cs="Arial"/>
+        </w:rPr>
+      </w:pPr>
+    </w:p>
+    <w:p>
+      <w:pPr>
+        <w:spacing w:line="360" w:lineRule="auto"/>
+        <w:jc w:val="both"/>
         <w:rPr>
           <w:rFonts w:ascii="Arial" w:hAnsi="Arial" w:cs="Arial"/>
         </w:rPr>
@@ -25616,14 +25180,16 @@
     <w:p>
       <w:pPr>
         <w:spacing w:line="360" w:lineRule="auto"/>
-        <w:rPr>
-          <w:rFonts w:ascii="Arial" w:hAnsi="Arial" w:cs="Arial"/>
-        </w:rPr>
-      </w:pPr>
-    </w:p>
-    <w:p>
-      <w:pPr>
-        <w:spacing w:line="360" w:lineRule="auto"/>
+        <w:jc w:val="both"/>
+        <w:rPr>
+          <w:rFonts w:ascii="Arial" w:hAnsi="Arial" w:cs="Arial"/>
+        </w:rPr>
+      </w:pPr>
+    </w:p>
+    <w:p>
+      <w:pPr>
+        <w:spacing w:line="360" w:lineRule="auto"/>
+        <w:jc w:val="both"/>
         <w:rPr>
           <w:rFonts w:ascii="Arial" w:hAnsi="Arial" w:cs="Arial"/>
         </w:rPr>
@@ -25809,14 +25375,16 @@
     <w:p>
       <w:pPr>
         <w:spacing w:line="360" w:lineRule="auto"/>
-        <w:rPr>
-          <w:rFonts w:ascii="Arial" w:hAnsi="Arial" w:cs="Arial"/>
-        </w:rPr>
-      </w:pPr>
-    </w:p>
-    <w:p>
-      <w:pPr>
-        <w:spacing w:line="360" w:lineRule="auto"/>
+        <w:jc w:val="both"/>
+        <w:rPr>
+          <w:rFonts w:ascii="Arial" w:hAnsi="Arial" w:cs="Arial"/>
+        </w:rPr>
+      </w:pPr>
+    </w:p>
+    <w:p>
+      <w:pPr>
+        <w:spacing w:line="360" w:lineRule="auto"/>
+        <w:jc w:val="both"/>
         <w:rPr>
           <w:rFonts w:ascii="Arial" w:hAnsi="Arial" w:cs="Arial"/>
         </w:rPr>
@@ -25954,8 +25522,8 @@
       <w:pPr>
         <w:pStyle w:val="Heading2"/>
       </w:pPr>
-      <w:bookmarkStart w:id="60" w:name="_Hlk212823026"/>
-      <w:bookmarkStart w:id="61" w:name="_Toc214718934"/>
+      <w:bookmarkStart w:id="60" w:name="_Toc214718934"/>
+      <w:bookmarkStart w:id="61" w:name="_Hlk212823026"/>
       <w:r>
         <w:t>3.</w:t>
       </w:r>
@@ -25965,19 +25533,20 @@
       <w:r>
         <w:t>. Primary Vehicle Dataset and Feature Selection</w:t>
       </w:r>
-      <w:bookmarkEnd w:id="61"/>
-    </w:p>
-    <w:p>
-      <w:pPr>
-        <w:spacing w:line="360" w:lineRule="auto"/>
-        <w:rPr>
-          <w:rFonts w:ascii="Arial" w:hAnsi="Arial" w:cs="Arial"/>
-        </w:rPr>
-      </w:pPr>
-    </w:p>
-    <w:p>
-      <w:pPr>
-        <w:spacing w:line="360" w:lineRule="auto"/>
+      <w:bookmarkEnd w:id="60"/>
+    </w:p>
+    <w:p>
+      <w:pPr>
+        <w:spacing w:line="360" w:lineRule="auto"/>
+        <w:rPr>
+          <w:rFonts w:ascii="Arial" w:hAnsi="Arial" w:cs="Arial"/>
+        </w:rPr>
+      </w:pPr>
+    </w:p>
+    <w:p>
+      <w:pPr>
+        <w:spacing w:line="360" w:lineRule="auto"/>
+        <w:jc w:val="both"/>
         <w:rPr>
           <w:rFonts w:ascii="Arial" w:hAnsi="Arial" w:cs="Arial"/>
         </w:rPr>
@@ -26052,14 +25621,16 @@
     <w:p>
       <w:pPr>
         <w:spacing w:line="360" w:lineRule="auto"/>
-        <w:rPr>
-          <w:rFonts w:ascii="Arial" w:hAnsi="Arial" w:cs="Arial"/>
-        </w:rPr>
-      </w:pPr>
-    </w:p>
-    <w:p>
-      <w:pPr>
-        <w:spacing w:line="360" w:lineRule="auto"/>
+        <w:jc w:val="both"/>
+        <w:rPr>
+          <w:rFonts w:ascii="Arial" w:hAnsi="Arial" w:cs="Arial"/>
+        </w:rPr>
+      </w:pPr>
+    </w:p>
+    <w:p>
+      <w:pPr>
+        <w:spacing w:line="360" w:lineRule="auto"/>
+        <w:jc w:val="both"/>
         <w:rPr>
           <w:rFonts w:ascii="Arial" w:hAnsi="Arial" w:cs="Arial"/>
         </w:rPr>
@@ -26134,14 +25705,16 @@
     <w:p>
       <w:pPr>
         <w:spacing w:line="360" w:lineRule="auto"/>
-        <w:rPr>
-          <w:rFonts w:ascii="Arial" w:hAnsi="Arial" w:cs="Arial"/>
-        </w:rPr>
-      </w:pPr>
-    </w:p>
-    <w:p>
-      <w:pPr>
-        <w:spacing w:line="360" w:lineRule="auto"/>
+        <w:jc w:val="both"/>
+        <w:rPr>
+          <w:rFonts w:ascii="Arial" w:hAnsi="Arial" w:cs="Arial"/>
+        </w:rPr>
+      </w:pPr>
+    </w:p>
+    <w:p>
+      <w:pPr>
+        <w:spacing w:line="360" w:lineRule="auto"/>
+        <w:jc w:val="both"/>
         <w:rPr>
           <w:rFonts w:ascii="Arial" w:hAnsi="Arial" w:cs="Arial"/>
         </w:rPr>
@@ -26217,23 +25790,37 @@
     <w:p>
       <w:pPr>
         <w:spacing w:line="360" w:lineRule="auto"/>
-        <w:rPr>
-          <w:rFonts w:ascii="Arial" w:hAnsi="Arial" w:cs="Arial"/>
-        </w:rPr>
-      </w:pPr>
-    </w:p>
-    <w:p>
-      <w:pPr>
-        <w:spacing w:line="360" w:lineRule="auto"/>
-        <w:rPr>
-          <w:rFonts w:ascii="Arial" w:hAnsi="Arial" w:cs="Arial"/>
-        </w:rPr>
-      </w:pPr>
-      <w:r>
-        <w:rPr>
-          <w:rFonts w:ascii="Arial" w:hAnsi="Arial" w:cs="Arial"/>
-        </w:rPr>
-        <w:t>The initial implementation doesn’t have U for training but</w:t>
+        <w:jc w:val="both"/>
+        <w:rPr>
+          <w:rFonts w:ascii="Arial" w:hAnsi="Arial" w:cs="Arial"/>
+        </w:rPr>
+      </w:pPr>
+    </w:p>
+    <w:p>
+      <w:pPr>
+        <w:spacing w:line="360" w:lineRule="auto"/>
+        <w:jc w:val="both"/>
+        <w:rPr>
+          <w:rFonts w:ascii="Arial" w:hAnsi="Arial" w:cs="Arial"/>
+        </w:rPr>
+      </w:pPr>
+      <w:r>
+        <w:rPr>
+          <w:rFonts w:ascii="Arial" w:hAnsi="Arial" w:cs="Arial"/>
+        </w:rPr>
+        <w:t>The initial implementation doesn’t have U</w:t>
+      </w:r>
+      <w:r>
+        <w:rPr>
+          <w:rFonts w:ascii="Arial" w:hAnsi="Arial" w:cs="Arial"/>
+        </w:rPr>
+        <w:t>I</w:t>
+      </w:r>
+      <w:r>
+        <w:rPr>
+          <w:rFonts w:ascii="Arial" w:hAnsi="Arial" w:cs="Arial"/>
+        </w:rPr>
+        <w:t xml:space="preserve"> for training but</w:t>
       </w:r>
       <w:r>
         <w:rPr>
@@ -26251,14 +25838,16 @@
     <w:p>
       <w:pPr>
         <w:spacing w:line="360" w:lineRule="auto"/>
-        <w:rPr>
-          <w:rFonts w:ascii="Arial" w:hAnsi="Arial" w:cs="Arial"/>
-        </w:rPr>
-      </w:pPr>
-    </w:p>
-    <w:p>
-      <w:pPr>
-        <w:spacing w:line="360" w:lineRule="auto"/>
+        <w:jc w:val="both"/>
+        <w:rPr>
+          <w:rFonts w:ascii="Arial" w:hAnsi="Arial" w:cs="Arial"/>
+        </w:rPr>
+      </w:pPr>
+    </w:p>
+    <w:p>
+      <w:pPr>
+        <w:spacing w:line="360" w:lineRule="auto"/>
+        <w:jc w:val="both"/>
         <w:rPr>
           <w:rFonts w:ascii="Arial" w:hAnsi="Arial" w:cs="Arial"/>
         </w:rPr>
@@ -26279,20 +25868,22 @@
         <w:rPr>
           <w:rFonts w:ascii="Arial" w:hAnsi="Arial" w:cs="Arial"/>
         </w:rPr>
-        <w:t xml:space="preserve"> be provided in CSV (comma-separated values) format. The file should include at least the following columns:</w:t>
-      </w:r>
-    </w:p>
-    <w:p>
-      <w:pPr>
-        <w:spacing w:line="360" w:lineRule="auto"/>
-        <w:rPr>
-          <w:rFonts w:ascii="Arial" w:hAnsi="Arial" w:cs="Arial"/>
-        </w:rPr>
-      </w:pPr>
-    </w:p>
-    <w:p>
-      <w:pPr>
-        <w:spacing w:line="360" w:lineRule="auto"/>
+        <w:t xml:space="preserve"> be provided in CSV format. The file should include the following columns:</w:t>
+      </w:r>
+    </w:p>
+    <w:p>
+      <w:pPr>
+        <w:spacing w:line="360" w:lineRule="auto"/>
+        <w:jc w:val="both"/>
+        <w:rPr>
+          <w:rFonts w:ascii="Arial" w:hAnsi="Arial" w:cs="Arial"/>
+        </w:rPr>
+      </w:pPr>
+    </w:p>
+    <w:p>
+      <w:pPr>
+        <w:spacing w:line="360" w:lineRule="auto"/>
+        <w:jc w:val="both"/>
         <w:rPr>
           <w:rFonts w:ascii="Arial" w:hAnsi="Arial" w:cs="Arial"/>
         </w:rPr>
@@ -26379,6 +25970,7 @@
     <w:p>
       <w:pPr>
         <w:spacing w:line="360" w:lineRule="auto"/>
+        <w:jc w:val="both"/>
         <w:rPr>
           <w:rFonts w:ascii="Arial" w:hAnsi="Arial" w:cs="Arial"/>
         </w:rPr>
@@ -26465,14 +26057,16 @@
     <w:p>
       <w:pPr>
         <w:spacing w:line="360" w:lineRule="auto"/>
-        <w:rPr>
-          <w:rFonts w:ascii="Arial" w:hAnsi="Arial" w:cs="Arial"/>
-        </w:rPr>
-      </w:pPr>
-    </w:p>
-    <w:p>
-      <w:pPr>
-        <w:spacing w:line="360" w:lineRule="auto"/>
+        <w:jc w:val="both"/>
+        <w:rPr>
+          <w:rFonts w:ascii="Arial" w:hAnsi="Arial" w:cs="Arial"/>
+        </w:rPr>
+      </w:pPr>
+    </w:p>
+    <w:p>
+      <w:pPr>
+        <w:spacing w:line="360" w:lineRule="auto"/>
+        <w:jc w:val="both"/>
         <w:rPr>
           <w:rFonts w:ascii="Arial" w:hAnsi="Arial" w:cs="Arial"/>
         </w:rPr>
@@ -26542,22 +26136,55 @@
     </w:p>
     <w:p>
       <w:pPr>
+        <w:spacing w:line="360" w:lineRule="auto"/>
+        <w:rPr>
+          <w:rFonts w:ascii="Arial" w:hAnsi="Arial" w:cs="Arial"/>
+        </w:rPr>
+      </w:pPr>
+    </w:p>
+    <w:p>
+      <w:pPr>
+        <w:spacing w:line="360" w:lineRule="auto"/>
+        <w:rPr>
+          <w:rFonts w:ascii="Arial" w:hAnsi="Arial" w:cs="Arial"/>
+        </w:rPr>
+      </w:pPr>
+    </w:p>
+    <w:p>
+      <w:pPr>
+        <w:spacing w:line="360" w:lineRule="auto"/>
+        <w:rPr>
+          <w:rFonts w:ascii="Arial" w:hAnsi="Arial" w:cs="Arial"/>
+        </w:rPr>
+      </w:pPr>
+    </w:p>
+    <w:p>
+      <w:pPr>
+        <w:spacing w:line="360" w:lineRule="auto"/>
+        <w:rPr>
+          <w:rFonts w:ascii="Arial" w:hAnsi="Arial" w:cs="Arial"/>
+        </w:rPr>
+      </w:pPr>
+    </w:p>
+    <w:p>
+      <w:pPr>
         <w:pStyle w:val="Heading1"/>
         <w:tabs>
           <w:tab w:val="left" w:pos="5502"/>
         </w:tabs>
       </w:pPr>
-      <w:bookmarkStart w:id="63" w:name="_Hlk213715815"/>
-      <w:bookmarkStart w:id="64" w:name="_Toc214718936"/>
-      <w:r>
+      <w:bookmarkStart w:id="63" w:name="_Toc214718936"/>
+      <w:bookmarkStart w:id="64" w:name="_Hlk213715815"/>
+      <w:r>
+        <w:lastRenderedPageBreak/>
         <w:t>4.Implementation</w:t>
       </w:r>
-      <w:bookmarkEnd w:id="64"/>
+      <w:bookmarkEnd w:id="63"/>
       <w:r>
         <w:tab/>
       </w:r>
     </w:p>
-    <w:bookmarkEnd w:id="63"/>
+    <w:bookmarkEnd w:id="64"/>
     <w:p/>
     <w:p>
       <w:pPr>
@@ -26569,7 +26196,7 @@
       </w:r>
       <w:bookmarkEnd w:id="65"/>
     </w:p>
-    <w:bookmarkEnd w:id="60"/>
+    <w:bookmarkEnd w:id="61"/>
     <w:p>
       <w:pPr>
         <w:tabs>
@@ -26601,7 +26228,6 @@
           <w:rFonts w:ascii="Arial" w:hAnsi="Arial" w:cs="Arial"/>
           <w:color w:val="000000" w:themeColor="text1"/>
         </w:rPr>
-        <w:lastRenderedPageBreak/>
         <w:t xml:space="preserve">The project was developed using </w:t>
       </w:r>
       <w:r>
@@ -27164,7 +26790,15 @@
           <w:rFonts w:ascii="Arial" w:hAnsi="Arial" w:cs="Arial"/>
           <w:color w:val="000000" w:themeColor="text1"/>
         </w:rPr>
-        <w:t>for the project to be ran on a Linux or Windows machine</w:t>
+        <w:t xml:space="preserve">for the project to be ran on a Linux or Windows </w:t>
+      </w:r>
+      <w:r>
+        <w:rPr>
+          <w:rFonts w:ascii="Arial" w:hAnsi="Arial" w:cs="Arial"/>
+          <w:color w:val="000000" w:themeColor="text1"/>
+        </w:rPr>
+        <w:lastRenderedPageBreak/>
+        <w:t>machine</w:t>
       </w:r>
       <w:r>
         <w:rPr>
@@ -27209,7 +26843,6 @@
       </w:pPr>
       <w:bookmarkStart w:id="68" w:name="_Toc214718938"/>
       <w:r>
-        <w:lastRenderedPageBreak/>
         <w:t>4.2. External Libraries and Frameworks</w:t>
       </w:r>
       <w:bookmarkEnd w:id="68"/>
@@ -27671,7 +27304,15 @@
           <w:rFonts w:ascii="Arial" w:hAnsi="Arial" w:cs="Arial"/>
           <w:color w:val="000000" w:themeColor="text1"/>
         </w:rPr>
-        <w:t xml:space="preserve"> consistent UI development through composable classes. To complement this, the </w:t>
+        <w:t xml:space="preserve"> consistent UI </w:t>
+      </w:r>
+      <w:r>
+        <w:rPr>
+          <w:rFonts w:ascii="Arial" w:hAnsi="Arial" w:cs="Arial"/>
+          <w:color w:val="000000" w:themeColor="text1"/>
+        </w:rPr>
+        <w:lastRenderedPageBreak/>
+        <w:t xml:space="preserve">development through composable classes. To complement this, the </w:t>
       </w:r>
       <w:r>
         <w:rPr>
@@ -27720,7 +27361,6 @@
           <w:rFonts w:ascii="Arial" w:hAnsi="Arial" w:cs="Arial"/>
           <w:color w:val="000000" w:themeColor="text1"/>
         </w:rPr>
-        <w:lastRenderedPageBreak/>
         <w:t xml:space="preserve">The integration of </w:t>
       </w:r>
       <w:r>
@@ -28137,6 +27777,9 @@
       </w:r>
       <w:r>
         <w:br/>
+      </w:r>
+      <w:r>
+        <w:lastRenderedPageBreak/>
         <w:t xml:space="preserve">   This compiles the React + TypeScript interface into a production build located in ui/dist, which the backend will automatically serve.</w:t>
       </w:r>
     </w:p>
@@ -28194,7 +27837,6 @@
         <w:rPr>
           <w:rFonts w:ascii="Consolas" w:hAnsi="Consolas" w:cs="Consolas"/>
         </w:rPr>
-        <w:lastRenderedPageBreak/>
         <w:t xml:space="preserve">1. </w:t>
       </w:r>
       <w:r>
@@ -28925,6 +28567,7 @@
         </w:rPr>
       </w:pPr>
       <w:r>
+        <w:lastRenderedPageBreak/>
         <w:t xml:space="preserve">--anchor-year &lt;year&gt; </w:t>
       </w:r>
       <w:r>
@@ -28979,7 +28622,6 @@
         </w:rPr>
       </w:pPr>
       <w:r>
-        <w:lastRenderedPageBreak/>
         <w:t>--</w:t>
       </w:r>
       <w:r>
@@ -29279,12 +28921,12 @@
       <w:pPr>
         <w:pStyle w:val="Heading3"/>
       </w:pPr>
-      <w:bookmarkStart w:id="78" w:name="_Hlk213002512"/>
-      <w:bookmarkStart w:id="79" w:name="_Toc214718941"/>
+      <w:bookmarkStart w:id="78" w:name="_Toc214718941"/>
+      <w:bookmarkStart w:id="79" w:name="_Hlk213002512"/>
       <w:r>
         <w:t>4.4.1. Ridge Regression</w:t>
       </w:r>
-      <w:bookmarkEnd w:id="79"/>
+      <w:bookmarkEnd w:id="78"/>
     </w:p>
     <w:p/>
     <w:p>
@@ -29296,6 +28938,7 @@
           <w:b/>
           <w:bCs/>
         </w:rPr>
+        <w:lastRenderedPageBreak/>
         <w:t xml:space="preserve">Ridge Regression </w:t>
       </w:r>
       <w:r>
@@ -29329,7 +28972,6 @@
         <w:spacing w:line="360" w:lineRule="auto"/>
       </w:pPr>
       <w:r>
-        <w:lastRenderedPageBreak/>
         <w:t xml:space="preserve">The Ridge Regression implementation in the project supports both </w:t>
       </w:r>
       <w:r>
@@ -29664,16 +29306,7 @@
           <w:iCs/>
           <w:color w:val="000000" w:themeColor="text1"/>
         </w:rPr>
-        <w:t>6</w:t>
-      </w:r>
-      <w:r>
-        <w:rPr>
-          <w:rFonts w:ascii="Arial" w:hAnsi="Arial" w:cs="Arial"/>
-          <w:i/>
-          <w:iCs/>
-          <w:color w:val="000000" w:themeColor="text1"/>
-        </w:rPr>
-        <w:t>. Ridge Regression Objective Function</w:t>
+        <w:t>6. Ridge Regression Objective Function</w:t>
       </w:r>
       <w:r>
         <w:rPr>
@@ -30441,7 +30074,7 @@
     </w:p>
     <w:p/>
     <w:bookmarkEnd w:id="77"/>
-    <w:bookmarkEnd w:id="78"/>
+    <w:bookmarkEnd w:id="79"/>
     <w:p/>
     <w:p>
       <w:pPr>
@@ -30497,6 +30130,7 @@
           <w:b/>
           <w:bCs/>
         </w:rPr>
+        <w:lastRenderedPageBreak/>
         <w:t>RandomForestRegressor</w:t>
       </w:r>
       <w:r>
@@ -30535,7 +30169,6 @@
         <w:spacing w:line="360" w:lineRule="auto"/>
       </w:pPr>
       <w:r>
-        <w:lastRenderedPageBreak/>
         <w:t xml:space="preserve">During training, the algorithm searches for the best feature and threshold that minimize prediction error on each split. The process </w:t>
       </w:r>
       <w:r>
@@ -32438,6 +32071,7 @@
           <w:sz w:val="20"/>
           <w:szCs w:val="20"/>
         </w:rPr>
+        <w:lastRenderedPageBreak/>
         <w:t xml:space="preserve"> </w:t>
       </w:r>
       <w:r>
@@ -33089,7 +32723,6 @@
           <w:sz w:val="18"/>
           <w:szCs w:val="18"/>
         </w:rPr>
-        <w:lastRenderedPageBreak/>
         <w:t xml:space="preserve"> 6. </w:t>
       </w:r>
       <w:r>
@@ -33611,10 +33244,10 @@
     </w:p>
     <w:p/>
     <w:bookmarkEnd w:id="23"/>
-    <w:bookmarkEnd w:id="26"/>
-    <w:bookmarkEnd w:id="30"/>
-    <w:bookmarkEnd w:id="38"/>
-    <w:bookmarkEnd w:id="41"/>
+    <w:bookmarkEnd w:id="27"/>
+    <w:bookmarkEnd w:id="31"/>
+    <w:bookmarkEnd w:id="39"/>
+    <w:bookmarkEnd w:id="42"/>
     <w:p>
       <w:pPr>
         <w:pStyle w:val="NormalWeb"/>
@@ -34527,6 +34160,7 @@
         <w:spacing w:line="360" w:lineRule="auto"/>
       </w:pPr>
       <w:r>
+        <w:lastRenderedPageBreak/>
         <w:t>The evaluation</w:t>
       </w:r>
       <w:r>
@@ -34736,12 +34370,12 @@
         <w:pStyle w:val="Heading2"/>
         <w:spacing w:line="360" w:lineRule="auto"/>
       </w:pPr>
-      <w:bookmarkStart w:id="83" w:name="_Hlk213797384"/>
-      <w:bookmarkStart w:id="84" w:name="_Toc214718945"/>
+      <w:bookmarkStart w:id="83" w:name="_Toc214718945"/>
+      <w:bookmarkStart w:id="84" w:name="_Hlk213797384"/>
       <w:r>
         <w:t>5.1 Evaluation Metrics and Procedures</w:t>
       </w:r>
-      <w:bookmarkEnd w:id="84"/>
+      <w:bookmarkEnd w:id="83"/>
     </w:p>
     <w:p/>
     <w:p>
@@ -34802,6 +34436,7 @@
         <w:spacing w:line="360" w:lineRule="auto"/>
       </w:pPr>
       <w:r>
+        <w:lastRenderedPageBreak/>
         <w:t>The reasons why these metrics were selected are that they represent various aspects of model performance: accuracy, sensitivity of errors, stability, and computational efficiency.</w:t>
       </w:r>
     </w:p>
@@ -34984,7 +34619,7 @@
         <w:spacing w:line="360" w:lineRule="auto"/>
       </w:pPr>
     </w:p>
-    <w:bookmarkEnd w:id="83"/>
+    <w:bookmarkEnd w:id="84"/>
     <w:p>
       <w:pPr>
         <w:spacing w:line="360" w:lineRule="auto"/>
@@ -35240,6 +34875,7 @@
       </w:pPr>
       <w:bookmarkStart w:id="87" w:name="_Toc214718947"/>
       <w:r>
+        <w:lastRenderedPageBreak/>
         <w:t>5.1.2. Root Mean Squared Error (RMSE)</w:t>
       </w:r>
       <w:bookmarkEnd w:id="87"/>
@@ -35268,7 +34904,6 @@
           <w:lang w:eastAsia="en-GB"/>
           <w14:ligatures w14:val="none"/>
         </w:rPr>
-        <w:lastRenderedPageBreak/>
         <w:t>Root Mean Squared Error (RMSE) is a square root of the mean squared errors between the estimated and the real numbers. It punishes bigger deviations more severely, and is therefore particularly helpful in identifying outliers or high-variance predictions.</w:t>
       </w:r>
     </w:p>
@@ -35498,6 +35133,7 @@
           <w:kern w:val="0"/>
           <w:lang w:eastAsia="en-GB"/>
         </w:rPr>
+        <w:lastRenderedPageBreak/>
         <w:drawing>
           <wp:inline distT="0" distB="0" distL="0" distR="0" wp14:anchorId="566A8464" wp14:editId="353664A5">
             <wp:extent cx="2427700" cy="679077"/>
@@ -35601,7 +35237,6 @@
           <w:lang w:eastAsia="en-GB"/>
           <w14:ligatures w14:val="none"/>
         </w:rPr>
-        <w:lastRenderedPageBreak/>
         <w:t>In comparison to RMSE, the MAE does not prioritize the magnitude of errors, and therefore, it is more resistant to outliers. Within the framework of this project, the general predictive stability of various types of cars and different price range was assessed with the help of MAE, which provided an interpretable result of the overall reliability of the model.</w:t>
       </w:r>
     </w:p>
@@ -35837,6 +35472,7 @@
         <w:rPr>
           <w:rFonts w:asciiTheme="minorHAnsi" w:hAnsiTheme="minorHAnsi"/>
         </w:rPr>
+        <w:lastRenderedPageBreak/>
         <w:t xml:space="preserve">After validating that the user interface operates reliably and resists invalid inputs, the next step was to verify that all </w:t>
       </w:r>
       <w:r>
@@ -35868,7 +35504,6 @@
         <w:rPr>
           <w:rFonts w:asciiTheme="minorHAnsi" w:hAnsiTheme="minorHAnsi"/>
         </w:rPr>
-        <w:lastRenderedPageBreak/>
         <w:t xml:space="preserve">Both unit and integration testing were used to ensure that the application’s core server logic </w:t>
       </w:r>
       <w:r>
@@ -36810,8 +36445,8 @@
         <w:spacing w:line="360" w:lineRule="auto"/>
         <w:jc w:val="both"/>
       </w:pPr>
-      <w:bookmarkStart w:id="95" w:name="_Hlk214304595"/>
-      <w:bookmarkStart w:id="96" w:name="_Toc214718955"/>
+      <w:bookmarkStart w:id="95" w:name="_Toc214718955"/>
+      <w:bookmarkStart w:id="96" w:name="_Hlk214304595"/>
       <w:r>
         <w:lastRenderedPageBreak/>
         <w:t>5.3.</w:t>
@@ -36831,7 +36466,7 @@
       <w:r>
         <w:t xml:space="preserve"> Frontend</w:t>
       </w:r>
-      <w:bookmarkEnd w:id="96"/>
+      <w:bookmarkEnd w:id="95"/>
     </w:p>
     <w:p/>
     <w:p>
@@ -37400,7 +37035,7 @@
         <w:pStyle w:val="Heading3"/>
       </w:pPr>
       <w:bookmarkStart w:id="101" w:name="_Toc214718960"/>
-      <w:bookmarkEnd w:id="95"/>
+      <w:bookmarkEnd w:id="96"/>
       <w:r>
         <w:t>5.3.5. Coverage Summary</w:t>
       </w:r>
@@ -38513,6 +38148,7 @@
       <w:r>
         <w:rPr>
           <w:rFonts w:ascii="Arial" w:hAnsi="Arial" w:cs="Arial"/>
+          <w:noProof/>
           <w:color w:val="000000" w:themeColor="text1"/>
         </w:rPr>
         <w:drawing>
@@ -38582,25 +38218,7 @@
           <w:iCs/>
           <w:color w:val="000000" w:themeColor="text1"/>
         </w:rPr>
-        <w:t>Figure 1</w:t>
-      </w:r>
-      <w:r>
-        <w:rPr>
-          <w:rFonts w:ascii="Arial" w:hAnsi="Arial" w:cs="Arial"/>
-          <w:i/>
-          <w:iCs/>
-          <w:color w:val="000000" w:themeColor="text1"/>
-        </w:rPr>
-        <w:t>1</w:t>
-      </w:r>
-      <w:r>
-        <w:rPr>
-          <w:rFonts w:ascii="Arial" w:hAnsi="Arial" w:cs="Arial"/>
-          <w:i/>
-          <w:iCs/>
-          <w:color w:val="000000" w:themeColor="text1"/>
-        </w:rPr>
-        <w:t>. Predicted price trajecctory between the years 2025-2030 for Toyota Corolla bundle.</w:t>
+        <w:t>Figure 11. Predicted price trajecctory between the years 2025-2030 for Toyota Corolla bundle.</w:t>
       </w:r>
     </w:p>
     <w:p>
@@ -38749,8 +38367,9 @@
           <w:lang w:eastAsia="en-GB"/>
           <w14:ligatures w14:val="none"/>
         </w:rPr>
-        <w:t xml:space="preserve">They </w:t>
-      </w:r>
+        <w:t>They use Ridge Regression as their base estimator and they maintained the same overall downward trend but captured finer nonlinear variations in the rate of depreciation</w:t>
+      </w:r>
+      <w:bookmarkStart w:id="107" w:name="_Hlk214730033"/>
       <w:r>
         <w:rPr>
           <w:rFonts w:eastAsia="Times New Roman" w:cs="Times New Roman"/>
@@ -38758,63 +38377,36 @@
           <w:lang w:eastAsia="en-GB"/>
           <w14:ligatures w14:val="none"/>
         </w:rPr>
-        <w:t>use Ridge Regression as their base estimator</w:t>
-      </w:r>
-      <w:r>
+        <w:t>. The rate of depreciation captured by all models was gradual and stable, confirming that the anchor-year training strategy yields models that generalise sensibly when extrapolating beyond the year of training.</w:t>
+      </w:r>
+      <w:bookmarkEnd w:id="107"/>
+    </w:p>
+    <w:p>
+      <w:pPr>
+        <w:spacing w:before="100" w:beforeAutospacing="1" w:after="100" w:afterAutospacing="1" w:line="360" w:lineRule="auto"/>
         <w:rPr>
           <w:rFonts w:eastAsia="Times New Roman" w:cs="Times New Roman"/>
           <w:kern w:val="0"/>
           <w:lang w:eastAsia="en-GB"/>
           <w14:ligatures w14:val="none"/>
         </w:rPr>
-        <w:t xml:space="preserve"> and they</w:t>
-      </w:r>
-      <w:r>
+      </w:pPr>
+    </w:p>
+    <w:p>
+      <w:pPr>
+        <w:spacing w:before="100" w:beforeAutospacing="1" w:after="100" w:afterAutospacing="1" w:line="360" w:lineRule="auto"/>
+        <w:jc w:val="center"/>
         <w:rPr>
           <w:rFonts w:eastAsia="Times New Roman" w:cs="Times New Roman"/>
           <w:kern w:val="0"/>
           <w:lang w:eastAsia="en-GB"/>
           <w14:ligatures w14:val="none"/>
         </w:rPr>
-        <w:t xml:space="preserve"> maintained the same overall downward trend but captured finer nonlinear variations in the rate of depreciation</w:t>
-      </w:r>
-      <w:bookmarkStart w:id="107" w:name="_Hlk214730033"/>
+      </w:pPr>
       <w:r>
         <w:rPr>
           <w:rFonts w:eastAsia="Times New Roman" w:cs="Times New Roman"/>
-          <w:kern w:val="0"/>
-          <w:lang w:eastAsia="en-GB"/>
-          <w14:ligatures w14:val="none"/>
-        </w:rPr>
-        <w:t>. The rate of depreciation captured by all models was gradual and stable, confirming that the anchor-year training strategy yields models that generalise sensibly when extrapolating beyond the year of training.</w:t>
-      </w:r>
-      <w:bookmarkEnd w:id="107"/>
-    </w:p>
-    <w:p>
-      <w:pPr>
-        <w:spacing w:before="100" w:beforeAutospacing="1" w:after="100" w:afterAutospacing="1" w:line="360" w:lineRule="auto"/>
-        <w:rPr>
-          <w:rFonts w:eastAsia="Times New Roman" w:cs="Times New Roman"/>
-          <w:kern w:val="0"/>
-          <w:lang w:eastAsia="en-GB"/>
-          <w14:ligatures w14:val="none"/>
-        </w:rPr>
-      </w:pPr>
-    </w:p>
-    <w:p>
-      <w:pPr>
-        <w:spacing w:before="100" w:beforeAutospacing="1" w:after="100" w:afterAutospacing="1" w:line="360" w:lineRule="auto"/>
-        <w:jc w:val="center"/>
-        <w:rPr>
-          <w:rFonts w:eastAsia="Times New Roman" w:cs="Times New Roman"/>
-          <w:kern w:val="0"/>
-          <w:lang w:eastAsia="en-GB"/>
-          <w14:ligatures w14:val="none"/>
-        </w:rPr>
-      </w:pPr>
-      <w:r>
-        <w:rPr>
-          <w:rFonts w:eastAsia="Times New Roman" w:cs="Times New Roman"/>
+          <w:noProof/>
           <w:kern w:val="0"/>
           <w:lang w:eastAsia="en-GB"/>
           <w14:ligatures w14:val="none"/>
@@ -38875,34 +38467,7 @@
           <w:iCs/>
           <w:color w:val="000000" w:themeColor="text1"/>
         </w:rPr>
-        <w:t>Figure 1</w:t>
-      </w:r>
-      <w:r>
-        <w:rPr>
-          <w:rFonts w:ascii="Arial" w:hAnsi="Arial" w:cs="Arial"/>
-          <w:i/>
-          <w:iCs/>
-          <w:color w:val="000000" w:themeColor="text1"/>
-        </w:rPr>
-        <w:t>2</w:t>
-      </w:r>
-      <w:r>
-        <w:rPr>
-          <w:rFonts w:ascii="Arial" w:hAnsi="Arial" w:cs="Arial"/>
-          <w:i/>
-          <w:iCs/>
-          <w:color w:val="000000" w:themeColor="text1"/>
-        </w:rPr>
-        <w:t>. Algortihm performance metrics for range car prediction</w:t>
-      </w:r>
-      <w:r>
-        <w:rPr>
-          <w:rFonts w:ascii="Arial" w:hAnsi="Arial" w:cs="Arial"/>
-          <w:i/>
-          <w:iCs/>
-          <w:color w:val="000000" w:themeColor="text1"/>
-        </w:rPr>
-        <w:t>.</w:t>
+        <w:t>Figure 12. Algortihm performance metrics for range car prediction.</w:t>
       </w:r>
     </w:p>
     <w:bookmarkEnd w:id="108"/>
@@ -39031,6 +38596,7 @@
           <w:rFonts w:ascii="Arial" w:hAnsi="Arial" w:cs="Arial"/>
           <w:i/>
           <w:iCs/>
+          <w:noProof/>
           <w:color w:val="000000" w:themeColor="text1"/>
         </w:rPr>
         <w:drawing>
@@ -39100,25 +38666,7 @@
           <w:iCs/>
           <w:color w:val="000000" w:themeColor="text1"/>
         </w:rPr>
-        <w:t>Figure 1</w:t>
-      </w:r>
-      <w:r>
-        <w:rPr>
-          <w:rFonts w:ascii="Arial" w:hAnsi="Arial" w:cs="Arial"/>
-          <w:i/>
-          <w:iCs/>
-          <w:color w:val="000000" w:themeColor="text1"/>
-        </w:rPr>
-        <w:t>3</w:t>
-      </w:r>
-      <w:r>
-        <w:rPr>
-          <w:rFonts w:ascii="Arial" w:hAnsi="Arial" w:cs="Arial"/>
-          <w:i/>
-          <w:iCs/>
-          <w:color w:val="000000" w:themeColor="text1"/>
-        </w:rPr>
-        <w:t xml:space="preserve">. Predicted pricesby year for all algorithms, showing consistent depreciation trend. </w:t>
+        <w:t xml:space="preserve">Figure 13. Predicted pricesby year for all algorithms, showing consistent depreciation trend. </w:t>
       </w:r>
     </w:p>
     <w:p>
@@ -39244,20 +38792,14 @@
       <w:pPr>
         <w:pStyle w:val="Heading2"/>
       </w:pPr>
-      <w:bookmarkStart w:id="110" w:name="_Hlk214718859"/>
-      <w:bookmarkStart w:id="111" w:name="_Toc214718966"/>
-      <w:r>
-        <w:t>6.</w:t>
-      </w:r>
-      <w:r>
-        <w:t>5</w:t>
-      </w:r>
-      <w:r>
-        <w:t xml:space="preserve"> Future Developments</w:t>
-      </w:r>
-      <w:bookmarkEnd w:id="111"/>
-    </w:p>
-    <w:bookmarkEnd w:id="110"/>
+      <w:bookmarkStart w:id="110" w:name="_Toc214718966"/>
+      <w:bookmarkStart w:id="111" w:name="_Hlk214718859"/>
+      <w:r>
+        <w:t>6.5 Future Developments</w:t>
+      </w:r>
+      <w:bookmarkEnd w:id="110"/>
+    </w:p>
+    <w:bookmarkEnd w:id="111"/>
     <w:p>
       <w:pPr>
         <w:pStyle w:val="p2"/>
@@ -39526,16 +39068,7 @@
       </w:pPr>
       <w:bookmarkStart w:id="112" w:name="_Toc214718967"/>
       <w:r>
-        <w:t>6.</w:t>
-      </w:r>
-      <w:r>
-        <w:t>6</w:t>
-      </w:r>
-      <w:r>
-        <w:t xml:space="preserve"> </w:t>
-      </w:r>
-      <w:r>
-        <w:t>Conclusion</w:t>
+        <w:t>6.6 Conclusion</w:t>
       </w:r>
       <w:bookmarkEnd w:id="112"/>
     </w:p>
@@ -40716,7 +40249,7 @@
         </w:rPr>
         <w:fldChar w:fldCharType="end"/>
       </w:r>
-      <w:bookmarkEnd w:id="1"/>
+      <w:bookmarkEnd w:id="0"/>
       <w:bookmarkEnd w:id="114"/>
     </w:p>
     <w:sectPr>
@@ -41467,6 +41000,119 @@
     </w:lvl>
   </w:abstractNum>
   <w:abstractNum w:abstractNumId="4" w15:restartNumberingAfterBreak="0">
+    <w:nsid w:val="0A730758"/>
+    <w:multiLevelType w:val="multilevel"/>
+    <w:tmpl w:val="BC66098C"/>
+    <w:lvl w:ilvl="0">
+      <w:start w:val="1"/>
+      <w:numFmt w:val="decimal"/>
+      <w:lvlText w:val="%1."/>
+      <w:lvlJc w:val="left"/>
+      <w:pPr>
+        <w:tabs>
+          <w:tab w:val="num" w:pos="360"/>
+        </w:tabs>
+        <w:ind w:left="360" w:hanging="360"/>
+      </w:pPr>
+    </w:lvl>
+    <w:lvl w:ilvl="1">
+      <w:start w:val="1"/>
+      <w:numFmt w:val="bullet"/>
+      <w:lvlText w:val=""/>
+      <w:lvlJc w:val="left"/>
+      <w:pPr>
+        <w:ind w:left="1080" w:hanging="360"/>
+      </w:pPr>
+      <w:rPr>
+        <w:rFonts w:ascii="Symbol" w:hAnsi="Symbol" w:hint="default"/>
+      </w:rPr>
+    </w:lvl>
+    <w:lvl w:ilvl="2" w:tentative="1">
+      <w:start w:val="1"/>
+      <w:numFmt w:val="decimal"/>
+      <w:lvlText w:val="%3."/>
+      <w:lvlJc w:val="left"/>
+      <w:pPr>
+        <w:tabs>
+          <w:tab w:val="num" w:pos="1800"/>
+        </w:tabs>
+        <w:ind w:left="1800" w:hanging="360"/>
+      </w:pPr>
+    </w:lvl>
+    <w:lvl w:ilvl="3" w:tentative="1">
+      <w:start w:val="1"/>
+      <w:numFmt w:val="decimal"/>
+      <w:lvlText w:val="%4."/>
+      <w:lvlJc w:val="left"/>
+      <w:pPr>
+        <w:tabs>
+          <w:tab w:val="num" w:pos="2520"/>
+        </w:tabs>
+        <w:ind w:left="2520" w:hanging="360"/>
+      </w:pPr>
+    </w:lvl>
+    <w:lvl w:ilvl="4" w:tentative="1">
+      <w:start w:val="1"/>
+      <w:numFmt w:val="decimal"/>
+      <w:lvlText w:val="%5."/>
+      <w:lvlJc w:val="left"/>
+      <w:pPr>
+        <w:tabs>
+          <w:tab w:val="num" w:pos="3240"/>
+        </w:tabs>
+        <w:ind w:left="3240" w:hanging="360"/>
+      </w:pPr>
+    </w:lvl>
+    <w:lvl w:ilvl="5" w:tentative="1">
+      <w:start w:val="1"/>
+      <w:numFmt w:val="decimal"/>
+      <w:lvlText w:val="%6."/>
+      <w:lvlJc w:val="left"/>
+      <w:pPr>
+        <w:tabs>
+          <w:tab w:val="num" w:pos="3960"/>
+        </w:tabs>
+        <w:ind w:left="3960" w:hanging="360"/>
+      </w:pPr>
+    </w:lvl>
+    <w:lvl w:ilvl="6" w:tentative="1">
+      <w:start w:val="1"/>
+      <w:numFmt w:val="decimal"/>
+      <w:lvlText w:val="%7."/>
+      <w:lvlJc w:val="left"/>
+      <w:pPr>
+        <w:tabs>
+          <w:tab w:val="num" w:pos="4680"/>
+        </w:tabs>
+        <w:ind w:left="4680" w:hanging="360"/>
+      </w:pPr>
+    </w:lvl>
+    <w:lvl w:ilvl="7" w:tentative="1">
+      <w:start w:val="1"/>
+      <w:numFmt w:val="decimal"/>
+      <w:lvlText w:val="%8."/>
+      <w:lvlJc w:val="left"/>
+      <w:pPr>
+        <w:tabs>
+          <w:tab w:val="num" w:pos="5400"/>
+        </w:tabs>
+        <w:ind w:left="5400" w:hanging="360"/>
+      </w:pPr>
+    </w:lvl>
+    <w:lvl w:ilvl="8" w:tentative="1">
+      <w:start w:val="1"/>
+      <w:numFmt w:val="decimal"/>
+      <w:lvlText w:val="%9."/>
+      <w:lvlJc w:val="left"/>
+      <w:pPr>
+        <w:tabs>
+          <w:tab w:val="num" w:pos="6120"/>
+        </w:tabs>
+        <w:ind w:left="6120" w:hanging="360"/>
+      </w:pPr>
+    </w:lvl>
+  </w:abstractNum>
+  <w:abstractNum w:abstractNumId="5" w15:restartNumberingAfterBreak="0">
     <w:nsid w:val="0A9C40CC"/>
     <w:multiLevelType w:val="multilevel"/>
     <w:tmpl w:val="3578BD86"/>
@@ -41615,7 +41261,7 @@
       </w:rPr>
     </w:lvl>
   </w:abstractNum>
-  <w:abstractNum w:abstractNumId="5" w15:restartNumberingAfterBreak="0">
+  <w:abstractNum w:abstractNumId="6" w15:restartNumberingAfterBreak="0">
     <w:nsid w:val="13107218"/>
     <w:multiLevelType w:val="multilevel"/>
     <w:tmpl w:val="B6CE8608"/>
@@ -41764,7 +41410,7 @@
       </w:rPr>
     </w:lvl>
   </w:abstractNum>
-  <w:abstractNum w:abstractNumId="6" w15:restartNumberingAfterBreak="0">
+  <w:abstractNum w:abstractNumId="7" w15:restartNumberingAfterBreak="0">
     <w:nsid w:val="13A96B10"/>
     <w:multiLevelType w:val="multilevel"/>
     <w:tmpl w:val="9FBC6F66"/>
@@ -41877,7 +41523,120 @@
       </w:pPr>
     </w:lvl>
   </w:abstractNum>
-  <w:abstractNum w:abstractNumId="7" w15:restartNumberingAfterBreak="0">
+  <w:abstractNum w:abstractNumId="8" w15:restartNumberingAfterBreak="0">
+    <w:nsid w:val="169B69A2"/>
+    <w:multiLevelType w:val="multilevel"/>
+    <w:tmpl w:val="870E947C"/>
+    <w:lvl w:ilvl="0">
+      <w:start w:val="1"/>
+      <w:numFmt w:val="decimal"/>
+      <w:lvlText w:val="%1."/>
+      <w:lvlJc w:val="left"/>
+      <w:pPr>
+        <w:tabs>
+          <w:tab w:val="num" w:pos="720"/>
+        </w:tabs>
+        <w:ind w:left="720" w:hanging="360"/>
+      </w:pPr>
+    </w:lvl>
+    <w:lvl w:ilvl="1" w:tentative="1">
+      <w:start w:val="1"/>
+      <w:numFmt w:val="decimal"/>
+      <w:lvlText w:val="%2."/>
+      <w:lvlJc w:val="left"/>
+      <w:pPr>
+        <w:tabs>
+          <w:tab w:val="num" w:pos="1440"/>
+        </w:tabs>
+        <w:ind w:left="1440" w:hanging="360"/>
+      </w:pPr>
+    </w:lvl>
+    <w:lvl w:ilvl="2" w:tentative="1">
+      <w:start w:val="1"/>
+      <w:numFmt w:val="decimal"/>
+      <w:lvlText w:val="%3."/>
+      <w:lvlJc w:val="left"/>
+      <w:pPr>
+        <w:tabs>
+          <w:tab w:val="num" w:pos="2160"/>
+        </w:tabs>
+        <w:ind w:left="2160" w:hanging="360"/>
+      </w:pPr>
+    </w:lvl>
+    <w:lvl w:ilvl="3" w:tentative="1">
+      <w:start w:val="1"/>
+      <w:numFmt w:val="decimal"/>
+      <w:lvlText w:val="%4."/>
+      <w:lvlJc w:val="left"/>
+      <w:pPr>
+        <w:tabs>
+          <w:tab w:val="num" w:pos="2880"/>
+        </w:tabs>
+        <w:ind w:left="2880" w:hanging="360"/>
+      </w:pPr>
+    </w:lvl>
+    <w:lvl w:ilvl="4" w:tentative="1">
+      <w:start w:val="1"/>
+      <w:numFmt w:val="decimal"/>
+      <w:lvlText w:val="%5."/>
+      <w:lvlJc w:val="left"/>
+      <w:pPr>
+        <w:tabs>
+          <w:tab w:val="num" w:pos="3600"/>
+        </w:tabs>
+        <w:ind w:left="3600" w:hanging="360"/>
+      </w:pPr>
+    </w:lvl>
+    <w:lvl w:ilvl="5" w:tentative="1">
+      <w:start w:val="1"/>
+      <w:numFmt w:val="decimal"/>
+      <w:lvlText w:val="%6."/>
+      <w:lvlJc w:val="left"/>
+      <w:pPr>
+        <w:tabs>
+          <w:tab w:val="num" w:pos="4320"/>
+        </w:tabs>
+        <w:ind w:left="4320" w:hanging="360"/>
+      </w:pPr>
+    </w:lvl>
+    <w:lvl w:ilvl="6" w:tentative="1">
+      <w:start w:val="1"/>
+      <w:numFmt w:val="decimal"/>
+      <w:lvlText w:val="%7."/>
+      <w:lvlJc w:val="left"/>
+      <w:pPr>
+        <w:tabs>
+          <w:tab w:val="num" w:pos="5040"/>
+        </w:tabs>
+        <w:ind w:left="5040" w:hanging="360"/>
+      </w:pPr>
+    </w:lvl>
+    <w:lvl w:ilvl="7" w:tentative="1">
+      <w:start w:val="1"/>
+      <w:numFmt w:val="decimal"/>
+      <w:lvlText w:val="%8."/>
+      <w:lvlJc w:val="left"/>
+      <w:pPr>
+        <w:tabs>
+          <w:tab w:val="num" w:pos="5760"/>
+        </w:tabs>
+        <w:ind w:left="5760" w:hanging="360"/>
+      </w:pPr>
+    </w:lvl>
+    <w:lvl w:ilvl="8" w:tentative="1">
+      <w:start w:val="1"/>
+      <w:numFmt w:val="decimal"/>
+      <w:lvlText w:val="%9."/>
+      <w:lvlJc w:val="left"/>
+      <w:pPr>
+        <w:tabs>
+          <w:tab w:val="num" w:pos="6480"/>
+        </w:tabs>
+        <w:ind w:left="6480" w:hanging="360"/>
+      </w:pPr>
+    </w:lvl>
+  </w:abstractNum>
+  <w:abstractNum w:abstractNumId="9" w15:restartNumberingAfterBreak="0">
     <w:nsid w:val="16A20402"/>
     <w:multiLevelType w:val="multilevel"/>
     <w:tmpl w:val="4C32A016"/>
@@ -41994,7 +41753,7 @@
       </w:pPr>
     </w:lvl>
   </w:abstractNum>
-  <w:abstractNum w:abstractNumId="8" w15:restartNumberingAfterBreak="0">
+  <w:abstractNum w:abstractNumId="10" w15:restartNumberingAfterBreak="0">
     <w:nsid w:val="177D56B3"/>
     <w:multiLevelType w:val="multilevel"/>
     <w:tmpl w:val="AB4C01EA"/>
@@ -42139,7 +41898,120 @@
       </w:rPr>
     </w:lvl>
   </w:abstractNum>
-  <w:abstractNum w:abstractNumId="9" w15:restartNumberingAfterBreak="0">
+  <w:abstractNum w:abstractNumId="11" w15:restartNumberingAfterBreak="0">
+    <w:nsid w:val="17EA1CC1"/>
+    <w:multiLevelType w:val="multilevel"/>
+    <w:tmpl w:val="BC66098C"/>
+    <w:lvl w:ilvl="0">
+      <w:start w:val="1"/>
+      <w:numFmt w:val="decimal"/>
+      <w:lvlText w:val="%1."/>
+      <w:lvlJc w:val="left"/>
+      <w:pPr>
+        <w:tabs>
+          <w:tab w:val="num" w:pos="360"/>
+        </w:tabs>
+        <w:ind w:left="360" w:hanging="360"/>
+      </w:pPr>
+    </w:lvl>
+    <w:lvl w:ilvl="1">
+      <w:start w:val="1"/>
+      <w:numFmt w:val="bullet"/>
+      <w:lvlText w:val=""/>
+      <w:lvlJc w:val="left"/>
+      <w:pPr>
+        <w:ind w:left="1080" w:hanging="360"/>
+      </w:pPr>
+      <w:rPr>
+        <w:rFonts w:ascii="Symbol" w:hAnsi="Symbol" w:hint="default"/>
+      </w:rPr>
+    </w:lvl>
+    <w:lvl w:ilvl="2" w:tentative="1">
+      <w:start w:val="1"/>
+      <w:numFmt w:val="decimal"/>
+      <w:lvlText w:val="%3."/>
+      <w:lvlJc w:val="left"/>
+      <w:pPr>
+        <w:tabs>
+          <w:tab w:val="num" w:pos="1800"/>
+        </w:tabs>
+        <w:ind w:left="1800" w:hanging="360"/>
+      </w:pPr>
+    </w:lvl>
+    <w:lvl w:ilvl="3" w:tentative="1">
+      <w:start w:val="1"/>
+      <w:numFmt w:val="decimal"/>
+      <w:lvlText w:val="%4."/>
+      <w:lvlJc w:val="left"/>
+      <w:pPr>
+        <w:tabs>
+          <w:tab w:val="num" w:pos="2520"/>
+        </w:tabs>
+        <w:ind w:left="2520" w:hanging="360"/>
+      </w:pPr>
+    </w:lvl>
+    <w:lvl w:ilvl="4" w:tentative="1">
+      <w:start w:val="1"/>
+      <w:numFmt w:val="decimal"/>
+      <w:lvlText w:val="%5."/>
+      <w:lvlJc w:val="left"/>
+      <w:pPr>
+        <w:tabs>
+          <w:tab w:val="num" w:pos="3240"/>
+        </w:tabs>
+        <w:ind w:left="3240" w:hanging="360"/>
+      </w:pPr>
+    </w:lvl>
+    <w:lvl w:ilvl="5" w:tentative="1">
+      <w:start w:val="1"/>
+      <w:numFmt w:val="decimal"/>
+      <w:lvlText w:val="%6."/>
+      <w:lvlJc w:val="left"/>
+      <w:pPr>
+        <w:tabs>
+          <w:tab w:val="num" w:pos="3960"/>
+        </w:tabs>
+        <w:ind w:left="3960" w:hanging="360"/>
+      </w:pPr>
+    </w:lvl>
+    <w:lvl w:ilvl="6" w:tentative="1">
+      <w:start w:val="1"/>
+      <w:numFmt w:val="decimal"/>
+      <w:lvlText w:val="%7."/>
+      <w:lvlJc w:val="left"/>
+      <w:pPr>
+        <w:tabs>
+          <w:tab w:val="num" w:pos="4680"/>
+        </w:tabs>
+        <w:ind w:left="4680" w:hanging="360"/>
+      </w:pPr>
+    </w:lvl>
+    <w:lvl w:ilvl="7" w:tentative="1">
+      <w:start w:val="1"/>
+      <w:numFmt w:val="decimal"/>
+      <w:lvlText w:val="%8."/>
+      <w:lvlJc w:val="left"/>
+      <w:pPr>
+        <w:tabs>
+          <w:tab w:val="num" w:pos="5400"/>
+        </w:tabs>
+        <w:ind w:left="5400" w:hanging="360"/>
+      </w:pPr>
+    </w:lvl>
+    <w:lvl w:ilvl="8" w:tentative="1">
+      <w:start w:val="1"/>
+      <w:numFmt w:val="decimal"/>
+      <w:lvlText w:val="%9."/>
+      <w:lvlJc w:val="left"/>
+      <w:pPr>
+        <w:tabs>
+          <w:tab w:val="num" w:pos="6120"/>
+        </w:tabs>
+        <w:ind w:left="6120" w:hanging="360"/>
+      </w:pPr>
+    </w:lvl>
+  </w:abstractNum>
+  <w:abstractNum w:abstractNumId="12" w15:restartNumberingAfterBreak="0">
     <w:nsid w:val="1B8E5921"/>
     <w:multiLevelType w:val="multilevel"/>
     <w:tmpl w:val="4C32A016"/>
@@ -42256,7 +42128,7 @@
       </w:pPr>
     </w:lvl>
   </w:abstractNum>
-  <w:abstractNum w:abstractNumId="10" w15:restartNumberingAfterBreak="0">
+  <w:abstractNum w:abstractNumId="13" w15:restartNumberingAfterBreak="0">
     <w:nsid w:val="1CD306FC"/>
     <w:multiLevelType w:val="multilevel"/>
     <w:tmpl w:val="4EA6D088"/>
@@ -42405,7 +42277,7 @@
       </w:rPr>
     </w:lvl>
   </w:abstractNum>
-  <w:abstractNum w:abstractNumId="11" w15:restartNumberingAfterBreak="0">
+  <w:abstractNum w:abstractNumId="14" w15:restartNumberingAfterBreak="0">
     <w:nsid w:val="23DE2627"/>
     <w:multiLevelType w:val="multilevel"/>
     <w:tmpl w:val="90268D6C"/>
@@ -42518,7 +42390,124 @@
       </w:pPr>
     </w:lvl>
   </w:abstractNum>
-  <w:abstractNum w:abstractNumId="12" w15:restartNumberingAfterBreak="0">
+  <w:abstractNum w:abstractNumId="15" w15:restartNumberingAfterBreak="0">
+    <w:nsid w:val="24A04A18"/>
+    <w:multiLevelType w:val="multilevel"/>
+    <w:tmpl w:val="7BBC78AC"/>
+    <w:lvl w:ilvl="0">
+      <w:start w:val="1"/>
+      <w:numFmt w:val="decimal"/>
+      <w:lvlText w:val="%1."/>
+      <w:lvlJc w:val="left"/>
+      <w:pPr>
+        <w:tabs>
+          <w:tab w:val="num" w:pos="360"/>
+        </w:tabs>
+        <w:ind w:left="360" w:hanging="360"/>
+      </w:pPr>
+    </w:lvl>
+    <w:lvl w:ilvl="1">
+      <w:start w:val="1"/>
+      <w:numFmt w:val="bullet"/>
+      <w:lvlText w:val="o"/>
+      <w:lvlJc w:val="left"/>
+      <w:pPr>
+        <w:tabs>
+          <w:tab w:val="num" w:pos="1080"/>
+        </w:tabs>
+        <w:ind w:left="1080" w:hanging="360"/>
+      </w:pPr>
+      <w:rPr>
+        <w:rFonts w:ascii="Courier New" w:hAnsi="Courier New" w:hint="default"/>
+        <w:sz w:val="20"/>
+      </w:rPr>
+    </w:lvl>
+    <w:lvl w:ilvl="2" w:tentative="1">
+      <w:start w:val="1"/>
+      <w:numFmt w:val="decimal"/>
+      <w:lvlText w:val="%3."/>
+      <w:lvlJc w:val="left"/>
+      <w:pPr>
+        <w:tabs>
+          <w:tab w:val="num" w:pos="1800"/>
+        </w:tabs>
+        <w:ind w:left="1800" w:hanging="360"/>
+      </w:pPr>
+    </w:lvl>
+    <w:lvl w:ilvl="3" w:tentative="1">
+      <w:start w:val="1"/>
+      <w:numFmt w:val="decimal"/>
+      <w:lvlText w:val="%4."/>
+      <w:lvlJc w:val="left"/>
+      <w:pPr>
+        <w:tabs>
+          <w:tab w:val="num" w:pos="2520"/>
+        </w:tabs>
+        <w:ind w:left="2520" w:hanging="360"/>
+      </w:pPr>
+    </w:lvl>
+    <w:lvl w:ilvl="4" w:tentative="1">
+      <w:start w:val="1"/>
+      <w:numFmt w:val="decimal"/>
+      <w:lvlText w:val="%5."/>
+      <w:lvlJc w:val="left"/>
+      <w:pPr>
+        <w:tabs>
+          <w:tab w:val="num" w:pos="3240"/>
+        </w:tabs>
+        <w:ind w:left="3240" w:hanging="360"/>
+      </w:pPr>
+    </w:lvl>
+    <w:lvl w:ilvl="5" w:tentative="1">
+      <w:start w:val="1"/>
+      <w:numFmt w:val="decimal"/>
+      <w:lvlText w:val="%6."/>
+      <w:lvlJc w:val="left"/>
+      <w:pPr>
+        <w:tabs>
+          <w:tab w:val="num" w:pos="3960"/>
+        </w:tabs>
+        <w:ind w:left="3960" w:hanging="360"/>
+      </w:pPr>
+    </w:lvl>
+    <w:lvl w:ilvl="6" w:tentative="1">
+      <w:start w:val="1"/>
+      <w:numFmt w:val="decimal"/>
+      <w:lvlText w:val="%7."/>
+      <w:lvlJc w:val="left"/>
+      <w:pPr>
+        <w:tabs>
+          <w:tab w:val="num" w:pos="4680"/>
+        </w:tabs>
+        <w:ind w:left="4680" w:hanging="360"/>
+      </w:pPr>
+    </w:lvl>
+    <w:lvl w:ilvl="7" w:tentative="1">
+      <w:start w:val="1"/>
+      <w:numFmt w:val="decimal"/>
+      <w:lvlText w:val="%8."/>
+      <w:lvlJc w:val="left"/>
+      <w:pPr>
+        <w:tabs>
+          <w:tab w:val="num" w:pos="5400"/>
+        </w:tabs>
+        <w:ind w:left="5400" w:hanging="360"/>
+      </w:pPr>
+    </w:lvl>
+    <w:lvl w:ilvl="8" w:tentative="1">
+      <w:start w:val="1"/>
+      <w:numFmt w:val="decimal"/>
+      <w:lvlText w:val="%9."/>
+      <w:lvlJc w:val="left"/>
+      <w:pPr>
+        <w:tabs>
+          <w:tab w:val="num" w:pos="6120"/>
+        </w:tabs>
+        <w:ind w:left="6120" w:hanging="360"/>
+      </w:pPr>
+    </w:lvl>
+  </w:abstractNum>
+  <w:abstractNum w:abstractNumId="16" w15:restartNumberingAfterBreak="0">
     <w:nsid w:val="27B451DE"/>
     <w:multiLevelType w:val="multilevel"/>
     <w:tmpl w:val="90268D6C"/>
@@ -42631,7 +42620,7 @@
       </w:pPr>
     </w:lvl>
   </w:abstractNum>
-  <w:abstractNum w:abstractNumId="13" w15:restartNumberingAfterBreak="0">
+  <w:abstractNum w:abstractNumId="17" w15:restartNumberingAfterBreak="0">
     <w:nsid w:val="33307835"/>
     <w:multiLevelType w:val="hybridMultilevel"/>
     <w:tmpl w:val="DA8267A4"/>
@@ -42717,7 +42706,7 @@
       </w:pPr>
     </w:lvl>
   </w:abstractNum>
-  <w:abstractNum w:abstractNumId="14" w15:restartNumberingAfterBreak="0">
+  <w:abstractNum w:abstractNumId="18" w15:restartNumberingAfterBreak="0">
     <w:nsid w:val="35443478"/>
     <w:multiLevelType w:val="multilevel"/>
     <w:tmpl w:val="5B5401D4"/>
@@ -42866,7 +42855,7 @@
       </w:rPr>
     </w:lvl>
   </w:abstractNum>
-  <w:abstractNum w:abstractNumId="15" w15:restartNumberingAfterBreak="0">
+  <w:abstractNum w:abstractNumId="19" w15:restartNumberingAfterBreak="0">
     <w:nsid w:val="36F759DF"/>
     <w:multiLevelType w:val="multilevel"/>
     <w:tmpl w:val="8CE6E1A0"/>
@@ -42979,7 +42968,7 @@
       </w:pPr>
     </w:lvl>
   </w:abstractNum>
-  <w:abstractNum w:abstractNumId="16" w15:restartNumberingAfterBreak="0">
+  <w:abstractNum w:abstractNumId="20" w15:restartNumberingAfterBreak="0">
     <w:nsid w:val="37527F1B"/>
     <w:multiLevelType w:val="multilevel"/>
     <w:tmpl w:val="EA22BDF2"/>
@@ -43124,7 +43113,269 @@
       </w:rPr>
     </w:lvl>
   </w:abstractNum>
-  <w:abstractNum w:abstractNumId="17" w15:restartNumberingAfterBreak="0">
+  <w:abstractNum w:abstractNumId="21" w15:restartNumberingAfterBreak="0">
+    <w:nsid w:val="3A662CA1"/>
+    <w:multiLevelType w:val="multilevel"/>
+    <w:tmpl w:val="9E68A374"/>
+    <w:lvl w:ilvl="0">
+      <w:start w:val="1"/>
+      <w:numFmt w:val="bullet"/>
+      <w:lvlText w:val=""/>
+      <w:lvlJc w:val="left"/>
+      <w:pPr>
+        <w:tabs>
+          <w:tab w:val="num" w:pos="360"/>
+        </w:tabs>
+        <w:ind w:left="360" w:hanging="360"/>
+      </w:pPr>
+      <w:rPr>
+        <w:rFonts w:ascii="Symbol" w:hAnsi="Symbol" w:hint="default"/>
+        <w:sz w:val="20"/>
+      </w:rPr>
+    </w:lvl>
+    <w:lvl w:ilvl="1" w:tentative="1">
+      <w:start w:val="1"/>
+      <w:numFmt w:val="bullet"/>
+      <w:lvlText w:val="o"/>
+      <w:lvlJc w:val="left"/>
+      <w:pPr>
+        <w:tabs>
+          <w:tab w:val="num" w:pos="1080"/>
+        </w:tabs>
+        <w:ind w:left="1080" w:hanging="360"/>
+      </w:pPr>
+      <w:rPr>
+        <w:rFonts w:ascii="Courier New" w:hAnsi="Courier New" w:hint="default"/>
+        <w:sz w:val="20"/>
+      </w:rPr>
+    </w:lvl>
+    <w:lvl w:ilvl="2" w:tentative="1">
+      <w:start w:val="1"/>
+      <w:numFmt w:val="bullet"/>
+      <w:lvlText w:val=""/>
+      <w:lvlJc w:val="left"/>
+      <w:pPr>
+        <w:tabs>
+          <w:tab w:val="num" w:pos="1800"/>
+        </w:tabs>
+        <w:ind w:left="1800" w:hanging="360"/>
+      </w:pPr>
+      <w:rPr>
+        <w:rFonts w:ascii="Wingdings" w:hAnsi="Wingdings" w:hint="default"/>
+        <w:sz w:val="20"/>
+      </w:rPr>
+    </w:lvl>
+    <w:lvl w:ilvl="3" w:tentative="1">
+      <w:start w:val="1"/>
+      <w:numFmt w:val="bullet"/>
+      <w:lvlText w:val=""/>
+      <w:lvlJc w:val="left"/>
+      <w:pPr>
+        <w:tabs>
+          <w:tab w:val="num" w:pos="2520"/>
+        </w:tabs>
+        <w:ind w:left="2520" w:hanging="360"/>
+      </w:pPr>
+      <w:rPr>
+        <w:rFonts w:ascii="Wingdings" w:hAnsi="Wingdings" w:hint="default"/>
+        <w:sz w:val="20"/>
+      </w:rPr>
+    </w:lvl>
+    <w:lvl w:ilvl="4" w:tentative="1">
+      <w:start w:val="1"/>
+      <w:numFmt w:val="bullet"/>
+      <w:lvlText w:val=""/>
+      <w:lvlJc w:val="left"/>
+      <w:pPr>
+        <w:tabs>
+          <w:tab w:val="num" w:pos="3240"/>
+        </w:tabs>
+        <w:ind w:left="3240" w:hanging="360"/>
+      </w:pPr>
+      <w:rPr>
+        <w:rFonts w:ascii="Wingdings" w:hAnsi="Wingdings" w:hint="default"/>
+        <w:sz w:val="20"/>
+      </w:rPr>
+    </w:lvl>
+    <w:lvl w:ilvl="5" w:tentative="1">
+      <w:start w:val="1"/>
+      <w:numFmt w:val="bullet"/>
+      <w:lvlText w:val=""/>
+      <w:lvlJc w:val="left"/>
+      <w:pPr>
+        <w:tabs>
+          <w:tab w:val="num" w:pos="3960"/>
+        </w:tabs>
+        <w:ind w:left="3960" w:hanging="360"/>
+      </w:pPr>
+      <w:rPr>
+        <w:rFonts w:ascii="Wingdings" w:hAnsi="Wingdings" w:hint="default"/>
+        <w:sz w:val="20"/>
+      </w:rPr>
+    </w:lvl>
+    <w:lvl w:ilvl="6" w:tentative="1">
+      <w:start w:val="1"/>
+      <w:numFmt w:val="bullet"/>
+      <w:lvlText w:val=""/>
+      <w:lvlJc w:val="left"/>
+      <w:pPr>
+        <w:tabs>
+          <w:tab w:val="num" w:pos="4680"/>
+        </w:tabs>
+        <w:ind w:left="4680" w:hanging="360"/>
+      </w:pPr>
+      <w:rPr>
+        <w:rFonts w:ascii="Wingdings" w:hAnsi="Wingdings" w:hint="default"/>
+        <w:sz w:val="20"/>
+      </w:rPr>
+    </w:lvl>
+    <w:lvl w:ilvl="7" w:tentative="1">
+      <w:start w:val="1"/>
+      <w:numFmt w:val="bullet"/>
+      <w:lvlText w:val=""/>
+      <w:lvlJc w:val="left"/>
+      <w:pPr>
+        <w:tabs>
+          <w:tab w:val="num" w:pos="5400"/>
+        </w:tabs>
+        <w:ind w:left="5400" w:hanging="360"/>
+      </w:pPr>
+      <w:rPr>
+        <w:rFonts w:ascii="Wingdings" w:hAnsi="Wingdings" w:hint="default"/>
+        <w:sz w:val="20"/>
+      </w:rPr>
+    </w:lvl>
+    <w:lvl w:ilvl="8" w:tentative="1">
+      <w:start w:val="1"/>
+      <w:numFmt w:val="bullet"/>
+      <w:lvlText w:val=""/>
+      <w:lvlJc w:val="left"/>
+      <w:pPr>
+        <w:tabs>
+          <w:tab w:val="num" w:pos="6120"/>
+        </w:tabs>
+        <w:ind w:left="6120" w:hanging="360"/>
+      </w:pPr>
+      <w:rPr>
+        <w:rFonts w:ascii="Wingdings" w:hAnsi="Wingdings" w:hint="default"/>
+        <w:sz w:val="20"/>
+      </w:rPr>
+    </w:lvl>
+  </w:abstractNum>
+  <w:abstractNum w:abstractNumId="22" w15:restartNumberingAfterBreak="0">
+    <w:nsid w:val="3A9A7177"/>
+    <w:multiLevelType w:val="multilevel"/>
+    <w:tmpl w:val="CFD26BF6"/>
+    <w:lvl w:ilvl="0">
+      <w:start w:val="1"/>
+      <w:numFmt w:val="decimal"/>
+      <w:lvlText w:val="%1."/>
+      <w:lvlJc w:val="left"/>
+      <w:pPr>
+        <w:tabs>
+          <w:tab w:val="num" w:pos="360"/>
+        </w:tabs>
+        <w:ind w:left="360" w:hanging="360"/>
+      </w:pPr>
+    </w:lvl>
+    <w:lvl w:ilvl="1">
+      <w:start w:val="1"/>
+      <w:numFmt w:val="bullet"/>
+      <w:lvlText w:val=""/>
+      <w:lvlJc w:val="left"/>
+      <w:pPr>
+        <w:ind w:left="1080" w:hanging="360"/>
+      </w:pPr>
+      <w:rPr>
+        <w:rFonts w:ascii="Symbol" w:hAnsi="Symbol" w:hint="default"/>
+      </w:rPr>
+    </w:lvl>
+    <w:lvl w:ilvl="2" w:tentative="1">
+      <w:start w:val="1"/>
+      <w:numFmt w:val="decimal"/>
+      <w:lvlText w:val="%3."/>
+      <w:lvlJc w:val="left"/>
+      <w:pPr>
+        <w:tabs>
+          <w:tab w:val="num" w:pos="1800"/>
+        </w:tabs>
+        <w:ind w:left="1800" w:hanging="360"/>
+      </w:pPr>
+    </w:lvl>
+    <w:lvl w:ilvl="3" w:tentative="1">
+      <w:start w:val="1"/>
+      <w:numFmt w:val="decimal"/>
+      <w:lvlText w:val="%4."/>
+      <w:lvlJc w:val="left"/>
+      <w:pPr>
+        <w:tabs>
+          <w:tab w:val="num" w:pos="2520"/>
+        </w:tabs>
+        <w:ind w:left="2520" w:hanging="360"/>
+      </w:pPr>
+    </w:lvl>
+    <w:lvl w:ilvl="4" w:tentative="1">
+      <w:start w:val="1"/>
+      <w:numFmt w:val="decimal"/>
+      <w:lvlText w:val="%5."/>
+      <w:lvlJc w:val="left"/>
+      <w:pPr>
+        <w:tabs>
+          <w:tab w:val="num" w:pos="3240"/>
+        </w:tabs>
+        <w:ind w:left="3240" w:hanging="360"/>
+      </w:pPr>
+    </w:lvl>
+    <w:lvl w:ilvl="5" w:tentative="1">
+      <w:start w:val="1"/>
+      <w:numFmt w:val="decimal"/>
+      <w:lvlText w:val="%6."/>
+      <w:lvlJc w:val="left"/>
+      <w:pPr>
+        <w:tabs>
+          <w:tab w:val="num" w:pos="3960"/>
+        </w:tabs>
+        <w:ind w:left="3960" w:hanging="360"/>
+      </w:pPr>
+    </w:lvl>
+    <w:lvl w:ilvl="6" w:tentative="1">
+      <w:start w:val="1"/>
+      <w:numFmt w:val="decimal"/>
+      <w:lvlText w:val="%7."/>
+      <w:lvlJc w:val="left"/>
+      <w:pPr>
+        <w:tabs>
+          <w:tab w:val="num" w:pos="4680"/>
+        </w:tabs>
+        <w:ind w:left="4680" w:hanging="360"/>
+      </w:pPr>
+    </w:lvl>
+    <w:lvl w:ilvl="7" w:tentative="1">
+      <w:start w:val="1"/>
+      <w:numFmt w:val="decimal"/>
+      <w:lvlText w:val="%8."/>
+      <w:lvlJc w:val="left"/>
+      <w:pPr>
+        <w:tabs>
+          <w:tab w:val="num" w:pos="5400"/>
+        </w:tabs>
+        <w:ind w:left="5400" w:hanging="360"/>
+      </w:pPr>
+    </w:lvl>
+    <w:lvl w:ilvl="8" w:tentative="1">
+      <w:start w:val="1"/>
+      <w:numFmt w:val="decimal"/>
+      <w:lvlText w:val="%9."/>
+      <w:lvlJc w:val="left"/>
+      <w:pPr>
+        <w:tabs>
+          <w:tab w:val="num" w:pos="6120"/>
+        </w:tabs>
+        <w:ind w:left="6120" w:hanging="360"/>
+      </w:pPr>
+    </w:lvl>
+  </w:abstractNum>
+  <w:abstractNum w:abstractNumId="23" w15:restartNumberingAfterBreak="0">
     <w:nsid w:val="41E83339"/>
     <w:multiLevelType w:val="multilevel"/>
     <w:tmpl w:val="A7ACEE0A"/>
@@ -43273,7 +43524,7 @@
       </w:rPr>
     </w:lvl>
   </w:abstractNum>
-  <w:abstractNum w:abstractNumId="18" w15:restartNumberingAfterBreak="0">
+  <w:abstractNum w:abstractNumId="24" w15:restartNumberingAfterBreak="0">
     <w:nsid w:val="463E0637"/>
     <w:multiLevelType w:val="multilevel"/>
     <w:tmpl w:val="35043B62"/>
@@ -43422,7 +43673,7 @@
       </w:rPr>
     </w:lvl>
   </w:abstractNum>
-  <w:abstractNum w:abstractNumId="19" w15:restartNumberingAfterBreak="0">
+  <w:abstractNum w:abstractNumId="25" w15:restartNumberingAfterBreak="0">
     <w:nsid w:val="467B0EB2"/>
     <w:multiLevelType w:val="multilevel"/>
     <w:tmpl w:val="F036E91C"/>
@@ -43571,7 +43822,7 @@
       </w:rPr>
     </w:lvl>
   </w:abstractNum>
-  <w:abstractNum w:abstractNumId="20" w15:restartNumberingAfterBreak="0">
+  <w:abstractNum w:abstractNumId="26" w15:restartNumberingAfterBreak="0">
     <w:nsid w:val="49F91516"/>
     <w:multiLevelType w:val="multilevel"/>
     <w:tmpl w:val="657A89C0"/>
@@ -43684,7 +43935,7 @@
       </w:pPr>
     </w:lvl>
   </w:abstractNum>
-  <w:abstractNum w:abstractNumId="21" w15:restartNumberingAfterBreak="0">
+  <w:abstractNum w:abstractNumId="27" w15:restartNumberingAfterBreak="0">
     <w:nsid w:val="4B680CDB"/>
     <w:multiLevelType w:val="hybridMultilevel"/>
     <w:tmpl w:val="6316E268"/>
@@ -43773,7 +44024,7 @@
       </w:pPr>
     </w:lvl>
   </w:abstractNum>
-  <w:abstractNum w:abstractNumId="22" w15:restartNumberingAfterBreak="0">
+  <w:abstractNum w:abstractNumId="28" w15:restartNumberingAfterBreak="0">
     <w:nsid w:val="51B376A4"/>
     <w:multiLevelType w:val="multilevel"/>
     <w:tmpl w:val="AAF645A4"/>
@@ -43918,7 +44169,7 @@
       </w:rPr>
     </w:lvl>
   </w:abstractNum>
-  <w:abstractNum w:abstractNumId="23" w15:restartNumberingAfterBreak="0">
+  <w:abstractNum w:abstractNumId="29" w15:restartNumberingAfterBreak="0">
     <w:nsid w:val="52915100"/>
     <w:multiLevelType w:val="multilevel"/>
     <w:tmpl w:val="82323866"/>
@@ -44067,7 +44318,7 @@
       </w:rPr>
     </w:lvl>
   </w:abstractNum>
-  <w:abstractNum w:abstractNumId="24" w15:restartNumberingAfterBreak="0">
+  <w:abstractNum w:abstractNumId="30" w15:restartNumberingAfterBreak="0">
     <w:nsid w:val="537B59EB"/>
     <w:multiLevelType w:val="multilevel"/>
     <w:tmpl w:val="ACE42CFA"/>
@@ -44216,7 +44467,7 @@
       </w:rPr>
     </w:lvl>
   </w:abstractNum>
-  <w:abstractNum w:abstractNumId="25" w15:restartNumberingAfterBreak="0">
+  <w:abstractNum w:abstractNumId="31" w15:restartNumberingAfterBreak="0">
     <w:nsid w:val="543B34BB"/>
     <w:multiLevelType w:val="multilevel"/>
     <w:tmpl w:val="662073CA"/>
@@ -44365,7 +44616,7 @@
       </w:rPr>
     </w:lvl>
   </w:abstractNum>
-  <w:abstractNum w:abstractNumId="26" w15:restartNumberingAfterBreak="0">
+  <w:abstractNum w:abstractNumId="32" w15:restartNumberingAfterBreak="0">
     <w:nsid w:val="54FB63C4"/>
     <w:multiLevelType w:val="multilevel"/>
     <w:tmpl w:val="3A7E5E80"/>
@@ -44514,7 +44765,7 @@
       </w:rPr>
     </w:lvl>
   </w:abstractNum>
-  <w:abstractNum w:abstractNumId="27" w15:restartNumberingAfterBreak="0">
+  <w:abstractNum w:abstractNumId="33" w15:restartNumberingAfterBreak="0">
     <w:nsid w:val="560953B0"/>
     <w:multiLevelType w:val="multilevel"/>
     <w:tmpl w:val="A2EEF5FE"/>
@@ -44663,7 +44914,7 @@
       </w:rPr>
     </w:lvl>
   </w:abstractNum>
-  <w:abstractNum w:abstractNumId="28" w15:restartNumberingAfterBreak="0">
+  <w:abstractNum w:abstractNumId="34" w15:restartNumberingAfterBreak="0">
     <w:nsid w:val="56B5303C"/>
     <w:multiLevelType w:val="multilevel"/>
     <w:tmpl w:val="5770BA0A"/>
@@ -44808,7 +45059,7 @@
       </w:rPr>
     </w:lvl>
   </w:abstractNum>
-  <w:abstractNum w:abstractNumId="29" w15:restartNumberingAfterBreak="0">
+  <w:abstractNum w:abstractNumId="35" w15:restartNumberingAfterBreak="0">
     <w:nsid w:val="59502041"/>
     <w:multiLevelType w:val="multilevel"/>
     <w:tmpl w:val="1DE08A66"/>
@@ -44953,7 +45204,7 @@
       </w:rPr>
     </w:lvl>
   </w:abstractNum>
-  <w:abstractNum w:abstractNumId="30" w15:restartNumberingAfterBreak="0">
+  <w:abstractNum w:abstractNumId="36" w15:restartNumberingAfterBreak="0">
     <w:nsid w:val="5A483469"/>
     <w:multiLevelType w:val="multilevel"/>
     <w:tmpl w:val="BAC6CCE6"/>
@@ -45102,7 +45353,7 @@
       </w:rPr>
     </w:lvl>
   </w:abstractNum>
-  <w:abstractNum w:abstractNumId="31" w15:restartNumberingAfterBreak="0">
+  <w:abstractNum w:abstractNumId="37" w15:restartNumberingAfterBreak="0">
     <w:nsid w:val="5C2424C2"/>
     <w:multiLevelType w:val="hybridMultilevel"/>
     <w:tmpl w:val="7892E18C"/>
@@ -45191,7 +45442,7 @@
       </w:pPr>
     </w:lvl>
   </w:abstractNum>
-  <w:abstractNum w:abstractNumId="32" w15:restartNumberingAfterBreak="0">
+  <w:abstractNum w:abstractNumId="38" w15:restartNumberingAfterBreak="0">
     <w:nsid w:val="5DD75D9E"/>
     <w:multiLevelType w:val="multilevel"/>
     <w:tmpl w:val="934AFF2A"/>
@@ -45336,7 +45587,7 @@
       </w:rPr>
     </w:lvl>
   </w:abstractNum>
-  <w:abstractNum w:abstractNumId="33" w15:restartNumberingAfterBreak="0">
+  <w:abstractNum w:abstractNumId="39" w15:restartNumberingAfterBreak="0">
     <w:nsid w:val="5FA329B9"/>
     <w:multiLevelType w:val="multilevel"/>
     <w:tmpl w:val="963026BC"/>
@@ -45485,7 +45736,7 @@
       </w:rPr>
     </w:lvl>
   </w:abstractNum>
-  <w:abstractNum w:abstractNumId="34" w15:restartNumberingAfterBreak="0">
+  <w:abstractNum w:abstractNumId="40" w15:restartNumberingAfterBreak="0">
     <w:nsid w:val="5FAA3FBF"/>
     <w:multiLevelType w:val="multilevel"/>
     <w:tmpl w:val="9D8445CA"/>
@@ -45634,7 +45885,7 @@
       </w:rPr>
     </w:lvl>
   </w:abstractNum>
-  <w:abstractNum w:abstractNumId="35" w15:restartNumberingAfterBreak="0">
+  <w:abstractNum w:abstractNumId="41" w15:restartNumberingAfterBreak="0">
     <w:nsid w:val="60FE48C2"/>
     <w:multiLevelType w:val="multilevel"/>
     <w:tmpl w:val="FA5C55E4"/>
@@ -45783,7 +46034,7 @@
       </w:rPr>
     </w:lvl>
   </w:abstractNum>
-  <w:abstractNum w:abstractNumId="36" w15:restartNumberingAfterBreak="0">
+  <w:abstractNum w:abstractNumId="42" w15:restartNumberingAfterBreak="0">
     <w:nsid w:val="6185723A"/>
     <w:multiLevelType w:val="multilevel"/>
     <w:tmpl w:val="E512901C"/>
@@ -45932,7 +46183,7 @@
       </w:rPr>
     </w:lvl>
   </w:abstractNum>
-  <w:abstractNum w:abstractNumId="37" w15:restartNumberingAfterBreak="0">
+  <w:abstractNum w:abstractNumId="43" w15:restartNumberingAfterBreak="0">
     <w:nsid w:val="62F11146"/>
     <w:multiLevelType w:val="multilevel"/>
     <w:tmpl w:val="D1E85C38"/>
@@ -46081,7 +46332,7 @@
       </w:rPr>
     </w:lvl>
   </w:abstractNum>
-  <w:abstractNum w:abstractNumId="38" w15:restartNumberingAfterBreak="0">
+  <w:abstractNum w:abstractNumId="44" w15:restartNumberingAfterBreak="0">
     <w:nsid w:val="638B08D7"/>
     <w:multiLevelType w:val="multilevel"/>
     <w:tmpl w:val="A06A9AA2"/>
@@ -46194,7 +46445,7 @@
       </w:pPr>
     </w:lvl>
   </w:abstractNum>
-  <w:abstractNum w:abstractNumId="39" w15:restartNumberingAfterBreak="0">
+  <w:abstractNum w:abstractNumId="45" w15:restartNumberingAfterBreak="0">
     <w:nsid w:val="63921A2D"/>
     <w:multiLevelType w:val="multilevel"/>
     <w:tmpl w:val="CA62B294"/>
@@ -46343,7 +46594,7 @@
       </w:rPr>
     </w:lvl>
   </w:abstractNum>
-  <w:abstractNum w:abstractNumId="40" w15:restartNumberingAfterBreak="0">
+  <w:abstractNum w:abstractNumId="46" w15:restartNumberingAfterBreak="0">
     <w:nsid w:val="656B0D2A"/>
     <w:multiLevelType w:val="multilevel"/>
     <w:tmpl w:val="DB6C63BC"/>
@@ -46456,7 +46707,7 @@
       </w:pPr>
     </w:lvl>
   </w:abstractNum>
-  <w:abstractNum w:abstractNumId="41" w15:restartNumberingAfterBreak="0">
+  <w:abstractNum w:abstractNumId="47" w15:restartNumberingAfterBreak="0">
     <w:nsid w:val="67C7093C"/>
     <w:multiLevelType w:val="multilevel"/>
     <w:tmpl w:val="DA3265EC"/>
@@ -46569,7 +46820,7 @@
       </w:pPr>
     </w:lvl>
   </w:abstractNum>
-  <w:abstractNum w:abstractNumId="42" w15:restartNumberingAfterBreak="0">
+  <w:abstractNum w:abstractNumId="48" w15:restartNumberingAfterBreak="0">
     <w:nsid w:val="682A5440"/>
     <w:multiLevelType w:val="hybridMultilevel"/>
     <w:tmpl w:val="AAD05CE2"/>
@@ -46655,7 +46906,7 @@
       </w:pPr>
     </w:lvl>
   </w:abstractNum>
-  <w:abstractNum w:abstractNumId="43" w15:restartNumberingAfterBreak="0">
+  <w:abstractNum w:abstractNumId="49" w15:restartNumberingAfterBreak="0">
     <w:nsid w:val="69AF24FB"/>
     <w:multiLevelType w:val="multilevel"/>
     <w:tmpl w:val="28A24EAC"/>
@@ -46796,7 +47047,7 @@
       </w:rPr>
     </w:lvl>
   </w:abstractNum>
-  <w:abstractNum w:abstractNumId="44" w15:restartNumberingAfterBreak="0">
+  <w:abstractNum w:abstractNumId="50" w15:restartNumberingAfterBreak="0">
     <w:nsid w:val="6A546346"/>
     <w:multiLevelType w:val="hybridMultilevel"/>
     <w:tmpl w:val="CCA43946"/>
@@ -46885,7 +47136,7 @@
       </w:pPr>
     </w:lvl>
   </w:abstractNum>
-  <w:abstractNum w:abstractNumId="45" w15:restartNumberingAfterBreak="0">
+  <w:abstractNum w:abstractNumId="51" w15:restartNumberingAfterBreak="0">
     <w:nsid w:val="70984AA5"/>
     <w:multiLevelType w:val="multilevel"/>
     <w:tmpl w:val="E6A01174"/>
@@ -47034,7 +47285,7 @@
       </w:rPr>
     </w:lvl>
   </w:abstractNum>
-  <w:abstractNum w:abstractNumId="46" w15:restartNumberingAfterBreak="0">
+  <w:abstractNum w:abstractNumId="52" w15:restartNumberingAfterBreak="0">
     <w:nsid w:val="72CC5C49"/>
     <w:multiLevelType w:val="hybridMultilevel"/>
     <w:tmpl w:val="2C10AD5A"/>
@@ -47120,7 +47371,7 @@
       </w:pPr>
     </w:lvl>
   </w:abstractNum>
-  <w:abstractNum w:abstractNumId="47" w15:restartNumberingAfterBreak="0">
+  <w:abstractNum w:abstractNumId="53" w15:restartNumberingAfterBreak="0">
     <w:nsid w:val="752432DB"/>
     <w:multiLevelType w:val="multilevel"/>
     <w:tmpl w:val="7E669132"/>
@@ -47269,7 +47520,7 @@
       </w:rPr>
     </w:lvl>
   </w:abstractNum>
-  <w:abstractNum w:abstractNumId="48" w15:restartNumberingAfterBreak="0">
+  <w:abstractNum w:abstractNumId="54" w15:restartNumberingAfterBreak="0">
     <w:nsid w:val="76821FFF"/>
     <w:multiLevelType w:val="multilevel"/>
     <w:tmpl w:val="59044738"/>
@@ -47418,7 +47669,7 @@
       </w:rPr>
     </w:lvl>
   </w:abstractNum>
-  <w:abstractNum w:abstractNumId="49" w15:restartNumberingAfterBreak="0">
+  <w:abstractNum w:abstractNumId="55" w15:restartNumberingAfterBreak="0">
     <w:nsid w:val="7A7640D9"/>
     <w:multiLevelType w:val="multilevel"/>
     <w:tmpl w:val="24869B22"/>
@@ -47567,7 +47818,7 @@
       </w:rPr>
     </w:lvl>
   </w:abstractNum>
-  <w:abstractNum w:abstractNumId="50" w15:restartNumberingAfterBreak="0">
+  <w:abstractNum w:abstractNumId="56" w15:restartNumberingAfterBreak="0">
     <w:nsid w:val="7CAE67D2"/>
     <w:multiLevelType w:val="multilevel"/>
     <w:tmpl w:val="3EA6D3AC"/>
@@ -47716,7 +47967,7 @@
       </w:rPr>
     </w:lvl>
   </w:abstractNum>
-  <w:abstractNum w:abstractNumId="51" w15:restartNumberingAfterBreak="0">
+  <w:abstractNum w:abstractNumId="57" w15:restartNumberingAfterBreak="0">
     <w:nsid w:val="7FD848D3"/>
     <w:multiLevelType w:val="multilevel"/>
     <w:tmpl w:val="1C02CF7A"/>
@@ -47866,160 +48117,178 @@
     </w:lvl>
   </w:abstractNum>
   <w:num w:numId="1" w16cid:durableId="658844769">
-    <w:abstractNumId w:val="21"/>
+    <w:abstractNumId w:val="27"/>
   </w:num>
   <w:num w:numId="2" w16cid:durableId="443622416">
-    <w:abstractNumId w:val="31"/>
+    <w:abstractNumId w:val="37"/>
   </w:num>
   <w:num w:numId="3" w16cid:durableId="539589606">
-    <w:abstractNumId w:val="46"/>
+    <w:abstractNumId w:val="52"/>
   </w:num>
   <w:num w:numId="4" w16cid:durableId="1140460316">
-    <w:abstractNumId w:val="44"/>
+    <w:abstractNumId w:val="50"/>
   </w:num>
   <w:num w:numId="5" w16cid:durableId="1767850142">
-    <w:abstractNumId w:val="20"/>
+    <w:abstractNumId w:val="26"/>
   </w:num>
   <w:num w:numId="6" w16cid:durableId="415051360">
-    <w:abstractNumId w:val="15"/>
+    <w:abstractNumId w:val="19"/>
   </w:num>
   <w:num w:numId="7" w16cid:durableId="1674988774">
-    <w:abstractNumId w:val="47"/>
+    <w:abstractNumId w:val="53"/>
   </w:num>
   <w:num w:numId="8" w16cid:durableId="1526822514">
     <w:abstractNumId w:val="3"/>
   </w:num>
   <w:num w:numId="9" w16cid:durableId="1764567828">
-    <w:abstractNumId w:val="45"/>
+    <w:abstractNumId w:val="51"/>
   </w:num>
   <w:num w:numId="10" w16cid:durableId="1018846034">
-    <w:abstractNumId w:val="11"/>
+    <w:abstractNumId w:val="14"/>
   </w:num>
   <w:num w:numId="11" w16cid:durableId="124667513">
+    <w:abstractNumId w:val="16"/>
+  </w:num>
+  <w:num w:numId="12" w16cid:durableId="992566807">
+    <w:abstractNumId w:val="46"/>
+  </w:num>
+  <w:num w:numId="13" w16cid:durableId="1214730339">
+    <w:abstractNumId w:val="17"/>
+  </w:num>
+  <w:num w:numId="14" w16cid:durableId="1949585096">
     <w:abstractNumId w:val="12"/>
   </w:num>
-  <w:num w:numId="12" w16cid:durableId="992566807">
-    <w:abstractNumId w:val="40"/>
-  </w:num>
-  <w:num w:numId="13" w16cid:durableId="1214730339">
-    <w:abstractNumId w:val="13"/>
-  </w:num>
-  <w:num w:numId="14" w16cid:durableId="1949585096">
+  <w:num w:numId="15" w16cid:durableId="1721243311">
     <w:abstractNumId w:val="9"/>
-  </w:num>
-  <w:num w:numId="15" w16cid:durableId="1721243311">
-    <w:abstractNumId w:val="7"/>
   </w:num>
   <w:num w:numId="16" w16cid:durableId="998582286">
     <w:abstractNumId w:val="0"/>
   </w:num>
   <w:num w:numId="17" w16cid:durableId="623737052">
+    <w:abstractNumId w:val="7"/>
+  </w:num>
+  <w:num w:numId="18" w16cid:durableId="285819897">
+    <w:abstractNumId w:val="48"/>
+  </w:num>
+  <w:num w:numId="19" w16cid:durableId="757483083">
+    <w:abstractNumId w:val="18"/>
+  </w:num>
+  <w:num w:numId="20" w16cid:durableId="1316449193">
+    <w:abstractNumId w:val="25"/>
+  </w:num>
+  <w:num w:numId="21" w16cid:durableId="1050570297">
+    <w:abstractNumId w:val="39"/>
+  </w:num>
+  <w:num w:numId="22" w16cid:durableId="1823885944">
+    <w:abstractNumId w:val="33"/>
+  </w:num>
+  <w:num w:numId="23" w16cid:durableId="1361324868">
+    <w:abstractNumId w:val="13"/>
+  </w:num>
+  <w:num w:numId="24" w16cid:durableId="669065296">
     <w:abstractNumId w:val="6"/>
   </w:num>
-  <w:num w:numId="18" w16cid:durableId="285819897">
+  <w:num w:numId="25" w16cid:durableId="973488449">
+    <w:abstractNumId w:val="31"/>
+  </w:num>
+  <w:num w:numId="26" w16cid:durableId="12614790">
     <w:abstractNumId w:val="42"/>
   </w:num>
-  <w:num w:numId="19" w16cid:durableId="757483083">
-    <w:abstractNumId w:val="14"/>
-  </w:num>
-  <w:num w:numId="20" w16cid:durableId="1316449193">
-    <w:abstractNumId w:val="19"/>
-  </w:num>
-  <w:num w:numId="21" w16cid:durableId="1050570297">
-    <w:abstractNumId w:val="33"/>
-  </w:num>
-  <w:num w:numId="22" w16cid:durableId="1823885944">
-    <w:abstractNumId w:val="27"/>
-  </w:num>
-  <w:num w:numId="23" w16cid:durableId="1361324868">
-    <w:abstractNumId w:val="10"/>
-  </w:num>
-  <w:num w:numId="24" w16cid:durableId="669065296">
-    <w:abstractNumId w:val="5"/>
-  </w:num>
-  <w:num w:numId="25" w16cid:durableId="973488449">
-    <w:abstractNumId w:val="25"/>
-  </w:num>
-  <w:num w:numId="26" w16cid:durableId="12614790">
+  <w:num w:numId="27" w16cid:durableId="655303839">
     <w:abstractNumId w:val="36"/>
   </w:num>
-  <w:num w:numId="27" w16cid:durableId="655303839">
-    <w:abstractNumId w:val="30"/>
-  </w:num>
   <w:num w:numId="28" w16cid:durableId="1149323321">
-    <w:abstractNumId w:val="48"/>
+    <w:abstractNumId w:val="54"/>
   </w:num>
   <w:num w:numId="29" w16cid:durableId="1361591560">
-    <w:abstractNumId w:val="17"/>
+    <w:abstractNumId w:val="23"/>
   </w:num>
   <w:num w:numId="30" w16cid:durableId="1497112370">
-    <w:abstractNumId w:val="26"/>
+    <w:abstractNumId w:val="32"/>
   </w:num>
   <w:num w:numId="31" w16cid:durableId="1442141719">
-    <w:abstractNumId w:val="34"/>
+    <w:abstractNumId w:val="40"/>
   </w:num>
   <w:num w:numId="32" w16cid:durableId="1088116125">
-    <w:abstractNumId w:val="18"/>
+    <w:abstractNumId w:val="24"/>
   </w:num>
   <w:num w:numId="33" w16cid:durableId="1800875061">
     <w:abstractNumId w:val="1"/>
   </w:num>
   <w:num w:numId="34" w16cid:durableId="1365713950">
-    <w:abstractNumId w:val="16"/>
+    <w:abstractNumId w:val="20"/>
   </w:num>
   <w:num w:numId="35" w16cid:durableId="950471949">
-    <w:abstractNumId w:val="32"/>
+    <w:abstractNumId w:val="38"/>
   </w:num>
   <w:num w:numId="36" w16cid:durableId="1117916808">
+    <w:abstractNumId w:val="34"/>
+  </w:num>
+  <w:num w:numId="37" w16cid:durableId="1792361219">
+    <w:abstractNumId w:val="35"/>
+  </w:num>
+  <w:num w:numId="38" w16cid:durableId="1488521748">
+    <w:abstractNumId w:val="10"/>
+  </w:num>
+  <w:num w:numId="39" w16cid:durableId="106462889">
     <w:abstractNumId w:val="28"/>
   </w:num>
-  <w:num w:numId="37" w16cid:durableId="1792361219">
-    <w:abstractNumId w:val="29"/>
-  </w:num>
-  <w:num w:numId="38" w16cid:durableId="1488521748">
-    <w:abstractNumId w:val="8"/>
-  </w:num>
-  <w:num w:numId="39" w16cid:durableId="106462889">
-    <w:abstractNumId w:val="22"/>
-  </w:num>
   <w:num w:numId="40" w16cid:durableId="1139955536">
-    <w:abstractNumId w:val="43"/>
+    <w:abstractNumId w:val="49"/>
   </w:num>
   <w:num w:numId="41" w16cid:durableId="1072196320">
-    <w:abstractNumId w:val="35"/>
+    <w:abstractNumId w:val="41"/>
   </w:num>
   <w:num w:numId="42" w16cid:durableId="1775977833">
     <w:abstractNumId w:val="2"/>
   </w:num>
   <w:num w:numId="43" w16cid:durableId="1838841596">
-    <w:abstractNumId w:val="24"/>
+    <w:abstractNumId w:val="30"/>
   </w:num>
   <w:num w:numId="44" w16cid:durableId="535973813">
+    <w:abstractNumId w:val="5"/>
+  </w:num>
+  <w:num w:numId="45" w16cid:durableId="2045249172">
+    <w:abstractNumId w:val="57"/>
+  </w:num>
+  <w:num w:numId="46" w16cid:durableId="198860568">
+    <w:abstractNumId w:val="55"/>
+  </w:num>
+  <w:num w:numId="47" w16cid:durableId="976448527">
+    <w:abstractNumId w:val="45"/>
+  </w:num>
+  <w:num w:numId="48" w16cid:durableId="1971861938">
+    <w:abstractNumId w:val="29"/>
+  </w:num>
+  <w:num w:numId="49" w16cid:durableId="1747338296">
+    <w:abstractNumId w:val="44"/>
+  </w:num>
+  <w:num w:numId="50" w16cid:durableId="518088730">
+    <w:abstractNumId w:val="43"/>
+  </w:num>
+  <w:num w:numId="51" w16cid:durableId="2057660555">
+    <w:abstractNumId w:val="56"/>
+  </w:num>
+  <w:num w:numId="52" w16cid:durableId="1353145755">
+    <w:abstractNumId w:val="47"/>
+  </w:num>
+  <w:num w:numId="53" w16cid:durableId="1936741414">
+    <w:abstractNumId w:val="15"/>
+  </w:num>
+  <w:num w:numId="54" w16cid:durableId="1681001461">
     <w:abstractNumId w:val="4"/>
   </w:num>
-  <w:num w:numId="45" w16cid:durableId="2045249172">
-    <w:abstractNumId w:val="51"/>
+  <w:num w:numId="55" w16cid:durableId="1388796804">
+    <w:abstractNumId w:val="11"/>
   </w:num>
-  <w:num w:numId="46" w16cid:durableId="198860568">
-    <w:abstractNumId w:val="49"/>
+  <w:num w:numId="56" w16cid:durableId="1018845482">
+    <w:abstractNumId w:val="22"/>
   </w:num>
-  <w:num w:numId="47" w16cid:durableId="976448527">
-    <w:abstractNumId w:val="39"/>
+  <w:num w:numId="57" w16cid:durableId="1830831251">
+    <w:abstractNumId w:val="8"/>
   </w:num>
-  <w:num w:numId="48" w16cid:durableId="1971861938">
-    <w:abstractNumId w:val="23"/>
-  </w:num>
-  <w:num w:numId="49" w16cid:durableId="1747338296">
-    <w:abstractNumId w:val="38"/>
-  </w:num>
-  <w:num w:numId="50" w16cid:durableId="518088730">
-    <w:abstractNumId w:val="37"/>
-  </w:num>
-  <w:num w:numId="51" w16cid:durableId="2057660555">
-    <w:abstractNumId w:val="50"/>
-  </w:num>
-  <w:num w:numId="52" w16cid:durableId="1353145755">
-    <w:abstractNumId w:val="41"/>
+  <w:num w:numId="58" w16cid:durableId="542400672">
+    <w:abstractNumId w:val="21"/>
   </w:num>
 </w:numbering>
 </file>

--- a/Thesis.docx
+++ b/Thesis.docx
@@ -14,8 +14,8 @@
           <w:lang w:val="en-US"/>
         </w:rPr>
       </w:pPr>
-      <w:bookmarkStart w:id="0" w:name="_Hlk210486224"/>
-      <w:bookmarkStart w:id="1" w:name="_Hlk209962373"/>
+      <w:bookmarkStart w:id="0" w:name="_Hlk209962373"/>
+      <w:bookmarkStart w:id="1" w:name="_Hlk210486224"/>
     </w:p>
     <w:p>
       <w:pPr>
@@ -23,8 +23,6 @@
         <w:jc w:val="center"/>
         <w:rPr>
           <w:rFonts w:ascii="Arial" w:hAnsi="Arial" w:cs="Arial"/>
-          <w:b/>
-          <w:bCs/>
           <w:color w:val="000000" w:themeColor="text1"/>
           <w:sz w:val="40"/>
           <w:szCs w:val="40"/>
@@ -34,8 +32,6 @@
       <w:r>
         <w:rPr>
           <w:rFonts w:ascii="Arial" w:hAnsi="Arial" w:cs="Arial"/>
-          <w:b/>
-          <w:bCs/>
           <w:color w:val="000000" w:themeColor="text1"/>
           <w:sz w:val="40"/>
           <w:szCs w:val="40"/>
@@ -50,8 +46,6 @@
         <w:jc w:val="center"/>
         <w:rPr>
           <w:rFonts w:ascii="Arial" w:hAnsi="Arial" w:cs="Arial"/>
-          <w:b/>
-          <w:bCs/>
           <w:color w:val="000000" w:themeColor="text1"/>
           <w:sz w:val="40"/>
           <w:szCs w:val="40"/>
@@ -65,8 +59,6 @@
         <w:jc w:val="center"/>
         <w:rPr>
           <w:rFonts w:ascii="Arial" w:hAnsi="Arial" w:cs="Arial"/>
-          <w:b/>
-          <w:bCs/>
           <w:color w:val="000000" w:themeColor="text1"/>
           <w:sz w:val="40"/>
           <w:szCs w:val="40"/>
@@ -76,8 +68,6 @@
       <w:r>
         <w:rPr>
           <w:rFonts w:ascii="Arial" w:hAnsi="Arial" w:cs="Arial"/>
-          <w:b/>
-          <w:bCs/>
           <w:color w:val="000000" w:themeColor="text1"/>
           <w:sz w:val="40"/>
           <w:szCs w:val="40"/>
@@ -88,8 +78,6 @@
       <w:r>
         <w:rPr>
           <w:rFonts w:ascii="Arial" w:hAnsi="Arial" w:cs="Arial"/>
-          <w:b/>
-          <w:bCs/>
           <w:color w:val="000000" w:themeColor="text1"/>
           <w:sz w:val="40"/>
           <w:szCs w:val="40"/>
@@ -100,8 +88,6 @@
       <w:r>
         <w:rPr>
           <w:rFonts w:ascii="Arial" w:hAnsi="Arial" w:cs="Arial"/>
-          <w:b/>
-          <w:bCs/>
           <w:color w:val="000000" w:themeColor="text1"/>
           <w:sz w:val="40"/>
           <w:szCs w:val="40"/>
@@ -112,8 +98,6 @@
       <w:r>
         <w:rPr>
           <w:rFonts w:ascii="Arial" w:hAnsi="Arial" w:cs="Arial"/>
-          <w:b/>
-          <w:bCs/>
           <w:color w:val="000000" w:themeColor="text1"/>
           <w:sz w:val="40"/>
           <w:szCs w:val="40"/>
@@ -124,8 +108,6 @@
       <w:r>
         <w:rPr>
           <w:rFonts w:ascii="Arial" w:hAnsi="Arial" w:cs="Arial"/>
-          <w:b/>
-          <w:bCs/>
           <w:color w:val="000000" w:themeColor="text1"/>
           <w:sz w:val="40"/>
           <w:szCs w:val="40"/>
@@ -140,8 +122,6 @@
         <w:jc w:val="center"/>
         <w:rPr>
           <w:rFonts w:ascii="Arial" w:hAnsi="Arial" w:cs="Arial"/>
-          <w:b/>
-          <w:bCs/>
           <w:color w:val="000000" w:themeColor="text1"/>
           <w:sz w:val="40"/>
           <w:szCs w:val="40"/>
@@ -151,8 +131,6 @@
       <w:r>
         <w:rPr>
           <w:rFonts w:ascii="Arial" w:hAnsi="Arial" w:cs="Arial"/>
-          <w:b/>
-          <w:bCs/>
           <w:color w:val="000000" w:themeColor="text1"/>
           <w:sz w:val="40"/>
           <w:szCs w:val="40"/>
@@ -6091,36 +6069,8 @@
           <w:color w:val="000000" w:themeColor="text1"/>
           <w:lang w:val="en-US"/>
         </w:rPr>
-        <w:t xml:space="preserve">In its core the application integrates several machine learning algorithms, including Linear Regression, Gradient Boosting and Random Forest. These algorithms will be trained on publicly available used-cars datasets, which contain the following information: brand, model, year of production, transmission, engine type and fuel type. The system also integrates preprocessing components like a </w:t>
-      </w:r>
-      <w:proofErr w:type="spellStart"/>
-      <w:r>
-        <w:rPr>
-          <w:rFonts w:ascii="Arial" w:hAnsi="Arial" w:cs="Arial"/>
-          <w:color w:val="000000" w:themeColor="text1"/>
-          <w:lang w:val="en-US"/>
-        </w:rPr>
-        <w:t>FeatureScaler</w:t>
-      </w:r>
-      <w:proofErr w:type="spellEnd"/>
-      <w:r>
-        <w:rPr>
-          <w:rFonts w:ascii="Arial" w:hAnsi="Arial" w:cs="Arial"/>
-          <w:color w:val="000000" w:themeColor="text1"/>
-          <w:lang w:val="en-US"/>
-        </w:rPr>
-        <w:t xml:space="preserve"> and </w:t>
-      </w:r>
-      <w:proofErr w:type="spellStart"/>
-      <w:r>
-        <w:rPr>
-          <w:rFonts w:ascii="Arial" w:hAnsi="Arial" w:cs="Arial"/>
-          <w:color w:val="000000" w:themeColor="text1"/>
-          <w:lang w:val="en-US"/>
-        </w:rPr>
-        <w:t>LabelScaler</w:t>
-      </w:r>
-      <w:proofErr w:type="spellEnd"/>
+        <w:t>In its core the application integrates several machine learning algorithms, including Linear Regression, Gradient Boosting and Random Forest. These algorithms will be trained on publicly available used-cars datasets, which contain the following information: brand, model, year of production, transmission, engine type and fuel type. The system also integrates preprocessing components like a FeatureScaler and LabelScaler</w:t>
+      </w:r>
       <w:r>
         <w:rPr>
           <w:rFonts w:ascii="Arial" w:hAnsi="Arial" w:cs="Arial"/>
@@ -6339,14 +6289,7 @@
           <w:b/>
           <w:bCs/>
         </w:rPr>
-        <w:t>Algorithms</w:t>
-      </w:r>
-      <w:r>
-        <w:rPr>
-          <w:b/>
-          <w:bCs/>
-        </w:rPr>
-        <w:t>:</w:t>
+        <w:t>Algorithms:</w:t>
       </w:r>
       <w:r>
         <w:rPr>
@@ -6452,14 +6395,7 @@
           <w:b/>
           <w:bCs/>
         </w:rPr>
-        <w:t>Two-car prediction:</w:t>
-      </w:r>
-      <w:r>
-        <w:rPr>
-          <w:b/>
-          <w:bCs/>
-        </w:rPr>
-        <w:t xml:space="preserve"> </w:t>
+        <w:t xml:space="preserve">Two-car prediction: </w:t>
       </w:r>
       <w:r>
         <w:t>Users can configure two different vehicles and request single-year predictions.</w:t>
@@ -6653,14 +6589,7 @@
           <w:b/>
           <w:bCs/>
         </w:rPr>
-        <w:t>Evaluation:</w:t>
-      </w:r>
-      <w:r>
-        <w:rPr>
-          <w:b/>
-          <w:bCs/>
-        </w:rPr>
-        <w:t xml:space="preserve"> </w:t>
+        <w:t xml:space="preserve">Evaluation: </w:t>
       </w:r>
       <w:r>
         <w:t>During training, the system must compute MAE, RMSE, and R² for each algorithm and store these metrics in the output bundle.</w:t>
@@ -6725,7 +6654,7 @@
         </w:rPr>
       </w:pPr>
       <w:bookmarkStart w:id="14" w:name="_Toc214718915"/>
-      <w:bookmarkEnd w:id="1"/>
+      <w:bookmarkEnd w:id="0"/>
       <w:bookmarkEnd w:id="6"/>
       <w:bookmarkEnd w:id="12"/>
       <w:r>
@@ -34160,7 +34089,6 @@
         <w:spacing w:line="360" w:lineRule="auto"/>
       </w:pPr>
       <w:r>
-        <w:lastRenderedPageBreak/>
         <w:t>The evaluation</w:t>
       </w:r>
       <w:r>
@@ -34436,7 +34364,6 @@
         <w:spacing w:line="360" w:lineRule="auto"/>
       </w:pPr>
       <w:r>
-        <w:lastRenderedPageBreak/>
         <w:t>The reasons why these metrics were selected are that they represent various aspects of model performance: accuracy, sensitivity of errors, stability, and computational efficiency.</w:t>
       </w:r>
     </w:p>
@@ -34875,7 +34802,6 @@
       </w:pPr>
       <w:bookmarkStart w:id="87" w:name="_Toc214718947"/>
       <w:r>
-        <w:lastRenderedPageBreak/>
         <w:t>5.1.2. Root Mean Squared Error (RMSE)</w:t>
       </w:r>
       <w:bookmarkEnd w:id="87"/>
@@ -35133,7 +35059,6 @@
           <w:kern w:val="0"/>
           <w:lang w:eastAsia="en-GB"/>
         </w:rPr>
-        <w:lastRenderedPageBreak/>
         <w:drawing>
           <wp:inline distT="0" distB="0" distL="0" distR="0" wp14:anchorId="566A8464" wp14:editId="353664A5">
             <wp:extent cx="2427700" cy="679077"/>
@@ -35472,7 +35397,6 @@
         <w:rPr>
           <w:rFonts w:asciiTheme="minorHAnsi" w:hAnsiTheme="minorHAnsi"/>
         </w:rPr>
-        <w:lastRenderedPageBreak/>
         <w:t xml:space="preserve">After validating that the user interface operates reliably and resists invalid inputs, the next step was to verify that all </w:t>
       </w:r>
       <w:r>
@@ -35828,7 +35752,6 @@
         <w:rPr>
           <w:rFonts w:asciiTheme="minorHAnsi" w:hAnsiTheme="minorHAnsi"/>
         </w:rPr>
-        <w:lastRenderedPageBreak/>
         <w:t>All algorithm and model-loading tests passed successfully, confirming that the application can dynamically switch between trained models and consistently produce valid price predictions.</w:t>
       </w:r>
     </w:p>
@@ -36112,7 +36035,6 @@
           <w:sz w:val="24"/>
           <w:szCs w:val="24"/>
         </w:rPr>
-        <w:lastRenderedPageBreak/>
         <w:t>/api/v1/prediction/predict-two</w:t>
       </w:r>
     </w:p>
@@ -36448,7 +36370,6 @@
       <w:bookmarkStart w:id="95" w:name="_Toc214718955"/>
       <w:bookmarkStart w:id="96" w:name="_Hlk214304595"/>
       <w:r>
-        <w:lastRenderedPageBreak/>
         <w:t>5.3.</w:t>
       </w:r>
       <w:r>
@@ -36863,14 +36784,7 @@
         <w:rPr>
           <w:rFonts w:asciiTheme="minorHAnsi" w:hAnsiTheme="minorHAnsi"/>
         </w:rPr>
-        <w:t xml:space="preserve">) were tested to verify input constraints (manufacturer, model, years, mileage, fuel type, transmission), client-side validation feedback, and the dispatch of well-formed requests. Tests assert correct enable/disable behavior of submit actions, validation messages for invalid inputs, and </w:t>
-      </w:r>
-      <w:r>
-        <w:rPr>
-          <w:rFonts w:asciiTheme="minorHAnsi" w:hAnsiTheme="minorHAnsi"/>
-        </w:rPr>
-        <w:lastRenderedPageBreak/>
-        <w:t>graceful handling of optional fields (e.g., default target year). The validation utilities (</w:t>
+        <w:t>) were tested to verify input constraints (manufacturer, model, years, mileage, fuel type, transmission), client-side validation feedback, and the dispatch of well-formed requests. Tests assert correct enable/disable behavior of submit actions, validation messages for invalid inputs, and graceful handling of optional fields (e.g., default target year). The validation utilities (</w:t>
       </w:r>
       <w:r>
         <w:rPr>
@@ -37159,7 +37073,6 @@
           <w:sz w:val="24"/>
           <w:szCs w:val="24"/>
         </w:rPr>
-        <w:lastRenderedPageBreak/>
         <w:t>src</w:t>
       </w:r>
       <w:r>
@@ -38267,17 +38180,7 @@
           <w:lang w:eastAsia="en-GB"/>
           <w14:ligatures w14:val="none"/>
         </w:rPr>
-        <w:t xml:space="preserve">a consistent, monotonic decline in predicted price, which accurately represents the expected depreciation of the vehicle over time. Linear and Ridge Regression models produced nearly identical results, starting from roughly $15 </w:t>
-      </w:r>
-      <w:r>
-        <w:rPr>
-          <w:rFonts w:eastAsia="Times New Roman" w:cs="Times New Roman"/>
-          <w:kern w:val="0"/>
-          <w:lang w:eastAsia="en-GB"/>
-          <w14:ligatures w14:val="none"/>
-        </w:rPr>
-        <w:lastRenderedPageBreak/>
-        <w:t>980 in 2025 and dropping to ≈ $14 800 by 2030. Both ensembles</w:t>
+        <w:t>a consistent, monotonic decline in predicted price, which accurately represents the expected depreciation of the vehicle over time. Linear and Ridge Regression models produced nearly identical results, starting from roughly $15 980 in 2025 and dropping to ≈ $14 800 by 2030. Both ensembles</w:t>
       </w:r>
       <w:r>
         <w:rPr>
@@ -38553,17 +38456,7 @@
           <w:lang w:eastAsia="en-GB"/>
           <w14:ligatures w14:val="none"/>
         </w:rPr>
-        <w:t xml:space="preserve">, remaining well above the project’s minimum accuracy target of R² ≥ 0.5. These results indicate that while simpler </w:t>
-      </w:r>
-      <w:r>
-        <w:rPr>
-          <w:rFonts w:eastAsia="Times New Roman" w:cs="Times New Roman"/>
-          <w:kern w:val="0"/>
-          <w:lang w:eastAsia="en-GB"/>
-          <w14:ligatures w14:val="none"/>
-        </w:rPr>
-        <w:lastRenderedPageBreak/>
-        <w:t>models capture the dominant linear depreciation trend, ensemble methods better approximate subtle nonlinear effects such as interaction between mileage and production year. Overall, the price-over-time analysis confirms that the models remain stable and economically interpretable across multi-year forecasts.</w:t>
+        <w:t>, remaining well above the project’s minimum accuracy target of R² ≥ 0.5. These results indicate that while simpler models capture the dominant linear depreciation trend, ensemble methods better approximate subtle nonlinear effects such as interaction between mileage and production year. Overall, the price-over-time analysis confirms that the models remain stable and economically interpretable across multi-year forecasts.</w:t>
       </w:r>
     </w:p>
     <w:p>
@@ -38726,7 +38619,6 @@
         <w:rPr>
           <w:rFonts w:asciiTheme="minorHAnsi" w:hAnsiTheme="minorHAnsi"/>
         </w:rPr>
-        <w:lastRenderedPageBreak/>
         <w:t xml:space="preserve">The comparison interfaces extend the same predictive logic to multiple vehicles simultaneously. The </w:t>
       </w:r>
       <w:r>
@@ -38911,7 +38803,6 @@
         <w:rPr>
           <w:rFonts w:asciiTheme="minorHAnsi" w:hAnsiTheme="minorHAnsi"/>
         </w:rPr>
-        <w:lastRenderedPageBreak/>
         <w:t>Currently, training and testing are performed with a fixed split based on the available data. Implementing configurable cross-validation (e.g., k-fold or time-based splits) would help ensure that the algorithms generalize well to unseen samples and reduce the risk of overfitting. This functionality would be especially useful when training on heterogeneous datasets containing vehicles of different types or market segments.</w:t>
       </w:r>
     </w:p>
@@ -39562,7 +39453,6 @@
           <w:rFonts w:ascii="Arial" w:hAnsi="Arial" w:cs="Arial"/>
           <w:color w:val="000000" w:themeColor="text1"/>
         </w:rPr>
-        <w:lastRenderedPageBreak/>
         <w:fldChar w:fldCharType="begin"/>
       </w:r>
       <w:r>
@@ -40001,7 +39891,6 @@
           <w:color w:val="000000"/>
           <w:lang w:val="en-GB"/>
         </w:rPr>
-        <w:lastRenderedPageBreak/>
         <w:t xml:space="preserve">Qian, Tingyu. “Used Car Price Prediction by Using XGBoost.” </w:t>
       </w:r>
       <w:r>
@@ -40249,7 +40138,7 @@
         </w:rPr>
         <w:fldChar w:fldCharType="end"/>
       </w:r>
-      <w:bookmarkEnd w:id="0"/>
+      <w:bookmarkEnd w:id="1"/>
       <w:bookmarkEnd w:id="114"/>
     </w:p>
     <w:sectPr>
@@ -48897,6 +48786,7 @@
   <w:style w:type="character" w:default="1" w:styleId="DefaultParagraphFont">
     <w:name w:val="Default Paragraph Font"/>
     <w:uiPriority w:val="1"/>
+    <w:semiHidden/>
     <w:unhideWhenUsed/>
   </w:style>
   <w:style w:type="table" w:default="1" w:styleId="TableNormal">

--- a/Thesis.docx
+++ b/Thesis.docx
@@ -6433,7 +6433,55 @@
         <w:rPr>
           <w:rFonts w:ascii="Arial" w:hAnsi="Arial" w:cs="Arial"/>
         </w:rPr>
-        <w:t>Web interface: The frontend must be implemented as a React single-page application that communicates with the ASP.NET Core backend via JSON REST APIs. The UI must display predictions, algorithm metrics, comparison tables, and range-based charts for both single-car and two-car scenarios.</w:t>
+        <w:t xml:space="preserve">Web interface: The frontend </w:t>
+      </w:r>
+      <w:r>
+        <w:rPr>
+          <w:rFonts w:ascii="Arial" w:hAnsi="Arial" w:cs="Arial"/>
+        </w:rPr>
+        <w:t>should</w:t>
+      </w:r>
+      <w:r>
+        <w:rPr>
+          <w:rFonts w:ascii="Arial" w:hAnsi="Arial" w:cs="Arial"/>
+        </w:rPr>
+        <w:t xml:space="preserve"> be implemented as a React single-page application</w:t>
+      </w:r>
+      <w:r>
+        <w:rPr>
+          <w:rFonts w:ascii="Arial" w:hAnsi="Arial" w:cs="Arial"/>
+        </w:rPr>
+        <w:t>.</w:t>
+      </w:r>
+      <w:r>
+        <w:rPr>
+          <w:rFonts w:ascii="Arial" w:hAnsi="Arial" w:cs="Arial"/>
+        </w:rPr>
+        <w:t xml:space="preserve"> </w:t>
+      </w:r>
+      <w:r>
+        <w:rPr>
+          <w:rFonts w:ascii="Arial" w:hAnsi="Arial" w:cs="Arial"/>
+        </w:rPr>
+        <w:t>It will</w:t>
+      </w:r>
+      <w:r>
+        <w:rPr>
+          <w:rFonts w:ascii="Arial" w:hAnsi="Arial" w:cs="Arial"/>
+        </w:rPr>
+        <w:t xml:space="preserve"> communicat</w:t>
+      </w:r>
+      <w:r>
+        <w:rPr>
+          <w:rFonts w:ascii="Arial" w:hAnsi="Arial" w:cs="Arial"/>
+        </w:rPr>
+        <w:t>e</w:t>
+      </w:r>
+      <w:r>
+        <w:rPr>
+          <w:rFonts w:ascii="Arial" w:hAnsi="Arial" w:cs="Arial"/>
+        </w:rPr>
+        <w:t xml:space="preserve"> with the ASP.NET Core backend via JSON REST APIs. The UI must display predictions, algorithm metrics, comparison tables, and range-based charts for both single-car and two-car scenarios.</w:t>
       </w:r>
     </w:p>
     <w:p>
@@ -6522,35 +6570,14 @@
           <w:rFonts w:ascii="Arial" w:hAnsi="Arial" w:cs="Arial"/>
           <w:color w:val="000000" w:themeColor="text1"/>
         </w:rPr>
-        <w:t xml:space="preserve">selection, enabling users to </w:t>
-      </w:r>
-      <w:r>
-        <w:rPr>
-          <w:rFonts w:ascii="Arial" w:hAnsi="Arial" w:cs="Arial"/>
-          <w:color w:val="000000" w:themeColor="text1"/>
-        </w:rPr>
-        <w:t>select</w:t>
-      </w:r>
-      <w:r>
-        <w:rPr>
-          <w:rFonts w:ascii="Arial" w:hAnsi="Arial" w:cs="Arial"/>
-          <w:color w:val="000000" w:themeColor="text1"/>
-        </w:rPr>
-        <w:t xml:space="preserve"> attributes such as fuel type, transmission, </w:t>
-      </w:r>
-      <w:r>
-        <w:rPr>
-          <w:rFonts w:ascii="Arial" w:hAnsi="Arial" w:cs="Arial"/>
-          <w:color w:val="000000" w:themeColor="text1"/>
-        </w:rPr>
-        <w:t xml:space="preserve">and </w:t>
-      </w:r>
-      <w:r>
-        <w:rPr>
-          <w:rFonts w:ascii="Arial" w:hAnsi="Arial" w:cs="Arial"/>
-          <w:color w:val="000000" w:themeColor="text1"/>
-        </w:rPr>
-        <w:t>purchase year.</w:t>
+        <w:t>selection</w:t>
+      </w:r>
+      <w:r>
+        <w:rPr>
+          <w:rFonts w:ascii="Arial" w:hAnsi="Arial" w:cs="Arial"/>
+          <w:color w:val="000000" w:themeColor="text1"/>
+        </w:rPr>
+        <w:t xml:space="preserve"> and modification for the specific vehicle. </w:t>
       </w:r>
     </w:p>
     <w:p>
@@ -6589,7 +6616,21 @@
           <w:rFonts w:ascii="Arial" w:hAnsi="Arial" w:cs="Arial"/>
           <w:color w:val="000000" w:themeColor="text1"/>
         </w:rPr>
-        <w:t>² ≥ 0.7 on validation data.</w:t>
+        <w:t>² ≥ 0.7 on validation</w:t>
+      </w:r>
+      <w:r>
+        <w:rPr>
+          <w:rFonts w:ascii="Arial" w:hAnsi="Arial" w:cs="Arial"/>
+          <w:color w:val="000000" w:themeColor="text1"/>
+        </w:rPr>
+        <w:t xml:space="preserve"> performance</w:t>
+      </w:r>
+      <w:r>
+        <w:rPr>
+          <w:rFonts w:ascii="Arial" w:hAnsi="Arial" w:cs="Arial"/>
+          <w:color w:val="000000" w:themeColor="text1"/>
+        </w:rPr>
+        <w:t>.</w:t>
       </w:r>
     </w:p>
     <w:p>
@@ -6614,7 +6655,49 @@
           <w:rFonts w:ascii="Arial" w:hAnsi="Arial" w:cs="Arial"/>
           <w:color w:val="000000" w:themeColor="text1"/>
         </w:rPr>
-        <w:t>The web interface should be intuitive and easy to use for non-expert users, presenting predictions and comparison charts in a clear and accessible way.</w:t>
+        <w:t>The web interface should be intuitive and easy to use</w:t>
+      </w:r>
+      <w:r>
+        <w:rPr>
+          <w:rFonts w:ascii="Arial" w:hAnsi="Arial" w:cs="Arial"/>
+          <w:color w:val="000000" w:themeColor="text1"/>
+        </w:rPr>
+        <w:t>. It must</w:t>
+      </w:r>
+      <w:r>
+        <w:rPr>
+          <w:rFonts w:ascii="Arial" w:hAnsi="Arial" w:cs="Arial"/>
+          <w:color w:val="000000" w:themeColor="text1"/>
+        </w:rPr>
+        <w:t xml:space="preserve"> present</w:t>
+      </w:r>
+      <w:r>
+        <w:rPr>
+          <w:rFonts w:ascii="Arial" w:hAnsi="Arial" w:cs="Arial"/>
+          <w:color w:val="000000" w:themeColor="text1"/>
+        </w:rPr>
+        <w:t xml:space="preserve"> </w:t>
+      </w:r>
+      <w:r>
+        <w:rPr>
+          <w:rFonts w:ascii="Arial" w:hAnsi="Arial" w:cs="Arial"/>
+          <w:color w:val="000000" w:themeColor="text1"/>
+        </w:rPr>
+        <w:t xml:space="preserve">predictions and comparison charts in a clear and </w:t>
+      </w:r>
+      <w:r>
+        <w:rPr>
+          <w:rFonts w:ascii="Arial" w:hAnsi="Arial" w:cs="Arial"/>
+          <w:color w:val="000000" w:themeColor="text1"/>
+        </w:rPr>
+        <w:t xml:space="preserve">understandable </w:t>
+      </w:r>
+      <w:r>
+        <w:rPr>
+          <w:rFonts w:ascii="Arial" w:hAnsi="Arial" w:cs="Arial"/>
+          <w:color w:val="000000" w:themeColor="text1"/>
+        </w:rPr>
+        <w:t>way.</w:t>
       </w:r>
     </w:p>
     <w:p>
@@ -6639,7 +6722,21 @@
           <w:rFonts w:ascii="Arial" w:hAnsi="Arial" w:cs="Arial"/>
           <w:color w:val="000000" w:themeColor="text1"/>
         </w:rPr>
-        <w:t>The web application should be deployable on common operating systems (Windows, macOS, Linux) and run in modern browsers without additional plugins.</w:t>
+        <w:t xml:space="preserve">The web application should be </w:t>
+      </w:r>
+      <w:r>
+        <w:rPr>
+          <w:rFonts w:ascii="Arial" w:hAnsi="Arial" w:cs="Arial"/>
+          <w:color w:val="000000" w:themeColor="text1"/>
+        </w:rPr>
+        <w:t>easily runnable</w:t>
+      </w:r>
+      <w:r>
+        <w:rPr>
+          <w:rFonts w:ascii="Arial" w:hAnsi="Arial" w:cs="Arial"/>
+          <w:color w:val="000000" w:themeColor="text1"/>
+        </w:rPr>
+        <w:t xml:space="preserve"> on common operating systems (Windows, macOS, Linux).</w:t>
       </w:r>
     </w:p>
     <w:p>
@@ -6775,20 +6872,26 @@
         <w:rPr>
           <w:rFonts w:ascii="Arial" w:hAnsi="Arial" w:cs="Arial"/>
         </w:rPr>
+        <w:t>Linear Regression was included because of its simplicity. It provides an baseline against which more advanced models can be compared</w:t>
+      </w:r>
+      <w:r>
+        <w:rPr>
+          <w:rFonts w:ascii="Arial" w:hAnsi="Arial" w:cs="Arial"/>
+        </w:rPr>
+        <w:t xml:space="preserve"> and also they can expand on</w:t>
+      </w:r>
+      <w:r>
+        <w:rPr>
+          <w:rFonts w:ascii="Arial" w:hAnsi="Arial" w:cs="Arial"/>
+        </w:rPr>
+        <w:t xml:space="preserve">. </w:t>
+      </w:r>
+      <w:r>
+        <w:rPr>
+          <w:rFonts w:ascii="Arial" w:hAnsi="Arial" w:cs="Arial"/>
+        </w:rPr>
         <w:lastRenderedPageBreak/>
-        <w:t>Linear Regression was included because of its simplicity. It provides an baseline against which more advanced models can be compared</w:t>
-      </w:r>
-      <w:r>
-        <w:rPr>
-          <w:rFonts w:ascii="Arial" w:hAnsi="Arial" w:cs="Arial"/>
-        </w:rPr>
-        <w:t xml:space="preserve"> and also they can expand on</w:t>
-      </w:r>
-      <w:r>
-        <w:rPr>
-          <w:rFonts w:ascii="Arial" w:hAnsi="Arial" w:cs="Arial"/>
-        </w:rPr>
-        <w:t>. However, linear regression is often insufficient for capturing the nonlinear relationships</w:t>
+        <w:t>However, linear regression is often insufficient for capturing the nonlinear relationships</w:t>
       </w:r>
       <w:r>
         <w:rPr>
@@ -8503,7 +8606,6 @@
           <w:sz w:val="17"/>
           <w:szCs w:val="17"/>
         </w:rPr>
-        <w:lastRenderedPageBreak/>
         <w:t xml:space="preserve">11. </w:t>
       </w:r>
       <w:r>
@@ -8861,6 +8963,7 @@
           <w:sz w:val="17"/>
           <w:szCs w:val="17"/>
         </w:rPr>
+        <w:lastRenderedPageBreak/>
         <w:t xml:space="preserve">14. </w:t>
       </w:r>
       <w:r>
@@ -12859,7 +12962,6 @@
           <w:sz w:val="17"/>
           <w:szCs w:val="17"/>
         </w:rPr>
-        <w:lastRenderedPageBreak/>
         <w:t xml:space="preserve"> 6. </w:t>
       </w:r>
       <w:r>
@@ -13289,6 +13391,7 @@
           <w:sz w:val="17"/>
           <w:szCs w:val="17"/>
         </w:rPr>
+        <w:lastRenderedPageBreak/>
         <w:t xml:space="preserve"> 9. </w:t>
       </w:r>
       <w:r>
@@ -15170,12 +15273,42 @@
           <w:color w:val="000000" w:themeColor="text1"/>
         </w:rPr>
       </w:pPr>
-      <w:r>
-        <w:rPr>
-          <w:rFonts w:ascii="Arial" w:hAnsi="Arial" w:cs="Arial"/>
-          <w:color w:val="000000" w:themeColor="text1"/>
-        </w:rPr>
-        <w:t>From the Home screen, the user selects Single Prediction.</w:t>
+      <w:bookmarkStart w:id="24" w:name="_Hlk215793458"/>
+      <w:r>
+        <w:rPr>
+          <w:rFonts w:ascii="Arial" w:hAnsi="Arial" w:cs="Arial"/>
+          <w:color w:val="000000" w:themeColor="text1"/>
+        </w:rPr>
+        <w:t>Via the</w:t>
+      </w:r>
+      <w:r>
+        <w:rPr>
+          <w:rFonts w:ascii="Arial" w:hAnsi="Arial" w:cs="Arial"/>
+          <w:color w:val="000000" w:themeColor="text1"/>
+        </w:rPr>
+        <w:t xml:space="preserve"> </w:t>
+      </w:r>
+      <w:r>
+        <w:rPr>
+          <w:rFonts w:ascii="Arial" w:hAnsi="Arial" w:cs="Arial"/>
+          <w:color w:val="000000" w:themeColor="text1"/>
+        </w:rPr>
+        <w:t>h</w:t>
+      </w:r>
+      <w:r>
+        <w:rPr>
+          <w:rFonts w:ascii="Arial" w:hAnsi="Arial" w:cs="Arial"/>
+          <w:color w:val="000000" w:themeColor="text1"/>
+        </w:rPr>
+        <w:t xml:space="preserve">ome screen, the user selects </w:t>
+      </w:r>
+      <w:bookmarkEnd w:id="24"/>
+      <w:r>
+        <w:rPr>
+          <w:rFonts w:ascii="Arial" w:hAnsi="Arial" w:cs="Arial"/>
+          <w:color w:val="000000" w:themeColor="text1"/>
+        </w:rPr>
+        <w:t>Single Prediction.</w:t>
       </w:r>
     </w:p>
     <w:p>
@@ -15194,12 +15327,27 @@
           <w:color w:val="000000" w:themeColor="text1"/>
         </w:rPr>
       </w:pPr>
-      <w:r>
-        <w:rPr>
-          <w:rFonts w:ascii="Arial" w:hAnsi="Arial" w:cs="Arial"/>
-          <w:color w:val="000000" w:themeColor="text1"/>
-        </w:rPr>
-        <w:t>The user specifies the car’s make, model, year, mileage, fuel type, and transmission.</w:t>
+      <w:bookmarkStart w:id="25" w:name="_Hlk215793496"/>
+      <w:r>
+        <w:rPr>
+          <w:rFonts w:ascii="Arial" w:hAnsi="Arial" w:cs="Arial"/>
+          <w:color w:val="000000" w:themeColor="text1"/>
+        </w:rPr>
+        <w:t xml:space="preserve">The user </w:t>
+      </w:r>
+      <w:r>
+        <w:rPr>
+          <w:rFonts w:ascii="Arial" w:hAnsi="Arial" w:cs="Arial"/>
+          <w:color w:val="000000" w:themeColor="text1"/>
+        </w:rPr>
+        <w:t>selects</w:t>
+      </w:r>
+      <w:r>
+        <w:rPr>
+          <w:rFonts w:ascii="Arial" w:hAnsi="Arial" w:cs="Arial"/>
+          <w:color w:val="000000" w:themeColor="text1"/>
+        </w:rPr>
+        <w:t xml:space="preserve"> the car’s make, model, year, mileage, fuel type, and transmission.</w:t>
       </w:r>
     </w:p>
     <w:p>
@@ -15218,14 +15366,45 @@
           <w:color w:val="000000" w:themeColor="text1"/>
         </w:rPr>
       </w:pPr>
-      <w:r>
-        <w:rPr>
-          <w:rFonts w:ascii="Arial" w:hAnsi="Arial" w:cs="Arial"/>
-          <w:color w:val="000000" w:themeColor="text1"/>
-        </w:rPr>
-        <w:t>The system applies all available algorithms (Linear, Ridge, Random Forest, Gradient Boosting) to compute the predicted price.</w:t>
-      </w:r>
-    </w:p>
+      <w:bookmarkStart w:id="26" w:name="_Hlk215793507"/>
+      <w:bookmarkEnd w:id="25"/>
+      <w:r>
+        <w:rPr>
+          <w:rFonts w:ascii="Arial" w:hAnsi="Arial" w:cs="Arial"/>
+          <w:color w:val="000000" w:themeColor="text1"/>
+        </w:rPr>
+        <w:t xml:space="preserve">The system </w:t>
+      </w:r>
+      <w:r>
+        <w:rPr>
+          <w:rFonts w:ascii="Arial" w:hAnsi="Arial" w:cs="Arial"/>
+          <w:color w:val="000000" w:themeColor="text1"/>
+        </w:rPr>
+        <w:t xml:space="preserve">uses </w:t>
+      </w:r>
+      <w:r>
+        <w:rPr>
+          <w:rFonts w:ascii="Arial" w:hAnsi="Arial" w:cs="Arial"/>
+          <w:color w:val="000000" w:themeColor="text1"/>
+        </w:rPr>
+        <w:t xml:space="preserve">all available algorithms (Linear, Ridge, Random Forest, Gradient Boosting) to </w:t>
+      </w:r>
+      <w:r>
+        <w:rPr>
+          <w:rFonts w:ascii="Arial" w:hAnsi="Arial" w:cs="Arial"/>
+          <w:color w:val="000000" w:themeColor="text1"/>
+        </w:rPr>
+        <w:t>predict the price</w:t>
+      </w:r>
+      <w:r>
+        <w:rPr>
+          <w:rFonts w:ascii="Arial" w:hAnsi="Arial" w:cs="Arial"/>
+          <w:color w:val="000000" w:themeColor="text1"/>
+        </w:rPr>
+        <w:t>.</w:t>
+      </w:r>
+    </w:p>
+    <w:bookmarkEnd w:id="26"/>
     <w:p>
       <w:pPr>
         <w:numPr>
@@ -15271,7 +15450,21 @@
           <w:rFonts w:ascii="Arial" w:hAnsi="Arial" w:cs="Arial"/>
           <w:color w:val="000000" w:themeColor="text1"/>
         </w:rPr>
-        <w:t>Result Screen: Shows predicted prices from each algorithm, along with MAE, MSE, R², and training/inference timings.</w:t>
+        <w:t>Result Screen: Shows predicted prices from each algorithm</w:t>
+      </w:r>
+      <w:r>
+        <w:rPr>
+          <w:rFonts w:ascii="Arial" w:hAnsi="Arial" w:cs="Arial"/>
+          <w:color w:val="000000" w:themeColor="text1"/>
+        </w:rPr>
+        <w:t>, the performance metrics</w:t>
+      </w:r>
+      <w:r>
+        <w:rPr>
+          <w:rFonts w:ascii="Arial" w:hAnsi="Arial" w:cs="Arial"/>
+          <w:color w:val="000000" w:themeColor="text1"/>
+        </w:rPr>
+        <w:t xml:space="preserve"> MAE, MSE, R², and training/inference timings.</w:t>
       </w:r>
     </w:p>
     <w:p>
@@ -15290,13 +15483,37 @@
           <w:color w:val="000000" w:themeColor="text1"/>
         </w:rPr>
       </w:pPr>
-      <w:r>
-        <w:rPr>
-          <w:rFonts w:ascii="Arial" w:hAnsi="Arial" w:cs="Arial"/>
-          <w:color w:val="000000" w:themeColor="text1"/>
-        </w:rPr>
-        <w:t>Exit Condition: The user clicks Back Home to return to the main menu.</w:t>
-      </w:r>
+      <w:bookmarkStart w:id="27" w:name="_Hlk215793524"/>
+      <w:r>
+        <w:rPr>
+          <w:rFonts w:ascii="Arial" w:hAnsi="Arial" w:cs="Arial"/>
+          <w:color w:val="000000" w:themeColor="text1"/>
+        </w:rPr>
+        <w:t xml:space="preserve">Exit Condition: </w:t>
+      </w:r>
+      <w:bookmarkStart w:id="28" w:name="_Hlk215793551"/>
+      <w:r>
+        <w:rPr>
+          <w:rFonts w:ascii="Arial" w:hAnsi="Arial" w:cs="Arial"/>
+          <w:color w:val="000000" w:themeColor="text1"/>
+        </w:rPr>
+        <w:t>The user clicks Back</w:t>
+      </w:r>
+      <w:r>
+        <w:rPr>
+          <w:rFonts w:ascii="Arial" w:hAnsi="Arial" w:cs="Arial"/>
+          <w:color w:val="000000" w:themeColor="text1"/>
+        </w:rPr>
+        <w:t xml:space="preserve"> button to go to the previous page and make a new request or</w:t>
+      </w:r>
+      <w:r>
+        <w:rPr>
+          <w:rFonts w:ascii="Arial" w:hAnsi="Arial" w:cs="Arial"/>
+          <w:color w:val="000000" w:themeColor="text1"/>
+        </w:rPr>
+        <w:t xml:space="preserve"> Home to return to the main menu.</w:t>
+      </w:r>
+      <w:bookmarkEnd w:id="28"/>
     </w:p>
     <w:p>
       <w:pPr>
@@ -15314,15 +15531,50 @@
           <w:color w:val="000000" w:themeColor="text1"/>
         </w:rPr>
       </w:pPr>
+      <w:bookmarkStart w:id="29" w:name="_Hlk215793561"/>
+      <w:bookmarkEnd w:id="27"/>
       <w:r>
         <w:rPr>
           <w:rFonts w:ascii="Arial" w:hAnsi="Arial" w:cs="Arial"/>
           <w:color w:val="000000" w:themeColor="text1"/>
         </w:rPr>
         <w:lastRenderedPageBreak/>
-        <w:t>Exceptions: If required attributes are missing, the system prompts the user to complete the input form.</w:t>
-      </w:r>
-    </w:p>
+        <w:t>Exceptions</w:t>
+      </w:r>
+      <w:bookmarkStart w:id="30" w:name="_Hlk215793557"/>
+      <w:r>
+        <w:rPr>
+          <w:rFonts w:ascii="Arial" w:hAnsi="Arial" w:cs="Arial"/>
+          <w:color w:val="000000" w:themeColor="text1"/>
+        </w:rPr>
+        <w:t xml:space="preserve">: </w:t>
+      </w:r>
+      <w:bookmarkStart w:id="31" w:name="_Hlk215793567"/>
+      <w:r>
+        <w:rPr>
+          <w:rFonts w:ascii="Arial" w:hAnsi="Arial" w:cs="Arial"/>
+          <w:color w:val="000000" w:themeColor="text1"/>
+        </w:rPr>
+        <w:t xml:space="preserve">If required attributes are missing, the system prompts </w:t>
+      </w:r>
+      <w:r>
+        <w:rPr>
+          <w:rFonts w:ascii="Arial" w:hAnsi="Arial" w:cs="Arial"/>
+          <w:color w:val="000000" w:themeColor="text1"/>
+        </w:rPr>
+        <w:t>shows the user what error they have made prompting them to fix it before trying again</w:t>
+      </w:r>
+      <w:r>
+        <w:rPr>
+          <w:rFonts w:ascii="Arial" w:hAnsi="Arial" w:cs="Arial"/>
+          <w:color w:val="000000" w:themeColor="text1"/>
+        </w:rPr>
+        <w:t>.</w:t>
+      </w:r>
+      <w:bookmarkEnd w:id="30"/>
+    </w:p>
+    <w:bookmarkEnd w:id="29"/>
+    <w:bookmarkEnd w:id="31"/>
     <w:p>
       <w:pPr>
         <w:tabs>
@@ -15450,7 +15702,35 @@
           <w:rFonts w:ascii="Arial" w:hAnsi="Arial" w:cs="Arial"/>
           <w:color w:val="000000" w:themeColor="text1"/>
         </w:rPr>
-        <w:t>From Home, the user selects Single Ranged Prediction.</w:t>
+        <w:t>Via the</w:t>
+      </w:r>
+      <w:r>
+        <w:rPr>
+          <w:rFonts w:ascii="Arial" w:hAnsi="Arial" w:cs="Arial"/>
+          <w:color w:val="000000" w:themeColor="text1"/>
+        </w:rPr>
+        <w:t xml:space="preserve"> </w:t>
+      </w:r>
+      <w:r>
+        <w:rPr>
+          <w:rFonts w:ascii="Arial" w:hAnsi="Arial" w:cs="Arial"/>
+          <w:color w:val="000000" w:themeColor="text1"/>
+        </w:rPr>
+        <w:t>h</w:t>
+      </w:r>
+      <w:r>
+        <w:rPr>
+          <w:rFonts w:ascii="Arial" w:hAnsi="Arial" w:cs="Arial"/>
+          <w:color w:val="000000" w:themeColor="text1"/>
+        </w:rPr>
+        <w:t xml:space="preserve">ome screen, the user selects </w:t>
+      </w:r>
+      <w:r>
+        <w:rPr>
+          <w:rFonts w:ascii="Arial" w:hAnsi="Arial" w:cs="Arial"/>
+          <w:color w:val="000000" w:themeColor="text1"/>
+        </w:rPr>
+        <w:t>Single Ranged Prediction.</w:t>
       </w:r>
     </w:p>
     <w:p>
@@ -15474,7 +15754,28 @@
           <w:rFonts w:ascii="Arial" w:hAnsi="Arial" w:cs="Arial"/>
           <w:color w:val="000000" w:themeColor="text1"/>
         </w:rPr>
-        <w:t>The user provides a fixed configuration for the car and defines a range of production years.</w:t>
+        <w:t xml:space="preserve">The user </w:t>
+      </w:r>
+      <w:r>
+        <w:rPr>
+          <w:rFonts w:ascii="Arial" w:hAnsi="Arial" w:cs="Arial"/>
+          <w:color w:val="000000" w:themeColor="text1"/>
+        </w:rPr>
+        <w:t>selects</w:t>
+      </w:r>
+      <w:r>
+        <w:rPr>
+          <w:rFonts w:ascii="Arial" w:hAnsi="Arial" w:cs="Arial"/>
+          <w:color w:val="000000" w:themeColor="text1"/>
+        </w:rPr>
+        <w:t xml:space="preserve"> the car’s make, model, year, mileage, fuel type, and transmission</w:t>
+      </w:r>
+      <w:r>
+        <w:rPr>
+          <w:rFonts w:ascii="Arial" w:hAnsi="Arial" w:cs="Arial"/>
+          <w:color w:val="000000" w:themeColor="text1"/>
+        </w:rPr>
+        <w:t xml:space="preserve"> and defines a range of production years.</w:t>
       </w:r>
     </w:p>
     <w:p>
@@ -15498,7 +15799,35 @@
           <w:rFonts w:ascii="Arial" w:hAnsi="Arial" w:cs="Arial"/>
           <w:color w:val="000000" w:themeColor="text1"/>
         </w:rPr>
-        <w:t>The system applies all algorithms to generate predicted prices for each year in the range.</w:t>
+        <w:t xml:space="preserve">The system </w:t>
+      </w:r>
+      <w:r>
+        <w:rPr>
+          <w:rFonts w:ascii="Arial" w:hAnsi="Arial" w:cs="Arial"/>
+          <w:color w:val="000000" w:themeColor="text1"/>
+        </w:rPr>
+        <w:t xml:space="preserve">uses </w:t>
+      </w:r>
+      <w:r>
+        <w:rPr>
+          <w:rFonts w:ascii="Arial" w:hAnsi="Arial" w:cs="Arial"/>
+          <w:color w:val="000000" w:themeColor="text1"/>
+        </w:rPr>
+        <w:t xml:space="preserve">all available algorithms (Linear, Ridge, Random Forest, Gradient Boosting) to </w:t>
+      </w:r>
+      <w:r>
+        <w:rPr>
+          <w:rFonts w:ascii="Arial" w:hAnsi="Arial" w:cs="Arial"/>
+          <w:color w:val="000000" w:themeColor="text1"/>
+        </w:rPr>
+        <w:t>predict the price</w:t>
+      </w:r>
+      <w:r>
+        <w:rPr>
+          <w:rFonts w:ascii="Arial" w:hAnsi="Arial" w:cs="Arial"/>
+          <w:color w:val="000000" w:themeColor="text1"/>
+        </w:rPr>
+        <w:t>.</w:t>
       </w:r>
     </w:p>
     <w:p>
@@ -15565,19 +15894,35 @@
           <w:color w:val="000000" w:themeColor="text1"/>
         </w:rPr>
       </w:pPr>
-      <w:r>
-        <w:rPr>
-          <w:rFonts w:ascii="Arial" w:hAnsi="Arial" w:cs="Arial"/>
-          <w:color w:val="000000" w:themeColor="text1"/>
-        </w:rPr>
-        <w:t>Exit Condition: The user clicks Back Home after viewing results.</w:t>
-      </w:r>
-    </w:p>
+      <w:bookmarkStart w:id="32" w:name="_Hlk215793624"/>
+      <w:r>
+        <w:rPr>
+          <w:rFonts w:ascii="Arial" w:hAnsi="Arial" w:cs="Arial"/>
+          <w:color w:val="000000" w:themeColor="text1"/>
+        </w:rPr>
+        <w:t>Exit Condition: The user clicks Back</w:t>
+      </w:r>
+      <w:r>
+        <w:rPr>
+          <w:rFonts w:ascii="Arial" w:hAnsi="Arial" w:cs="Arial"/>
+          <w:color w:val="000000" w:themeColor="text1"/>
+        </w:rPr>
+        <w:t xml:space="preserve"> button to go to the previous page and make a new request or</w:t>
+      </w:r>
+      <w:r>
+        <w:rPr>
+          <w:rFonts w:ascii="Arial" w:hAnsi="Arial" w:cs="Arial"/>
+          <w:color w:val="000000" w:themeColor="text1"/>
+        </w:rPr>
+        <w:t xml:space="preserve"> Home to return to the main menu.</w:t>
+      </w:r>
+    </w:p>
+    <w:bookmarkEnd w:id="32"/>
     <w:p>
       <w:pPr>
         <w:numPr>
           <w:ilvl w:val="0"/>
-          <w:numId w:val="5"/>
+          <w:numId w:val="4"/>
         </w:numPr>
         <w:tabs>
           <w:tab w:val="left" w:pos="3704"/>
@@ -15594,8 +15939,73 @@
           <w:rFonts w:ascii="Arial" w:hAnsi="Arial" w:cs="Arial"/>
           <w:color w:val="000000" w:themeColor="text1"/>
         </w:rPr>
-        <w:t>Exceptions: Invalid year ranges (e.g., min ≥ max) prompt the user to correct inputs.</w:t>
-      </w:r>
+        <w:t xml:space="preserve">Exceptions: </w:t>
+      </w:r>
+      <w:bookmarkStart w:id="33" w:name="_Hlk215793635"/>
+      <w:r>
+        <w:rPr>
+          <w:rFonts w:ascii="Arial" w:hAnsi="Arial" w:cs="Arial"/>
+          <w:color w:val="000000" w:themeColor="text1"/>
+        </w:rPr>
+        <w:t>If required attributes</w:t>
+      </w:r>
+      <w:r>
+        <w:rPr>
+          <w:rFonts w:ascii="Arial" w:hAnsi="Arial" w:cs="Arial"/>
+          <w:color w:val="000000" w:themeColor="text1"/>
+        </w:rPr>
+        <w:t xml:space="preserve"> for the car</w:t>
+      </w:r>
+      <w:r>
+        <w:rPr>
+          <w:rFonts w:ascii="Arial" w:hAnsi="Arial" w:cs="Arial"/>
+          <w:color w:val="000000" w:themeColor="text1"/>
+        </w:rPr>
+        <w:t xml:space="preserve"> are missing</w:t>
+      </w:r>
+      <w:r>
+        <w:rPr>
+          <w:rFonts w:ascii="Arial" w:hAnsi="Arial" w:cs="Arial"/>
+          <w:color w:val="000000" w:themeColor="text1"/>
+        </w:rPr>
+        <w:t xml:space="preserve"> or incorrect</w:t>
+      </w:r>
+      <w:r>
+        <w:rPr>
+          <w:rFonts w:ascii="Arial" w:hAnsi="Arial" w:cs="Arial"/>
+          <w:color w:val="000000" w:themeColor="text1"/>
+        </w:rPr>
+        <w:t xml:space="preserve">, the system prompts </w:t>
+      </w:r>
+      <w:r>
+        <w:rPr>
+          <w:rFonts w:ascii="Arial" w:hAnsi="Arial" w:cs="Arial"/>
+          <w:color w:val="000000" w:themeColor="text1"/>
+        </w:rPr>
+        <w:t>shows the user what error they have made prompting them to fix it before trying again</w:t>
+      </w:r>
+      <w:r>
+        <w:rPr>
+          <w:rFonts w:ascii="Arial" w:hAnsi="Arial" w:cs="Arial"/>
+          <w:color w:val="000000" w:themeColor="text1"/>
+        </w:rPr>
+        <w:t>.</w:t>
+      </w:r>
+      <w:r>
+        <w:rPr>
+          <w:rFonts w:ascii="Arial" w:hAnsi="Arial" w:cs="Arial"/>
+          <w:color w:val="000000" w:themeColor="text1"/>
+        </w:rPr>
+        <w:t xml:space="preserve"> </w:t>
+      </w:r>
+      <w:r>
+        <w:rPr>
+          <w:rFonts w:ascii="Arial" w:hAnsi="Arial" w:cs="Arial"/>
+          <w:color w:val="000000" w:themeColor="text1"/>
+        </w:rPr>
+        <w:t>Invalid year ranges (e.g., min ≥ max) prompt the user to correct inputs.</w:t>
+      </w:r>
+      <w:bookmarkEnd w:id="33"/>
     </w:p>
     <w:p>
       <w:pPr>
@@ -15724,7 +16134,35 @@
           <w:rFonts w:ascii="Arial" w:hAnsi="Arial" w:cs="Arial"/>
           <w:color w:val="000000" w:themeColor="text1"/>
         </w:rPr>
-        <w:t>From Home, the user selects Compare Predictions.</w:t>
+        <w:t>Via the</w:t>
+      </w:r>
+      <w:r>
+        <w:rPr>
+          <w:rFonts w:ascii="Arial" w:hAnsi="Arial" w:cs="Arial"/>
+          <w:color w:val="000000" w:themeColor="text1"/>
+        </w:rPr>
+        <w:t xml:space="preserve"> </w:t>
+      </w:r>
+      <w:r>
+        <w:rPr>
+          <w:rFonts w:ascii="Arial" w:hAnsi="Arial" w:cs="Arial"/>
+          <w:color w:val="000000" w:themeColor="text1"/>
+        </w:rPr>
+        <w:t>h</w:t>
+      </w:r>
+      <w:r>
+        <w:rPr>
+          <w:rFonts w:ascii="Arial" w:hAnsi="Arial" w:cs="Arial"/>
+          <w:color w:val="000000" w:themeColor="text1"/>
+        </w:rPr>
+        <w:t>ome screen, the user selects</w:t>
+      </w:r>
+      <w:r>
+        <w:rPr>
+          <w:rFonts w:ascii="Arial" w:hAnsi="Arial" w:cs="Arial"/>
+          <w:color w:val="000000" w:themeColor="text1"/>
+        </w:rPr>
+        <w:t xml:space="preserve"> Compare Predictions.</w:t>
       </w:r>
     </w:p>
     <w:p>
@@ -15748,7 +16186,22 @@
           <w:rFonts w:ascii="Arial" w:hAnsi="Arial" w:cs="Arial"/>
           <w:color w:val="000000" w:themeColor="text1"/>
         </w:rPr>
-        <w:t>The user selects two different car configurations (make, model, and attributes).</w:t>
+        <w:lastRenderedPageBreak/>
+        <w:t>The user selects two different car configurations (make, model, and attributes)</w:t>
+      </w:r>
+      <w:r>
+        <w:rPr>
+          <w:rFonts w:ascii="Arial" w:hAnsi="Arial" w:cs="Arial"/>
+          <w:color w:val="000000" w:themeColor="text1"/>
+        </w:rPr>
+        <w:t xml:space="preserve"> as described in the previous narratives</w:t>
+      </w:r>
+      <w:r>
+        <w:rPr>
+          <w:rFonts w:ascii="Arial" w:hAnsi="Arial" w:cs="Arial"/>
+          <w:color w:val="000000" w:themeColor="text1"/>
+        </w:rPr>
+        <w:t>.</w:t>
       </w:r>
     </w:p>
     <w:p>
@@ -15772,7 +16225,6 @@
           <w:rFonts w:ascii="Arial" w:hAnsi="Arial" w:cs="Arial"/>
           <w:color w:val="000000" w:themeColor="text1"/>
         </w:rPr>
-        <w:lastRenderedPageBreak/>
         <w:t>The system applies all algorithms to both cars and computes their predicted prices.</w:t>
       </w:r>
     </w:p>
@@ -15840,14 +16292,30 @@
           <w:color w:val="000000" w:themeColor="text1"/>
         </w:rPr>
       </w:pPr>
-      <w:r>
-        <w:rPr>
-          <w:rFonts w:ascii="Arial" w:hAnsi="Arial" w:cs="Arial"/>
-          <w:color w:val="000000" w:themeColor="text1"/>
-        </w:rPr>
-        <w:t>Exit Condition: The user clicks Back Home to return to the main screen.</w:t>
-      </w:r>
-    </w:p>
+      <w:bookmarkStart w:id="34" w:name="_Hlk215793685"/>
+      <w:r>
+        <w:rPr>
+          <w:rFonts w:ascii="Arial" w:hAnsi="Arial" w:cs="Arial"/>
+          <w:color w:val="000000" w:themeColor="text1"/>
+        </w:rPr>
+        <w:t>Exit Condition: The user clicks Back</w:t>
+      </w:r>
+      <w:r>
+        <w:rPr>
+          <w:rFonts w:ascii="Arial" w:hAnsi="Arial" w:cs="Arial"/>
+          <w:color w:val="000000" w:themeColor="text1"/>
+        </w:rPr>
+        <w:t xml:space="preserve"> button to go to the previous page and make a new request or</w:t>
+      </w:r>
+      <w:r>
+        <w:rPr>
+          <w:rFonts w:ascii="Arial" w:hAnsi="Arial" w:cs="Arial"/>
+          <w:color w:val="000000" w:themeColor="text1"/>
+        </w:rPr>
+        <w:t xml:space="preserve"> Home to return to the main menu.</w:t>
+      </w:r>
+    </w:p>
+    <w:bookmarkEnd w:id="34"/>
     <w:p>
       <w:pPr>
         <w:numPr>
@@ -15869,21 +16337,24 @@
           <w:rFonts w:ascii="Arial" w:hAnsi="Arial" w:cs="Arial"/>
           <w:color w:val="000000" w:themeColor="text1"/>
         </w:rPr>
-        <w:t>Exceptions: If fewer than two valid car configurations are provided, the system displays a prompt to complete both selections.</w:t>
-      </w:r>
-    </w:p>
-    <w:p>
-      <w:pPr>
-        <w:tabs>
-          <w:tab w:val="left" w:pos="3704"/>
-        </w:tabs>
-        <w:spacing w:line="360" w:lineRule="auto"/>
-        <w:jc w:val="both"/>
-        <w:rPr>
-          <w:rFonts w:ascii="Arial" w:hAnsi="Arial" w:cs="Arial"/>
-          <w:color w:val="000000" w:themeColor="text1"/>
-        </w:rPr>
-      </w:pPr>
+        <w:t xml:space="preserve">Exceptions: </w:t>
+      </w:r>
+      <w:bookmarkStart w:id="35" w:name="_Hlk215793696"/>
+      <w:r>
+        <w:rPr>
+          <w:rFonts w:ascii="Arial" w:hAnsi="Arial" w:cs="Arial"/>
+          <w:color w:val="000000" w:themeColor="text1"/>
+        </w:rPr>
+        <w:t>If required attributes for the car are missing or incorrect, the system prompts shows the user what error they have made prompting them to fix it before trying again</w:t>
+      </w:r>
+      <w:r>
+        <w:rPr>
+          <w:rFonts w:ascii="Arial" w:hAnsi="Arial" w:cs="Arial"/>
+          <w:color w:val="000000" w:themeColor="text1"/>
+        </w:rPr>
+        <w:t>.</w:t>
+      </w:r>
+      <w:bookmarkEnd w:id="35"/>
     </w:p>
     <w:p>
       <w:pPr>
@@ -15998,7 +16469,35 @@
           <w:rFonts w:ascii="Arial" w:hAnsi="Arial" w:cs="Arial"/>
           <w:color w:val="000000" w:themeColor="text1"/>
         </w:rPr>
-        <w:t>From Home, the user selects Compare Ranged Predictions.</w:t>
+        <w:t>Via the</w:t>
+      </w:r>
+      <w:r>
+        <w:rPr>
+          <w:rFonts w:ascii="Arial" w:hAnsi="Arial" w:cs="Arial"/>
+          <w:color w:val="000000" w:themeColor="text1"/>
+        </w:rPr>
+        <w:t xml:space="preserve"> </w:t>
+      </w:r>
+      <w:r>
+        <w:rPr>
+          <w:rFonts w:ascii="Arial" w:hAnsi="Arial" w:cs="Arial"/>
+          <w:color w:val="000000" w:themeColor="text1"/>
+        </w:rPr>
+        <w:t>h</w:t>
+      </w:r>
+      <w:r>
+        <w:rPr>
+          <w:rFonts w:ascii="Arial" w:hAnsi="Arial" w:cs="Arial"/>
+          <w:color w:val="000000" w:themeColor="text1"/>
+        </w:rPr>
+        <w:t xml:space="preserve">ome screen, the user selects </w:t>
+      </w:r>
+      <w:r>
+        <w:rPr>
+          <w:rFonts w:ascii="Arial" w:hAnsi="Arial" w:cs="Arial"/>
+          <w:color w:val="000000" w:themeColor="text1"/>
+        </w:rPr>
+        <w:t>Compare Ranged Predictions.</w:t>
       </w:r>
     </w:p>
     <w:p>
@@ -16022,7 +16521,21 @@
           <w:rFonts w:ascii="Arial" w:hAnsi="Arial" w:cs="Arial"/>
           <w:color w:val="000000" w:themeColor="text1"/>
         </w:rPr>
-        <w:t>The user selects two cars and then chooses one algorithm for comparison.</w:t>
+        <w:t>The user selects two cars</w:t>
+      </w:r>
+      <w:r>
+        <w:rPr>
+          <w:rFonts w:ascii="Arial" w:hAnsi="Arial" w:cs="Arial"/>
+          <w:color w:val="000000" w:themeColor="text1"/>
+        </w:rPr>
+        <w:t xml:space="preserve"> and their specifications</w:t>
+      </w:r>
+      <w:r>
+        <w:rPr>
+          <w:rFonts w:ascii="Arial" w:hAnsi="Arial" w:cs="Arial"/>
+          <w:color w:val="000000" w:themeColor="text1"/>
+        </w:rPr>
+        <w:t xml:space="preserve"> and then chooses one algorithm for comparison.</w:t>
       </w:r>
     </w:p>
     <w:p>
@@ -16142,7 +16655,22 @@
           <w:rFonts w:ascii="Arial" w:hAnsi="Arial" w:cs="Arial"/>
           <w:color w:val="000000" w:themeColor="text1"/>
         </w:rPr>
-        <w:t>Exit Condition: The user clicks Back Home to end the session.</w:t>
+        <w:lastRenderedPageBreak/>
+        <w:t>Exit Condition: The user clicks Back</w:t>
+      </w:r>
+      <w:r>
+        <w:rPr>
+          <w:rFonts w:ascii="Arial" w:hAnsi="Arial" w:cs="Arial"/>
+          <w:color w:val="000000" w:themeColor="text1"/>
+        </w:rPr>
+        <w:t xml:space="preserve"> button to go to the previous page and make a new request or</w:t>
+      </w:r>
+      <w:r>
+        <w:rPr>
+          <w:rFonts w:ascii="Arial" w:hAnsi="Arial" w:cs="Arial"/>
+          <w:color w:val="000000" w:themeColor="text1"/>
+        </w:rPr>
+        <w:t xml:space="preserve"> Home to return to the main menu.</w:t>
       </w:r>
     </w:p>
     <w:p>
@@ -16166,7 +16694,28 @@
           <w:rFonts w:ascii="Arial" w:hAnsi="Arial" w:cs="Arial"/>
           <w:color w:val="000000" w:themeColor="text1"/>
         </w:rPr>
-        <w:t>Exceptions: If no algorithm or invalid year range is selected, the system displays a warning.</w:t>
+        <w:t xml:space="preserve">Exceptions: </w:t>
+      </w:r>
+      <w:r>
+        <w:rPr>
+          <w:rFonts w:ascii="Arial" w:hAnsi="Arial" w:cs="Arial"/>
+          <w:color w:val="000000" w:themeColor="text1"/>
+        </w:rPr>
+        <w:t>If required attributes for the car are missing or incorrect, the system prompts shows the user what error they have made prompting them to fix it before trying again</w:t>
+      </w:r>
+      <w:r>
+        <w:rPr>
+          <w:rFonts w:ascii="Arial" w:hAnsi="Arial" w:cs="Arial"/>
+          <w:color w:val="000000" w:themeColor="text1"/>
+        </w:rPr>
+        <w:t xml:space="preserve"> or i</w:t>
+      </w:r>
+      <w:r>
+        <w:rPr>
+          <w:rFonts w:ascii="Arial" w:hAnsi="Arial" w:cs="Arial"/>
+          <w:color w:val="000000" w:themeColor="text1"/>
+        </w:rPr>
+        <w:t>f no algorithm or invalid year range is selected, the system displays a warning.</w:t>
       </w:r>
     </w:p>
     <w:p>
@@ -16199,7 +16748,6 @@
           <w:rFonts w:ascii="Arial" w:hAnsi="Arial" w:cs="Arial"/>
           <w:color w:val="000000" w:themeColor="text1"/>
         </w:rPr>
-        <w:lastRenderedPageBreak/>
         <w:t>Notes</w:t>
       </w:r>
     </w:p>
@@ -16369,7 +16917,7 @@
           <w:rFonts w:cs="Arial"/>
         </w:rPr>
       </w:pPr>
-      <w:bookmarkStart w:id="24" w:name="_Toc215779217"/>
+      <w:bookmarkStart w:id="36" w:name="_Toc215779217"/>
       <w:r>
         <w:rPr>
           <w:rFonts w:cs="Arial"/>
@@ -16388,22 +16936,22 @@
         </w:rPr>
         <w:t xml:space="preserve"> Analysis of Non-functional Requirements</w:t>
       </w:r>
-      <w:bookmarkEnd w:id="24"/>
-    </w:p>
-    <w:p>
-      <w:pPr>
-        <w:jc w:val="both"/>
-      </w:pPr>
-    </w:p>
-    <w:p>
-      <w:pPr>
-        <w:spacing w:line="360" w:lineRule="auto"/>
-        <w:jc w:val="both"/>
-        <w:rPr>
-          <w:rFonts w:ascii="Arial" w:hAnsi="Arial" w:cs="Arial"/>
-        </w:rPr>
-      </w:pPr>
-      <w:bookmarkStart w:id="25" w:name="_Hlk212753788"/>
+      <w:bookmarkEnd w:id="36"/>
+    </w:p>
+    <w:p>
+      <w:pPr>
+        <w:jc w:val="both"/>
+      </w:pPr>
+    </w:p>
+    <w:p>
+      <w:pPr>
+        <w:spacing w:line="360" w:lineRule="auto"/>
+        <w:jc w:val="both"/>
+        <w:rPr>
+          <w:rFonts w:ascii="Arial" w:hAnsi="Arial" w:cs="Arial"/>
+        </w:rPr>
+      </w:pPr>
+      <w:bookmarkStart w:id="37" w:name="_Hlk212753788"/>
       <w:r>
         <w:rPr>
           <w:rFonts w:ascii="Arial" w:hAnsi="Arial" w:cs="Arial"/>
@@ -16438,7 +16986,19 @@
         <w:rPr>
           <w:rFonts w:ascii="Arial" w:hAnsi="Arial" w:cs="Arial"/>
         </w:rPr>
-        <w:t xml:space="preserve"> defined to ensure that the application </w:t>
+        <w:t xml:space="preserve"> defined to </w:t>
+      </w:r>
+      <w:r>
+        <w:rPr>
+          <w:rFonts w:ascii="Arial" w:hAnsi="Arial" w:cs="Arial"/>
+        </w:rPr>
+        <w:t>make sure</w:t>
+      </w:r>
+      <w:r>
+        <w:rPr>
+          <w:rFonts w:ascii="Arial" w:hAnsi="Arial" w:cs="Arial"/>
+        </w:rPr>
+        <w:t xml:space="preserve"> that the application </w:t>
       </w:r>
       <w:r>
         <w:rPr>
@@ -16474,7 +17034,7 @@
         <w:rPr>
           <w:rFonts w:ascii="Arial" w:hAnsi="Arial" w:cs="Arial"/>
         </w:rPr>
-        <w:t>. The modular structure of the backend</w:t>
+        <w:t>. The backend</w:t>
       </w:r>
       <w:r>
         <w:rPr>
@@ -16594,7 +17154,14 @@
         <w:rPr>
           <w:rFonts w:ascii="Arial" w:hAnsi="Arial" w:cs="Arial"/>
         </w:rPr>
-        <w:t xml:space="preserve"> users to fully customize training duration, model quality requirements, and computational workload according to their specific needs.</w:t>
+        <w:t xml:space="preserve"> users to </w:t>
+      </w:r>
+      <w:r>
+        <w:rPr>
+          <w:rFonts w:ascii="Arial" w:hAnsi="Arial" w:cs="Arial"/>
+        </w:rPr>
+        <w:lastRenderedPageBreak/>
+        <w:t>fully customize training duration, model quality requirements, and computational workload according to their specific needs.</w:t>
       </w:r>
     </w:p>
     <w:p>
@@ -16824,7 +17391,7 @@
         </w:rPr>
         <w:t>.</w:t>
       </w:r>
-      <w:bookmarkEnd w:id="25"/>
+      <w:bookmarkEnd w:id="37"/>
     </w:p>
     <w:p>
       <w:pPr>
@@ -16849,8 +17416,8 @@
           <w:lang w:val="en-US"/>
         </w:rPr>
       </w:pPr>
-      <w:bookmarkStart w:id="26" w:name="_Toc215779218"/>
-      <w:bookmarkStart w:id="27" w:name="_Hlk211777613"/>
+      <w:bookmarkStart w:id="38" w:name="_Toc215779218"/>
+      <w:bookmarkStart w:id="39" w:name="_Hlk211777613"/>
       <w:r>
         <w:rPr>
           <w:rFonts w:cs="Arial"/>
@@ -16865,7 +17432,7 @@
         </w:rPr>
         <w:t>Design of Software Solution</w:t>
       </w:r>
-      <w:bookmarkEnd w:id="26"/>
+      <w:bookmarkEnd w:id="38"/>
     </w:p>
     <w:p>
       <w:pPr>
@@ -16889,8 +17456,8 @@
           <w:lang w:val="en-US"/>
         </w:rPr>
       </w:pPr>
-      <w:bookmarkStart w:id="28" w:name="_Toc215779219"/>
-      <w:bookmarkStart w:id="29" w:name="_Hlk211686529"/>
+      <w:bookmarkStart w:id="40" w:name="_Toc215779219"/>
+      <w:bookmarkStart w:id="41" w:name="_Hlk211686529"/>
       <w:r>
         <w:rPr>
           <w:rFonts w:cs="Arial"/>
@@ -16898,9 +17465,9 @@
         </w:rPr>
         <w:t>3.1. Main algorithms</w:t>
       </w:r>
-      <w:bookmarkEnd w:id="28"/>
-    </w:p>
-    <w:bookmarkEnd w:id="29"/>
+      <w:bookmarkEnd w:id="40"/>
+    </w:p>
+    <w:bookmarkEnd w:id="41"/>
     <w:p>
       <w:pPr>
         <w:pStyle w:val="ListParagraph"/>
@@ -16923,8 +17490,8 @@
           <w:lang w:val="en-US"/>
         </w:rPr>
       </w:pPr>
-      <w:bookmarkStart w:id="30" w:name="_Toc215779220"/>
-      <w:bookmarkStart w:id="31" w:name="_Hlk211776610"/>
+      <w:bookmarkStart w:id="42" w:name="_Toc215779220"/>
+      <w:bookmarkStart w:id="43" w:name="_Hlk211776610"/>
       <w:r>
         <w:rPr>
           <w:rFonts w:cs="Arial"/>
@@ -16946,7 +17513,7 @@
         </w:rPr>
         <w:t>egression</w:t>
       </w:r>
-      <w:bookmarkEnd w:id="30"/>
+      <w:bookmarkEnd w:id="42"/>
     </w:p>
     <w:p>
       <w:pPr>
@@ -17157,7 +17724,15 @@
           <w:rFonts w:ascii="Arial" w:hAnsi="Arial" w:cs="Arial"/>
           <w:color w:val="000000" w:themeColor="text1"/>
         </w:rPr>
-        <w:t xml:space="preserve">esearchers have proposed S-curve because linear fits lead to increasing errors at extreme values </w:t>
+        <w:t xml:space="preserve">esearchers have </w:t>
+      </w:r>
+      <w:r>
+        <w:rPr>
+          <w:rFonts w:ascii="Arial" w:hAnsi="Arial" w:cs="Arial"/>
+          <w:color w:val="000000" w:themeColor="text1"/>
+        </w:rPr>
+        <w:lastRenderedPageBreak/>
+        <w:t xml:space="preserve">proposed S-curve because linear fits lead to increasing errors at extreme values </w:t>
       </w:r>
       <w:r>
         <w:rPr>
@@ -17399,8 +17974,8 @@
           <w:lang w:val="en-US"/>
         </w:rPr>
       </w:pPr>
-      <w:bookmarkStart w:id="32" w:name="_Toc215779221"/>
-      <w:bookmarkStart w:id="33" w:name="_Hlk211687397"/>
+      <w:bookmarkStart w:id="44" w:name="_Toc215779221"/>
+      <w:bookmarkStart w:id="45" w:name="_Hlk211687397"/>
       <w:r>
         <w:rPr>
           <w:rFonts w:cs="Arial"/>
@@ -17408,9 +17983,9 @@
         </w:rPr>
         <w:t>3.1.2. Ridge Regression</w:t>
       </w:r>
-      <w:bookmarkEnd w:id="32"/>
-    </w:p>
-    <w:bookmarkEnd w:id="33"/>
+      <w:bookmarkEnd w:id="44"/>
+    </w:p>
+    <w:bookmarkEnd w:id="45"/>
     <w:p>
       <w:pPr>
         <w:tabs>
@@ -17455,7 +18030,35 @@
           <w:rFonts w:ascii="Arial" w:hAnsi="Arial" w:cs="Arial"/>
           <w:color w:val="000000" w:themeColor="text1"/>
         </w:rPr>
-        <w:t xml:space="preserve">t applies L2 regularization, which adds a squared penalty to the magnitude of </w:t>
+        <w:t>t applies L2 regularization</w:t>
+      </w:r>
+      <w:r>
+        <w:rPr>
+          <w:rFonts w:ascii="Arial" w:hAnsi="Arial" w:cs="Arial"/>
+          <w:color w:val="000000" w:themeColor="text1"/>
+        </w:rPr>
+        <w:t>.</w:t>
+      </w:r>
+      <w:r>
+        <w:rPr>
+          <w:rFonts w:ascii="Arial" w:hAnsi="Arial" w:cs="Arial"/>
+          <w:color w:val="000000" w:themeColor="text1"/>
+        </w:rPr>
+        <w:t xml:space="preserve"> </w:t>
+      </w:r>
+      <w:r>
+        <w:rPr>
+          <w:rFonts w:ascii="Arial" w:hAnsi="Arial" w:cs="Arial"/>
+          <w:color w:val="000000" w:themeColor="text1"/>
+        </w:rPr>
+        <w:t xml:space="preserve">It </w:t>
+      </w:r>
+      <w:r>
+        <w:rPr>
+          <w:rFonts w:ascii="Arial" w:hAnsi="Arial" w:cs="Arial"/>
+          <w:color w:val="000000" w:themeColor="text1"/>
+        </w:rPr>
+        <w:t xml:space="preserve">adds a squared penalty to the magnitude of </w:t>
       </w:r>
       <w:r>
         <w:rPr>
@@ -17572,14 +18175,56 @@
           <w:rFonts w:ascii="Arial" w:hAnsi="Arial" w:cs="Arial"/>
           <w:color w:val="000000" w:themeColor="text1"/>
         </w:rPr>
-        <w:t>S</w:t>
-      </w:r>
-      <w:r>
-        <w:rPr>
-          <w:rFonts w:ascii="Arial" w:hAnsi="Arial" w:cs="Arial"/>
-          <w:color w:val="000000" w:themeColor="text1"/>
-        </w:rPr>
-        <w:t>tudies have shown that Ridge Regression remains a competitive method for price prediction tasks</w:t>
+        <w:t>Research</w:t>
+      </w:r>
+      <w:r>
+        <w:rPr>
+          <w:rFonts w:ascii="Arial" w:hAnsi="Arial" w:cs="Arial"/>
+          <w:color w:val="000000" w:themeColor="text1"/>
+        </w:rPr>
+        <w:t xml:space="preserve"> ha</w:t>
+      </w:r>
+      <w:r>
+        <w:rPr>
+          <w:rFonts w:ascii="Arial" w:hAnsi="Arial" w:cs="Arial"/>
+          <w:color w:val="000000" w:themeColor="text1"/>
+        </w:rPr>
+        <w:t xml:space="preserve">s </w:t>
+      </w:r>
+      <w:r>
+        <w:rPr>
+          <w:rFonts w:ascii="Arial" w:hAnsi="Arial" w:cs="Arial"/>
+          <w:color w:val="000000" w:themeColor="text1"/>
+        </w:rPr>
+        <w:t xml:space="preserve">shown that Ridge Regression </w:t>
+      </w:r>
+      <w:r>
+        <w:rPr>
+          <w:rFonts w:ascii="Arial" w:hAnsi="Arial" w:cs="Arial"/>
+          <w:color w:val="000000" w:themeColor="text1"/>
+        </w:rPr>
+        <w:t xml:space="preserve">is </w:t>
+      </w:r>
+      <w:r>
+        <w:rPr>
+          <w:rFonts w:ascii="Arial" w:hAnsi="Arial" w:cs="Arial"/>
+          <w:color w:val="000000" w:themeColor="text1"/>
+        </w:rPr>
+        <w:t>a</w:t>
+      </w:r>
+      <w:r>
+        <w:rPr>
+          <w:rFonts w:ascii="Arial" w:hAnsi="Arial" w:cs="Arial"/>
+          <w:color w:val="000000" w:themeColor="text1"/>
+        </w:rPr>
+        <w:t xml:space="preserve"> well suited algorithm </w:t>
+      </w:r>
+      <w:r>
+        <w:rPr>
+          <w:rFonts w:ascii="Arial" w:hAnsi="Arial" w:cs="Arial"/>
+          <w:color w:val="000000" w:themeColor="text1"/>
+        </w:rPr>
+        <w:t>for price prediction tasks</w:t>
       </w:r>
       <w:r>
         <w:rPr>
@@ -17690,7 +18335,21 @@
           <w:rFonts w:ascii="Arial" w:hAnsi="Arial" w:cs="Arial"/>
           <w:color w:val="000000" w:themeColor="text1"/>
         </w:rPr>
-        <w:t xml:space="preserve">In used car price prediction, Ridge Regression has demonstrated greater consistency </w:t>
+        <w:t xml:space="preserve">In used car price prediction, Ridge Regression </w:t>
+      </w:r>
+      <w:r>
+        <w:rPr>
+          <w:rFonts w:ascii="Arial" w:hAnsi="Arial" w:cs="Arial"/>
+          <w:color w:val="000000" w:themeColor="text1"/>
+        </w:rPr>
+        <w:t>is demosnstrating</w:t>
+      </w:r>
+      <w:r>
+        <w:rPr>
+          <w:rFonts w:ascii="Arial" w:hAnsi="Arial" w:cs="Arial"/>
+          <w:color w:val="000000" w:themeColor="text1"/>
+        </w:rPr>
+        <w:t xml:space="preserve"> greater consistency </w:t>
       </w:r>
       <w:r>
         <w:rPr>
@@ -17704,7 +18363,7 @@
           <w:rFonts w:ascii="Arial" w:hAnsi="Arial" w:cs="Arial"/>
           <w:color w:val="000000" w:themeColor="text1"/>
         </w:rPr>
-        <w:t xml:space="preserve"> standard linear regression</w:t>
+        <w:t>linear regression</w:t>
       </w:r>
       <w:r>
         <w:rPr>
@@ -17725,14 +18384,14 @@
           <w:rFonts w:ascii="Arial" w:hAnsi="Arial" w:cs="Arial"/>
           <w:color w:val="000000" w:themeColor="text1"/>
         </w:rPr>
-        <w:t>Which is seen in th</w:t>
-      </w:r>
-      <w:r>
-        <w:rPr>
-          <w:rFonts w:ascii="Arial" w:hAnsi="Arial" w:cs="Arial"/>
-          <w:color w:val="000000" w:themeColor="text1"/>
-        </w:rPr>
-        <w:t xml:space="preserve">e presence of multicollinearity and noisy features </w:t>
+        <w:t xml:space="preserve">Which can be seen with the </w:t>
+      </w:r>
+      <w:r>
+        <w:rPr>
+          <w:rFonts w:ascii="Arial" w:hAnsi="Arial" w:cs="Arial"/>
+          <w:color w:val="000000" w:themeColor="text1"/>
+        </w:rPr>
+        <w:t xml:space="preserve">presence of multicollinearity and noisy features </w:t>
       </w:r>
       <w:r>
         <w:rPr>
@@ -17775,14 +18434,7 @@
           <w:rFonts w:ascii="Arial" w:hAnsi="Arial" w:cs="Arial"/>
           <w:color w:val="000000" w:themeColor="text1"/>
         </w:rPr>
-        <w:t>. Despite its limitation of retaining all predictors, Ridge offers computational efficiency and improved generalization</w:t>
-      </w:r>
-      <w:r>
-        <w:rPr>
-          <w:rFonts w:ascii="Arial" w:hAnsi="Arial" w:cs="Arial"/>
-          <w:color w:val="000000" w:themeColor="text1"/>
-        </w:rPr>
-        <w:t>.</w:t>
+        <w:t xml:space="preserve">. </w:t>
       </w:r>
     </w:p>
     <w:p>
@@ -17808,8 +18460,8 @@
           <w:lang w:val="en-US"/>
         </w:rPr>
       </w:pPr>
-      <w:bookmarkStart w:id="34" w:name="_Toc215779222"/>
-      <w:bookmarkStart w:id="35" w:name="_Hlk211687414"/>
+      <w:bookmarkStart w:id="46" w:name="_Toc215779222"/>
+      <w:bookmarkStart w:id="47" w:name="_Hlk211687414"/>
       <w:r>
         <w:rPr>
           <w:rFonts w:cs="Arial"/>
@@ -17817,9 +18469,9 @@
         </w:rPr>
         <w:t>3.1.3. Random Forest Regression</w:t>
       </w:r>
-      <w:bookmarkEnd w:id="34"/>
-    </w:p>
-    <w:bookmarkEnd w:id="35"/>
+      <w:bookmarkEnd w:id="46"/>
+    </w:p>
+    <w:bookmarkEnd w:id="47"/>
     <w:p>
       <w:pPr>
         <w:tabs>
@@ -17850,6 +18502,7 @@
           <w:rFonts w:ascii="Arial" w:hAnsi="Arial" w:cs="Arial"/>
           <w:color w:val="000000" w:themeColor="text1"/>
         </w:rPr>
+        <w:lastRenderedPageBreak/>
         <w:t>Random Forest Regression builds a large number of decision trees, each trained on a different sample of the data</w:t>
       </w:r>
       <w:r>
@@ -17864,7 +18517,7 @@
           <w:rFonts w:ascii="Arial" w:hAnsi="Arial" w:cs="Arial"/>
           <w:color w:val="000000" w:themeColor="text1"/>
         </w:rPr>
-        <w:t xml:space="preserve"> combines their outputs to generate consistent and accurate predictions </w:t>
+        <w:t xml:space="preserve"> combines their outputs to generate predictions </w:t>
       </w:r>
       <w:r>
         <w:rPr>
@@ -17949,21 +18602,42 @@
           <w:rFonts w:ascii="Arial" w:hAnsi="Arial" w:cs="Arial"/>
           <w:color w:val="000000" w:themeColor="text1"/>
         </w:rPr>
-        <w:t xml:space="preserve">. By </w:t>
-      </w:r>
-      <w:r>
-        <w:rPr>
-          <w:rFonts w:ascii="Arial" w:hAnsi="Arial" w:cs="Arial"/>
-          <w:color w:val="000000" w:themeColor="text1"/>
-        </w:rPr>
-        <w:t xml:space="preserve">gathering the average of </w:t>
-      </w:r>
-      <w:r>
-        <w:rPr>
-          <w:rFonts w:ascii="Arial" w:hAnsi="Arial" w:cs="Arial"/>
-          <w:color w:val="000000" w:themeColor="text1"/>
-        </w:rPr>
-        <w:t>the results of many trees, Random Forest captures complex patterns and interactions between features that models</w:t>
+        <w:t xml:space="preserve">. </w:t>
+      </w:r>
+      <w:r>
+        <w:rPr>
+          <w:rFonts w:ascii="Arial" w:hAnsi="Arial" w:cs="Arial"/>
+          <w:color w:val="000000" w:themeColor="text1"/>
+        </w:rPr>
+        <w:t>The way it works is it gets the</w:t>
+      </w:r>
+      <w:r>
+        <w:rPr>
+          <w:rFonts w:ascii="Arial" w:hAnsi="Arial" w:cs="Arial"/>
+          <w:color w:val="000000" w:themeColor="text1"/>
+        </w:rPr>
+        <w:t xml:space="preserve"> average of </w:t>
+      </w:r>
+      <w:r>
+        <w:rPr>
+          <w:rFonts w:ascii="Arial" w:hAnsi="Arial" w:cs="Arial"/>
+          <w:color w:val="000000" w:themeColor="text1"/>
+        </w:rPr>
+        <w:t>the results of many trees,</w:t>
+      </w:r>
+      <w:r>
+        <w:rPr>
+          <w:rFonts w:ascii="Arial" w:hAnsi="Arial" w:cs="Arial"/>
+          <w:color w:val="000000" w:themeColor="text1"/>
+        </w:rPr>
+        <w:t xml:space="preserve"> then</w:t>
+      </w:r>
+      <w:r>
+        <w:rPr>
+          <w:rFonts w:ascii="Arial" w:hAnsi="Arial" w:cs="Arial"/>
+          <w:color w:val="000000" w:themeColor="text1"/>
+        </w:rPr>
+        <w:t xml:space="preserve"> Random Forest captures complex patterns and interactions between features that models</w:t>
       </w:r>
       <w:r>
         <w:rPr>
@@ -18024,14 +18698,28 @@
           <w:rFonts w:ascii="Arial" w:hAnsi="Arial" w:cs="Arial"/>
           <w:color w:val="000000" w:themeColor="text1"/>
         </w:rPr>
-        <w:t>In used car price prediction, Random Forest has proven to be one of the most effective algorithms. It performs well because it can naturally model the nonlinear relationships between features such as mileage, age, brand, and engine size without requiring heavy preprocessing or feature transformation</w:t>
-      </w:r>
-      <w:r>
-        <w:rPr>
-          <w:rFonts w:ascii="Arial" w:hAnsi="Arial" w:cs="Arial"/>
-          <w:color w:val="000000" w:themeColor="text1"/>
-        </w:rPr>
-        <w:t xml:space="preserve"> </w:t>
+        <w:t xml:space="preserve">For predicting price predictions </w:t>
+      </w:r>
+      <w:r>
+        <w:rPr>
+          <w:rFonts w:ascii="Arial" w:hAnsi="Arial" w:cs="Arial"/>
+          <w:color w:val="000000" w:themeColor="text1"/>
+        </w:rPr>
+        <w:t xml:space="preserve">Random Forest </w:t>
+      </w:r>
+      <w:r>
+        <w:rPr>
+          <w:rFonts w:ascii="Arial" w:hAnsi="Arial" w:cs="Arial"/>
+          <w:color w:val="000000" w:themeColor="text1"/>
+        </w:rPr>
+        <w:t>is</w:t>
+      </w:r>
+      <w:r>
+        <w:rPr>
+          <w:rFonts w:ascii="Arial" w:hAnsi="Arial" w:cs="Arial"/>
+          <w:color w:val="000000" w:themeColor="text1"/>
+        </w:rPr>
+        <w:t xml:space="preserve"> proven to be one of the most effective algorithms. It performs well because it can naturally model the nonlinear relationships between features such as mileage, age, brand, and engine size without requiring heavy preprocessing</w:t>
       </w:r>
       <w:r>
         <w:rPr>
@@ -18062,7 +18750,7 @@
         </w:rPr>
         <w:t xml:space="preserve">(Pal et al.; </w:t>
       </w:r>
-      <w:bookmarkStart w:id="36" w:name="_Hlk210562824"/>
+      <w:bookmarkStart w:id="48" w:name="_Hlk210562824"/>
       <w:r>
         <w:rPr>
           <w:rFonts w:ascii="Arial" w:hAnsi="Arial" w:cs="Arial"/>
@@ -18071,7 +18759,7 @@
         </w:rPr>
         <w:t xml:space="preserve">Bergmann </w:t>
       </w:r>
-      <w:bookmarkEnd w:id="36"/>
+      <w:bookmarkEnd w:id="48"/>
       <w:r>
         <w:rPr>
           <w:rFonts w:ascii="Arial" w:hAnsi="Arial" w:cs="Arial"/>
@@ -18094,7 +18782,7 @@
         </w:rPr>
         <w:t xml:space="preserve">. Research has shown that Random Forest models consistently outperform basic regression techniques in accuracy </w:t>
       </w:r>
-      <w:bookmarkStart w:id="37" w:name="_Hlk211686843"/>
+      <w:bookmarkStart w:id="49" w:name="_Hlk211686843"/>
       <w:r>
         <w:rPr>
           <w:rFonts w:ascii="Arial" w:hAnsi="Arial" w:cs="Arial"/>
@@ -18138,7 +18826,7 @@
         </w:rPr>
         <w:t>.</w:t>
       </w:r>
-      <w:bookmarkEnd w:id="37"/>
+      <w:bookmarkEnd w:id="49"/>
     </w:p>
     <w:p>
       <w:pPr>
@@ -18458,8 +19146,8 @@
           <w:lang w:val="en-US"/>
         </w:rPr>
       </w:pPr>
-      <w:bookmarkStart w:id="38" w:name="_Toc215779223"/>
-      <w:bookmarkStart w:id="39" w:name="_Hlk211776082"/>
+      <w:bookmarkStart w:id="50" w:name="_Toc215779223"/>
+      <w:bookmarkStart w:id="51" w:name="_Hlk211776082"/>
       <w:r>
         <w:rPr>
           <w:rFonts w:cs="Arial"/>
@@ -18467,7 +19155,7 @@
         </w:rPr>
         <w:t>3.1.4. Gradient Boosting Regression</w:t>
       </w:r>
-      <w:bookmarkEnd w:id="38"/>
+      <w:bookmarkEnd w:id="50"/>
     </w:p>
     <w:p>
       <w:pPr>
@@ -18499,6 +19187,7 @@
           <w:rFonts w:ascii="Arial" w:hAnsi="Arial" w:cs="Arial"/>
           <w:color w:val="000000" w:themeColor="text1"/>
         </w:rPr>
+        <w:lastRenderedPageBreak/>
         <w:t xml:space="preserve">Gradient Boosting Regression is a machine learning </w:t>
       </w:r>
       <w:r>
@@ -18638,15 +19327,7 @@
           <w:rFonts w:ascii="Arial" w:hAnsi="Arial" w:cs="Arial"/>
           <w:color w:val="000000" w:themeColor="text1"/>
         </w:rPr>
-        <w:t xml:space="preserve">. This process enables Gradient </w:t>
-      </w:r>
-      <w:r>
-        <w:rPr>
-          <w:rFonts w:ascii="Arial" w:hAnsi="Arial" w:cs="Arial"/>
-          <w:color w:val="000000" w:themeColor="text1"/>
-        </w:rPr>
-        <w:lastRenderedPageBreak/>
-        <w:t>Boosting to</w:t>
+        <w:t>. This process enables Gradient Boosting to</w:t>
       </w:r>
       <w:r>
         <w:rPr>
@@ -19243,17 +19924,18 @@
           <w:lang w:val="en-US"/>
         </w:rPr>
       </w:pPr>
-      <w:bookmarkStart w:id="40" w:name="_Toc215779224"/>
-      <w:bookmarkStart w:id="41" w:name="_Hlk211699754"/>
-      <w:bookmarkStart w:id="42" w:name="_Hlk211776537"/>
+      <w:bookmarkStart w:id="52" w:name="_Toc215779224"/>
+      <w:bookmarkStart w:id="53" w:name="_Hlk211699754"/>
+      <w:bookmarkStart w:id="54" w:name="_Hlk211776537"/>
       <w:r>
         <w:rPr>
           <w:rFonts w:cs="Arial"/>
           <w:lang w:val="en-US"/>
         </w:rPr>
+        <w:lastRenderedPageBreak/>
         <w:t>3.2. Algorithm Complexity</w:t>
       </w:r>
-      <w:bookmarkEnd w:id="40"/>
+      <w:bookmarkEnd w:id="52"/>
     </w:p>
     <w:p>
       <w:pPr>
@@ -19265,7 +19947,7 @@
         </w:rPr>
       </w:pPr>
     </w:p>
-    <w:bookmarkEnd w:id="41"/>
+    <w:bookmarkEnd w:id="53"/>
     <w:p>
       <w:pPr>
         <w:spacing w:line="360" w:lineRule="auto"/>
@@ -19300,19 +19982,18 @@
           <w:lang w:val="en-US"/>
         </w:rPr>
       </w:pPr>
-      <w:bookmarkStart w:id="43" w:name="_Toc215779225"/>
-      <w:bookmarkStart w:id="44" w:name="_Hlk211699945"/>
+      <w:bookmarkStart w:id="55" w:name="_Toc215779225"/>
+      <w:bookmarkStart w:id="56" w:name="_Hlk211699945"/>
       <w:r>
         <w:rPr>
           <w:rFonts w:cs="Arial"/>
           <w:lang w:val="en-US"/>
         </w:rPr>
-        <w:lastRenderedPageBreak/>
         <w:t>3.2.1. Linear Regression Complexity</w:t>
       </w:r>
-      <w:bookmarkEnd w:id="43"/>
-    </w:p>
-    <w:bookmarkEnd w:id="44"/>
+      <w:bookmarkEnd w:id="55"/>
+    </w:p>
+    <w:bookmarkEnd w:id="56"/>
     <w:p>
       <w:pPr>
         <w:spacing w:line="360" w:lineRule="auto"/>
@@ -19331,7 +20012,7 @@
           <w:lang w:val="bg-BG"/>
         </w:rPr>
       </w:pPr>
-      <w:bookmarkStart w:id="45" w:name="_Hlk215767009"/>
+      <w:bookmarkStart w:id="57" w:name="_Hlk215767009"/>
       <w:r>
         <w:rPr>
           <w:rFonts w:ascii="Arial" w:hAnsi="Arial" w:cs="Arial"/>
@@ -19471,7 +20152,7 @@
         <w:t>, this project implements Linear Regression using batch gradient descent. This approach avoids the need for matrix inversion and provides better scalability when the number of features grows.</w:t>
       </w:r>
     </w:p>
-    <w:bookmarkEnd w:id="45"/>
+    <w:bookmarkEnd w:id="57"/>
     <w:p>
       <w:pPr>
         <w:spacing w:line="360" w:lineRule="auto"/>
@@ -19495,7 +20176,7 @@
         </w:rPr>
         <w:t>For a dataset with n samples and m features, one gradient-descent epoch requires computing predictions and gradients for all samples, which has a cost of:</w:t>
       </w:r>
-      <w:bookmarkStart w:id="46" w:name="_Hlk215776749"/>
+      <w:bookmarkStart w:id="58" w:name="_Hlk215776749"/>
     </w:p>
     <w:p>
       <w:pPr>
@@ -19524,7 +20205,7 @@
           </m:r>
         </m:oMath>
       </m:oMathPara>
-      <w:bookmarkEnd w:id="46"/>
+      <w:bookmarkEnd w:id="58"/>
     </w:p>
     <w:p>
       <w:pPr>
@@ -19566,7 +20247,7 @@
           <w:lang w:val="en-US"/>
         </w:rPr>
       </w:pPr>
-      <w:bookmarkStart w:id="47" w:name="_Hlk215776746"/>
+      <w:bookmarkStart w:id="59" w:name="_Hlk215776746"/>
       <m:oMathPara>
         <m:oMath>
           <m:r>
@@ -19576,7 +20257,7 @@
             </w:rPr>
             <m:t>O(</m:t>
           </m:r>
-          <w:bookmarkStart w:id="48" w:name="_Hlk215776730"/>
+          <w:bookmarkStart w:id="60" w:name="_Hlk215776730"/>
           <m:r>
             <w:rPr>
               <w:rFonts w:ascii="Cambria Math" w:hAnsi="Cambria Math"/>
@@ -19584,7 +20265,7 @@
             </w:rPr>
             <m:t>E⋅</m:t>
           </m:r>
-          <w:bookmarkEnd w:id="48"/>
+          <w:bookmarkEnd w:id="60"/>
           <m:r>
             <w:rPr>
               <w:rFonts w:ascii="Cambria Math" w:hAnsi="Cambria Math"/>
@@ -19595,7 +20276,7 @@
         </m:oMath>
       </m:oMathPara>
     </w:p>
-    <w:bookmarkEnd w:id="47"/>
+    <w:bookmarkEnd w:id="59"/>
     <w:p>
       <w:pPr>
         <w:spacing w:line="360" w:lineRule="auto"/>
@@ -19683,7 +20364,7 @@
           <w:lang w:val="en-US"/>
         </w:rPr>
       </w:pPr>
-      <w:bookmarkStart w:id="49" w:name="_Toc215779226"/>
+      <w:bookmarkStart w:id="61" w:name="_Toc215779226"/>
       <w:r>
         <w:rPr>
           <w:rFonts w:cs="Arial"/>
@@ -19691,7 +20372,7 @@
         </w:rPr>
         <w:t>3.2.2. Ridge Regression Complexity</w:t>
       </w:r>
-      <w:bookmarkEnd w:id="49"/>
+      <w:bookmarkEnd w:id="61"/>
     </w:p>
     <w:p>
       <w:pPr>
@@ -19711,7 +20392,7 @@
           <w:rFonts w:ascii="Arial" w:hAnsi="Arial" w:cs="Arial"/>
         </w:rPr>
       </w:pPr>
-      <w:bookmarkStart w:id="50" w:name="_Hlk215701622"/>
+      <w:bookmarkStart w:id="62" w:name="_Hlk215701622"/>
       <w:r>
         <w:rPr>
           <w:rFonts w:ascii="Arial" w:hAnsi="Arial" w:cs="Arial"/>
@@ -19846,14 +20527,7 @@
         <w:rPr>
           <w:rFonts w:ascii="Arial" w:hAnsi="Arial" w:cs="Arial"/>
         </w:rPr>
-        <w:t xml:space="preserve"> </w:t>
-      </w:r>
-      <w:r>
-        <w:rPr>
-          <w:rFonts w:ascii="Arial" w:hAnsi="Arial" w:cs="Arial"/>
-        </w:rPr>
-        <w:lastRenderedPageBreak/>
-        <w:t>regression</w:t>
+        <w:t xml:space="preserve"> regression</w:t>
       </w:r>
       <w:r>
         <w:rPr>
@@ -19917,7 +20591,7 @@
         </w:rPr>
         <w:t xml:space="preserve"> </w:t>
       </w:r>
-      <w:bookmarkStart w:id="51" w:name="_Hlk215700714"/>
+      <w:bookmarkStart w:id="63" w:name="_Hlk215700714"/>
       <m:oMath>
         <m:r>
           <w:rPr>
@@ -19988,7 +20662,7 @@
           <m:t>y</m:t>
         </m:r>
       </m:oMath>
-      <w:bookmarkEnd w:id="51"/>
+      <w:bookmarkEnd w:id="63"/>
       <w:r>
         <w:rPr>
           <w:rFonts w:ascii="Arial" w:hAnsi="Arial" w:cs="Arial"/>
@@ -20052,7 +20726,7 @@
           </w:rPr>
           <m:t>O(</m:t>
         </m:r>
-        <w:bookmarkStart w:id="52" w:name="_Hlk215701708"/>
+        <w:bookmarkStart w:id="64" w:name="_Hlk215701708"/>
         <m:sSup>
           <m:sSupPr>
             <m:ctrlPr>
@@ -20109,7 +20783,7 @@
             </m:r>
           </m:sup>
         </m:sSup>
-        <w:bookmarkEnd w:id="52"/>
+        <w:bookmarkEnd w:id="64"/>
         <m:r>
           <w:rPr>
             <w:rFonts w:ascii="Cambria Math" w:hAnsi="Cambria Math" w:cs="Arial"/>
@@ -20147,8 +20821,8 @@
           <w:lang w:val="en-US"/>
         </w:rPr>
       </w:pPr>
-      <w:bookmarkStart w:id="53" w:name="_Toc215779227"/>
-      <w:bookmarkEnd w:id="50"/>
+      <w:bookmarkStart w:id="65" w:name="_Toc215779227"/>
+      <w:bookmarkEnd w:id="62"/>
       <w:r>
         <w:rPr>
           <w:rFonts w:cs="Arial"/>
@@ -20156,7 +20830,7 @@
         </w:rPr>
         <w:t>3.2.3. Random Forest Complexity</w:t>
       </w:r>
-      <w:bookmarkEnd w:id="53"/>
+      <w:bookmarkEnd w:id="65"/>
     </w:p>
     <w:p>
       <w:pPr>
@@ -20359,7 +21033,7 @@
           <w:lang w:val="en-US"/>
         </w:rPr>
       </w:pPr>
-      <w:bookmarkStart w:id="54" w:name="_Hlk215702363"/>
+      <w:bookmarkStart w:id="66" w:name="_Hlk215702363"/>
       <m:oMathPara>
         <m:oMath>
           <m:r>
@@ -20453,7 +21127,7 @@
         <w:t>.</w:t>
       </w:r>
     </w:p>
-    <w:bookmarkEnd w:id="54"/>
+    <w:bookmarkEnd w:id="66"/>
     <w:p>
       <w:pPr>
         <w:tabs>
@@ -20510,7 +21184,7 @@
           <w:lang w:val="en-US"/>
         </w:rPr>
       </w:pPr>
-      <w:bookmarkStart w:id="55" w:name="_Toc215779228"/>
+      <w:bookmarkStart w:id="67" w:name="_Toc215779228"/>
       <w:r>
         <w:rPr>
           <w:rFonts w:cs="Arial"/>
@@ -20518,7 +21192,7 @@
         </w:rPr>
         <w:t>3.2.4. Gradient Boosting Complexity</w:t>
       </w:r>
-      <w:bookmarkEnd w:id="55"/>
+      <w:bookmarkEnd w:id="67"/>
     </w:p>
     <w:p>
       <w:pPr>
@@ -20532,7 +21206,7 @@
           <w:color w:val="000000" w:themeColor="text1"/>
         </w:rPr>
       </w:pPr>
-      <w:bookmarkStart w:id="56" w:name="_Hlk215702533"/>
+      <w:bookmarkStart w:id="68" w:name="_Hlk215702533"/>
     </w:p>
     <w:p>
       <w:pPr>
@@ -20543,8 +21217,8 @@
           <w:lang w:val="en-US"/>
         </w:rPr>
       </w:pPr>
-      <w:bookmarkStart w:id="57" w:name="_Hlk215702724"/>
-      <w:bookmarkStart w:id="58" w:name="_Hlk215702614"/>
+      <w:bookmarkStart w:id="69" w:name="_Hlk215702724"/>
+      <w:bookmarkStart w:id="70" w:name="_Hlk215702614"/>
       <w:r>
         <w:rPr>
           <w:rStyle w:val="Strong"/>
@@ -20652,7 +21326,6 @@
               <w:rFonts w:ascii="Cambria Math" w:hAnsi="Cambria Math"/>
               <w:lang w:val="en-US"/>
             </w:rPr>
-            <w:lastRenderedPageBreak/>
             <m:t>O</m:t>
           </m:r>
           <m:d>
@@ -20852,10 +21525,10 @@
         </w:rPr>
         <w:t>.</w:t>
       </w:r>
-      <w:bookmarkEnd w:id="57"/>
-    </w:p>
-    <w:bookmarkEnd w:id="56"/>
-    <w:bookmarkEnd w:id="58"/>
+      <w:bookmarkEnd w:id="69"/>
+    </w:p>
+    <w:bookmarkEnd w:id="68"/>
+    <w:bookmarkEnd w:id="70"/>
     <w:p>
       <w:pPr>
         <w:tabs>
@@ -20879,8 +21552,8 @@
           <w:lang w:val="en-US"/>
         </w:rPr>
       </w:pPr>
-      <w:bookmarkStart w:id="59" w:name="_Toc215779229"/>
-      <w:bookmarkStart w:id="60" w:name="_Hlk211778975"/>
+      <w:bookmarkStart w:id="71" w:name="_Toc215779229"/>
+      <w:bookmarkStart w:id="72" w:name="_Hlk211778975"/>
       <w:r>
         <w:rPr>
           <w:rFonts w:cs="Arial"/>
@@ -20895,9 +21568,9 @@
         </w:rPr>
         <w:t>Software Architecture</w:t>
       </w:r>
-      <w:bookmarkEnd w:id="59"/>
-    </w:p>
-    <w:bookmarkEnd w:id="60"/>
+      <w:bookmarkEnd w:id="71"/>
+    </w:p>
+    <w:bookmarkEnd w:id="72"/>
     <w:p>
       <w:pPr>
         <w:tabs>
@@ -21235,7 +21908,14 @@
         <w:rPr>
           <w:rFonts w:ascii="Arial" w:hAnsi="Arial" w:cs="Arial"/>
         </w:rPr>
-        <w:t>along with the data preprocessing pipeline that handles tasks such as feature encoding, scaling, and dataset validation.</w:t>
+        <w:t xml:space="preserve">along with the data </w:t>
+      </w:r>
+      <w:r>
+        <w:rPr>
+          <w:rFonts w:ascii="Arial" w:hAnsi="Arial" w:cs="Arial"/>
+        </w:rPr>
+        <w:lastRenderedPageBreak/>
+        <w:t>preprocessing pipeline that handles tasks such as feature encoding, scaling, and dataset validation.</w:t>
       </w:r>
     </w:p>
     <w:p>
@@ -21364,14 +22044,7 @@
         <w:rPr>
           <w:rFonts w:ascii="Arial" w:hAnsi="Arial" w:cs="Arial"/>
         </w:rPr>
-        <w:t xml:space="preserve"> backend. Each controller receives input data from the </w:t>
-      </w:r>
-      <w:r>
-        <w:rPr>
-          <w:rFonts w:ascii="Arial" w:hAnsi="Arial" w:cs="Arial"/>
-        </w:rPr>
-        <w:lastRenderedPageBreak/>
-        <w:t>user, invokes the corresponding code and returns structured JSON responses containing what was requested.</w:t>
+        <w:t xml:space="preserve"> backend. Each controller receives input data from the user, invokes the corresponding code and returns structured JSON responses containing what was requested.</w:t>
       </w:r>
     </w:p>
     <w:p>
@@ -21664,55 +22337,49 @@
         <w:rPr>
           <w:rFonts w:ascii="Arial" w:hAnsi="Arial" w:cs="Arial"/>
         </w:rPr>
-        <w:t xml:space="preserve">MVC ensures that the data processing and machine learning components remain fully independent from the </w:t>
-      </w:r>
-      <w:r>
-        <w:rPr>
-          <w:rFonts w:ascii="Arial" w:hAnsi="Arial" w:cs="Arial"/>
-        </w:rPr>
-        <w:t>UI</w:t>
-      </w:r>
-      <w:r>
-        <w:rPr>
-          <w:rFonts w:ascii="Arial" w:hAnsi="Arial" w:cs="Arial"/>
-        </w:rPr>
-        <w:t xml:space="preserve">. This separation facilitates parallel development, easier debugging, and improved scalability when deploying new algorithms or updating the frontend. The modular organization between the controller and model layers make MVC </w:t>
-      </w:r>
-      <w:r>
-        <w:rPr>
-          <w:rFonts w:ascii="Arial" w:hAnsi="Arial" w:cs="Arial"/>
-        </w:rPr>
-        <w:t>practical</w:t>
-      </w:r>
-      <w:r>
-        <w:rPr>
-          <w:rFonts w:ascii="Arial" w:hAnsi="Arial" w:cs="Arial"/>
-        </w:rPr>
-        <w:t xml:space="preserve"> for applications that expose RESTful API</w:t>
-      </w:r>
-      <w:r>
-        <w:rPr>
-          <w:rFonts w:ascii="Arial" w:hAnsi="Arial" w:cs="Arial"/>
-        </w:rPr>
-        <w:t>s</w:t>
-      </w:r>
-      <w:r>
-        <w:rPr>
-          <w:rFonts w:ascii="Arial" w:hAnsi="Arial" w:cs="Arial"/>
-        </w:rPr>
-        <w:t xml:space="preserve"> and require consistent communication with an external </w:t>
-      </w:r>
-      <w:r>
-        <w:rPr>
-          <w:rFonts w:ascii="Arial" w:hAnsi="Arial" w:cs="Arial"/>
-        </w:rPr>
-        <w:t>UI</w:t>
-      </w:r>
-      <w:r>
-        <w:rPr>
-          <w:rFonts w:ascii="Arial" w:hAnsi="Arial" w:cs="Arial"/>
-        </w:rPr>
-        <w:t>.</w:t>
+        <w:t xml:space="preserve">the </w:t>
+      </w:r>
+      <w:r>
+        <w:rPr>
+          <w:rFonts w:ascii="Arial" w:hAnsi="Arial" w:cs="Arial"/>
+        </w:rPr>
+        <w:t xml:space="preserve">MVC </w:t>
+      </w:r>
+      <w:r>
+        <w:rPr>
+          <w:rFonts w:ascii="Arial" w:hAnsi="Arial" w:cs="Arial"/>
+        </w:rPr>
+        <w:t xml:space="preserve">structure provides a way for </w:t>
+      </w:r>
+      <w:r>
+        <w:rPr>
+          <w:rFonts w:ascii="Arial" w:hAnsi="Arial" w:cs="Arial"/>
+        </w:rPr>
+        <w:t xml:space="preserve">the data processing and machine learning components remain fully independent from the </w:t>
+      </w:r>
+      <w:r>
+        <w:rPr>
+          <w:rFonts w:ascii="Arial" w:hAnsi="Arial" w:cs="Arial"/>
+        </w:rPr>
+        <w:t>front end</w:t>
+      </w:r>
+      <w:r>
+        <w:rPr>
+          <w:rFonts w:ascii="Arial" w:hAnsi="Arial" w:cs="Arial"/>
+        </w:rPr>
+        <w:t xml:space="preserve">. This </w:t>
+      </w:r>
+      <w:r>
+        <w:rPr>
+          <w:rFonts w:ascii="Arial" w:hAnsi="Arial" w:cs="Arial"/>
+        </w:rPr>
+        <w:t>split between the two parts of the project is very crucial and it gives the oportunity for easier future development</w:t>
+      </w:r>
+      <w:r>
+        <w:rPr>
+          <w:rFonts w:ascii="Arial" w:hAnsi="Arial" w:cs="Arial"/>
+        </w:rPr>
+        <w:t xml:space="preserve">. </w:t>
       </w:r>
     </w:p>
     <w:p>
@@ -21737,41 +22404,41 @@
           <w:lang w:val="en-US"/>
         </w:rPr>
       </w:pPr>
-      <w:bookmarkStart w:id="61" w:name="_Toc215779230"/>
-      <w:bookmarkStart w:id="62" w:name="_Hlk211784084"/>
+      <w:bookmarkStart w:id="73" w:name="_Toc215779230"/>
+      <w:bookmarkStart w:id="74" w:name="_Hlk211784084"/>
       <w:r>
         <w:rPr>
           <w:rFonts w:cs="Arial"/>
           <w:lang w:val="en-US"/>
         </w:rPr>
+        <w:t>3.3.1. Model(s)</w:t>
+      </w:r>
+      <w:bookmarkEnd w:id="73"/>
+    </w:p>
+    <w:bookmarkEnd w:id="74"/>
+    <w:p>
+      <w:pPr>
+        <w:spacing w:line="360" w:lineRule="auto"/>
+        <w:jc w:val="both"/>
+        <w:rPr>
+          <w:rFonts w:ascii="Arial" w:hAnsi="Arial" w:cs="Arial"/>
+          <w:lang w:val="en-US"/>
+        </w:rPr>
+      </w:pPr>
+    </w:p>
+    <w:p>
+      <w:pPr>
+        <w:spacing w:line="360" w:lineRule="auto"/>
+        <w:jc w:val="both"/>
+        <w:rPr>
+          <w:rFonts w:ascii="Arial" w:hAnsi="Arial" w:cs="Arial"/>
+        </w:rPr>
+      </w:pPr>
+      <w:r>
+        <w:rPr>
+          <w:rFonts w:ascii="Arial" w:hAnsi="Arial" w:cs="Arial"/>
+        </w:rPr>
         <w:lastRenderedPageBreak/>
-        <w:t>3.3.1. Model(s)</w:t>
-      </w:r>
-      <w:bookmarkEnd w:id="61"/>
-    </w:p>
-    <w:bookmarkEnd w:id="62"/>
-    <w:p>
-      <w:pPr>
-        <w:spacing w:line="360" w:lineRule="auto"/>
-        <w:jc w:val="both"/>
-        <w:rPr>
-          <w:rFonts w:ascii="Arial" w:hAnsi="Arial" w:cs="Arial"/>
-          <w:lang w:val="en-US"/>
-        </w:rPr>
-      </w:pPr>
-    </w:p>
-    <w:p>
-      <w:pPr>
-        <w:spacing w:line="360" w:lineRule="auto"/>
-        <w:jc w:val="both"/>
-        <w:rPr>
-          <w:rFonts w:ascii="Arial" w:hAnsi="Arial" w:cs="Arial"/>
-        </w:rPr>
-      </w:pPr>
-      <w:r>
-        <w:rPr>
-          <w:rFonts w:ascii="Arial" w:hAnsi="Arial" w:cs="Arial"/>
-        </w:rPr>
         <w:t>There are four main algorithms - Linear Regression, Ridge Regression, Random Forest, and Gradient Boosting. They  provide the core predictive functionality of the application. They form  the backend and have been implemented according to object-oriented programming (OOP) principles.</w:t>
       </w:r>
     </w:p>
@@ -22084,14 +22751,7 @@
         <w:rPr>
           <w:rFonts w:ascii="Arial" w:hAnsi="Arial" w:cs="Arial"/>
         </w:rPr>
-        <w:t xml:space="preserve">With this </w:t>
-      </w:r>
-      <w:r>
-        <w:rPr>
-          <w:rFonts w:ascii="Arial" w:hAnsi="Arial" w:cs="Arial"/>
-        </w:rPr>
-        <w:lastRenderedPageBreak/>
-        <w:t>approach there is</w:t>
+        <w:t>With this approach there is</w:t>
       </w:r>
       <w:r>
         <w:rPr>
@@ -22262,9 +22922,9 @@
           <w:lang w:val="en-US"/>
         </w:rPr>
       </w:pPr>
-      <w:bookmarkStart w:id="63" w:name="_Hlk212811265"/>
-      <w:bookmarkStart w:id="64" w:name="_Hlk211784097"/>
-      <w:bookmarkStart w:id="65" w:name="_Hlk212815480"/>
+      <w:bookmarkStart w:id="75" w:name="_Hlk212811265"/>
+      <w:bookmarkStart w:id="76" w:name="_Hlk211784097"/>
+      <w:bookmarkStart w:id="77" w:name="_Hlk212815480"/>
     </w:p>
     <w:p>
       <w:pPr>
@@ -22276,7 +22936,7 @@
           <w:lang w:val="en-US"/>
         </w:rPr>
       </w:pPr>
-      <w:bookmarkStart w:id="66" w:name="_Toc215779231"/>
+      <w:bookmarkStart w:id="78" w:name="_Toc215779231"/>
       <w:r>
         <w:rPr>
           <w:rFonts w:cs="Arial"/>
@@ -22284,9 +22944,9 @@
         </w:rPr>
         <w:t>3.3.2. View(s)</w:t>
       </w:r>
-      <w:bookmarkEnd w:id="66"/>
-    </w:p>
-    <w:bookmarkEnd w:id="63"/>
+      <w:bookmarkEnd w:id="78"/>
+    </w:p>
+    <w:bookmarkEnd w:id="75"/>
     <w:p>
       <w:pPr>
         <w:jc w:val="both"/>
@@ -22307,8 +22967,14 @@
         <w:rPr>
           <w:rFonts w:ascii="Arial" w:hAnsi="Arial" w:cs="Arial"/>
         </w:rPr>
+        <w:t xml:space="preserve">The view layer represents the UI of the application and is implemented as a SPA using TypeScript with React. The UI provides an intuitive and minimal way for users to </w:t>
+      </w:r>
+      <w:r>
+        <w:rPr>
+          <w:rFonts w:ascii="Arial" w:hAnsi="Arial" w:cs="Arial"/>
+        </w:rPr>
         <w:lastRenderedPageBreak/>
-        <w:t>The view layer represents the UI of the application and is implemented as a SPA using TypeScript with React. The UI provides an intuitive and minimal way for users to interact with the prediction system without requiring prior knowledge of machine learning concepts.</w:t>
+        <w:t>interact with the prediction system without requiring prior knowledge of machine learning concepts.</w:t>
       </w:r>
     </w:p>
     <w:p>
@@ -22520,7 +23186,7 @@
         <w:jc w:val="both"/>
       </w:pPr>
     </w:p>
-    <w:bookmarkEnd w:id="64"/>
+    <w:bookmarkEnd w:id="76"/>
     <w:p>
       <w:pPr>
         <w:pStyle w:val="Heading4"/>
@@ -23362,7 +24028,7 @@
         <w:t>.</w:t>
       </w:r>
     </w:p>
-    <w:bookmarkEnd w:id="65"/>
+    <w:bookmarkEnd w:id="77"/>
     <w:p>
       <w:pPr>
         <w:spacing w:line="360" w:lineRule="auto"/>
@@ -23383,8 +24049,8 @@
           <w:lang w:val="en-US"/>
         </w:rPr>
       </w:pPr>
-      <w:bookmarkStart w:id="67" w:name="_Toc215779232"/>
-      <w:bookmarkStart w:id="68" w:name="_Hlk211784116"/>
+      <w:bookmarkStart w:id="79" w:name="_Toc215779232"/>
+      <w:bookmarkStart w:id="80" w:name="_Hlk211784116"/>
       <w:r>
         <w:rPr>
           <w:rFonts w:cs="Arial"/>
@@ -23392,7 +24058,7 @@
         </w:rPr>
         <w:t>3.3.3. Controller(s)</w:t>
       </w:r>
-      <w:bookmarkEnd w:id="67"/>
+      <w:bookmarkEnd w:id="79"/>
     </w:p>
     <w:p>
       <w:pPr>
@@ -23402,7 +24068,7 @@
         </w:rPr>
       </w:pPr>
     </w:p>
-    <w:bookmarkEnd w:id="68"/>
+    <w:bookmarkEnd w:id="80"/>
     <w:p>
       <w:pPr>
         <w:spacing w:line="360" w:lineRule="auto"/>
@@ -23634,14 +24300,14 @@
         </w:rPr>
         <w:t>, start year(ranged requests only), end year(ranged requests only), algorithm type(</w:t>
       </w:r>
-      <w:bookmarkStart w:id="69" w:name="_Hlk212820610"/>
+      <w:bookmarkStart w:id="81" w:name="_Hlk212820610"/>
       <w:r>
         <w:rPr>
           <w:rFonts w:ascii="Arial" w:hAnsi="Arial" w:cs="Arial"/>
         </w:rPr>
         <w:t>ranged requests only</w:t>
       </w:r>
-      <w:bookmarkEnd w:id="69"/>
+      <w:bookmarkEnd w:id="81"/>
       <w:r>
         <w:rPr>
           <w:rFonts w:ascii="Arial" w:hAnsi="Arial" w:cs="Arial"/>
@@ -23927,8 +24593,8 @@
         <w:pStyle w:val="Heading2"/>
         <w:jc w:val="both"/>
       </w:pPr>
-      <w:bookmarkStart w:id="70" w:name="_Toc215779233"/>
-      <w:bookmarkStart w:id="71" w:name="_Hlk212823026"/>
+      <w:bookmarkStart w:id="82" w:name="_Toc215779233"/>
+      <w:bookmarkStart w:id="83" w:name="_Hlk212823026"/>
       <w:r>
         <w:t>3.</w:t>
       </w:r>
@@ -23938,7 +24604,7 @@
       <w:r>
         <w:t>. Primary Vehicle Dataset and Feature Selection</w:t>
       </w:r>
-      <w:bookmarkEnd w:id="70"/>
+      <w:bookmarkEnd w:id="82"/>
     </w:p>
     <w:p>
       <w:pPr>
@@ -24182,7 +24848,7 @@
         <w:pStyle w:val="Heading2"/>
         <w:jc w:val="both"/>
       </w:pPr>
-      <w:bookmarkStart w:id="72" w:name="_Toc215779234"/>
+      <w:bookmarkStart w:id="84" w:name="_Toc215779234"/>
       <w:r>
         <w:t>3.</w:t>
       </w:r>
@@ -24192,7 +24858,7 @@
       <w:r>
         <w:t>. Custom Dataset Requirements</w:t>
       </w:r>
-      <w:bookmarkEnd w:id="72"/>
+      <w:bookmarkEnd w:id="84"/>
     </w:p>
     <w:p>
       <w:pPr>
@@ -24541,7 +25207,7 @@
         </w:tabs>
         <w:jc w:val="both"/>
       </w:pPr>
-      <w:bookmarkStart w:id="73" w:name="_Hlk213715815"/>
+      <w:bookmarkStart w:id="85" w:name="_Hlk213715815"/>
     </w:p>
     <w:p>
       <w:pPr>
@@ -24551,16 +25217,16 @@
         </w:tabs>
         <w:jc w:val="both"/>
       </w:pPr>
-      <w:bookmarkStart w:id="74" w:name="_Toc215779235"/>
+      <w:bookmarkStart w:id="86" w:name="_Toc215779235"/>
       <w:r>
         <w:t>4.Implementation</w:t>
       </w:r>
-      <w:bookmarkEnd w:id="74"/>
+      <w:bookmarkEnd w:id="86"/>
       <w:r>
         <w:tab/>
       </w:r>
     </w:p>
-    <w:bookmarkEnd w:id="73"/>
+    <w:bookmarkEnd w:id="85"/>
     <w:p>
       <w:pPr>
         <w:jc w:val="both"/>
@@ -24571,7 +25237,7 @@
         <w:pStyle w:val="Heading2"/>
         <w:jc w:val="both"/>
       </w:pPr>
-      <w:bookmarkStart w:id="75" w:name="_Toc215779236"/>
+      <w:bookmarkStart w:id="87" w:name="_Toc215779236"/>
       <w:r>
         <w:t xml:space="preserve">4.1.  Development </w:t>
       </w:r>
@@ -24581,9 +25247,9 @@
       <w:r>
         <w:t>nvironment and Programming Languages</w:t>
       </w:r>
-      <w:bookmarkEnd w:id="75"/>
-    </w:p>
-    <w:bookmarkEnd w:id="71"/>
+      <w:bookmarkEnd w:id="87"/>
+    </w:p>
+    <w:bookmarkEnd w:id="83"/>
     <w:p>
       <w:pPr>
         <w:tabs>
@@ -24609,7 +25275,7 @@
           <w:color w:val="000000" w:themeColor="text1"/>
         </w:rPr>
       </w:pPr>
-      <w:bookmarkStart w:id="76" w:name="_Hlk212915343"/>
+      <w:bookmarkStart w:id="88" w:name="_Hlk212915343"/>
       <w:r>
         <w:rPr>
           <w:rFonts w:ascii="Arial" w:hAnsi="Arial" w:cs="Arial"/>
@@ -24853,7 +25519,7 @@
           <w:color w:val="000000" w:themeColor="text1"/>
         </w:rPr>
       </w:pPr>
-      <w:bookmarkStart w:id="77" w:name="_Hlk212914973"/>
+      <w:bookmarkStart w:id="89" w:name="_Hlk212914973"/>
       <w:r>
         <w:rPr>
           <w:rFonts w:ascii="Arial" w:hAnsi="Arial" w:cs="Arial"/>
@@ -24925,7 +25591,7 @@
         <w:t>React was chosen for its component-based design which gives oportunity for code reusage.</w:t>
       </w:r>
     </w:p>
-    <w:bookmarkEnd w:id="77"/>
+    <w:bookmarkEnd w:id="89"/>
     <w:p>
       <w:pPr>
         <w:tabs>
@@ -25061,13 +25727,13 @@
         <w:pStyle w:val="Heading2"/>
         <w:jc w:val="both"/>
       </w:pPr>
-      <w:bookmarkStart w:id="78" w:name="_Toc215779237"/>
+      <w:bookmarkStart w:id="90" w:name="_Toc215779237"/>
       <w:r>
         <w:t>4.2. External Libraries and Frameworks</w:t>
       </w:r>
-      <w:bookmarkEnd w:id="78"/>
-    </w:p>
-    <w:bookmarkEnd w:id="76"/>
+      <w:bookmarkEnd w:id="90"/>
+    </w:p>
+    <w:bookmarkEnd w:id="88"/>
     <w:p>
       <w:pPr>
         <w:tabs>
@@ -25307,7 +25973,7 @@
         </w:rPr>
         <w:t xml:space="preserve">. </w:t>
       </w:r>
-      <w:bookmarkStart w:id="79" w:name="_Hlk212916211"/>
+      <w:bookmarkStart w:id="91" w:name="_Hlk212916211"/>
       <w:r>
         <w:rPr>
           <w:rFonts w:ascii="Arial" w:hAnsi="Arial" w:cs="Arial"/>
@@ -25315,7 +25981,7 @@
         </w:rPr>
         <w:t xml:space="preserve">Swashbuckle </w:t>
       </w:r>
-      <w:bookmarkEnd w:id="79"/>
+      <w:bookmarkEnd w:id="91"/>
       <w:r>
         <w:rPr>
           <w:rFonts w:ascii="Arial" w:hAnsi="Arial" w:cs="Arial"/>
@@ -25534,7 +26200,7 @@
         <w:pStyle w:val="Heading2"/>
         <w:jc w:val="both"/>
       </w:pPr>
-      <w:bookmarkStart w:id="80" w:name="_Toc215779238"/>
+      <w:bookmarkStart w:id="92" w:name="_Toc215779238"/>
       <w:r>
         <w:lastRenderedPageBreak/>
         <w:t>4.3</w:t>
@@ -25545,7 +26211,7 @@
       <w:r>
         <w:t xml:space="preserve"> Installation Requirements and Project Setup</w:t>
       </w:r>
-      <w:bookmarkEnd w:id="80"/>
+      <w:bookmarkEnd w:id="92"/>
     </w:p>
     <w:p>
       <w:pPr>
@@ -25582,7 +26248,7 @@
           <w:color w:val="000000" w:themeColor="text1"/>
         </w:rPr>
       </w:pPr>
-      <w:bookmarkStart w:id="81" w:name="_Hlk214460869"/>
+      <w:bookmarkStart w:id="93" w:name="_Hlk214460869"/>
       <w:r>
         <w:rPr>
           <w:rFonts w:ascii="Arial" w:hAnsi="Arial" w:cs="Arial"/>
@@ -25605,7 +26271,7 @@
         <w:t xml:space="preserve"> required to build and run the backend (ASP.NET Core).</w:t>
       </w:r>
     </w:p>
-    <w:bookmarkEnd w:id="81"/>
+    <w:bookmarkEnd w:id="93"/>
     <w:p>
       <w:pPr>
         <w:numPr>
@@ -26155,9 +26821,9 @@
         <w:br/>
         <w:t xml:space="preserve">   The backend includes a CLI tool that allows retraining models on a custom dataset.</w:t>
       </w:r>
-      <w:bookmarkStart w:id="82" w:name="_Hlk214469763"/>
-    </w:p>
-    <w:bookmarkEnd w:id="82"/>
+      <w:bookmarkStart w:id="94" w:name="_Hlk214469763"/>
+    </w:p>
+    <w:bookmarkEnd w:id="94"/>
     <w:p>
       <w:pPr>
         <w:pStyle w:val="NormalWeb"/>
@@ -26590,7 +27256,7 @@
           <w:color w:val="000000" w:themeColor="text1"/>
         </w:rPr>
       </w:pPr>
-      <w:bookmarkStart w:id="83" w:name="_Hlk214461981"/>
+      <w:bookmarkStart w:id="95" w:name="_Hlk214461981"/>
       <w:r>
         <w:rPr>
           <w:rFonts w:ascii="Arial" w:hAnsi="Arial" w:cs="Arial"/>
@@ -26716,7 +27382,7 @@
         <w:t>When used, --manufacturer must also be provided.</w:t>
       </w:r>
     </w:p>
-    <w:bookmarkEnd w:id="83"/>
+    <w:bookmarkEnd w:id="95"/>
     <w:p>
       <w:pPr>
         <w:numPr>
@@ -26768,7 +27434,7 @@
           <w:color w:val="000000" w:themeColor="text1"/>
         </w:rPr>
       </w:pPr>
-      <w:bookmarkStart w:id="84" w:name="_Hlk214469703"/>
+      <w:bookmarkStart w:id="96" w:name="_Hlk214469703"/>
       <w:r>
         <w:rPr>
           <w:rFonts w:ascii="Arial" w:hAnsi="Arial" w:cs="Arial"/>
@@ -26787,7 +27453,7 @@
         </w:rPr>
         <w:t xml:space="preserve"> limits the number of hyperparameter configurations to evaluate.</w:t>
       </w:r>
-      <w:bookmarkStart w:id="85" w:name="_Hlk214461995"/>
+      <w:bookmarkStart w:id="97" w:name="_Hlk214461995"/>
     </w:p>
     <w:p>
       <w:pPr>
@@ -26939,7 +27605,7 @@
         </w:rPr>
         <w:t>Maximum acceptable Root Mean Squared Error. If exceeded, the model is skipped.</w:t>
       </w:r>
-      <w:bookmarkEnd w:id="84"/>
+      <w:bookmarkEnd w:id="96"/>
     </w:p>
     <w:p>
       <w:pPr>
@@ -26977,7 +27643,7 @@
         </w:rPr>
         <w:t xml:space="preserve">The CLI displays model metrics (MAE, RMSE, R²) and stores trained bundles under Backend/datasets/processed. </w:t>
       </w:r>
-      <w:bookmarkEnd w:id="85"/>
+      <w:bookmarkEnd w:id="97"/>
     </w:p>
     <w:p>
       <w:pPr>
@@ -27012,26 +27678,26 @@
         <w:pStyle w:val="Heading2"/>
         <w:jc w:val="both"/>
       </w:pPr>
-      <w:bookmarkStart w:id="86" w:name="_Toc215779239"/>
+      <w:bookmarkStart w:id="98" w:name="_Toc215779239"/>
       <w:r>
         <w:t>4.4. Code Fragments</w:t>
       </w:r>
-      <w:bookmarkEnd w:id="86"/>
-    </w:p>
-    <w:p>
-      <w:pPr>
-        <w:jc w:val="both"/>
-      </w:pPr>
-    </w:p>
-    <w:p>
-      <w:pPr>
-        <w:spacing w:line="360" w:lineRule="auto"/>
-        <w:jc w:val="both"/>
-        <w:rPr>
-          <w:rFonts w:ascii="Arial" w:hAnsi="Arial" w:cs="Arial"/>
-        </w:rPr>
-      </w:pPr>
-      <w:bookmarkStart w:id="87" w:name="_Hlk213002471"/>
+      <w:bookmarkEnd w:id="98"/>
+    </w:p>
+    <w:p>
+      <w:pPr>
+        <w:jc w:val="both"/>
+      </w:pPr>
+    </w:p>
+    <w:p>
+      <w:pPr>
+        <w:spacing w:line="360" w:lineRule="auto"/>
+        <w:jc w:val="both"/>
+        <w:rPr>
+          <w:rFonts w:ascii="Arial" w:hAnsi="Arial" w:cs="Arial"/>
+        </w:rPr>
+      </w:pPr>
+      <w:bookmarkStart w:id="99" w:name="_Hlk213002471"/>
       <w:r>
         <w:rPr>
           <w:rFonts w:ascii="Arial" w:hAnsi="Arial" w:cs="Arial"/>
@@ -27050,12 +27716,12 @@
         <w:pStyle w:val="Heading3"/>
         <w:jc w:val="both"/>
       </w:pPr>
-      <w:bookmarkStart w:id="88" w:name="_Toc215779240"/>
-      <w:bookmarkStart w:id="89" w:name="_Hlk213002512"/>
+      <w:bookmarkStart w:id="100" w:name="_Toc215779240"/>
+      <w:bookmarkStart w:id="101" w:name="_Hlk213002512"/>
       <w:r>
         <w:t>4.4.1. Ridge Regression</w:t>
       </w:r>
-      <w:bookmarkEnd w:id="88"/>
+      <w:bookmarkEnd w:id="100"/>
     </w:p>
     <w:p>
       <w:pPr>
@@ -28272,8 +28938,8 @@
         <w:t xml:space="preserve"> optimal regularization strength. </w:t>
       </w:r>
     </w:p>
-    <w:bookmarkEnd w:id="87"/>
-    <w:bookmarkEnd w:id="89"/>
+    <w:bookmarkEnd w:id="99"/>
+    <w:bookmarkEnd w:id="101"/>
     <w:p>
       <w:pPr>
         <w:jc w:val="both"/>
@@ -28284,11 +28950,11 @@
         <w:pStyle w:val="Heading3"/>
         <w:jc w:val="both"/>
       </w:pPr>
-      <w:bookmarkStart w:id="90" w:name="_Toc215779241"/>
+      <w:bookmarkStart w:id="102" w:name="_Toc215779241"/>
       <w:r>
         <w:t>4.4.2. DecisionTreeRegressor (Base Component)</w:t>
       </w:r>
-      <w:bookmarkEnd w:id="90"/>
+      <w:bookmarkEnd w:id="102"/>
     </w:p>
     <w:p>
       <w:pPr>
@@ -30210,7 +30876,7 @@
         <w:pStyle w:val="Heading3"/>
         <w:jc w:val="both"/>
       </w:pPr>
-      <w:bookmarkStart w:id="91" w:name="_Toc215779242"/>
+      <w:bookmarkStart w:id="103" w:name="_Toc215779242"/>
       <w:r>
         <w:t>4.4.3.</w:t>
       </w:r>
@@ -30220,7 +30886,7 @@
       <w:r>
         <w:t>Ensemble Algorithms: Random Forest and Gradient Boosting</w:t>
       </w:r>
-      <w:bookmarkEnd w:id="91"/>
+      <w:bookmarkEnd w:id="103"/>
       <w:r>
         <w:t xml:space="preserve"> </w:t>
       </w:r>
@@ -31503,10 +32169,10 @@
       </w:pPr>
     </w:p>
     <w:bookmarkEnd w:id="23"/>
-    <w:bookmarkEnd w:id="27"/>
-    <w:bookmarkEnd w:id="31"/>
     <w:bookmarkEnd w:id="39"/>
-    <w:bookmarkEnd w:id="42"/>
+    <w:bookmarkEnd w:id="43"/>
+    <w:bookmarkEnd w:id="51"/>
+    <w:bookmarkEnd w:id="54"/>
     <w:p>
       <w:pPr>
         <w:pStyle w:val="NormalWeb"/>
@@ -32388,11 +33054,11 @@
         </w:tabs>
         <w:jc w:val="both"/>
       </w:pPr>
-      <w:bookmarkStart w:id="92" w:name="_Toc215779243"/>
+      <w:bookmarkStart w:id="104" w:name="_Toc215779243"/>
       <w:r>
         <w:t>5. Testing</w:t>
       </w:r>
-      <w:bookmarkEnd w:id="92"/>
+      <w:bookmarkEnd w:id="104"/>
     </w:p>
     <w:p>
       <w:pPr>
@@ -32720,12 +33386,12 @@
         <w:spacing w:line="360" w:lineRule="auto"/>
         <w:jc w:val="both"/>
       </w:pPr>
-      <w:bookmarkStart w:id="93" w:name="_Toc215779244"/>
-      <w:bookmarkStart w:id="94" w:name="_Hlk213797384"/>
+      <w:bookmarkStart w:id="105" w:name="_Toc215779244"/>
+      <w:bookmarkStart w:id="106" w:name="_Hlk213797384"/>
       <w:r>
         <w:t>5.1 Evaluation Metrics and Procedures</w:t>
       </w:r>
-      <w:bookmarkEnd w:id="93"/>
+      <w:bookmarkEnd w:id="105"/>
     </w:p>
     <w:p>
       <w:pPr>
@@ -32786,14 +33452,14 @@
           <w:rFonts w:asciiTheme="minorHAnsi" w:hAnsiTheme="minorHAnsi"/>
         </w:rPr>
       </w:pPr>
-      <w:bookmarkStart w:id="95" w:name="_Toc215779245"/>
+      <w:bookmarkStart w:id="107" w:name="_Toc215779245"/>
       <w:r>
         <w:rPr>
           <w:rFonts w:asciiTheme="minorHAnsi" w:hAnsiTheme="minorHAnsi"/>
         </w:rPr>
         <w:t>5.1.1. Coefficient of Determination (R²)</w:t>
       </w:r>
-      <w:bookmarkEnd w:id="95"/>
+      <w:bookmarkEnd w:id="107"/>
     </w:p>
     <w:p>
       <w:pPr>
@@ -32966,14 +33632,14 @@
         <w:jc w:val="both"/>
       </w:pPr>
     </w:p>
-    <w:bookmarkEnd w:id="94"/>
-    <w:p>
-      <w:pPr>
-        <w:spacing w:line="360" w:lineRule="auto"/>
-        <w:jc w:val="both"/>
-      </w:pPr>
-    </w:p>
-    <w:bookmarkStart w:id="96" w:name="_Hlk213796727"/>
+    <w:bookmarkEnd w:id="106"/>
+    <w:p>
+      <w:pPr>
+        <w:spacing w:line="360" w:lineRule="auto"/>
+        <w:jc w:val="both"/>
+      </w:pPr>
+    </w:p>
+    <w:bookmarkStart w:id="108" w:name="_Hlk213796727"/>
     <w:p>
       <w:pPr>
         <w:pStyle w:val="Caption"/>
@@ -33524,7 +34190,7 @@
         <w:jc w:val="both"/>
       </w:pPr>
     </w:p>
-    <w:bookmarkEnd w:id="96"/>
+    <w:bookmarkEnd w:id="108"/>
     <w:p>
       <w:pPr>
         <w:spacing w:before="100" w:beforeAutospacing="1" w:after="100" w:afterAutospacing="1" w:line="360" w:lineRule="auto"/>
@@ -33668,11 +34334,11 @@
         <w:spacing w:line="360" w:lineRule="auto"/>
         <w:jc w:val="both"/>
       </w:pPr>
-      <w:bookmarkStart w:id="97" w:name="_Toc215779246"/>
+      <w:bookmarkStart w:id="109" w:name="_Toc215779246"/>
       <w:r>
         <w:t>5.1.2. Root Mean Squared Error (RMSE)</w:t>
       </w:r>
-      <w:bookmarkEnd w:id="97"/>
+      <w:bookmarkEnd w:id="109"/>
     </w:p>
     <w:p>
       <w:pPr>
@@ -33724,56 +34390,6 @@
           <w14:ligatures w14:val="none"/>
         </w:rPr>
       </w:pPr>
-      <w:r>
-        <w:rPr>
-          <w:rFonts w:eastAsia="Times New Roman" w:cs="Times New Roman"/>
-          <w:noProof/>
-          <w:kern w:val="0"/>
-          <w:lang w:eastAsia="en-GB"/>
-        </w:rPr>
-        <w:lastRenderedPageBreak/>
-        <w:drawing>
-          <wp:inline distT="0" distB="0" distL="0" distR="0" wp14:anchorId="01D8CA29" wp14:editId="359224F0">
-            <wp:extent cx="2259106" cy="689219"/>
-            <wp:effectExtent l="0" t="0" r="1905" b="0"/>
-            <wp:docPr id="1495023931" name="Picture 2"/>
-            <wp:cNvGraphicFramePr>
-              <a:graphicFrameLocks xmlns:a="http://schemas.openxmlformats.org/drawingml/2006/main" noChangeAspect="1"/>
-            </wp:cNvGraphicFramePr>
-            <a:graphic xmlns:a="http://schemas.openxmlformats.org/drawingml/2006/main">
-              <a:graphicData uri="http://schemas.openxmlformats.org/drawingml/2006/picture">
-                <pic:pic xmlns:pic="http://schemas.openxmlformats.org/drawingml/2006/picture">
-                  <pic:nvPicPr>
-                    <pic:cNvPr id="1495023931" name="Picture 1495023931"/>
-                    <pic:cNvPicPr/>
-                  </pic:nvPicPr>
-                  <pic:blipFill>
-                    <a:blip r:embed="rId13">
-                      <a:extLst>
-                        <a:ext uri="{28A0092B-C50C-407E-A947-70E740481C1C}">
-                          <a14:useLocalDpi xmlns:a14="http://schemas.microsoft.com/office/drawing/2010/main" val="0"/>
-                        </a:ext>
-                      </a:extLst>
-                    </a:blip>
-                    <a:stretch>
-                      <a:fillRect/>
-                    </a:stretch>
-                  </pic:blipFill>
-                  <pic:spPr>
-                    <a:xfrm>
-                      <a:off x="0" y="0"/>
-                      <a:ext cx="2897348" cy="883937"/>
-                    </a:xfrm>
-                    <a:prstGeom prst="rect">
-                      <a:avLst/>
-                    </a:prstGeom>
-                  </pic:spPr>
-                </pic:pic>
-              </a:graphicData>
-            </a:graphic>
-          </wp:inline>
-        </w:drawing>
-      </w:r>
     </w:p>
     <w:p>
       <w:pPr>
@@ -33789,7 +34405,7 @@
           <w14:ligatures w14:val="none"/>
         </w:rPr>
       </w:pPr>
-      <w:bookmarkStart w:id="98" w:name="_Hlk215766177"/>
+      <w:bookmarkStart w:id="110" w:name="_Hlk215766177"/>
       <m:oMathPara>
         <m:oMath>
           <m:r>
@@ -34228,7 +34844,7 @@
         <w:t>. Formula for the Root Mean Squared Error.</w:t>
       </w:r>
     </w:p>
-    <w:bookmarkEnd w:id="98"/>
+    <w:bookmarkEnd w:id="110"/>
     <w:p>
       <w:pPr>
         <w:tabs>
@@ -34281,11 +34897,11 @@
         <w:spacing w:line="360" w:lineRule="auto"/>
         <w:jc w:val="both"/>
       </w:pPr>
-      <w:bookmarkStart w:id="99" w:name="_Toc215779247"/>
+      <w:bookmarkStart w:id="111" w:name="_Toc215779247"/>
       <w:r>
         <w:t>5.1.3. Mean Absolute Error (MAE)</w:t>
       </w:r>
-      <w:bookmarkEnd w:id="99"/>
+      <w:bookmarkEnd w:id="111"/>
     </w:p>
     <w:p>
       <w:pPr>
@@ -34700,11 +35316,11 @@
         <w:spacing w:line="360" w:lineRule="auto"/>
         <w:jc w:val="both"/>
       </w:pPr>
-      <w:bookmarkStart w:id="100" w:name="_Toc215779248"/>
+      <w:bookmarkStart w:id="112" w:name="_Toc215779248"/>
       <w:r>
         <w:t>5.1.4. Training Time and Efficiency</w:t>
       </w:r>
-      <w:bookmarkEnd w:id="100"/>
+      <w:bookmarkEnd w:id="112"/>
     </w:p>
     <w:p>
       <w:pPr>
@@ -34783,7 +35399,7 @@
         <w:spacing w:line="360" w:lineRule="auto"/>
         <w:jc w:val="both"/>
       </w:pPr>
-      <w:bookmarkStart w:id="101" w:name="_Toc215779249"/>
+      <w:bookmarkStart w:id="113" w:name="_Toc215779249"/>
       <w:r>
         <w:t>5.2</w:t>
       </w:r>
@@ -34808,7 +35424,7 @@
       <w:r>
         <w:t>Backend</w:t>
       </w:r>
-      <w:bookmarkEnd w:id="101"/>
+      <w:bookmarkEnd w:id="113"/>
     </w:p>
     <w:p>
       <w:pPr>
@@ -34935,7 +35551,7 @@
         <w:spacing w:line="360" w:lineRule="auto"/>
         <w:jc w:val="both"/>
       </w:pPr>
-      <w:bookmarkStart w:id="102" w:name="_Toc215779250"/>
+      <w:bookmarkStart w:id="114" w:name="_Toc215779250"/>
       <w:r>
         <w:t>5.2.1</w:t>
       </w:r>
@@ -34951,7 +35567,7 @@
       <w:r>
         <w:t xml:space="preserve"> Passed</w:t>
       </w:r>
-      <w:bookmarkEnd w:id="102"/>
+      <w:bookmarkEnd w:id="114"/>
     </w:p>
     <w:p>
       <w:pPr>
@@ -35013,59 +35629,19 @@
         <w:rPr>
           <w:rFonts w:ascii="Arial" w:hAnsi="Arial" w:cs="Arial"/>
         </w:rPr>
-        <w:t xml:space="preserve">s </w:t>
-      </w:r>
-      <w:r>
-        <w:rPr>
-          <w:rFonts w:ascii="Arial" w:hAnsi="Arial" w:cs="Arial"/>
-        </w:rPr>
-        <w:t>(Linear</w:t>
-      </w:r>
-      <w:r>
-        <w:rPr>
-          <w:rFonts w:ascii="Arial" w:hAnsi="Arial" w:cs="Arial"/>
-        </w:rPr>
-        <w:t xml:space="preserve"> Regression</w:t>
-      </w:r>
-      <w:r>
-        <w:rPr>
-          <w:rFonts w:ascii="Arial" w:hAnsi="Arial" w:cs="Arial"/>
-        </w:rPr>
-        <w:t>, Ridge</w:t>
-      </w:r>
-      <w:r>
-        <w:rPr>
-          <w:rFonts w:ascii="Arial" w:hAnsi="Arial" w:cs="Arial"/>
-        </w:rPr>
-        <w:t xml:space="preserve"> Regression</w:t>
-      </w:r>
-      <w:r>
-        <w:rPr>
-          <w:rFonts w:ascii="Arial" w:hAnsi="Arial" w:cs="Arial"/>
-        </w:rPr>
-        <w:t>, Random Forest, and Gradient Boosting).</w:t>
-      </w:r>
-    </w:p>
-    <w:p>
-      <w:pPr>
-        <w:pStyle w:val="p3"/>
-        <w:spacing w:line="360" w:lineRule="auto"/>
-        <w:jc w:val="both"/>
-        <w:rPr>
-          <w:rFonts w:ascii="Arial" w:hAnsi="Arial" w:cs="Arial"/>
-        </w:rPr>
-      </w:pPr>
-      <w:r>
-        <w:rPr>
-          <w:rFonts w:ascii="Arial" w:hAnsi="Arial" w:cs="Arial"/>
-        </w:rPr>
-        <w:t>E</w:t>
-      </w:r>
-      <w:r>
-        <w:rPr>
-          <w:rFonts w:ascii="Arial" w:hAnsi="Arial" w:cs="Arial"/>
-        </w:rPr>
-        <w:t xml:space="preserve">ach algorithm, the API endpoint </w:t>
+        <w:t>s</w:t>
+      </w:r>
+      <w:r>
+        <w:rPr>
+          <w:rFonts w:ascii="Arial" w:hAnsi="Arial" w:cs="Arial"/>
+        </w:rPr>
+        <w:t>. Each alorithm calls</w:t>
+      </w:r>
+      <w:r>
+        <w:rPr>
+          <w:rFonts w:ascii="Arial" w:hAnsi="Arial" w:cs="Arial"/>
+        </w:rPr>
+        <w:t xml:space="preserve">, the API endpoint </w:t>
       </w:r>
       <w:r>
         <w:rPr>
@@ -35088,7 +35664,13 @@
         <w:rPr>
           <w:rFonts w:ascii="Arial" w:hAnsi="Arial" w:cs="Arial"/>
         </w:rPr>
-        <w:t>was called vehicle parameters (manufacturer, model, year of production, mileage, fuel type, and transmission).</w:t>
+        <w:t xml:space="preserve">with correct </w:t>
+      </w:r>
+      <w:r>
+        <w:rPr>
+          <w:rFonts w:ascii="Arial" w:hAnsi="Arial" w:cs="Arial"/>
+        </w:rPr>
+        <w:t>vehicle parameters (manufacturer, model, year of production, mileage, fuel type, and transmission).</w:t>
       </w:r>
     </w:p>
     <w:p>
@@ -35197,7 +35779,7 @@
         <w:spacing w:line="360" w:lineRule="auto"/>
         <w:jc w:val="both"/>
       </w:pPr>
-      <w:bookmarkStart w:id="103" w:name="_Toc215779251"/>
+      <w:bookmarkStart w:id="115" w:name="_Toc215779251"/>
       <w:r>
         <w:t>5.2.2</w:t>
       </w:r>
@@ -35213,7 +35795,7 @@
       <w:r>
         <w:t xml:space="preserve"> Passed</w:t>
       </w:r>
-      <w:bookmarkEnd w:id="103"/>
+      <w:bookmarkEnd w:id="115"/>
     </w:p>
     <w:p>
       <w:pPr>
@@ -35233,23 +35815,23 @@
         <w:rPr>
           <w:rFonts w:ascii="Arial" w:hAnsi="Arial" w:cs="Arial"/>
         </w:rPr>
+        <w:t>Accurate predictions depend on correct data preprocessing and encoding of categorical variables such as fuel type and transmission.</w:t>
+      </w:r>
+    </w:p>
+    <w:p>
+      <w:pPr>
+        <w:pStyle w:val="p3"/>
+        <w:spacing w:line="360" w:lineRule="auto"/>
+        <w:jc w:val="both"/>
+        <w:rPr>
+          <w:rFonts w:ascii="Arial" w:hAnsi="Arial" w:cs="Arial"/>
+        </w:rPr>
+      </w:pPr>
+      <w:r>
+        <w:rPr>
+          <w:rFonts w:ascii="Arial" w:hAnsi="Arial" w:cs="Arial"/>
+        </w:rPr>
         <w:lastRenderedPageBreak/>
-        <w:t>Accurate predictions depend on correct data preprocessing and encoding of categorical variables such as fuel type and transmission.</w:t>
-      </w:r>
-    </w:p>
-    <w:p>
-      <w:pPr>
-        <w:pStyle w:val="p3"/>
-        <w:spacing w:line="360" w:lineRule="auto"/>
-        <w:jc w:val="both"/>
-        <w:rPr>
-          <w:rFonts w:ascii="Arial" w:hAnsi="Arial" w:cs="Arial"/>
-        </w:rPr>
-      </w:pPr>
-      <w:r>
-        <w:rPr>
-          <w:rFonts w:ascii="Arial" w:hAnsi="Arial" w:cs="Arial"/>
-        </w:rPr>
         <w:t xml:space="preserve">Unit tests verified that the </w:t>
       </w:r>
       <w:r>
@@ -35340,7 +35922,7 @@
         <w:spacing w:line="360" w:lineRule="auto"/>
         <w:jc w:val="both"/>
       </w:pPr>
-      <w:bookmarkStart w:id="104" w:name="_Toc215779252"/>
+      <w:bookmarkStart w:id="116" w:name="_Toc215779252"/>
       <w:r>
         <w:t>5.2.3</w:t>
       </w:r>
@@ -35356,7 +35938,7 @@
       <w:r>
         <w:t xml:space="preserve"> Passed</w:t>
       </w:r>
-      <w:bookmarkEnd w:id="104"/>
+      <w:bookmarkEnd w:id="116"/>
     </w:p>
     <w:p>
       <w:pPr>
@@ -35581,7 +36163,19 @@
         <w:rPr>
           <w:rFonts w:ascii="Arial" w:hAnsi="Arial" w:cs="Arial"/>
         </w:rPr>
-        <w:t xml:space="preserve">Overall, the backend test suite achieved a </w:t>
+        <w:t>Overall, the backend test</w:t>
+      </w:r>
+      <w:r>
+        <w:rPr>
+          <w:rFonts w:ascii="Arial" w:hAnsi="Arial" w:cs="Arial"/>
+        </w:rPr>
+        <w:t xml:space="preserve">s </w:t>
+      </w:r>
+      <w:r>
+        <w:rPr>
+          <w:rFonts w:ascii="Arial" w:hAnsi="Arial" w:cs="Arial"/>
+        </w:rPr>
+        <w:t xml:space="preserve">achieved a </w:t>
       </w:r>
       <w:r>
         <w:rPr>
@@ -35594,7 +36188,19 @@
         <w:rPr>
           <w:rFonts w:ascii="Arial" w:hAnsi="Arial" w:cs="Arial"/>
         </w:rPr>
-        <w:t xml:space="preserve">, which indicates that nearly all critical logic paths, validation rules, and data flows were thoroughly </w:t>
+        <w:t xml:space="preserve">, which indicates that </w:t>
+      </w:r>
+      <w:r>
+        <w:rPr>
+          <w:rFonts w:ascii="Arial" w:hAnsi="Arial" w:cs="Arial"/>
+        </w:rPr>
+        <w:t xml:space="preserve">almost </w:t>
+      </w:r>
+      <w:r>
+        <w:rPr>
+          <w:rFonts w:ascii="Arial" w:hAnsi="Arial" w:cs="Arial"/>
+        </w:rPr>
+        <w:t xml:space="preserve">all paths, validation rules, and data flows were </w:t>
       </w:r>
       <w:r>
         <w:rPr>
@@ -35625,8 +36231,9 @@
         <w:spacing w:line="360" w:lineRule="auto"/>
         <w:jc w:val="both"/>
       </w:pPr>
-      <w:bookmarkStart w:id="105" w:name="_Toc215779253"/>
-      <w:r>
+      <w:bookmarkStart w:id="117" w:name="_Toc215779253"/>
+      <w:r>
+        <w:lastRenderedPageBreak/>
         <w:t>5.2.4</w:t>
       </w:r>
       <w:r>
@@ -35641,7 +36248,7 @@
       <w:r>
         <w:t xml:space="preserve"> Passed</w:t>
       </w:r>
-      <w:bookmarkEnd w:id="105"/>
+      <w:bookmarkEnd w:id="117"/>
     </w:p>
     <w:p>
       <w:pPr>
@@ -35667,96 +36274,82 @@
         <w:rPr>
           <w:rFonts w:ascii="Arial" w:hAnsi="Arial" w:cs="Arial"/>
         </w:rPr>
-        <w:t>inimum performance accuracy was verified using acceptance testing and visual inspection of predicted vs. actual prices.</w:t>
-      </w:r>
-    </w:p>
-    <w:p>
-      <w:pPr>
-        <w:spacing w:line="360" w:lineRule="auto"/>
-        <w:jc w:val="both"/>
-        <w:rPr>
-          <w:rFonts w:ascii="Arial" w:hAnsi="Arial" w:cs="Arial"/>
+        <w:t>inimum performance accuracy was verified using acceptance testing.</w:t>
+      </w:r>
+      <w:r>
+        <w:rPr>
+          <w:rFonts w:ascii="Arial" w:hAnsi="Arial" w:cs="Arial"/>
+        </w:rPr>
+        <w:t xml:space="preserve"> </w:t>
+      </w:r>
+      <w:r>
+        <w:rPr>
+          <w:rFonts w:ascii="Arial" w:hAnsi="Arial" w:cs="Arial"/>
+        </w:rPr>
+        <w:t xml:space="preserve">The metrics (MAE, MSE, R2) of each trained model were </w:t>
+      </w:r>
+      <w:r>
+        <w:rPr>
+          <w:rFonts w:ascii="Arial" w:hAnsi="Arial" w:cs="Arial"/>
+        </w:rPr>
+        <w:t>tested</w:t>
+      </w:r>
+      <w:r>
+        <w:rPr>
+          <w:rFonts w:ascii="Arial" w:hAnsi="Arial" w:cs="Arial"/>
+        </w:rPr>
+        <w:t xml:space="preserve"> to ensure that they had </w:t>
+      </w:r>
+      <w:r>
+        <w:rPr>
+          <w:rFonts w:ascii="Arial" w:hAnsi="Arial" w:cs="Arial"/>
+        </w:rPr>
+        <w:t>reached</w:t>
+      </w:r>
+      <w:r>
+        <w:rPr>
+          <w:rFonts w:ascii="Arial" w:hAnsi="Arial" w:cs="Arial"/>
+        </w:rPr>
+        <w:t xml:space="preserve"> the minimum values as stipulated in the requirements. The tests achieved the expected accuracy</w:t>
+      </w:r>
+      <w:r>
+        <w:rPr>
+          <w:rFonts w:ascii="Arial" w:hAnsi="Arial" w:cs="Arial"/>
+        </w:rPr>
+        <w:t>.</w:t>
+      </w:r>
+      <w:r>
+        <w:rPr>
+          <w:rFonts w:ascii="Arial" w:hAnsi="Arial" w:cs="Arial"/>
+        </w:rPr>
+        <w:t xml:space="preserve"> </w:t>
+      </w:r>
+      <w:r>
+        <w:rPr>
+          <w:rFonts w:ascii="Arial" w:hAnsi="Arial" w:cs="Arial"/>
+        </w:rPr>
+        <w:t xml:space="preserve">They </w:t>
+      </w:r>
+      <w:r>
+        <w:rPr>
+          <w:rFonts w:ascii="Arial" w:hAnsi="Arial" w:cs="Arial"/>
+        </w:rPr>
+        <w:t>demonstrated better accuracy than expected</w:t>
+      </w:r>
+      <w:r>
+        <w:rPr>
+          <w:rFonts w:ascii="Arial" w:hAnsi="Arial" w:cs="Arial"/>
+        </w:rPr>
+        <w:t>.</w:t>
+      </w:r>
+    </w:p>
+    <w:p>
+      <w:pPr>
+        <w:jc w:val="both"/>
+        <w:rPr>
           <w:lang w:eastAsia="en-GB"/>
         </w:rPr>
       </w:pPr>
-      <w:r>
-        <w:rPr>
-          <w:rFonts w:ascii="Arial" w:hAnsi="Arial" w:cs="Arial"/>
-          <w:lang w:eastAsia="en-GB"/>
-        </w:rPr>
-        <w:t xml:space="preserve">The metrics (MAE, MSE, R2) of each trained model were </w:t>
-      </w:r>
-      <w:r>
-        <w:rPr>
-          <w:rFonts w:ascii="Arial" w:hAnsi="Arial" w:cs="Arial"/>
-          <w:lang w:eastAsia="en-GB"/>
-        </w:rPr>
-        <w:t>tested</w:t>
-      </w:r>
-      <w:r>
-        <w:rPr>
-          <w:rFonts w:ascii="Arial" w:hAnsi="Arial" w:cs="Arial"/>
-          <w:lang w:eastAsia="en-GB"/>
-        </w:rPr>
-        <w:t xml:space="preserve"> to ensure that they had </w:t>
-      </w:r>
-      <w:r>
-        <w:rPr>
-          <w:rFonts w:ascii="Arial" w:hAnsi="Arial" w:cs="Arial"/>
-          <w:lang w:eastAsia="en-GB"/>
-        </w:rPr>
-        <w:t>reached</w:t>
-      </w:r>
-      <w:r>
-        <w:rPr>
-          <w:rFonts w:ascii="Arial" w:hAnsi="Arial" w:cs="Arial"/>
-          <w:lang w:eastAsia="en-GB"/>
-        </w:rPr>
-        <w:t xml:space="preserve"> the minimum values as stipulated in the requirements. The tests achieved the expected accuracy</w:t>
-      </w:r>
-      <w:r>
-        <w:rPr>
-          <w:rFonts w:ascii="Arial" w:hAnsi="Arial" w:cs="Arial"/>
-          <w:lang w:eastAsia="en-GB"/>
-        </w:rPr>
-        <w:t>.</w:t>
-      </w:r>
-      <w:r>
-        <w:rPr>
-          <w:rFonts w:ascii="Arial" w:hAnsi="Arial" w:cs="Arial"/>
-          <w:lang w:eastAsia="en-GB"/>
-        </w:rPr>
-        <w:t xml:space="preserve"> </w:t>
-      </w:r>
-      <w:r>
-        <w:rPr>
-          <w:rFonts w:ascii="Arial" w:hAnsi="Arial" w:cs="Arial"/>
-          <w:lang w:eastAsia="en-GB"/>
-        </w:rPr>
-        <w:t xml:space="preserve">They </w:t>
-      </w:r>
-      <w:r>
-        <w:rPr>
-          <w:rFonts w:ascii="Arial" w:hAnsi="Arial" w:cs="Arial"/>
-          <w:lang w:eastAsia="en-GB"/>
-        </w:rPr>
-        <w:t>demonstrated better accuracy than expected</w:t>
-      </w:r>
-      <w:r>
-        <w:rPr>
-          <w:rFonts w:ascii="Arial" w:hAnsi="Arial" w:cs="Arial"/>
-          <w:lang w:eastAsia="en-GB"/>
-        </w:rPr>
-        <w:t>.</w:t>
-      </w:r>
-    </w:p>
-    <w:p>
-      <w:pPr>
-        <w:jc w:val="both"/>
-        <w:rPr>
-          <w:lang w:eastAsia="en-GB"/>
-        </w:rPr>
-      </w:pPr>
     </w:p>
     <w:p>
       <w:pPr>
@@ -35764,8 +36357,8 @@
         <w:spacing w:line="360" w:lineRule="auto"/>
         <w:jc w:val="both"/>
       </w:pPr>
-      <w:bookmarkStart w:id="106" w:name="_Toc215779254"/>
-      <w:bookmarkStart w:id="107" w:name="_Hlk214304595"/>
+      <w:bookmarkStart w:id="118" w:name="_Toc215779254"/>
+      <w:bookmarkStart w:id="119" w:name="_Hlk214304595"/>
       <w:r>
         <w:t>5.3.</w:t>
       </w:r>
@@ -35784,7 +36377,7 @@
       <w:r>
         <w:t xml:space="preserve"> Frontend</w:t>
       </w:r>
-      <w:bookmarkEnd w:id="106"/>
+      <w:bookmarkEnd w:id="118"/>
     </w:p>
     <w:p>
       <w:pPr>
@@ -35958,7 +36551,7 @@
         <w:spacing w:line="360" w:lineRule="auto"/>
         <w:jc w:val="both"/>
       </w:pPr>
-      <w:bookmarkStart w:id="108" w:name="_Toc215779255"/>
+      <w:bookmarkStart w:id="120" w:name="_Toc215779255"/>
       <w:r>
         <w:t xml:space="preserve">5.3.1. UI Components &amp; State Handling </w:t>
       </w:r>
@@ -35968,7 +36561,7 @@
       <w:r>
         <w:t xml:space="preserve"> Passed</w:t>
       </w:r>
-      <w:bookmarkEnd w:id="108"/>
+      <w:bookmarkEnd w:id="120"/>
     </w:p>
     <w:p>
       <w:pPr>
@@ -36133,10 +36726,118 @@
         <w:spacing w:line="360" w:lineRule="auto"/>
         <w:jc w:val="both"/>
       </w:pPr>
-      <w:bookmarkStart w:id="109" w:name="_Toc215779256"/>
-      <w:r>
+      <w:bookmarkStart w:id="121" w:name="_Toc215779256"/>
+      <w:r>
+        <w:t xml:space="preserve">5.3.2. Form Validation &amp; User Flows </w:t>
+      </w:r>
+      <w:r>
+        <w:t>-</w:t>
+      </w:r>
+      <w:r>
+        <w:t xml:space="preserve"> Passed</w:t>
+      </w:r>
+      <w:bookmarkEnd w:id="121"/>
+    </w:p>
+    <w:p>
+      <w:pPr>
+        <w:jc w:val="both"/>
+      </w:pPr>
+    </w:p>
+    <w:p>
+      <w:pPr>
+        <w:pStyle w:val="p3"/>
+        <w:spacing w:line="360" w:lineRule="auto"/>
+        <w:jc w:val="both"/>
+        <w:rPr>
+          <w:rFonts w:ascii="Arial" w:hAnsi="Arial" w:cs="Arial"/>
+        </w:rPr>
+      </w:pPr>
+      <w:r>
+        <w:rPr>
+          <w:rStyle w:val="s3"/>
+          <w:rFonts w:ascii="Arial" w:hAnsi="Arial" w:cs="Arial"/>
+        </w:rPr>
         <w:lastRenderedPageBreak/>
-        <w:t xml:space="preserve">5.3.2. Form Validation &amp; User Flows </w:t>
+        <w:t>PredictionForm</w:t>
+      </w:r>
+      <w:r>
+        <w:rPr>
+          <w:rFonts w:ascii="Arial" w:hAnsi="Arial" w:cs="Arial"/>
+        </w:rPr>
+        <w:t xml:space="preserve"> and page-level flows (</w:t>
+      </w:r>
+      <w:r>
+        <w:rPr>
+          <w:rStyle w:val="s3"/>
+          <w:rFonts w:ascii="Arial" w:hAnsi="Arial" w:cs="Arial"/>
+        </w:rPr>
+        <w:t>SinglePrediction</w:t>
+      </w:r>
+      <w:r>
+        <w:rPr>
+          <w:rFonts w:ascii="Arial" w:hAnsi="Arial" w:cs="Arial"/>
+        </w:rPr>
+        <w:t xml:space="preserve">, </w:t>
+      </w:r>
+      <w:r>
+        <w:rPr>
+          <w:rStyle w:val="s3"/>
+          <w:rFonts w:ascii="Arial" w:hAnsi="Arial" w:cs="Arial"/>
+        </w:rPr>
+        <w:t>RangePrediction</w:t>
+      </w:r>
+      <w:r>
+        <w:rPr>
+          <w:rFonts w:ascii="Arial" w:hAnsi="Arial" w:cs="Arial"/>
+        </w:rPr>
+        <w:t xml:space="preserve">, </w:t>
+      </w:r>
+      <w:r>
+        <w:rPr>
+          <w:rStyle w:val="s3"/>
+          <w:rFonts w:ascii="Arial" w:hAnsi="Arial" w:cs="Arial"/>
+        </w:rPr>
+        <w:t>ComparisonPrediction</w:t>
+      </w:r>
+      <w:r>
+        <w:rPr>
+          <w:rFonts w:ascii="Arial" w:hAnsi="Arial" w:cs="Arial"/>
+        </w:rPr>
+        <w:t xml:space="preserve">, </w:t>
+      </w:r>
+      <w:r>
+        <w:rPr>
+          <w:rStyle w:val="s3"/>
+          <w:rFonts w:ascii="Arial" w:hAnsi="Arial" w:cs="Arial"/>
+        </w:rPr>
+        <w:t>RangeComparisonPrediction</w:t>
+      </w:r>
+      <w:r>
+        <w:rPr>
+          <w:rFonts w:ascii="Arial" w:hAnsi="Arial" w:cs="Arial"/>
+        </w:rPr>
+        <w:t>) were tested to verify input constraints (manufacturer, model, years, mileage, fuel type, transmission), client-side validation feedback. The validation utilities were covered with direct unit tests to ensure consistent formatting.</w:t>
+      </w:r>
+    </w:p>
+    <w:p>
+      <w:pPr>
+        <w:pStyle w:val="p2"/>
+        <w:spacing w:line="360" w:lineRule="auto"/>
+        <w:jc w:val="both"/>
+        <w:rPr>
+          <w:rFonts w:asciiTheme="minorHAnsi" w:hAnsiTheme="minorHAnsi"/>
+        </w:rPr>
+      </w:pPr>
+    </w:p>
+    <w:p>
+      <w:pPr>
+        <w:pStyle w:val="Heading3"/>
+        <w:spacing w:line="360" w:lineRule="auto"/>
+        <w:jc w:val="both"/>
+      </w:pPr>
+      <w:bookmarkStart w:id="122" w:name="_Toc215779257"/>
+      <w:r>
+        <w:t xml:space="preserve">5.3.3. Data Transformation &amp; View Consistency </w:t>
       </w:r>
       <w:r>
         <w:t>-</w:t>
@@ -36144,7 +36845,7 @@
       <w:r>
         <w:t xml:space="preserve"> Passed</w:t>
       </w:r>
-      <w:bookmarkEnd w:id="109"/>
+      <w:bookmarkEnd w:id="122"/>
     </w:p>
     <w:p>
       <w:pPr>
@@ -36162,68 +36863,33 @@
       </w:pPr>
       <w:r>
         <w:rPr>
-          <w:rStyle w:val="s3"/>
-          <w:rFonts w:ascii="Arial" w:hAnsi="Arial" w:cs="Arial"/>
-        </w:rPr>
-        <w:t>PredictionForm</w:t>
-      </w:r>
-      <w:r>
-        <w:rPr>
-          <w:rFonts w:ascii="Arial" w:hAnsi="Arial" w:cs="Arial"/>
-        </w:rPr>
-        <w:t xml:space="preserve"> and page-level flows (</w:t>
-      </w:r>
-      <w:r>
-        <w:rPr>
-          <w:rStyle w:val="s3"/>
-          <w:rFonts w:ascii="Arial" w:hAnsi="Arial" w:cs="Arial"/>
-        </w:rPr>
-        <w:t>SinglePrediction</w:t>
-      </w:r>
-      <w:r>
-        <w:rPr>
-          <w:rFonts w:ascii="Arial" w:hAnsi="Arial" w:cs="Arial"/>
-        </w:rPr>
-        <w:t xml:space="preserve">, </w:t>
-      </w:r>
-      <w:r>
-        <w:rPr>
-          <w:rStyle w:val="s3"/>
-          <w:rFonts w:ascii="Arial" w:hAnsi="Arial" w:cs="Arial"/>
-        </w:rPr>
-        <w:t>RangePrediction</w:t>
-      </w:r>
-      <w:r>
-        <w:rPr>
-          <w:rFonts w:ascii="Arial" w:hAnsi="Arial" w:cs="Arial"/>
-        </w:rPr>
-        <w:t xml:space="preserve">, </w:t>
-      </w:r>
-      <w:r>
-        <w:rPr>
-          <w:rStyle w:val="s3"/>
-          <w:rFonts w:ascii="Arial" w:hAnsi="Arial" w:cs="Arial"/>
-        </w:rPr>
-        <w:t>ComparisonPrediction</w:t>
-      </w:r>
-      <w:r>
-        <w:rPr>
-          <w:rFonts w:ascii="Arial" w:hAnsi="Arial" w:cs="Arial"/>
-        </w:rPr>
-        <w:t xml:space="preserve">, </w:t>
-      </w:r>
-      <w:r>
-        <w:rPr>
-          <w:rStyle w:val="s3"/>
-          <w:rFonts w:ascii="Arial" w:hAnsi="Arial" w:cs="Arial"/>
-        </w:rPr>
-        <w:t>RangeComparisonPrediction</w:t>
-      </w:r>
-      <w:r>
-        <w:rPr>
-          <w:rFonts w:ascii="Arial" w:hAnsi="Arial" w:cs="Arial"/>
-        </w:rPr>
-        <w:t>) were tested to verify input constraints (manufacturer, model, years, mileage, fuel type, transmission), client-side validation feedback. The validation utilities were covered with direct unit tests to ensure consistent formatting.</w:t>
+          <w:rFonts w:ascii="Arial" w:hAnsi="Arial" w:cs="Arial"/>
+        </w:rPr>
+        <w:t xml:space="preserve">Utilities and page logic were verified to ensure transformations </w:t>
+      </w:r>
+      <w:r>
+        <w:rPr>
+          <w:rFonts w:ascii="Arial" w:hAnsi="Arial" w:cs="Arial"/>
+        </w:rPr>
+        <w:t>behave as expected</w:t>
+      </w:r>
+      <w:r>
+        <w:rPr>
+          <w:rFonts w:ascii="Arial" w:hAnsi="Arial" w:cs="Arial"/>
+        </w:rPr>
+        <w:t>. Tests confirm that algorithm metrics and prediction outputs are mapped to the expected visual structures</w:t>
+      </w:r>
+      <w:r>
+        <w:rPr>
+          <w:rFonts w:ascii="Arial" w:hAnsi="Arial" w:cs="Arial"/>
+        </w:rPr>
+        <w:t>.</w:t>
+      </w:r>
+      <w:r>
+        <w:rPr>
+          <w:rFonts w:ascii="Arial" w:hAnsi="Arial" w:cs="Arial"/>
+        </w:rPr>
+        <w:t xml:space="preserve"> </w:t>
       </w:r>
     </w:p>
     <w:p>
@@ -36242,9 +36908,9 @@
         <w:spacing w:line="360" w:lineRule="auto"/>
         <w:jc w:val="both"/>
       </w:pPr>
-      <w:bookmarkStart w:id="110" w:name="_Toc215779257"/>
-      <w:r>
-        <w:t xml:space="preserve">5.3.3. Data Transformation &amp; View Consistency </w:t>
+      <w:bookmarkStart w:id="123" w:name="_Toc215779258"/>
+      <w:r>
+        <w:t xml:space="preserve">5.3.4. Integration with Backend Contracts </w:t>
       </w:r>
       <w:r>
         <w:t>-</w:t>
@@ -36252,80 +36918,7 @@
       <w:r>
         <w:t xml:space="preserve"> Passed</w:t>
       </w:r>
-      <w:bookmarkEnd w:id="110"/>
-    </w:p>
-    <w:p>
-      <w:pPr>
-        <w:jc w:val="both"/>
-      </w:pPr>
-    </w:p>
-    <w:p>
-      <w:pPr>
-        <w:pStyle w:val="p3"/>
-        <w:spacing w:line="360" w:lineRule="auto"/>
-        <w:jc w:val="both"/>
-        <w:rPr>
-          <w:rFonts w:ascii="Arial" w:hAnsi="Arial" w:cs="Arial"/>
-        </w:rPr>
-      </w:pPr>
-      <w:r>
-        <w:rPr>
-          <w:rFonts w:ascii="Arial" w:hAnsi="Arial" w:cs="Arial"/>
-        </w:rPr>
-        <w:t xml:space="preserve">Utilities and page logic were verified to ensure transformations </w:t>
-      </w:r>
-      <w:r>
-        <w:rPr>
-          <w:rFonts w:ascii="Arial" w:hAnsi="Arial" w:cs="Arial"/>
-        </w:rPr>
-        <w:t>behave as expected</w:t>
-      </w:r>
-      <w:r>
-        <w:rPr>
-          <w:rFonts w:ascii="Arial" w:hAnsi="Arial" w:cs="Arial"/>
-        </w:rPr>
-        <w:t>. Tests confirm that algorithm metrics and prediction outputs are mapped to the expected visual structures</w:t>
-      </w:r>
-      <w:r>
-        <w:rPr>
-          <w:rFonts w:ascii="Arial" w:hAnsi="Arial" w:cs="Arial"/>
-        </w:rPr>
-        <w:t>.</w:t>
-      </w:r>
-      <w:r>
-        <w:rPr>
-          <w:rFonts w:ascii="Arial" w:hAnsi="Arial" w:cs="Arial"/>
-        </w:rPr>
-        <w:t xml:space="preserve"> </w:t>
-      </w:r>
-    </w:p>
-    <w:p>
-      <w:pPr>
-        <w:pStyle w:val="p2"/>
-        <w:spacing w:line="360" w:lineRule="auto"/>
-        <w:jc w:val="both"/>
-        <w:rPr>
-          <w:rFonts w:asciiTheme="minorHAnsi" w:hAnsiTheme="minorHAnsi"/>
-        </w:rPr>
-      </w:pPr>
-    </w:p>
-    <w:p>
-      <w:pPr>
-        <w:pStyle w:val="Heading3"/>
-        <w:spacing w:line="360" w:lineRule="auto"/>
-        <w:jc w:val="both"/>
-      </w:pPr>
-      <w:bookmarkStart w:id="111" w:name="_Toc215779258"/>
-      <w:r>
-        <w:t xml:space="preserve">5.3.4. Integration with Backend Contracts </w:t>
-      </w:r>
-      <w:r>
-        <w:t>-</w:t>
-      </w:r>
-      <w:r>
-        <w:t xml:space="preserve"> Passed</w:t>
-      </w:r>
-      <w:bookmarkEnd w:id="111"/>
+      <w:bookmarkEnd w:id="123"/>
     </w:p>
     <w:p>
       <w:pPr>
@@ -36409,7 +37002,7 @@
         <w:t>simulated error responses trigger appropriate user feedback.</w:t>
       </w:r>
     </w:p>
-    <w:bookmarkEnd w:id="107"/>
+    <w:bookmarkEnd w:id="119"/>
     <w:p>
       <w:pPr>
         <w:pStyle w:val="Heading3"/>
@@ -36421,11 +37014,11 @@
         <w:pStyle w:val="Heading3"/>
         <w:jc w:val="both"/>
       </w:pPr>
-      <w:bookmarkStart w:id="112" w:name="_Toc215779259"/>
+      <w:bookmarkStart w:id="124" w:name="_Toc215779259"/>
       <w:r>
         <w:t>5.3.5. Coverage Summary</w:t>
       </w:r>
-      <w:bookmarkEnd w:id="112"/>
+      <w:bookmarkEnd w:id="124"/>
     </w:p>
     <w:p>
       <w:pPr>
@@ -36535,7 +37128,6 @@
           <w:sz w:val="24"/>
           <w:szCs w:val="24"/>
         </w:rPr>
-        <w:lastRenderedPageBreak/>
         <w:t>src</w:t>
       </w:r>
       <w:r>
@@ -36599,6 +37191,7 @@
           <w:sz w:val="24"/>
           <w:szCs w:val="24"/>
         </w:rPr>
+        <w:lastRenderedPageBreak/>
         <w:t>src/components</w:t>
       </w:r>
       <w:r>
@@ -36744,11 +37337,11 @@
         <w:pStyle w:val="Heading1"/>
         <w:jc w:val="both"/>
       </w:pPr>
-      <w:bookmarkStart w:id="113" w:name="_Toc215779260"/>
+      <w:bookmarkStart w:id="125" w:name="_Toc215779260"/>
       <w:r>
         <w:t>6. Results and Conclusion</w:t>
       </w:r>
-      <w:bookmarkEnd w:id="113"/>
+      <w:bookmarkEnd w:id="125"/>
     </w:p>
     <w:p>
       <w:pPr>
@@ -36760,11 +37353,11 @@
         <w:pStyle w:val="Heading2"/>
         <w:jc w:val="both"/>
       </w:pPr>
-      <w:bookmarkStart w:id="114" w:name="_Toc215779261"/>
+      <w:bookmarkStart w:id="126" w:name="_Toc215779261"/>
       <w:r>
         <w:t>6.1 Experimental Setup</w:t>
       </w:r>
-      <w:bookmarkEnd w:id="114"/>
+      <w:bookmarkEnd w:id="126"/>
     </w:p>
     <w:p>
       <w:pPr>
@@ -36892,12 +37485,12 @@
         <w:pStyle w:val="Heading2"/>
         <w:jc w:val="both"/>
       </w:pPr>
-      <w:bookmarkStart w:id="115" w:name="_Toc215779262"/>
-      <w:bookmarkStart w:id="116" w:name="_Hlk214729883"/>
+      <w:bookmarkStart w:id="127" w:name="_Toc215779262"/>
+      <w:bookmarkStart w:id="128" w:name="_Hlk214729883"/>
       <w:r>
         <w:t>6.2 Algorithm Performance (Single Prediction)</w:t>
       </w:r>
-      <w:bookmarkEnd w:id="115"/>
+      <w:bookmarkEnd w:id="127"/>
     </w:p>
     <w:p>
       <w:pPr>
@@ -37018,7 +37611,7 @@
           <w:lang w:eastAsia="en-GB"/>
           <w14:ligatures w14:val="none"/>
         </w:rPr>
-        <w:t xml:space="preserve"> Gradient Boosting algorithm achieved the best overall accuracy, with R² = 0.88 and MAE ≈ 1 226 </w:t>
+        <w:t xml:space="preserve"> Gradient Boosting algorithm achieved the best accuracy, with R² = 0.88 and MAE ≈ 1 226 </w:t>
       </w:r>
       <w:r>
         <w:rPr>
@@ -37036,7 +37629,16 @@
           <w:lang w:eastAsia="en-GB"/>
           <w14:ligatures w14:val="none"/>
         </w:rPr>
-        <w:t>. The mean squared error (MSE) was reduced from roughly 8.1 × 10⁶ for the linear models to 3.9 × 10⁶ for Gradient Boosting, confirming the ensemble’s superior ability to capture nonlinear price dependencies.</w:t>
+        <w:t>. The MSE was reduced from 8.1 × 10⁶ for the linear models to 3.9 × 10⁶ for Gradient Boosting</w:t>
+      </w:r>
+      <w:r>
+        <w:rPr>
+          <w:rFonts w:ascii="Arial" w:eastAsia="Times New Roman" w:hAnsi="Arial" w:cs="Arial"/>
+          <w:kern w:val="0"/>
+          <w:lang w:eastAsia="en-GB"/>
+          <w14:ligatures w14:val="none"/>
+        </w:rPr>
+        <w:t>.</w:t>
       </w:r>
     </w:p>
     <w:p>
@@ -37069,7 +37671,8 @@
           <w:lang w:eastAsia="en-GB"/>
           <w14:ligatures w14:val="none"/>
         </w:rPr>
-        <w:t>Regarding computational efficiency, Ridge Regression trained the fastest (≈ 0.2 s total), whereas Gradient Boosting required the longest runtime (≈ 410 s) due to its iterative boosting process. All four models exceeded the minimum performance requirement of R² ≥ 0.5</w:t>
+        <w:lastRenderedPageBreak/>
+        <w:t>Regarding efficiency, Ridge Regression trained the fastest (≈ 0.2 s total)</w:t>
       </w:r>
       <w:r>
         <w:rPr>
@@ -37078,7 +37681,7 @@
           <w:lang w:eastAsia="en-GB"/>
           <w14:ligatures w14:val="none"/>
         </w:rPr>
-        <w:t xml:space="preserve">. Which </w:t>
+        <w:t>.</w:t>
       </w:r>
       <w:r>
         <w:rPr>
@@ -37087,7 +37690,7 @@
           <w:lang w:eastAsia="en-GB"/>
           <w14:ligatures w14:val="none"/>
         </w:rPr>
-        <w:t>demonstrat</w:t>
+        <w:t xml:space="preserve"> Gradient Boosting required the longest runtime (≈ 410 s)</w:t>
       </w:r>
       <w:r>
         <w:rPr>
@@ -37096,7 +37699,7 @@
           <w:lang w:eastAsia="en-GB"/>
           <w14:ligatures w14:val="none"/>
         </w:rPr>
-        <w:t>es</w:t>
+        <w:t xml:space="preserve">. </w:t>
       </w:r>
       <w:r>
         <w:rPr>
@@ -37105,7 +37708,7 @@
           <w:lang w:eastAsia="en-GB"/>
           <w14:ligatures w14:val="none"/>
         </w:rPr>
-        <w:t xml:space="preserve"> that reliable predictive quality across</w:t>
+        <w:t>All four models exceeded the minimum performance requirement of R² ≥ 0.5</w:t>
       </w:r>
       <w:r>
         <w:rPr>
@@ -37114,7 +37717,7 @@
           <w:lang w:eastAsia="en-GB"/>
           <w14:ligatures w14:val="none"/>
         </w:rPr>
-        <w:t xml:space="preserve"> all algortihms</w:t>
+        <w:t xml:space="preserve">. </w:t>
       </w:r>
       <w:r>
         <w:rPr>
@@ -37123,7 +37726,7 @@
           <w:lang w:eastAsia="en-GB"/>
           <w14:ligatures w14:val="none"/>
         </w:rPr>
-        <w:t xml:space="preserve">. These findings </w:t>
+        <w:t>Which shows that all algorithms are able to predict with very good quality.</w:t>
       </w:r>
       <w:r>
         <w:rPr>
@@ -37132,7 +37735,7 @@
           <w:lang w:eastAsia="en-GB"/>
           <w14:ligatures w14:val="none"/>
         </w:rPr>
-        <w:t>confirm</w:t>
+        <w:t xml:space="preserve"> </w:t>
       </w:r>
       <w:r>
         <w:rPr>
@@ -37141,7 +37744,7 @@
           <w:lang w:eastAsia="en-GB"/>
           <w14:ligatures w14:val="none"/>
         </w:rPr>
-        <w:t xml:space="preserve"> that the ensemble-based methods, particularly Gradient Boosting</w:t>
+        <w:t xml:space="preserve">From this we can </w:t>
       </w:r>
       <w:r>
         <w:rPr>
@@ -37150,7 +37753,7 @@
           <w:lang w:eastAsia="en-GB"/>
           <w14:ligatures w14:val="none"/>
         </w:rPr>
-        <w:t xml:space="preserve"> and Random Forest</w:t>
+        <w:t>confirm</w:t>
       </w:r>
       <w:r>
         <w:rPr>
@@ -37159,7 +37762,7 @@
           <w:lang w:eastAsia="en-GB"/>
           <w14:ligatures w14:val="none"/>
         </w:rPr>
-        <w:t>, deliver the highest predictive power for complex used-car price estimation tasks</w:t>
+        <w:t xml:space="preserve"> that the ensemble-based methods</w:t>
       </w:r>
       <w:r>
         <w:rPr>
@@ -37168,7 +37771,7 @@
           <w:lang w:eastAsia="en-GB"/>
           <w14:ligatures w14:val="none"/>
         </w:rPr>
-        <w:t xml:space="preserve">. On the other side, </w:t>
+        <w:t xml:space="preserve"> (</w:t>
       </w:r>
       <w:r>
         <w:rPr>
@@ -37177,10 +37780,55 @@
           <w:lang w:eastAsia="en-GB"/>
           <w14:ligatures w14:val="none"/>
         </w:rPr>
+        <w:t>Gradient Boosting</w:t>
+      </w:r>
+      <w:r>
+        <w:rPr>
+          <w:rFonts w:ascii="Arial" w:eastAsia="Times New Roman" w:hAnsi="Arial" w:cs="Arial"/>
+          <w:kern w:val="0"/>
+          <w:lang w:eastAsia="en-GB"/>
+          <w14:ligatures w14:val="none"/>
+        </w:rPr>
+        <w:t xml:space="preserve"> and Random Forest</w:t>
+      </w:r>
+      <w:r>
+        <w:rPr>
+          <w:rFonts w:ascii="Arial" w:eastAsia="Times New Roman" w:hAnsi="Arial" w:cs="Arial"/>
+          <w:kern w:val="0"/>
+          <w:lang w:eastAsia="en-GB"/>
+          <w14:ligatures w14:val="none"/>
+        </w:rPr>
+        <w:t xml:space="preserve">), </w:t>
+      </w:r>
+      <w:r>
+        <w:rPr>
+          <w:rFonts w:ascii="Arial" w:eastAsia="Times New Roman" w:hAnsi="Arial" w:cs="Arial"/>
+          <w:kern w:val="0"/>
+          <w:lang w:eastAsia="en-GB"/>
+          <w14:ligatures w14:val="none"/>
+        </w:rPr>
+        <w:t>deliver the highest predictive power for complex used-car price estimation tasks</w:t>
+      </w:r>
+      <w:r>
+        <w:rPr>
+          <w:rFonts w:ascii="Arial" w:eastAsia="Times New Roman" w:hAnsi="Arial" w:cs="Arial"/>
+          <w:kern w:val="0"/>
+          <w:lang w:eastAsia="en-GB"/>
+          <w14:ligatures w14:val="none"/>
+        </w:rPr>
+        <w:t xml:space="preserve">. On the other side, </w:t>
+      </w:r>
+      <w:r>
+        <w:rPr>
+          <w:rFonts w:ascii="Arial" w:eastAsia="Times New Roman" w:hAnsi="Arial" w:cs="Arial"/>
+          <w:kern w:val="0"/>
+          <w:lang w:eastAsia="en-GB"/>
+          <w14:ligatures w14:val="none"/>
+        </w:rPr>
         <w:t>Ridge Regression remains an efficient baseline for rapid evaluation.</w:t>
       </w:r>
     </w:p>
-    <w:bookmarkEnd w:id="116"/>
+    <w:bookmarkEnd w:id="128"/>
     <w:p>
       <w:pPr>
         <w:spacing w:before="100" w:beforeAutospacing="1" w:after="100" w:afterAutospacing="1" w:line="360" w:lineRule="auto"/>
@@ -37222,7 +37870,7 @@
                     <pic:cNvPicPr/>
                   </pic:nvPicPr>
                   <pic:blipFill>
-                    <a:blip r:embed="rId14">
+                    <a:blip r:embed="rId13">
                       <a:extLst>
                         <a:ext uri="{28A0092B-C50C-407E-A947-70E740481C1C}">
                           <a14:useLocalDpi xmlns:a14="http://schemas.microsoft.com/office/drawing/2010/main" val="0"/>
@@ -37325,7 +37973,7 @@
           <w:lang w:eastAsia="en-GB"/>
         </w:rPr>
       </w:pPr>
-      <w:bookmarkStart w:id="117" w:name="_Toc215779263"/>
+      <w:bookmarkStart w:id="129" w:name="_Toc215779263"/>
       <w:r>
         <w:rPr>
           <w:rFonts w:eastAsia="Times New Roman"/>
@@ -37333,7 +37981,7 @@
         </w:rPr>
         <w:t>6.3 Price Prediction Over Time (Range Prediction)</w:t>
       </w:r>
-      <w:bookmarkEnd w:id="117"/>
+      <w:bookmarkEnd w:id="129"/>
     </w:p>
     <w:p>
       <w:pPr>
@@ -37361,7 +38009,6 @@
           <w:lang w:eastAsia="en-GB"/>
           <w14:ligatures w14:val="none"/>
         </w:rPr>
-        <w:lastRenderedPageBreak/>
         <w:t xml:space="preserve">To examine how the trained models behave across future target years, a range prediction experiment was performed for a </w:t>
       </w:r>
       <w:r>
@@ -37435,7 +38082,17 @@
           <w:lang w:eastAsia="en-GB"/>
           <w14:ligatures w14:val="none"/>
         </w:rPr>
-        <w:t xml:space="preserve"> present the quantitative metrics, the model information, and the predicted price trajectory between 2025 and 2030.</w:t>
+        <w:t xml:space="preserve"> present </w:t>
+      </w:r>
+      <w:r>
+        <w:rPr>
+          <w:rFonts w:ascii="Arial" w:eastAsia="Times New Roman" w:hAnsi="Arial" w:cs="Arial"/>
+          <w:kern w:val="0"/>
+          <w:lang w:eastAsia="en-GB"/>
+          <w14:ligatures w14:val="none"/>
+        </w:rPr>
+        <w:lastRenderedPageBreak/>
+        <w:t>the quantitative metrics, the model information, and the predicted price trajectory between 2025 and 2030.</w:t>
       </w:r>
     </w:p>
     <w:p>
@@ -37481,7 +38138,7 @@
                     <pic:cNvPicPr/>
                   </pic:nvPicPr>
                   <pic:blipFill rotWithShape="1">
-                    <a:blip r:embed="rId15"/>
+                    <a:blip r:embed="rId14"/>
                     <a:srcRect r="1633"/>
                     <a:stretch>
                       <a:fillRect/>
@@ -37702,7 +38359,7 @@
         </w:rPr>
         <w:t>.  They use Ridge Regression as their base estimator and they maintained the same overall downward trend but captured finer nonlinear variations in the rate of depreciation</w:t>
       </w:r>
-      <w:bookmarkStart w:id="118" w:name="_Hlk214730033"/>
+      <w:bookmarkStart w:id="130" w:name="_Hlk214730033"/>
       <w:r>
         <w:rPr>
           <w:rFonts w:ascii="Arial" w:eastAsia="Times New Roman" w:hAnsi="Arial" w:cs="Arial"/>
@@ -37710,19 +38367,9 @@
           <w:lang w:eastAsia="en-GB"/>
           <w14:ligatures w14:val="none"/>
         </w:rPr>
-        <w:t xml:space="preserve">. The rate of depreciation captured by all models was gradual and stable, </w:t>
-      </w:r>
-      <w:r>
-        <w:rPr>
-          <w:rFonts w:ascii="Arial" w:eastAsia="Times New Roman" w:hAnsi="Arial" w:cs="Arial"/>
-          <w:kern w:val="0"/>
-          <w:lang w:eastAsia="en-GB"/>
-          <w14:ligatures w14:val="none"/>
-        </w:rPr>
-        <w:lastRenderedPageBreak/>
-        <w:t>confirming that the anchor-year training strategy yields models that generalise sensibly when extrapolating beyond the year of training.</w:t>
-      </w:r>
-      <w:bookmarkEnd w:id="118"/>
+        <w:t>. The rate of depreciation captured by all models was gradual and stable, confirming that the anchor-year training strategy yields models that generalise sensibly when extrapolating beyond the year of training.</w:t>
+      </w:r>
+      <w:bookmarkEnd w:id="130"/>
     </w:p>
     <w:p>
       <w:pPr>
@@ -37750,6 +38397,7 @@
           <w:lang w:eastAsia="en-GB"/>
           <w14:ligatures w14:val="none"/>
         </w:rPr>
+        <w:lastRenderedPageBreak/>
         <w:drawing>
           <wp:inline distT="0" distB="0" distL="0" distR="0" wp14:anchorId="1383E641" wp14:editId="46250C5A">
             <wp:extent cx="5390290" cy="3638716"/>
@@ -37766,7 +38414,7 @@
                     <pic:cNvPicPr/>
                   </pic:nvPicPr>
                   <pic:blipFill>
-                    <a:blip r:embed="rId16"/>
+                    <a:blip r:embed="rId15"/>
                     <a:stretch>
                       <a:fillRect/>
                     </a:stretch>
@@ -37786,7 +38434,7 @@
           </wp:inline>
         </w:drawing>
       </w:r>
-      <w:bookmarkStart w:id="119" w:name="_Hlk214718149"/>
+      <w:bookmarkStart w:id="131" w:name="_Hlk214718149"/>
     </w:p>
     <w:p>
       <w:pPr>
@@ -37852,7 +38500,7 @@
         </w:rPr>
       </w:pPr>
     </w:p>
-    <w:bookmarkEnd w:id="119"/>
+    <w:bookmarkEnd w:id="131"/>
     <w:p>
       <w:pPr>
         <w:spacing w:before="100" w:beforeAutospacing="1" w:after="100" w:afterAutospacing="1" w:line="360" w:lineRule="auto"/>
@@ -37986,7 +38634,7 @@
                     <pic:cNvPicPr/>
                   </pic:nvPicPr>
                   <pic:blipFill>
-                    <a:blip r:embed="rId17"/>
+                    <a:blip r:embed="rId16"/>
                     <a:stretch>
                       <a:fillRect/>
                     </a:stretch>
@@ -38076,11 +38724,11 @@
         <w:pStyle w:val="Heading2"/>
         <w:jc w:val="both"/>
       </w:pPr>
-      <w:bookmarkStart w:id="120" w:name="_Toc215779264"/>
+      <w:bookmarkStart w:id="132" w:name="_Toc215779264"/>
       <w:r>
         <w:t>6.4 Comparison Views</w:t>
       </w:r>
-      <w:bookmarkEnd w:id="120"/>
+      <w:bookmarkEnd w:id="132"/>
     </w:p>
     <w:p>
       <w:pPr>
@@ -38162,15 +38810,15 @@
         <w:pStyle w:val="Heading2"/>
         <w:jc w:val="both"/>
       </w:pPr>
-      <w:bookmarkStart w:id="121" w:name="_Toc215779265"/>
-      <w:bookmarkStart w:id="122" w:name="_Hlk214718859"/>
+      <w:bookmarkStart w:id="133" w:name="_Toc215779265"/>
+      <w:bookmarkStart w:id="134" w:name="_Hlk214718859"/>
       <w:r>
         <w:lastRenderedPageBreak/>
         <w:t>6.5 Future Developments</w:t>
       </w:r>
-      <w:bookmarkEnd w:id="121"/>
-    </w:p>
-    <w:bookmarkEnd w:id="122"/>
+      <w:bookmarkEnd w:id="133"/>
+    </w:p>
+    <w:bookmarkEnd w:id="134"/>
     <w:p>
       <w:pPr>
         <w:pStyle w:val="p2"/>
@@ -38226,13 +38874,31 @@
         <w:rPr>
           <w:rFonts w:ascii="Arial" w:hAnsi="Arial" w:cs="Arial"/>
         </w:rPr>
-        <w:t xml:space="preserve"> high accuracy across the trained models</w:t>
-      </w:r>
-      <w:r>
-        <w:rPr>
-          <w:rFonts w:ascii="Arial" w:hAnsi="Arial" w:cs="Arial"/>
-        </w:rPr>
-        <w:t xml:space="preserve">. It provides </w:t>
+        <w:t xml:space="preserve"> high </w:t>
+      </w:r>
+      <w:r>
+        <w:rPr>
+          <w:rFonts w:ascii="Arial" w:hAnsi="Arial" w:cs="Arial"/>
+        </w:rPr>
+        <w:t>metrics for all alortihms</w:t>
+      </w:r>
+      <w:r>
+        <w:rPr>
+          <w:rFonts w:ascii="Arial" w:hAnsi="Arial" w:cs="Arial"/>
+        </w:rPr>
+        <w:t xml:space="preserve">. It </w:t>
+      </w:r>
+      <w:r>
+        <w:rPr>
+          <w:rFonts w:ascii="Arial" w:hAnsi="Arial" w:cs="Arial"/>
+        </w:rPr>
+        <w:t xml:space="preserve">also </w:t>
+      </w:r>
+      <w:r>
+        <w:rPr>
+          <w:rFonts w:ascii="Arial" w:hAnsi="Arial" w:cs="Arial"/>
+        </w:rPr>
+        <w:t xml:space="preserve">provides </w:t>
       </w:r>
       <w:r>
         <w:rPr>
@@ -38250,19 +38916,43 @@
         <w:rPr>
           <w:rFonts w:ascii="Arial" w:hAnsi="Arial" w:cs="Arial"/>
         </w:rPr>
-        <w:t xml:space="preserve">here are several valuable enhancements that could be implemented to further improve functionality and extend the system. Their absence does not reduce </w:t>
-      </w:r>
-      <w:r>
-        <w:rPr>
-          <w:rFonts w:ascii="Arial" w:hAnsi="Arial" w:cs="Arial"/>
-        </w:rPr>
-        <w:t xml:space="preserve">what is achieved in this project </w:t>
-      </w:r>
-      <w:r>
-        <w:rPr>
-          <w:rFonts w:ascii="Arial" w:hAnsi="Arial" w:cs="Arial"/>
-        </w:rPr>
-        <w:t>but instead outlines possible directions for future development and research:</w:t>
+        <w:t xml:space="preserve">here are several valuable enhancements that could be implemented to further improve </w:t>
+      </w:r>
+      <w:r>
+        <w:rPr>
+          <w:rFonts w:ascii="Arial" w:hAnsi="Arial" w:cs="Arial"/>
+        </w:rPr>
+        <w:t>the project</w:t>
+      </w:r>
+      <w:r>
+        <w:rPr>
+          <w:rFonts w:ascii="Arial" w:hAnsi="Arial" w:cs="Arial"/>
+        </w:rPr>
+        <w:t xml:space="preserve">. </w:t>
+      </w:r>
+      <w:r>
+        <w:rPr>
+          <w:rFonts w:ascii="Arial" w:hAnsi="Arial" w:cs="Arial"/>
+        </w:rPr>
+        <w:t>But they do not overshadow</w:t>
+      </w:r>
+      <w:r>
+        <w:rPr>
+          <w:rFonts w:ascii="Arial" w:hAnsi="Arial" w:cs="Arial"/>
+        </w:rPr>
+        <w:t xml:space="preserve"> </w:t>
+      </w:r>
+      <w:r>
+        <w:rPr>
+          <w:rFonts w:ascii="Arial" w:hAnsi="Arial" w:cs="Arial"/>
+        </w:rPr>
+        <w:t>what is achieved in this project</w:t>
+      </w:r>
+      <w:r>
+        <w:rPr>
+          <w:rFonts w:ascii="Arial" w:hAnsi="Arial" w:cs="Arial"/>
+        </w:rPr>
+        <w:t>. They are additional possible directions in which the project can expand on:</w:t>
       </w:r>
     </w:p>
     <w:p>
@@ -38460,8 +39150,14 @@
         <w:rPr>
           <w:rFonts w:ascii="Arial" w:hAnsi="Arial" w:cs="Arial"/>
         </w:rPr>
+        <w:t xml:space="preserve">The current implementation focuses on four regression algorithms: Linear, Ridge, Random Forest, and Gradient Boosting. Extending the framework to </w:t>
+      </w:r>
+      <w:r>
+        <w:rPr>
+          <w:rFonts w:ascii="Arial" w:hAnsi="Arial" w:cs="Arial"/>
+        </w:rPr>
         <w:lastRenderedPageBreak/>
-        <w:t>The current implementation focuses on four regression algorithms: Linear, Ridge, Random Forest, and Gradient Boosting. Extending the framework to include other approaches</w:t>
+        <w:t>include other approaches</w:t>
       </w:r>
       <w:r>
         <w:rPr>
@@ -38541,11 +39237,11 @@
         <w:pStyle w:val="Heading2"/>
         <w:jc w:val="both"/>
       </w:pPr>
-      <w:bookmarkStart w:id="123" w:name="_Toc215779266"/>
+      <w:bookmarkStart w:id="135" w:name="_Toc215779266"/>
       <w:r>
         <w:t>6.6 Conclusion</w:t>
       </w:r>
-      <w:bookmarkEnd w:id="123"/>
+      <w:bookmarkEnd w:id="135"/>
     </w:p>
     <w:p>
       <w:pPr>
@@ -38577,7 +39273,7 @@
           <w:lang w:eastAsia="en-GB"/>
           <w14:ligatures w14:val="none"/>
         </w:rPr>
-        <w:t>This project implementes a complete machine-learning system for predicting used-car prices based on historical market data. It meets all functional and non-functional requirements. It provides a fully operational backend and a responsive web interface for visualising predictions, performance metrics, and model information.</w:t>
+        <w:t>This project implementes a machine-learning system for predicting used-car prices based on historical market data. It meets all functional and non-functional requirements. It provides a fully operational backend and a responsive web interface for visualising predictions, performance metrics, and model information.</w:t>
       </w:r>
     </w:p>
     <w:p>
@@ -38610,7 +39306,7 @@
           <w:lang w:eastAsia="en-GB"/>
           <w14:ligatures w14:val="none"/>
         </w:rPr>
-        <w:t xml:space="preserve">The implemented algorithms - Linear Regression, Ridge Regression, Ridge + Random Forest, and Ridge + Gradient Boosting - demonstrated strong predictive accuracy, with all models exceeding the minimum performance target of R² ≥ 0.5. </w:t>
+        <w:t xml:space="preserve">The implemented algorithms - Linear Regression, Ridge Regression, Ridge + Random Forest, and Ridge + Gradient Boosting - demonstrate </w:t>
       </w:r>
       <w:r>
         <w:rPr>
@@ -38619,7 +39315,7 @@
           <w:lang w:eastAsia="en-GB"/>
           <w14:ligatures w14:val="none"/>
         </w:rPr>
-        <w:t>T</w:t>
+        <w:t xml:space="preserve">amazing </w:t>
       </w:r>
       <w:r>
         <w:rPr>
@@ -38628,7 +39324,16 @@
           <w:lang w:eastAsia="en-GB"/>
           <w14:ligatures w14:val="none"/>
         </w:rPr>
-        <w:t>he ensemble regressors achieved the highest precision</w:t>
+        <w:t>predictive accuracy</w:t>
+      </w:r>
+      <w:r>
+        <w:rPr>
+          <w:rFonts w:ascii="Arial" w:eastAsia="Times New Roman" w:hAnsi="Arial" w:cs="Arial"/>
+          <w:kern w:val="0"/>
+          <w:lang w:val="en-US" w:eastAsia="en-GB"/>
+          <w14:ligatures w14:val="none"/>
+        </w:rPr>
+        <w:t>.</w:t>
       </w:r>
       <w:r>
         <w:rPr>
@@ -38637,7 +39342,7 @@
           <w:lang w:eastAsia="en-GB"/>
           <w14:ligatures w14:val="none"/>
         </w:rPr>
-        <w:t>. Which confirms</w:t>
+        <w:t xml:space="preserve"> </w:t>
       </w:r>
       <w:r>
         <w:rPr>
@@ -38646,7 +39351,7 @@
           <w:lang w:eastAsia="en-GB"/>
           <w14:ligatures w14:val="none"/>
         </w:rPr>
-        <w:t xml:space="preserve"> that residual learning based on Ridge Regression effectively captures nonlinear relationships between features such as production year, mileage, and fuel type. The system’s anchor-year training mechanism enable</w:t>
+        <w:t>Each model</w:t>
       </w:r>
       <w:r>
         <w:rPr>
@@ -38655,26 +39360,32 @@
           <w:lang w:eastAsia="en-GB"/>
           <w14:ligatures w14:val="none"/>
         </w:rPr>
-        <w:t>s</w:t>
-      </w:r>
-      <w:r>
+        <w:t xml:space="preserve"> models exceeding the minimum performance target of R² ≥ 0.5. </w:t>
+      </w:r>
+    </w:p>
+    <w:p>
+      <w:pPr>
+        <w:spacing w:before="100" w:beforeAutospacing="1" w:after="100" w:afterAutospacing="1" w:line="360" w:lineRule="auto"/>
+        <w:jc w:val="both"/>
         <w:rPr>
           <w:rFonts w:ascii="Arial" w:eastAsia="Times New Roman" w:hAnsi="Arial" w:cs="Arial"/>
           <w:kern w:val="0"/>
           <w:lang w:eastAsia="en-GB"/>
           <w14:ligatures w14:val="none"/>
         </w:rPr>
-        <w:t xml:space="preserve"> consistent forecasts across multi-year </w:t>
-      </w:r>
-      <w:r>
+      </w:pPr>
+    </w:p>
+    <w:p>
+      <w:pPr>
+        <w:spacing w:before="100" w:beforeAutospacing="1" w:after="100" w:afterAutospacing="1" w:line="360" w:lineRule="auto"/>
+        <w:jc w:val="both"/>
         <w:rPr>
           <w:rFonts w:ascii="Arial" w:eastAsia="Times New Roman" w:hAnsi="Arial" w:cs="Arial"/>
           <w:kern w:val="0"/>
           <w:lang w:eastAsia="en-GB"/>
           <w14:ligatures w14:val="none"/>
         </w:rPr>
-        <w:t>predictions</w:t>
-      </w:r>
+      </w:pPr>
       <w:r>
         <w:rPr>
           <w:rFonts w:ascii="Arial" w:eastAsia="Times New Roman" w:hAnsi="Arial" w:cs="Arial"/>
@@ -38682,6 +39393,255 @@
           <w:lang w:eastAsia="en-GB"/>
           <w14:ligatures w14:val="none"/>
         </w:rPr>
+        <w:t xml:space="preserve">Gradient Boosting and Random Forest </w:t>
+      </w:r>
+      <w:r>
+        <w:rPr>
+          <w:rFonts w:ascii="Arial" w:eastAsia="Times New Roman" w:hAnsi="Arial" w:cs="Arial"/>
+          <w:kern w:val="0"/>
+          <w:lang w:eastAsia="en-GB"/>
+          <w14:ligatures w14:val="none"/>
+        </w:rPr>
+        <w:t>achieved the highest precision</w:t>
+      </w:r>
+      <w:r>
+        <w:rPr>
+          <w:rFonts w:ascii="Arial" w:eastAsia="Times New Roman" w:hAnsi="Arial" w:cs="Arial"/>
+          <w:kern w:val="0"/>
+          <w:lang w:eastAsia="en-GB"/>
+          <w14:ligatures w14:val="none"/>
+        </w:rPr>
+        <w:t>. Which confirms</w:t>
+      </w:r>
+      <w:r>
+        <w:rPr>
+          <w:rFonts w:ascii="Arial" w:eastAsia="Times New Roman" w:hAnsi="Arial" w:cs="Arial"/>
+          <w:kern w:val="0"/>
+          <w:lang w:eastAsia="en-GB"/>
+          <w14:ligatures w14:val="none"/>
+        </w:rPr>
+        <w:t xml:space="preserve"> that </w:t>
+      </w:r>
+      <w:r>
+        <w:rPr>
+          <w:rFonts w:ascii="Arial" w:eastAsia="Times New Roman" w:hAnsi="Arial" w:cs="Arial"/>
+          <w:kern w:val="0"/>
+          <w:lang w:eastAsia="en-GB"/>
+          <w14:ligatures w14:val="none"/>
+        </w:rPr>
+        <w:t xml:space="preserve">their combination with </w:t>
+      </w:r>
+      <w:r>
+        <w:rPr>
+          <w:rFonts w:ascii="Arial" w:eastAsia="Times New Roman" w:hAnsi="Arial" w:cs="Arial"/>
+          <w:kern w:val="0"/>
+          <w:lang w:eastAsia="en-GB"/>
+          <w14:ligatures w14:val="none"/>
+        </w:rPr>
+        <w:t xml:space="preserve">residual learning based on Ridge Regression effectively captures nonlinear relationships between </w:t>
+      </w:r>
+      <w:r>
+        <w:rPr>
+          <w:rFonts w:ascii="Arial" w:eastAsia="Times New Roman" w:hAnsi="Arial" w:cs="Arial"/>
+          <w:kern w:val="0"/>
+          <w:lang w:eastAsia="en-GB"/>
+          <w14:ligatures w14:val="none"/>
+        </w:rPr>
+        <w:t xml:space="preserve">different vehicle </w:t>
+      </w:r>
+      <w:r>
+        <w:rPr>
+          <w:rFonts w:ascii="Arial" w:eastAsia="Times New Roman" w:hAnsi="Arial" w:cs="Arial"/>
+          <w:kern w:val="0"/>
+          <w:lang w:eastAsia="en-GB"/>
+          <w14:ligatures w14:val="none"/>
+        </w:rPr>
+        <w:t>features.</w:t>
+      </w:r>
+    </w:p>
+    <w:p>
+      <w:pPr>
+        <w:spacing w:before="100" w:beforeAutospacing="1" w:after="100" w:afterAutospacing="1" w:line="360" w:lineRule="auto"/>
+        <w:jc w:val="both"/>
+        <w:rPr>
+          <w:rFonts w:ascii="Arial" w:eastAsia="Times New Roman" w:hAnsi="Arial" w:cs="Arial"/>
+          <w:kern w:val="0"/>
+          <w:lang w:eastAsia="en-GB"/>
+          <w14:ligatures w14:val="none"/>
+        </w:rPr>
+      </w:pPr>
+    </w:p>
+    <w:p>
+      <w:pPr>
+        <w:spacing w:before="100" w:beforeAutospacing="1" w:after="100" w:afterAutospacing="1" w:line="360" w:lineRule="auto"/>
+        <w:jc w:val="both"/>
+        <w:rPr>
+          <w:rFonts w:ascii="Arial" w:eastAsia="Times New Roman" w:hAnsi="Arial" w:cs="Arial"/>
+          <w:kern w:val="0"/>
+          <w:lang w:eastAsia="en-GB"/>
+          <w14:ligatures w14:val="none"/>
+        </w:rPr>
+      </w:pPr>
+      <w:r>
+        <w:rPr>
+          <w:rFonts w:ascii="Arial" w:eastAsia="Times New Roman" w:hAnsi="Arial" w:cs="Arial"/>
+          <w:kern w:val="0"/>
+          <w:lang w:eastAsia="en-GB"/>
+          <w14:ligatures w14:val="none"/>
+        </w:rPr>
+        <w:t>In addition to performance</w:t>
+      </w:r>
+      <w:r>
+        <w:rPr>
+          <w:rFonts w:ascii="Arial" w:eastAsia="Times New Roman" w:hAnsi="Arial" w:cs="Arial"/>
+          <w:kern w:val="0"/>
+          <w:lang w:eastAsia="en-GB"/>
+          <w14:ligatures w14:val="none"/>
+        </w:rPr>
+        <w:t xml:space="preserve"> of each algorithm</w:t>
+      </w:r>
+      <w:r>
+        <w:rPr>
+          <w:rFonts w:ascii="Arial" w:eastAsia="Times New Roman" w:hAnsi="Arial" w:cs="Arial"/>
+          <w:kern w:val="0"/>
+          <w:lang w:eastAsia="en-GB"/>
+          <w14:ligatures w14:val="none"/>
+        </w:rPr>
+        <w:t xml:space="preserve">, the project </w:t>
+      </w:r>
+      <w:r>
+        <w:rPr>
+          <w:rFonts w:ascii="Arial" w:eastAsia="Times New Roman" w:hAnsi="Arial" w:cs="Arial"/>
+          <w:kern w:val="0"/>
+          <w:lang w:eastAsia="en-GB"/>
+          <w14:ligatures w14:val="none"/>
+        </w:rPr>
+        <w:t>focused</w:t>
+      </w:r>
+      <w:r>
+        <w:rPr>
+          <w:rFonts w:ascii="Arial" w:eastAsia="Times New Roman" w:hAnsi="Arial" w:cs="Arial"/>
+          <w:kern w:val="0"/>
+          <w:lang w:eastAsia="en-GB"/>
+          <w14:ligatures w14:val="none"/>
+        </w:rPr>
+        <w:t xml:space="preserve"> </w:t>
+      </w:r>
+      <w:r>
+        <w:rPr>
+          <w:rFonts w:ascii="Arial" w:eastAsia="Times New Roman" w:hAnsi="Arial" w:cs="Arial"/>
+          <w:kern w:val="0"/>
+          <w:lang w:eastAsia="en-GB"/>
+          <w14:ligatures w14:val="none"/>
+        </w:rPr>
+        <w:t>quality of the project itself and to ensure that the code is well tested.</w:t>
+      </w:r>
+      <w:r>
+        <w:rPr>
+          <w:rFonts w:ascii="Arial" w:eastAsia="Times New Roman" w:hAnsi="Arial" w:cs="Arial"/>
+          <w:kern w:val="0"/>
+          <w:lang w:eastAsia="en-GB"/>
+          <w14:ligatures w14:val="none"/>
+        </w:rPr>
+        <w:t xml:space="preserve"> The backend reached 84 % code coverage</w:t>
+      </w:r>
+      <w:r>
+        <w:rPr>
+          <w:rFonts w:ascii="Arial" w:eastAsia="Times New Roman" w:hAnsi="Arial" w:cs="Arial"/>
+          <w:kern w:val="0"/>
+          <w:lang w:eastAsia="en-GB"/>
+          <w14:ligatures w14:val="none"/>
+        </w:rPr>
+        <w:t>. T</w:t>
+      </w:r>
+      <w:r>
+        <w:rPr>
+          <w:rFonts w:ascii="Arial" w:eastAsia="Times New Roman" w:hAnsi="Arial" w:cs="Arial"/>
+          <w:kern w:val="0"/>
+          <w:lang w:eastAsia="en-GB"/>
+          <w14:ligatures w14:val="none"/>
+        </w:rPr>
+        <w:t xml:space="preserve">he frontend achieved over 96 %. The API’s validation and error-handling mechanisms guarantee </w:t>
+      </w:r>
+      <w:r>
+        <w:rPr>
+          <w:rFonts w:ascii="Arial" w:eastAsia="Times New Roman" w:hAnsi="Arial" w:cs="Arial"/>
+          <w:kern w:val="0"/>
+          <w:lang w:eastAsia="en-GB"/>
+          <w14:ligatures w14:val="none"/>
+        </w:rPr>
+        <w:t>that all requests valid or invalid will be handled</w:t>
+      </w:r>
+      <w:r>
+        <w:rPr>
+          <w:rFonts w:ascii="Arial" w:eastAsia="Times New Roman" w:hAnsi="Arial" w:cs="Arial"/>
+          <w:kern w:val="0"/>
+          <w:lang w:eastAsia="en-GB"/>
+          <w14:ligatures w14:val="none"/>
+        </w:rPr>
+        <w:t>.</w:t>
+      </w:r>
+      <w:r>
+        <w:rPr>
+          <w:rFonts w:ascii="Arial" w:eastAsia="Times New Roman" w:hAnsi="Arial" w:cs="Arial"/>
+          <w:kern w:val="0"/>
+          <w:lang w:eastAsia="en-GB"/>
+          <w14:ligatures w14:val="none"/>
+        </w:rPr>
+        <w:t xml:space="preserve"> </w:t>
+      </w:r>
+      <w:r>
+        <w:rPr>
+          <w:rFonts w:ascii="Arial" w:eastAsia="Times New Roman" w:hAnsi="Arial" w:cs="Arial"/>
+          <w:kern w:val="0"/>
+          <w:lang w:eastAsia="en-GB"/>
+          <w14:ligatures w14:val="none"/>
+        </w:rPr>
+        <w:t>T</w:t>
+      </w:r>
+      <w:r>
+        <w:rPr>
+          <w:rFonts w:ascii="Arial" w:eastAsia="Times New Roman" w:hAnsi="Arial" w:cs="Arial"/>
+          <w:kern w:val="0"/>
+          <w:lang w:eastAsia="en-GB"/>
+          <w14:ligatures w14:val="none"/>
+        </w:rPr>
+        <w:t xml:space="preserve">he frontend presents complex model metrics </w:t>
+      </w:r>
+      <w:r>
+        <w:rPr>
+          <w:rFonts w:ascii="Arial" w:eastAsia="Times New Roman" w:hAnsi="Arial" w:cs="Arial"/>
+          <w:kern w:val="0"/>
+          <w:lang w:eastAsia="en-GB"/>
+          <w14:ligatures w14:val="none"/>
+        </w:rPr>
+        <w:t xml:space="preserve">using </w:t>
+      </w:r>
+      <w:r>
+        <w:rPr>
+          <w:rFonts w:ascii="Arial" w:eastAsia="Times New Roman" w:hAnsi="Arial" w:cs="Arial"/>
+          <w:kern w:val="0"/>
+          <w:lang w:eastAsia="en-GB"/>
+          <w14:ligatures w14:val="none"/>
+        </w:rPr>
+        <w:t>user-friendly</w:t>
+      </w:r>
+      <w:r>
+        <w:rPr>
+          <w:rFonts w:ascii="Arial" w:eastAsia="Times New Roman" w:hAnsi="Arial" w:cs="Arial"/>
+          <w:kern w:val="0"/>
+          <w:lang w:eastAsia="en-GB"/>
+          <w14:ligatures w14:val="none"/>
+        </w:rPr>
+        <w:t xml:space="preserve"> elements</w:t>
+      </w:r>
+      <w:r>
+        <w:rPr>
+          <w:rFonts w:ascii="Arial" w:eastAsia="Times New Roman" w:hAnsi="Arial" w:cs="Arial"/>
+          <w:kern w:val="0"/>
+          <w:lang w:eastAsia="en-GB"/>
+          <w14:ligatures w14:val="none"/>
+        </w:rPr>
         <w:t>.</w:t>
       </w:r>
     </w:p>
@@ -38715,97 +39675,8 @@
           <w:lang w:eastAsia="en-GB"/>
           <w14:ligatures w14:val="none"/>
         </w:rPr>
-        <w:t xml:space="preserve">In addition to predictive performance, the project </w:t>
-      </w:r>
-      <w:r>
-        <w:rPr>
-          <w:rFonts w:ascii="Arial" w:eastAsia="Times New Roman" w:hAnsi="Arial" w:cs="Arial"/>
-          <w:kern w:val="0"/>
-          <w:lang w:eastAsia="en-GB"/>
-          <w14:ligatures w14:val="none"/>
-        </w:rPr>
-        <w:t>focused</w:t>
-      </w:r>
-      <w:r>
-        <w:rPr>
-          <w:rFonts w:ascii="Arial" w:eastAsia="Times New Roman" w:hAnsi="Arial" w:cs="Arial"/>
-          <w:kern w:val="0"/>
-          <w:lang w:eastAsia="en-GB"/>
-          <w14:ligatures w14:val="none"/>
-        </w:rPr>
-        <w:t xml:space="preserve"> software quality and robustness. The backend reached 84 % code coverage, while the frontend achieved over 96 %. The API’s validation and error-handling mechanisms guarantee clear feedback for both valid and invalid requests</w:t>
-      </w:r>
-      <w:r>
-        <w:rPr>
-          <w:rFonts w:ascii="Arial" w:eastAsia="Times New Roman" w:hAnsi="Arial" w:cs="Arial"/>
-          <w:kern w:val="0"/>
-          <w:lang w:eastAsia="en-GB"/>
-          <w14:ligatures w14:val="none"/>
-        </w:rPr>
-        <w:t>.</w:t>
-      </w:r>
-      <w:r>
-        <w:rPr>
-          <w:rFonts w:ascii="Arial" w:eastAsia="Times New Roman" w:hAnsi="Arial" w:cs="Arial"/>
-          <w:kern w:val="0"/>
-          <w:lang w:eastAsia="en-GB"/>
-          <w14:ligatures w14:val="none"/>
-        </w:rPr>
-        <w:t xml:space="preserve"> </w:t>
-      </w:r>
-      <w:r>
-        <w:rPr>
-          <w:rFonts w:ascii="Arial" w:eastAsia="Times New Roman" w:hAnsi="Arial" w:cs="Arial"/>
-          <w:kern w:val="0"/>
-          <w:lang w:eastAsia="en-GB"/>
-          <w14:ligatures w14:val="none"/>
-        </w:rPr>
-        <w:t>T</w:t>
-      </w:r>
-      <w:r>
-        <w:rPr>
-          <w:rFonts w:ascii="Arial" w:eastAsia="Times New Roman" w:hAnsi="Arial" w:cs="Arial"/>
-          <w:kern w:val="0"/>
-          <w:lang w:eastAsia="en-GB"/>
-          <w14:ligatures w14:val="none"/>
-        </w:rPr>
-        <w:t xml:space="preserve">he frontend’s presents complex model metrics </w:t>
-      </w:r>
-      <w:r>
-        <w:rPr>
-          <w:rFonts w:ascii="Arial" w:eastAsia="Times New Roman" w:hAnsi="Arial" w:cs="Arial"/>
-          <w:kern w:val="0"/>
-          <w:lang w:eastAsia="en-GB"/>
-          <w14:ligatures w14:val="none"/>
-        </w:rPr>
-        <w:t xml:space="preserve">using </w:t>
-      </w:r>
-      <w:r>
-        <w:rPr>
-          <w:rFonts w:ascii="Arial" w:eastAsia="Times New Roman" w:hAnsi="Arial" w:cs="Arial"/>
-          <w:kern w:val="0"/>
-          <w:lang w:eastAsia="en-GB"/>
-          <w14:ligatures w14:val="none"/>
-        </w:rPr>
-        <w:t>user-friendly</w:t>
-      </w:r>
-      <w:r>
-        <w:rPr>
-          <w:rFonts w:ascii="Arial" w:eastAsia="Times New Roman" w:hAnsi="Arial" w:cs="Arial"/>
-          <w:kern w:val="0"/>
-          <w:lang w:eastAsia="en-GB"/>
-          <w14:ligatures w14:val="none"/>
-        </w:rPr>
-        <w:t xml:space="preserve"> elements</w:t>
-      </w:r>
-      <w:r>
-        <w:rPr>
-          <w:rFonts w:ascii="Arial" w:eastAsia="Times New Roman" w:hAnsi="Arial" w:cs="Arial"/>
-          <w:kern w:val="0"/>
-          <w:lang w:eastAsia="en-GB"/>
-          <w14:ligatures w14:val="none"/>
-        </w:rPr>
-        <w:t>.</w:t>
+        <w:lastRenderedPageBreak/>
+        <w:t>Overall, the project proves that machine learning can be effectively applied to used-car price prediction. And it can be achieved by combining reliable regression models with a clear and responsive web user interface. The project provides accurate and easy-to-use forecasts. It forms a solid base for future extensions such as training directly from the web application and algorithm expansion.</w:t>
       </w:r>
     </w:p>
     <w:p>
@@ -38822,51 +39693,17 @@
     </w:p>
     <w:p>
       <w:pPr>
-        <w:spacing w:before="100" w:beforeAutospacing="1" w:after="100" w:afterAutospacing="1" w:line="360" w:lineRule="auto"/>
-        <w:jc w:val="both"/>
-        <w:rPr>
-          <w:rFonts w:ascii="Arial" w:eastAsia="Times New Roman" w:hAnsi="Arial" w:cs="Arial"/>
-          <w:kern w:val="0"/>
-          <w:lang w:eastAsia="en-GB"/>
-          <w14:ligatures w14:val="none"/>
-        </w:rPr>
-      </w:pPr>
-      <w:r>
-        <w:rPr>
-          <w:rFonts w:ascii="Arial" w:eastAsia="Times New Roman" w:hAnsi="Arial" w:cs="Arial"/>
-          <w:kern w:val="0"/>
-          <w:lang w:eastAsia="en-GB"/>
-          <w14:ligatures w14:val="none"/>
-        </w:rPr>
-        <w:lastRenderedPageBreak/>
-        <w:t>Overall, the project proves that machine learning can be effectively applied to used-car price prediction. And it can be achieved by combining reliable regression models with a clear and responsive web user interface. The project provides accurate and easy-to-use forecasts. It forms a solid base for future extensions such as training directly from the web application and algorithm expansion.</w:t>
-      </w:r>
-    </w:p>
-    <w:p>
-      <w:pPr>
-        <w:spacing w:before="100" w:beforeAutospacing="1" w:after="100" w:afterAutospacing="1" w:line="360" w:lineRule="auto"/>
-        <w:jc w:val="both"/>
-        <w:rPr>
-          <w:rFonts w:eastAsia="Times New Roman" w:cs="Times New Roman"/>
-          <w:kern w:val="0"/>
-          <w:lang w:eastAsia="en-GB"/>
-          <w14:ligatures w14:val="none"/>
-        </w:rPr>
-      </w:pPr>
-    </w:p>
-    <w:p>
-      <w:pPr>
         <w:pStyle w:val="Heading1"/>
         <w:jc w:val="both"/>
       </w:pPr>
-      <w:bookmarkStart w:id="124" w:name="_Toc215779267"/>
+      <w:bookmarkStart w:id="136" w:name="_Toc215779267"/>
       <w:r>
         <w:t xml:space="preserve">7. </w:t>
       </w:r>
       <w:r>
         <w:t>References</w:t>
       </w:r>
-      <w:bookmarkEnd w:id="124"/>
+      <w:bookmarkEnd w:id="136"/>
     </w:p>
     <w:p>
       <w:pPr>
@@ -38881,7 +39718,7 @@
         </w:rPr>
       </w:pPr>
     </w:p>
-    <w:bookmarkStart w:id="125" w:name="_Hlk211686765"/>
+    <w:bookmarkStart w:id="137" w:name="_Hlk211686765"/>
     <w:p>
       <w:pPr>
         <w:pStyle w:val="Bibliography"/>
@@ -39605,11 +40442,11 @@
         <w:fldChar w:fldCharType="end"/>
       </w:r>
       <w:bookmarkEnd w:id="1"/>
-      <w:bookmarkEnd w:id="125"/>
+      <w:bookmarkEnd w:id="137"/>
     </w:p>
     <w:sectPr>
-      <w:footerReference w:type="even" r:id="rId18"/>
-      <w:footerReference w:type="default" r:id="rId19"/>
+      <w:footerReference w:type="even" r:id="rId17"/>
+      <w:footerReference w:type="default" r:id="rId18"/>
       <w:pgSz w:w="11906" w:h="16838"/>
       <w:pgMar w:top="1440" w:right="1440" w:bottom="1440" w:left="1440" w:header="708" w:footer="708" w:gutter="0"/>
       <w:cols w:space="708"/>
@@ -42663,7 +43500,7 @@
   <w:style w:type="paragraph" w:default="1" w:styleId="Normal">
     <w:name w:val="Normal"/>
     <w:qFormat/>
-    <w:rsid w:val="009C71EF"/>
+    <w:rsid w:val="00CD5EDF"/>
     <w:pPr>
       <w:spacing w:line="276" w:lineRule="auto"/>
     </w:pPr>
